--- a/downloads/teacher/ai-2-week-10.docx
+++ b/downloads/teacher/ai-2-week-10.docx
@@ -3034,6 +3034,396 @@
         <w:t>Build a transparent filtering stage for the recommender, storing each failed or unresolved requirement in its explanation.</w:t>
       </w:r>
     </w:p>
+    <w:p>
+      <w:pPr>
+        <w:pStyle w:val="Heading1"/>
+      </w:pPr>
+      <w:r>
+        <w:t>07. Prepare, teach and assess</w:t>
+      </w:r>
+    </w:p>
+    <w:p>
+      <w:r>
+        <w:t>Teaching target: Construct a classifier with a stated input format, selected rule and recorded output</w:t>
+      </w:r>
+    </w:p>
+    <w:p>
+      <w:r>
+        <w:t>Prepare the labelled worked-case picture, the matching workbook, fictional input cards and a place for individual responses. No paid AI account is required for the paper reasoning activities.</w:t>
+      </w:r>
+    </w:p>
+    <w:tbl>
+      <w:tblPr>
+        <w:tblStyle w:val="LightShading-Accent1"/>
+        <w:tblW w:type="auto" w:w="0"/>
+        <w:tblLook w:firstColumn="1" w:firstRow="1" w:lastColumn="0" w:lastRow="0" w:noHBand="0" w:noVBand="1" w:val="04A0"/>
+      </w:tblPr>
+      <w:tblGrid>
+        <w:gridCol w:w="3408"/>
+        <w:gridCol w:w="3408"/>
+        <w:gridCol w:w="3408"/>
+      </w:tblGrid>
+      <w:tr>
+        <w:trPr>
+          <w:tblHeader/>
+        </w:trPr>
+        <w:tc>
+          <w:tcPr>
+            <w:tcW w:type="dxa" w:w="3408"/>
+          </w:tcPr>
+          <w:p>
+            <w:r>
+              <w:t>Session</w:t>
+            </w:r>
+          </w:p>
+        </w:tc>
+        <w:tc>
+          <w:tcPr>
+            <w:tcW w:type="dxa" w:w="3408"/>
+          </w:tcPr>
+          <w:p>
+            <w:r>
+              <w:t>Plan</w:t>
+            </w:r>
+          </w:p>
+        </w:tc>
+        <w:tc>
+          <w:tcPr>
+            <w:tcW w:type="dxa" w:w="3408"/>
+          </w:tcPr>
+          <w:p>
+            <w:r>
+              <w:t>Resources</w:t>
+            </w:r>
+          </w:p>
+        </w:tc>
+      </w:tr>
+      <w:tr>
+        <w:tc>
+          <w:tcPr>
+            <w:tcW w:type="dxa" w:w="3408"/>
+          </w:tcPr>
+          <w:p>
+            <w:r>
+              <w:t>Session 1 · Understand · 45 min</w:t>
+            </w:r>
+          </w:p>
+        </w:tc>
+        <w:tc>
+          <w:tcPr>
+            <w:tcW w:type="dxa" w:w="3408"/>
+          </w:tcPr>
+          <w:p>
+            <w:r>
+              <w:t>0–7: recall and prerequisite; 7–15: inspect the concrete case and predict; 15–30: teacher models the worked trace; 30–40: learners explain a step using the text and visual; 40–45: check the core idea.</w:t>
+            </w:r>
+          </w:p>
+        </w:tc>
+        <w:tc>
+          <w:tcPr>
+            <w:tcW w:type="dxa" w:w="3408"/>
+          </w:tcPr>
+          <w:p>
+            <w:r>
+              <w:t>Sections 1–6; record the brief recall in the workbook.</w:t>
+            </w:r>
+          </w:p>
+        </w:tc>
+      </w:tr>
+      <w:tr>
+        <w:tc>
+          <w:tcPr>
+            <w:tcW w:type="dxa" w:w="3408"/>
+          </w:tcPr>
+          <w:p>
+            <w:r>
+              <w:t>Session 2 · Practise · 45 min</w:t>
+            </w:r>
+          </w:p>
+        </w:tc>
+        <w:tc>
+          <w:tcPr>
+            <w:tcW w:type="dxa" w:w="3408"/>
+          </w:tcPr>
+          <w:p>
+            <w:r>
+              <w:t>0–5: retrieve the procedure; 5–15: W2 completion practice; 15–23: explain and check with a partner; 23–30: each learner answers the misconception check; 30–40: targeted reteaching or a harder variation; 40–45: prepare the investigation.</w:t>
+            </w:r>
+          </w:p>
+        </w:tc>
+        <w:tc>
+          <w:tcPr>
+            <w:tcW w:type="dxa" w:w="3408"/>
+          </w:tcPr>
+          <w:p>
+            <w:r>
+              <w:t>Sections 7–10; use the matching workbook W2 and misconception check.</w:t>
+            </w:r>
+          </w:p>
+        </w:tc>
+      </w:tr>
+      <w:tr>
+        <w:tc>
+          <w:tcPr>
+            <w:tcW w:type="dxa" w:w="3408"/>
+          </w:tcPr>
+          <w:p>
+            <w:r>
+              <w:t>Session 3 · Investigate and transfer · 45 min</w:t>
+            </w:r>
+          </w:p>
+        </w:tc>
+        <w:tc>
+          <w:tcPr>
+            <w:tcW w:type="dxa" w:w="3408"/>
+          </w:tcPr>
+          <w:p>
+            <w:r>
+              <w:t>0–5: retrieve the decision rule; 5–20: investigate or trace; 20–30: start the independent case; 30–38: connect the project; 38–43: act on feedback; 43–45: plan the return check.</w:t>
+            </w:r>
+          </w:p>
+        </w:tc>
+        <w:tc>
+          <w:tcPr>
+            <w:tcW w:type="dxa" w:w="3408"/>
+          </w:tcPr>
+          <w:p>
+            <w:r>
+              <w:t>Sections 9 and 11–14. Give extra time to finish the full task set; use Section 15 when the week includes a coding lab.</w:t>
+            </w:r>
+          </w:p>
+        </w:tc>
+      </w:tr>
+    </w:tbl>
+    <w:p>
+      <w:r>
+        <w:t>Before class, solve the supported practice: Write numbered instructions for Tower1, including input checks, the stopping path after a failed check, the threshold rule and the record to keep. Your partner must be able to use them without supplying an unstated rule.</w:t>
+      </w:r>
+    </w:p>
+    <w:p>
+      <w:r>
+        <w:t>Reasoned practice answer: Check present height and cm unit, then whole number in 1 through 10. On failure, record original input, Tower1, no prediction and the reason; stop that record. Otherwise predict tall if height is at least 6, short otherwise. Record original input, Tower1 and prediction. Equivalent clear branches are acceptable.</w:t>
+      </w:r>
+    </w:p>
+    <w:p>
+      <w:r>
+        <w:t>Check every learner before discussion: Use the worked case for Constructing a classifier. Proposed explanation: “Any numeric input must receive a category”. Decide whether this explanation is supported. Point to the step or supplied fact that decides; explain your repair if needed.</w:t>
+      </w:r>
+    </w:p>
+    <w:p>
+      <w:r>
+        <w:t>Misconception repair: Check the stated unit, whole-number condition and supported range before comparing the threshold.</w:t>
+      </w:r>
+    </w:p>
+    <w:p>
+      <w:r>
+        <w:t>Support: read the exact case aloud, enlarge the labelled picture, supply input cards and model only the first deciding step. Accept a spoken explanation or drawing; retain the reasoning goal.</w:t>
+      </w:r>
+    </w:p>
+    <w:p>
+      <w:r>
+        <w:t>Extension: Supply M’s pages as 101. Require a prediction and a reason before comparing. Expected result: M is now rejected rather than awaiting page review. Reason: The required field is known but fails the maximum-length condition.</w:t>
+      </w:r>
+    </w:p>
+    <w:p>
+      <w:r>
+        <w:t>Independent assessment: withhold the reserved answer until the learner has attempted the new case. Record support separately from correctness.</w:t>
+      </w:r>
+    </w:p>
+    <w:tbl>
+      <w:tblPr>
+        <w:tblStyle w:val="LightShading-Accent1"/>
+        <w:tblW w:type="auto" w:w="0"/>
+        <w:tblLook w:firstColumn="1" w:firstRow="1" w:lastColumn="0" w:lastRow="0" w:noHBand="0" w:noVBand="1" w:val="04A0"/>
+      </w:tblPr>
+      <w:tblGrid>
+        <w:gridCol w:w="2556"/>
+        <w:gridCol w:w="2556"/>
+        <w:gridCol w:w="2556"/>
+        <w:gridCol w:w="2556"/>
+      </w:tblGrid>
+      <w:tr>
+        <w:trPr>
+          <w:tblHeader/>
+        </w:trPr>
+        <w:tc>
+          <w:tcPr>
+            <w:tcW w:type="dxa" w:w="2556"/>
+          </w:tcPr>
+          <w:p>
+            <w:r>
+              <w:t>Criterion</w:t>
+            </w:r>
+          </w:p>
+        </w:tc>
+        <w:tc>
+          <w:tcPr>
+            <w:tcW w:type="dxa" w:w="2556"/>
+          </w:tcPr>
+          <w:p>
+            <w:r>
+              <w:t>Not yet</w:t>
+            </w:r>
+          </w:p>
+        </w:tc>
+        <w:tc>
+          <w:tcPr>
+            <w:tcW w:type="dxa" w:w="2556"/>
+          </w:tcPr>
+          <w:p>
+            <w:r>
+              <w:t>With support</w:t>
+            </w:r>
+          </w:p>
+        </w:tc>
+        <w:tc>
+          <w:tcPr>
+            <w:tcW w:type="dxa" w:w="2556"/>
+          </w:tcPr>
+          <w:p>
+            <w:r>
+              <w:t>Independent</w:t>
+            </w:r>
+          </w:p>
+        </w:tc>
+      </w:tr>
+      <w:tr>
+        <w:tc>
+          <w:tcPr>
+            <w:tcW w:type="dxa" w:w="2556"/>
+          </w:tcPr>
+          <w:p>
+            <w:r>
+              <w:t>Explanation</w:t>
+            </w:r>
+          </w:p>
+        </w:tc>
+        <w:tc>
+          <w:tcPr>
+            <w:tcW w:type="dxa" w:w="2556"/>
+          </w:tcPr>
+          <w:p>
+            <w:r>
+              <w:t>Names an answer without a deciding fact</w:t>
+            </w:r>
+          </w:p>
+        </w:tc>
+        <w:tc>
+          <w:tcPr>
+            <w:tcW w:type="dxa" w:w="2556"/>
+          </w:tcPr>
+          <w:p>
+            <w:r>
+              <w:t>Uses a hint to link fact and decision</w:t>
+            </w:r>
+          </w:p>
+        </w:tc>
+        <w:tc>
+          <w:tcPr>
+            <w:tcW w:type="dxa" w:w="2556"/>
+          </w:tcPr>
+          <w:p>
+            <w:r>
+              <w:t>Explains the deciding fact in own words</w:t>
+            </w:r>
+          </w:p>
+        </w:tc>
+      </w:tr>
+      <w:tr>
+        <w:tc>
+          <w:tcPr>
+            <w:tcW w:type="dxa" w:w="2556"/>
+          </w:tcPr>
+          <w:p>
+            <w:r>
+              <w:t>Trace or test</w:t>
+            </w:r>
+          </w:p>
+        </w:tc>
+        <w:tc>
+          <w:tcPr>
+            <w:tcW w:type="dxa" w:w="2556"/>
+          </w:tcPr>
+          <w:p>
+            <w:r>
+              <w:t>Cannot connect input and result</w:t>
+            </w:r>
+          </w:p>
+        </w:tc>
+        <w:tc>
+          <w:tcPr>
+            <w:tcW w:type="dxa" w:w="2556"/>
+          </w:tcPr>
+          <w:p>
+            <w:r>
+              <w:t>Completes steps with prompts</w:t>
+            </w:r>
+          </w:p>
+        </w:tc>
+        <w:tc>
+          <w:tcPr>
+            <w:tcW w:type="dxa" w:w="2556"/>
+          </w:tcPr>
+          <w:p>
+            <w:r>
+              <w:t>Traces or tests a changed case accurately</w:t>
+            </w:r>
+          </w:p>
+        </w:tc>
+      </w:tr>
+      <w:tr>
+        <w:tc>
+          <w:tcPr>
+            <w:tcW w:type="dxa" w:w="2556"/>
+          </w:tcPr>
+          <w:p>
+            <w:r>
+              <w:t>Limits and revision</w:t>
+            </w:r>
+          </w:p>
+        </w:tc>
+        <w:tc>
+          <w:tcPr>
+            <w:tcW w:type="dxa" w:w="2556"/>
+          </w:tcPr>
+          <w:p>
+            <w:r>
+              <w:t>Claims more than evidence supports</w:t>
+            </w:r>
+          </w:p>
+        </w:tc>
+        <w:tc>
+          <w:tcPr>
+            <w:tcW w:type="dxa" w:w="2556"/>
+          </w:tcPr>
+          <w:p>
+            <w:r>
+              <w:t>Names a limit after a prompt</w:t>
+            </w:r>
+          </w:p>
+        </w:tc>
+        <w:tc>
+          <w:tcPr>
+            <w:tcW w:type="dxa" w:w="2556"/>
+          </w:tcPr>
+          <w:p>
+            <w:r>
+              <w:t>States a defensible limit and useful next test</w:t>
+            </w:r>
+          </w:p>
+        </w:tc>
+      </w:tr>
+    </w:tbl>
+    <w:p>
+      <w:r>
+        <w:t>Project checkpoint: Make a transparent first version. Keep a trace of how one input becomes an output; explain the rule or learned component.</w:t>
+      </w:r>
+    </w:p>
+    <w:p>
+      <w:r>
+        <w:t>Use the weekly teacher answer for topic-specific reasoning. A saved progress tick is an activity record; judge mastery from the learner’s explanation and evidence.</w:t>
+      </w:r>
+    </w:p>
     <w:sectPr>
       <w:pgSz w:w="12240" w:h="15840"/>
       <w:pgMar w:top="936" w:right="1008" w:bottom="936" w:left="1008" w:header="720" w:footer="720" w:gutter="0"/>

--- a/downloads/teacher/ai-2-week-10.docx
+++ b/downloads/teacher/ai-2-week-10.docx
@@ -3424,6 +3424,39 @@
         <w:t>Use the weekly teacher answer for topic-specific reasoning. A saved progress tick is an activity record; judge mastery from the learner’s explanation and evidence.</w:t>
       </w:r>
     </w:p>
+    <w:p>
+      <w:pPr>
+        <w:pStyle w:val="Heading1"/>
+      </w:pPr>
+      <w:r>
+        <w:t>08. Use feedback, labs and repair paths</w:t>
+      </w:r>
+    </w:p>
+    <w:p>
+      <w:r>
+        <w:t>Use the two formative questions as supported practice, not as independent mastery scores. Discuss the deciding evidence rather than accepting a guessed selection.</w:t>
+      </w:r>
+    </w:p>
+    <w:p>
+      <w:r>
+        <w:t>The feedback comes from the reviewed public worked case. Do not reveal the separately reserved independent teacher answer until the learner has attempted that case.</w:t>
+      </w:r>
+    </w:p>
+    <w:p>
+      <w:r>
+        <w:t>Ask students to predict before running code. Preserve errors and actual outputs; collect a changed test and an explanation. The branch-boundary and indexing lessons deliberately include failure cases.</w:t>
+      </w:r>
+    </w:p>
+    <w:p>
+      <w:r>
+        <w:t>Use the earlier worked-explanation links to address a specific missing building block, then return to the current question. Adapt this suggestion after observing the learner; it is not an automatic diagnosis.</w:t>
+      </w:r>
+    </w:p>
+    <w:p>
+      <w:r>
+        <w:t>Collect the completed-work portfolio as evidence. Record support separately from correctness, and assess explanation, trace/test and limitations. Progress ticks and quiz selections alone do not establish mastery.</w:t>
+      </w:r>
+    </w:p>
     <w:sectPr>
       <w:pgSz w:w="12240" w:h="15840"/>
       <w:pgMar w:top="936" w:right="1008" w:bottom="936" w:left="1008" w:header="720" w:footer="720" w:gutter="0"/>

--- a/downloads/teacher/ai-2-week-10.docx
+++ b/downloads/teacher/ai-2-week-10.docx
@@ -29,6 +29,11 @@
       </w:r>
     </w:p>
     <w:p>
+      <w:r>
+        <w:t>Prepare Human Classifier Simulation: check the target, prerequisites, resources and adaptable teaching schedule.</w:t>
+      </w:r>
+    </w:p>
+    <w:p>
       <w:pPr>
         <w:pStyle w:val="Heading3"/>
       </w:pPr>
@@ -37,8 +42,44 @@
       </w:r>
     </w:p>
     <w:p>
-      <w:r>
-        <w:t>Primary target: Construct a classifier with a stated input format, selected rule and recorded output</w:t>
+      <w:pPr>
+        <w:spacing w:line="336" w:lineRule="auto" w:after="180"/>
+      </w:pPr>
+      <w:r>
+        <w:rPr>
+          <w:b w:val="0"/>
+        </w:rPr>
+        <w:t xml:space="preserve">Primary target: Construct a </w:t>
+      </w:r>
+      <w:r>
+        <w:rPr>
+          <w:b/>
+        </w:rPr>
+        <w:t>classifier</w:t>
+      </w:r>
+      <w:r>
+        <w:rPr>
+          <w:b w:val="0"/>
+        </w:rPr>
+        <w:t xml:space="preserve"> with a stated </w:t>
+      </w:r>
+      <w:r>
+        <w:rPr>
+          <w:b/>
+        </w:rPr>
+        <w:t>input</w:t>
+      </w:r>
+      <w:r>
+        <w:rPr>
+          <w:b w:val="0"/>
+        </w:rPr>
+        <w:t xml:space="preserve"> format, selected rule and recorded </w:t>
+      </w:r>
+      <w:r>
+        <w:rPr>
+          <w:b/>
+        </w:rPr>
+        <w:t>output</w:t>
       </w:r>
     </w:p>
     <w:tbl>
@@ -185,12 +226,47 @@
       </w:tr>
     </w:tbl>
     <w:p>
-      <w:r>
-        <w:t>This is a starting allocation of 135 minutes, not a validated duration. Preserve all named topics. Schedule extra time for connected examples, the full investigation, independent cases and project building. Repeated copies of a case share one recorded attempt; they are not new evidence.</w:t>
-      </w:r>
-    </w:p>
-    <w:p>
-      <w:r>
+      <w:pPr>
+        <w:spacing w:line="336" w:lineRule="auto" w:after="180"/>
+      </w:pPr>
+      <w:r>
+        <w:rPr>
+          <w:b w:val="0"/>
+        </w:rPr>
+        <w:t>This is a starting allocation of 135 minutes, not a validated duration. Preserve all named topics. Schedule extra time for connected examples, the full investigation, independent cases and project building.</w:t>
+      </w:r>
+    </w:p>
+    <w:p>
+      <w:pPr>
+        <w:spacing w:line="336" w:lineRule="auto" w:after="180"/>
+      </w:pPr>
+      <w:r>
+        <w:rPr>
+          <w:b w:val="0"/>
+        </w:rPr>
+        <w:t xml:space="preserve">Repeated copies of a case share one recorded attempt; they are not new </w:t>
+      </w:r>
+      <w:r>
+        <w:rPr>
+          <w:b/>
+        </w:rPr>
+        <w:t>evidence</w:t>
+      </w:r>
+      <w:r>
+        <w:rPr>
+          <w:b w:val="0"/>
+        </w:rPr>
+        <w:t>.</w:t>
+      </w:r>
+    </w:p>
+    <w:p>
+      <w:pPr>
+        <w:spacing w:line="336" w:lineRule="auto" w:after="180"/>
+      </w:pPr>
+      <w:r>
+        <w:rPr>
+          <w:b w:val="0"/>
+        </w:rPr>
         <w:t>Case exposure check: this source example appears in ai-1/14, ai-2/10. Reuse a familiar case for recall or modelling; verify that the case used to assess transfer has not already received feedback.</w:t>
       </w:r>
     </w:p>
@@ -211,18 +287,58 @@
       </w:r>
     </w:p>
     <w:p>
-      <w:r>
+      <w:pPr>
+        <w:spacing w:line="336" w:lineRule="auto" w:after="180"/>
+      </w:pPr>
+      <w:r>
+        <w:rPr>
+          <w:b w:val="0"/>
+        </w:rPr>
         <w:t>Without opening the old lesson, explain one key idea from Features and Distractors. Give an example and a mistake that the idea helps you avoid.</w:t>
       </w:r>
     </w:p>
     <w:p>
-      <w:r>
+      <w:pPr>
+        <w:spacing w:line="336" w:lineRule="auto" w:after="180"/>
+      </w:pPr>
+      <w:r>
+        <w:rPr>
+          <w:b w:val="0"/>
+        </w:rPr>
         <w:t>Look for: Choose recorded properties that preserve distinctions needed for a stated task</w:t>
       </w:r>
     </w:p>
     <w:p>
-      <w:r>
-        <w:t>Reference example, not the only acceptable wording: Use length and width measured before the decision. State the order as length in cm, then width in cm; the record is 12, 8. The target is fits or too large under the guide, and this card is fits because both equalities are included. Colour and card number are not needed for this rule; the final inspection sticker copies the answer and is unavailable before inspection.</w:t>
+      <w:pPr>
+        <w:spacing w:line="336" w:lineRule="auto" w:after="180"/>
+      </w:pPr>
+      <w:r>
+        <w:rPr>
+          <w:b w:val="0"/>
+        </w:rPr>
+        <w:t>Reference example, not the only acceptable wording: Use length and width measured before the decision. State the order as length in cm, then width in cm; the record is 12, 8.</w:t>
+      </w:r>
+    </w:p>
+    <w:p>
+      <w:pPr>
+        <w:spacing w:line="336" w:lineRule="auto" w:after="180"/>
+      </w:pPr>
+      <w:r>
+        <w:rPr>
+          <w:b w:val="0"/>
+        </w:rPr>
+        <w:t>The target is fits or too large under the guide, and this card is fits because both equalities are included.</w:t>
+      </w:r>
+    </w:p>
+    <w:p>
+      <w:pPr>
+        <w:spacing w:line="336" w:lineRule="auto" w:after="180"/>
+      </w:pPr>
+      <w:r>
+        <w:rPr>
+          <w:b w:val="0"/>
+        </w:rPr>
+        <w:t>Colour and card number are not needed for this rule; the final inspection sticker copies the answer and is unavailable before inspection.</w:t>
       </w:r>
     </w:p>
     <w:p>
@@ -234,17 +350,35 @@
       </w:r>
     </w:p>
     <w:p>
-      <w:r>
+      <w:pPr>
+        <w:spacing w:line="336" w:lineRule="auto" w:after="180"/>
+      </w:pPr>
+      <w:r>
+        <w:rPr>
+          <w:b w:val="0"/>
+        </w:rPr>
         <w:t>Without opening the old lesson, explain one key idea from Rows Columns and Data Types. Give an example and a mistake that the idea helps you avoid.</w:t>
       </w:r>
     </w:p>
     <w:p>
-      <w:r>
+      <w:pPr>
+        <w:spacing w:line="336" w:lineRule="auto" w:after="180"/>
+      </w:pPr>
+      <w:r>
+        <w:rPr>
+          <w:b w:val="0"/>
+        </w:rPr>
         <w:t>Look for: Specify a table schema</w:t>
       </w:r>
     </w:p>
     <w:p>
-      <w:r>
+      <w:pPr>
+        <w:spacing w:line="336" w:lineRule="auto" w:after="180"/>
+      </w:pPr>
+      <w:r>
+        <w:rPr>
+          <w:b w:val="0"/>
+        </w:rPr>
         <w:t>Reference example, not the only acceptable wording: activity: nonempty text; minutes: integer from 0 to 60 inclusive.</w:t>
       </w:r>
     </w:p>
@@ -257,22 +391,46 @@
       </w:r>
     </w:p>
     <w:p>
-      <w:r>
+      <w:pPr>
+        <w:spacing w:line="336" w:lineRule="auto" w:after="180"/>
+      </w:pPr>
+      <w:r>
+        <w:rPr>
+          <w:b w:val="0"/>
+        </w:rPr>
         <w:t>Without opening the old lesson, explain one key idea from Trace Tables. Give an example and a mistake that the idea helps you avoid.</w:t>
       </w:r>
     </w:p>
     <w:p>
-      <w:r>
+      <w:pPr>
+        <w:spacing w:line="336" w:lineRule="auto" w:after="180"/>
+      </w:pPr>
+      <w:r>
+        <w:rPr>
+          <w:b w:val="0"/>
+        </w:rPr>
         <w:t>Look for: Trace variable values before and after each loop iteration</w:t>
       </w:r>
     </w:p>
     <w:p>
-      <w:r>
+      <w:pPr>
+        <w:spacing w:line="336" w:lineRule="auto" w:after="180"/>
+      </w:pPr>
+      <w:r>
+        <w:rPr>
+          <w:b w:val="0"/>
+        </w:rPr>
         <w:t>Reference example, not the only acceptable wording: 2, 3 and 4; the stop value is excluded. The body runs three times.</w:t>
       </w:r>
     </w:p>
     <w:p>
-      <w:r>
+      <w:pPr>
+        <w:spacing w:line="336" w:lineRule="auto" w:after="180"/>
+      </w:pPr>
+      <w:r>
+        <w:rPr>
+          <w:b w:val="0"/>
+        </w:rPr>
         <w:t>Use the student module and workbook section with this exact week title. The worked case, independent question and answers below form one aligned lesson sequence.</w:t>
       </w:r>
     </w:p>
@@ -285,7 +443,13 @@
       </w:r>
     </w:p>
     <w:p>
-      <w:r>
+      <w:pPr>
+        <w:spacing w:line="336" w:lineRule="auto" w:after="180"/>
+      </w:pPr>
+      <w:r>
+        <w:rPr>
+          <w:b w:val="0"/>
+        </w:rPr>
         <w:t>Recommend a book only if genre is science AND pages&lt;=150. Classify science/150, science/151, mystery/90 and missing-genre/80. State a missing-data policy.</w:t>
       </w:r>
     </w:p>
@@ -298,8 +462,26 @@
       </w:r>
     </w:p>
     <w:p>
-      <w:r>
-        <w:t>Week 10: Human Classifier Simulation</w:t>
+      <w:pPr>
+        <w:spacing w:line="336" w:lineRule="auto" w:after="180"/>
+      </w:pPr>
+      <w:r>
+        <w:rPr>
+          <w:b w:val="0"/>
+        </w:rPr>
+        <w:t xml:space="preserve">Week 10: Human </w:t>
+      </w:r>
+      <w:r>
+        <w:rPr>
+          <w:b/>
+        </w:rPr>
+        <w:t>Classifier</w:t>
+      </w:r>
+      <w:r>
+        <w:rPr>
+          <w:b w:val="0"/>
+        </w:rPr>
+        <w:t xml:space="preserve"> Simulation</w:t>
       </w:r>
     </w:p>
     <w:tbl>
@@ -435,12 +617,38 @@
       </w:r>
     </w:p>
     <w:p>
-      <w:r>
+      <w:pPr>
+        <w:spacing w:line="336" w:lineRule="auto" w:after="180"/>
+      </w:pPr>
+      <w:r>
+        <w:rPr>
+          <w:b w:val="0"/>
+        </w:rPr>
         <w:t>Use the supplied scenario, student illustrations and blank paper. For numeric work, offer counters or a calculator after learners show the setup. Fictional records are supplied; personal data and paid accounts are unnecessary.</w:t>
       </w:r>
     </w:p>
     <w:p>
-      <w:r>
+      <w:pPr>
+        <w:pStyle w:val="Heading3"/>
+      </w:pPr>
+      <w:r>
+        <w:t>Alternative compact allocation</w:t>
+      </w:r>
+    </w:p>
+    <w:p>
+      <w:r>
+        <w:t>This compact option is not the full-week schedule. Use the main teaching cycle and allow extra sessions for the investigation, independent work and project.</w:t>
+      </w:r>
+    </w:p>
+    <w:p>
+      <w:pPr>
+        <w:spacing w:line="336" w:lineRule="auto" w:after="180"/>
+        <w:shd w:fill="F1F6F8"/>
+      </w:pPr>
+      <w:r>
+        <w:rPr>
+          <w:b w:val="0"/>
+        </w:rPr>
         <w:t>Allow 80 minutes: recall 8; explanation 12; worked demonstration 15; guided practice 20; independent assessment 15; project and reflection 10. Extend the lab into a second session when needed.</w:t>
       </w:r>
     </w:p>
@@ -453,8 +661,85 @@
       </w:r>
     </w:p>
     <w:p>
-      <w:r>
-        <w:t>Students construct a paper procedure around a fitted threshold, joining input checks, conditions, stopping and recorded output. Separate input validation, predictive correctness and subsequent human action. Tower1’s range and whole-number requirement are classroom restrictions, not general requirements for classifiers.</w:t>
+      <w:pPr>
+        <w:spacing w:line="336" w:lineRule="auto" w:after="180"/>
+      </w:pPr>
+      <w:r>
+        <w:rPr>
+          <w:b w:val="0"/>
+        </w:rPr>
+        <w:t xml:space="preserve">Students construct a paper procedure around a fitted threshold, joining </w:t>
+      </w:r>
+      <w:r>
+        <w:rPr>
+          <w:b/>
+        </w:rPr>
+        <w:t>input</w:t>
+      </w:r>
+      <w:r>
+        <w:rPr>
+          <w:b w:val="0"/>
+        </w:rPr>
+        <w:t xml:space="preserve"> checks, conditions, stopping and recorded </w:t>
+      </w:r>
+      <w:r>
+        <w:rPr>
+          <w:b/>
+        </w:rPr>
+        <w:t>output</w:t>
+      </w:r>
+      <w:r>
+        <w:rPr>
+          <w:b w:val="0"/>
+        </w:rPr>
+        <w:t xml:space="preserve">. Separate </w:t>
+      </w:r>
+      <w:r>
+        <w:rPr>
+          <w:b/>
+        </w:rPr>
+        <w:t>input</w:t>
+      </w:r>
+      <w:r>
+        <w:rPr>
+          <w:b w:val="0"/>
+        </w:rPr>
+        <w:t xml:space="preserve"> </w:t>
+      </w:r>
+      <w:r>
+        <w:rPr>
+          <w:b/>
+        </w:rPr>
+        <w:t>validation</w:t>
+      </w:r>
+      <w:r>
+        <w:rPr>
+          <w:b w:val="0"/>
+        </w:rPr>
+        <w:t>, predictive correctness and subsequent human action.</w:t>
+      </w:r>
+    </w:p>
+    <w:p>
+      <w:pPr>
+        <w:spacing w:line="336" w:lineRule="auto" w:after="180"/>
+      </w:pPr>
+      <w:r>
+        <w:rPr>
+          <w:b w:val="0"/>
+        </w:rPr>
+        <w:t xml:space="preserve">Tower1’s range and whole-number requirement are classroom restrictions, not general requirements for </w:t>
+      </w:r>
+      <w:r>
+        <w:rPr>
+          <w:b/>
+        </w:rPr>
+        <w:t>classifier</w:t>
+      </w:r>
+      <w:r>
+        <w:rPr>
+          <w:b w:val="0"/>
+        </w:rPr>
+        <w:t>s.</w:t>
       </w:r>
     </w:p>
     <w:p>
@@ -466,22 +751,64 @@
       </w:r>
     </w:p>
     <w:p>
-      <w:r>
+      <w:pPr>
+        <w:spacing w:line="336" w:lineRule="auto" w:after="180"/>
+      </w:pPr>
+      <w:r>
+        <w:rPr>
+          <w:b w:val="0"/>
+        </w:rPr>
         <w:t>At 5 predict short; at 6 predict tall. Check that a height was supplied. A blank is missing information, not the number zero.</w:t>
       </w:r>
     </w:p>
     <w:p>
-      <w:r>
-        <w:t>Input cards with 1, 5, 6, 9, 10 and 11 cm, a blank, 60 mm and 4.5 cm</w:t>
-      </w:r>
-    </w:p>
-    <w:p>
-      <w:r>
-        <w:t>Blank paper for numbered steps or branch diagrams and a record with input, version, outcome and reason</w:t>
-      </w:r>
-    </w:p>
-    <w:p>
-      <w:r>
+      <w:pPr>
+        <w:spacing w:line="336" w:lineRule="auto" w:after="180"/>
+      </w:pPr>
+      <w:r>
+        <w:rPr>
+          <w:b/>
+        </w:rPr>
+        <w:t>Input</w:t>
+      </w:r>
+      <w:r>
+        <w:rPr>
+          <w:b w:val="0"/>
+        </w:rPr>
+        <w:t xml:space="preserve"> cards with 1, 5, 6, 9, 10 and 11 cm, a blank, 60 mm and 4.5 cm</w:t>
+      </w:r>
+    </w:p>
+    <w:p>
+      <w:pPr>
+        <w:spacing w:line="336" w:lineRule="auto" w:after="180"/>
+      </w:pPr>
+      <w:r>
+        <w:rPr>
+          <w:b w:val="0"/>
+        </w:rPr>
+        <w:t xml:space="preserve">Blank paper for numbered steps or branch diagrams and a record with </w:t>
+      </w:r>
+      <w:r>
+        <w:rPr>
+          <w:b/>
+        </w:rPr>
+        <w:t>input</w:t>
+      </w:r>
+      <w:r>
+        <w:rPr>
+          <w:b w:val="0"/>
+        </w:rPr>
+        <w:t>, version, outcome and reason</w:t>
+      </w:r>
+    </w:p>
+    <w:p>
+      <w:pPr>
+        <w:spacing w:line="336" w:lineRule="auto" w:after="180"/>
+      </w:pPr>
+      <w:r>
+        <w:rPr>
+          <w:b w:val="0"/>
+        </w:rPr>
         <w:t>Separate Ribbon1 task cards; no accounts, devices or personal measurements required</w:t>
       </w:r>
     </w:p>
@@ -494,12 +821,36 @@
       </w:r>
     </w:p>
     <w:p>
-      <w:r>
-        <w:t>By the end, I can simulate a classifier with explicit requirements and missing-value behavior.</w:t>
-      </w:r>
-    </w:p>
-    <w:p>
-      <w:r>
+      <w:pPr>
+        <w:spacing w:line="336" w:lineRule="auto" w:after="180"/>
+      </w:pPr>
+      <w:r>
+        <w:rPr>
+          <w:b w:val="0"/>
+        </w:rPr>
+        <w:t xml:space="preserve">By the end, I can simulate a </w:t>
+      </w:r>
+      <w:r>
+        <w:rPr>
+          <w:b/>
+        </w:rPr>
+        <w:t>classifier</w:t>
+      </w:r>
+      <w:r>
+        <w:rPr>
+          <w:b w:val="0"/>
+        </w:rPr>
+        <w:t xml:space="preserve"> with explicit requirements and missing-value behavior.</w:t>
+      </w:r>
+    </w:p>
+    <w:p>
+      <w:pPr>
+        <w:spacing w:line="336" w:lineRule="auto" w:after="180"/>
+      </w:pPr>
+      <w:r>
+        <w:rPr>
+          <w:b w:val="0"/>
+        </w:rPr>
         <w:t>This added worked case illustrates the week’s main idea. Retain all original and connected topics; schedule its practice within the teaching cycle.</w:t>
       </w:r>
     </w:p>
@@ -512,61 +863,203 @@
       </w:r>
     </w:p>
     <w:p>
+      <w:r>
+        <w:t>Model Human Classifier Simulation using the supplied case, labelled mechanism and reasoning. Make the scope of each conclusion explicit.</w:t>
+      </w:r>
+    </w:p>
+    <w:p>
+      <w:pPr>
+        <w:spacing w:line="336" w:lineRule="auto" w:after="180"/>
+      </w:pPr>
+      <w:r>
+        <w:rPr>
+          <w:b/>
+        </w:rPr>
+        <w:t>Input</w:t>
+      </w:r>
+      <w:r>
+        <w:rPr>
+          <w:b w:val="0"/>
+        </w:rPr>
+        <w:t xml:space="preserve"> → </w:t>
+      </w:r>
+      <w:r>
+        <w:rPr>
+          <w:b/>
+        </w:rPr>
+        <w:t>Process</w:t>
+      </w:r>
+      <w:r>
+        <w:rPr>
+          <w:b w:val="0"/>
+        </w:rPr>
+        <w:t xml:space="preserve"> → </w:t>
+      </w:r>
+      <w:r>
+        <w:rPr>
+          <w:b/>
+        </w:rPr>
+        <w:t>Output</w:t>
+      </w:r>
+    </w:p>
+    <w:p>
+      <w:pPr>
+        <w:spacing w:line="336" w:lineRule="auto" w:after="180"/>
+      </w:pPr>
+      <w:r>
+        <w:rPr>
+          <w:b w:val="0"/>
+        </w:rPr>
+        <w:t>Trace the information. At each stage, ask what changed and how you could test it.</w:t>
+      </w:r>
+    </w:p>
+    <w:p>
+      <w:pPr>
+        <w:spacing w:line="336" w:lineRule="auto" w:after="180"/>
+      </w:pPr>
+      <w:r>
+        <w:rPr>
+          <w:b w:val="0"/>
+        </w:rPr>
+        <w:t>Which stage could fail even when the other two are correct? Explain:</w:t>
+      </w:r>
+    </w:p>
+    <w:p>
+      <w:pPr>
+        <w:spacing w:line="336" w:lineRule="auto" w:after="180"/>
+      </w:pPr>
+      <w:r>
+        <w:rPr>
+          <w:b w:val="0"/>
+        </w:rPr>
+        <w:t xml:space="preserve">Predict first. Then check each step. A correct answer without visible reasoning is incomplete </w:t>
+      </w:r>
+      <w:r>
+        <w:rPr>
+          <w:b/>
+        </w:rPr>
+        <w:t>evidence</w:t>
+      </w:r>
+      <w:r>
+        <w:rPr>
+          <w:b w:val="0"/>
+        </w:rPr>
+        <w:t>.</w:t>
+      </w:r>
+    </w:p>
+    <w:p>
+      <w:pPr>
+        <w:spacing w:line="336" w:lineRule="auto" w:after="180"/>
+        <w:shd w:fill="F4F9FC"/>
+      </w:pPr>
+      <w:r>
+        <w:rPr>
+          <w:b w:val="0"/>
+        </w:rPr>
+        <w:t>1. Examples suggest: striped AND small → glim.</w:t>
+      </w:r>
+    </w:p>
+    <w:p>
+      <w:pPr>
+        <w:spacing w:line="336" w:lineRule="auto" w:after="180"/>
+        <w:shd w:fill="F4F9FC"/>
+      </w:pPr>
+      <w:r>
+        <w:rPr>
+          <w:b w:val="0"/>
+        </w:rPr>
+        <w:t xml:space="preserve">2. Learners infer a </w:t>
+      </w:r>
+      <w:r>
+        <w:rPr>
+          <w:b/>
+        </w:rPr>
+        <w:t>boundary</w:t>
+      </w:r>
+      <w:r>
+        <w:rPr>
+          <w:b w:val="0"/>
+        </w:rPr>
+        <w:t xml:space="preserve"> from labeled cards.</w:t>
+      </w:r>
+    </w:p>
+    <w:p>
+      <w:pPr>
+        <w:spacing w:line="336" w:lineRule="auto" w:after="180"/>
+        <w:shd w:fill="F4F9FC"/>
+      </w:pPr>
+      <w:r>
+        <w:rPr>
+          <w:b w:val="0"/>
+        </w:rPr>
+        <w:t>3. New case: striped, small creature → predict glim.</w:t>
+      </w:r>
+    </w:p>
+    <w:p>
+      <w:pPr>
+        <w:spacing w:line="336" w:lineRule="auto" w:after="180"/>
+        <w:shd w:fill="F4F9FC"/>
+      </w:pPr>
+      <w:r>
+        <w:rPr>
+          <w:b w:val="0"/>
+        </w:rPr>
+        <w:t xml:space="preserve">4. Different inferred rules may match </w:t>
+      </w:r>
+      <w:r>
+        <w:rPr>
+          <w:b/>
+        </w:rPr>
+        <w:t>training</w:t>
+      </w:r>
+      <w:r>
+        <w:rPr>
+          <w:b w:val="0"/>
+        </w:rPr>
+        <w:t xml:space="preserve"> yet disagree on a new case.</w:t>
+      </w:r>
+    </w:p>
+    <w:p>
+      <w:pPr>
+        <w:spacing w:line="336" w:lineRule="auto" w:after="180"/>
+      </w:pPr>
+      <w:r>
+        <w:rPr>
+          <w:b w:val="0"/>
+        </w:rPr>
+        <w:t>Recalculate, retrace, or restate the reasoning in your own representation:</w:t>
+      </w:r>
+    </w:p>
+    <w:p>
+      <w:pPr>
+        <w:spacing w:line="336" w:lineRule="auto" w:after="180"/>
+        <w:shd w:fill="F5F1FB"/>
+      </w:pPr>
+      <w:r>
+        <w:rPr>
+          <w:b w:val="0"/>
+        </w:rPr>
+        <w:t xml:space="preserve">CHECK Did the </w:t>
+      </w:r>
+      <w:r>
+        <w:rPr>
+          <w:b/>
+        </w:rPr>
+        <w:t>evidence</w:t>
+      </w:r>
+      <w:r>
+        <w:rPr>
+          <w:b w:val="0"/>
+        </w:rPr>
+        <w:t xml:space="preserve"> answer the exact question? Did the total, path, or source record stay consistent?</w:t>
+      </w:r>
+    </w:p>
+    <w:p>
       <w:pPr>
         <w:pStyle w:val="Heading3"/>
       </w:pPr>
       <w:r>
-        <w:t>Explain the mechanism</w:t>
-      </w:r>
-    </w:p>
-    <w:p>
-      <w:r>
-        <w:t>Input → Process → Output</w:t>
-      </w:r>
-    </w:p>
-    <w:p>
-      <w:r>
-        <w:t>Trace the information. At each stage, ask what changed and how you could test it.</w:t>
-      </w:r>
-    </w:p>
-    <w:p>
-      <w:r>
-        <w:t>Which stage could fail even when the other two are correct? Explain:</w:t>
-      </w:r>
-    </w:p>
-    <w:p>
-      <w:r>
-        <w:t>Predict first. Then check each step. A correct answer without visible reasoning is incomplete evidence.</w:t>
-      </w:r>
-    </w:p>
-    <w:p>
-      <w:r>
-        <w:t>1. Examples suggest: striped AND small → glim.</w:t>
-      </w:r>
-    </w:p>
-    <w:p>
-      <w:r>
-        <w:t>2. Learners infer a boundary from labeled cards.</w:t>
-      </w:r>
-    </w:p>
-    <w:p>
-      <w:r>
-        <w:t>3. New case: striped, small creature → predict glim.</w:t>
-      </w:r>
-    </w:p>
-    <w:p>
-      <w:r>
-        <w:t>4. Different inferred rules may match training yet disagree on a new case.</w:t>
-      </w:r>
-    </w:p>
-    <w:p>
-      <w:r>
-        <w:t>Recalculate, retrace, or restate the reasoning in your own representation:</w:t>
-      </w:r>
-    </w:p>
-    <w:p>
-      <w:r>
-        <w:t>CHECK Did the evidence answer the exact question? Did the total, path, or source record stay consistent?</w:t>
+        <w:t>Concrete teaching case</w:t>
       </w:r>
     </w:p>
     <w:p>
@@ -574,16 +1067,38 @@
         <w:pStyle w:val="Heading3"/>
       </w:pPr>
       <w:r>
-        <w:t>Concrete teaching case</w:t>
-      </w:r>
-    </w:p>
-    <w:p>
-      <w:r>
+        <w:t>The teaching case</w:t>
+      </w:r>
+    </w:p>
+    <w:p>
+      <w:pPr>
+        <w:spacing w:line="336" w:lineRule="auto" w:after="180"/>
+        <w:shd w:fill="F1F6FC"/>
+      </w:pPr>
+      <w:r>
+        <w:rPr>
+          <w:b w:val="0"/>
+        </w:rPr>
         <w:t>Recommend if adventure AND pages&lt;150; otherwise Other.</w:t>
       </w:r>
     </w:p>
     <w:p>
-      <w:r>
+      <w:pPr>
+        <w:pStyle w:val="Heading3"/>
+      </w:pPr>
+      <w:r>
+        <w:t>The teaching case</w:t>
+      </w:r>
+    </w:p>
+    <w:p>
+      <w:pPr>
+        <w:spacing w:line="336" w:lineRule="auto" w:after="180"/>
+        <w:shd w:fill="F1F6FC"/>
+      </w:pPr>
+      <w:r>
+        <w:rPr>
+          <w:b w:val="0"/>
+        </w:rPr>
         <w:t>Trace A=(adventure,120), B=(adventure,180), C=(science,90).</w:t>
       </w:r>
     </w:p>
@@ -596,7 +1111,22 @@
       </w:r>
     </w:p>
     <w:p>
-      <w:r>
+      <w:pPr>
+        <w:pStyle w:val="Heading3"/>
+      </w:pPr>
+      <w:r>
+        <w:t>Why the result follows</w:t>
+      </w:r>
+    </w:p>
+    <w:p>
+      <w:pPr>
+        <w:spacing w:line="336" w:lineRule="auto" w:after="180"/>
+        <w:shd w:fill="F1F6FC"/>
+      </w:pPr>
+      <w:r>
+        <w:rPr>
+          <w:b w:val="0"/>
+        </w:rPr>
         <w:t>A is Recommend. B fails length; C fails genre. Show both conditions.</w:t>
       </w:r>
     </w:p>
@@ -609,28 +1139,317 @@
       </w:r>
     </w:p>
     <w:p>
-      <w:r>
-        <w:t>Your task is to build a paper classifier that another learner can operate without guessing your instructions. It will predict short or tall for imaginary towers. Use the threshold of 6 centimetres selected after adding the height 5 short example in Week 13. Name this selected model Tower1.</w:t>
-      </w:r>
-    </w:p>
-    <w:p>
-      <w:r>
-        <w:t>Write an input contract: one height recorded as a whole number of centimetres from 1 through 10, including both endpoints. Require the unit cm to be shown. This is a classroom design choice about what the procedure accepts. It is not a claim that every accepted height appeared in fitting or that towers outside this range cannot exist.</w:t>
-      </w:r>
-    </w:p>
-    <w:p>
-      <w:r>
-        <w:t>A complete classifier needs instructions for checking the input, applying Tower1 when the input is accepted, and recording the outcome. It must also say what happens when the input fails a check. The threshold alone does not provide these surrounding instructions.</w:t>
-      </w:r>
-    </w:p>
-    <w:p>
-      <w:r>
-        <w:t>For every record, first check that a height is present and its stated unit is cm. Then check that it is a whole number from 1 through 10. If any check fails, record no prediction and the reason, then stop processing that record. Do not continue into the threshold comparison.</w:t>
-      </w:r>
-    </w:p>
-    <w:p>
-      <w:r>
-        <w:t>If all checks pass, compare the height with 6. At least 6 gives the prediction tall; otherwise give short. Record the original input, model version Tower1 and the prediction. For a rejected record, record the original input, Tower1, no prediction and a reason. Tower1 identifies the intended model even when its threshold was not used.</w:t>
+      <w:pPr>
+        <w:pStyle w:val="Heading3"/>
+      </w:pPr>
+      <w:r>
+        <w:t>Explain the added worked example · 1</w:t>
+      </w:r>
+    </w:p>
+    <w:p>
+      <w:pPr>
+        <w:spacing w:line="336" w:lineRule="auto" w:after="180"/>
+      </w:pPr>
+      <w:r>
+        <w:rPr>
+          <w:b w:val="0"/>
+        </w:rPr>
+        <w:t xml:space="preserve">Your task is to build a paper </w:t>
+      </w:r>
+      <w:r>
+        <w:rPr>
+          <w:b/>
+        </w:rPr>
+        <w:t>classifier</w:t>
+      </w:r>
+      <w:r>
+        <w:rPr>
+          <w:b w:val="0"/>
+        </w:rPr>
+        <w:t xml:space="preserve"> that another learner can operate without guessing your instructions. It will predict short or tall for imaginary towers.</w:t>
+      </w:r>
+    </w:p>
+    <w:p>
+      <w:pPr>
+        <w:spacing w:line="336" w:lineRule="auto" w:after="180"/>
+      </w:pPr>
+      <w:r>
+        <w:rPr>
+          <w:b w:val="0"/>
+        </w:rPr>
+        <w:t>Use the threshold of 6 centimetres selected after adding the height 5 short example in Week 13. Name this selected model Tower1.</w:t>
+      </w:r>
+    </w:p>
+    <w:p>
+      <w:pPr>
+        <w:pStyle w:val="Heading3"/>
+      </w:pPr>
+      <w:r>
+        <w:t>Explain the added worked example · 2</w:t>
+      </w:r>
+    </w:p>
+    <w:p>
+      <w:pPr>
+        <w:spacing w:line="336" w:lineRule="auto" w:after="180"/>
+      </w:pPr>
+      <w:r>
+        <w:rPr>
+          <w:b w:val="0"/>
+        </w:rPr>
+        <w:t xml:space="preserve">Write an </w:t>
+      </w:r>
+      <w:r>
+        <w:rPr>
+          <w:b/>
+        </w:rPr>
+        <w:t>input contract</w:t>
+      </w:r>
+      <w:r>
+        <w:rPr>
+          <w:b w:val="0"/>
+        </w:rPr>
+        <w:t>: one height recorded as a whole number of centimetres from 1 through 10, including both endpoints. Require the unit cm to be shown. This is a classroom design choice about what the procedure accepts.</w:t>
+      </w:r>
+    </w:p>
+    <w:p>
+      <w:pPr>
+        <w:spacing w:line="336" w:lineRule="auto" w:after="180"/>
+      </w:pPr>
+      <w:r>
+        <w:rPr>
+          <w:b w:val="0"/>
+        </w:rPr>
+        <w:t xml:space="preserve">It is not a claim that every accepted height appeared in </w:t>
+      </w:r>
+      <w:r>
+        <w:rPr>
+          <w:b/>
+        </w:rPr>
+        <w:t>fitting</w:t>
+      </w:r>
+      <w:r>
+        <w:rPr>
+          <w:b w:val="0"/>
+        </w:rPr>
+        <w:t xml:space="preserve"> or that towers outside this range cannot exist.</w:t>
+      </w:r>
+    </w:p>
+    <w:p>
+      <w:pPr>
+        <w:spacing w:line="336" w:lineRule="auto" w:after="180"/>
+      </w:pPr>
+      <w:r>
+        <w:rPr>
+          <w:b w:val="0"/>
+        </w:rPr>
+        <w:t xml:space="preserve">A complete </w:t>
+      </w:r>
+      <w:r>
+        <w:rPr>
+          <w:b/>
+        </w:rPr>
+        <w:t>classifier</w:t>
+      </w:r>
+      <w:r>
+        <w:rPr>
+          <w:b w:val="0"/>
+        </w:rPr>
+        <w:t xml:space="preserve"> needs instructions for checking the </w:t>
+      </w:r>
+      <w:r>
+        <w:rPr>
+          <w:b/>
+        </w:rPr>
+        <w:t>input</w:t>
+      </w:r>
+      <w:r>
+        <w:rPr>
+          <w:b w:val="0"/>
+        </w:rPr>
+        <w:t xml:space="preserve">, applying Tower1 when the </w:t>
+      </w:r>
+      <w:r>
+        <w:rPr>
+          <w:b/>
+        </w:rPr>
+        <w:t>input</w:t>
+      </w:r>
+      <w:r>
+        <w:rPr>
+          <w:b w:val="0"/>
+        </w:rPr>
+        <w:t xml:space="preserve"> is accepted, and recording the outcome. It must also say what happens when the </w:t>
+      </w:r>
+      <w:r>
+        <w:rPr>
+          <w:b/>
+        </w:rPr>
+        <w:t>input</w:t>
+      </w:r>
+      <w:r>
+        <w:rPr>
+          <w:b w:val="0"/>
+        </w:rPr>
+        <w:t xml:space="preserve"> fails a check.</w:t>
+      </w:r>
+    </w:p>
+    <w:p>
+      <w:pPr>
+        <w:spacing w:line="336" w:lineRule="auto" w:after="180"/>
+      </w:pPr>
+      <w:r>
+        <w:rPr>
+          <w:b w:val="0"/>
+        </w:rPr>
+        <w:t>The threshold alone does not provide these surrounding instructions.</w:t>
+      </w:r>
+    </w:p>
+    <w:p>
+      <w:pPr>
+        <w:spacing w:line="336" w:lineRule="auto" w:after="180"/>
+      </w:pPr>
+      <w:r>
+        <w:rPr>
+          <w:b w:val="0"/>
+        </w:rPr>
+        <w:t>For every record, first check that a height is present and its stated unit is cm. Then check that it is a whole number from 1 through 10.</w:t>
+      </w:r>
+    </w:p>
+    <w:p>
+      <w:pPr>
+        <w:spacing w:line="336" w:lineRule="auto" w:after="180"/>
+      </w:pPr>
+      <w:r>
+        <w:rPr>
+          <w:b w:val="0"/>
+        </w:rPr>
+        <w:t xml:space="preserve">If any check fails, record </w:t>
+      </w:r>
+      <w:r>
+        <w:rPr>
+          <w:b/>
+        </w:rPr>
+        <w:t>no prediction</w:t>
+      </w:r>
+      <w:r>
+        <w:rPr>
+          <w:b w:val="0"/>
+        </w:rPr>
+        <w:t xml:space="preserve"> and the reason, then stop </w:t>
+      </w:r>
+      <w:r>
+        <w:rPr>
+          <w:b/>
+        </w:rPr>
+        <w:t>process</w:t>
+      </w:r>
+      <w:r>
+        <w:rPr>
+          <w:b w:val="0"/>
+        </w:rPr>
+        <w:t>ing that record. Do not continue into the threshold comparison.</w:t>
+      </w:r>
+    </w:p>
+    <w:p>
+      <w:pPr>
+        <w:pStyle w:val="Heading3"/>
+      </w:pPr>
+      <w:r>
+        <w:t>Explain the added worked example · 3</w:t>
+      </w:r>
+    </w:p>
+    <w:p>
+      <w:pPr>
+        <w:spacing w:line="336" w:lineRule="auto" w:after="180"/>
+      </w:pPr>
+      <w:r>
+        <w:rPr>
+          <w:b w:val="0"/>
+        </w:rPr>
+        <w:t xml:space="preserve">If all checks pass, compare the height with 6. At least 6 gives the </w:t>
+      </w:r>
+      <w:r>
+        <w:rPr>
+          <w:b/>
+        </w:rPr>
+        <w:t>prediction</w:t>
+      </w:r>
+      <w:r>
+        <w:rPr>
+          <w:b w:val="0"/>
+        </w:rPr>
+        <w:t xml:space="preserve"> tall; otherwise give short. Record the original </w:t>
+      </w:r>
+      <w:r>
+        <w:rPr>
+          <w:b/>
+        </w:rPr>
+        <w:t>input</w:t>
+      </w:r>
+      <w:r>
+        <w:rPr>
+          <w:b w:val="0"/>
+        </w:rPr>
+        <w:t xml:space="preserve">, </w:t>
+      </w:r>
+      <w:r>
+        <w:rPr>
+          <w:b/>
+        </w:rPr>
+        <w:t>model version</w:t>
+      </w:r>
+      <w:r>
+        <w:rPr>
+          <w:b w:val="0"/>
+        </w:rPr>
+        <w:t xml:space="preserve"> Tower1 and the </w:t>
+      </w:r>
+      <w:r>
+        <w:rPr>
+          <w:b/>
+        </w:rPr>
+        <w:t>prediction</w:t>
+      </w:r>
+      <w:r>
+        <w:rPr>
+          <w:b w:val="0"/>
+        </w:rPr>
+        <w:t>.</w:t>
+      </w:r>
+    </w:p>
+    <w:p>
+      <w:pPr>
+        <w:spacing w:line="336" w:lineRule="auto" w:after="180"/>
+      </w:pPr>
+      <w:r>
+        <w:rPr>
+          <w:b w:val="0"/>
+        </w:rPr>
+        <w:t xml:space="preserve">For a rejected record, record the original </w:t>
+      </w:r>
+      <w:r>
+        <w:rPr>
+          <w:b/>
+        </w:rPr>
+        <w:t>input</w:t>
+      </w:r>
+      <w:r>
+        <w:rPr>
+          <w:b w:val="0"/>
+        </w:rPr>
+        <w:t xml:space="preserve">, Tower1, </w:t>
+      </w:r>
+      <w:r>
+        <w:rPr>
+          <w:b/>
+        </w:rPr>
+        <w:t>no prediction</w:t>
+      </w:r>
+      <w:r>
+        <w:rPr>
+          <w:b w:val="0"/>
+        </w:rPr>
+        <w:t xml:space="preserve"> and a reason. Tower1 identifies the intended model even when its threshold was not used.</w:t>
       </w:r>
     </w:p>
     <w:p>
@@ -796,8 +1615,37 @@
       </w:r>
     </w:p>
     <w:p>
-      <w:r>
-        <w:t>Use the complete worked example below before asking learners to complete W2. Reveal a small part, invite a prediction, then explain the deciding step. These teacher notes contain solutions; do not reveal the independent case answer during modelling.</w:t>
+      <w:pPr>
+        <w:spacing w:line="336" w:lineRule="auto" w:after="180"/>
+      </w:pPr>
+      <w:r>
+        <w:rPr>
+          <w:b w:val="0"/>
+        </w:rPr>
+        <w:t xml:space="preserve">Use the complete worked example below before asking learners to complete W2. Reveal a small part, invite a </w:t>
+      </w:r>
+      <w:r>
+        <w:rPr>
+          <w:b/>
+        </w:rPr>
+        <w:t>prediction</w:t>
+      </w:r>
+      <w:r>
+        <w:rPr>
+          <w:b w:val="0"/>
+        </w:rPr>
+        <w:t>, then explain the deciding step.</w:t>
+      </w:r>
+    </w:p>
+    <w:p>
+      <w:pPr>
+        <w:spacing w:line="336" w:lineRule="auto" w:after="180"/>
+      </w:pPr>
+      <w:r>
+        <w:rPr>
+          <w:b w:val="0"/>
+        </w:rPr>
+        <w:t>These teacher notes contain solutions; do not reveal the independent case answer during modelling.</w:t>
       </w:r>
     </w:p>
     <w:tbl>
@@ -815,6 +1663,38 @@
         <w:trPr>
           <w:tblHeader/>
         </w:trPr>
+        <w:tc>
+          <w:tcPr>
+            <w:tcW w:type="dxa" w:w="3408"/>
+          </w:tcPr>
+          <w:p>
+            <w:r>
+              <w:t>Input</w:t>
+            </w:r>
+          </w:p>
+        </w:tc>
+        <w:tc>
+          <w:tcPr>
+            <w:tcW w:type="dxa" w:w="3408"/>
+          </w:tcPr>
+          <w:p>
+            <w:r>
+              <w:t>Contract result</w:t>
+            </w:r>
+          </w:p>
+        </w:tc>
+        <w:tc>
+          <w:tcPr>
+            <w:tcW w:type="dxa" w:w="3408"/>
+          </w:tcPr>
+          <w:p>
+            <w:r>
+              <w:t>Outcome</w:t>
+            </w:r>
+          </w:p>
+        </w:tc>
+      </w:tr>
+      <w:tr>
         <w:tc>
           <w:tcPr>
             <w:tcW w:type="dxa" w:w="3408"/>
@@ -1008,13 +1888,139 @@
       </w:tr>
     </w:tbl>
     <w:p>
-      <w:r>
-        <w:t>A valid 9 cm input receives a tall prediction, but the input check does not establish that the prediction matches its comparison label. Validation checks the contract. Evaluation checks predictions against appropriate evidence. Keep these questions separate.</w:t>
-      </w:r>
-    </w:p>
-    <w:p>
-      <w:r>
-        <w:t>Sixty millimetres equals six centimetres, but this version accepts cm records only. It does not contain a conversion step. Ask for a correctly recorded cm measurement or deliberately design and check a conversion step in a new version. Do not silently treat the digits 60 as centimetres. A missing height must not become an invented zero either.</w:t>
+      <w:pPr>
+        <w:spacing w:line="336" w:lineRule="auto" w:after="180"/>
+      </w:pPr>
+      <w:r>
+        <w:rPr>
+          <w:b w:val="0"/>
+        </w:rPr>
+        <w:t xml:space="preserve">A valid 9 cm </w:t>
+      </w:r>
+      <w:r>
+        <w:rPr>
+          <w:b/>
+        </w:rPr>
+        <w:t>input</w:t>
+      </w:r>
+      <w:r>
+        <w:rPr>
+          <w:b w:val="0"/>
+        </w:rPr>
+        <w:t xml:space="preserve"> receives a tall </w:t>
+      </w:r>
+      <w:r>
+        <w:rPr>
+          <w:b/>
+        </w:rPr>
+        <w:t>prediction</w:t>
+      </w:r>
+      <w:r>
+        <w:rPr>
+          <w:b w:val="0"/>
+        </w:rPr>
+        <w:t xml:space="preserve">, but the </w:t>
+      </w:r>
+      <w:r>
+        <w:rPr>
+          <w:b/>
+        </w:rPr>
+        <w:t>input</w:t>
+      </w:r>
+      <w:r>
+        <w:rPr>
+          <w:b w:val="0"/>
+        </w:rPr>
+        <w:t xml:space="preserve"> check does not establish that the </w:t>
+      </w:r>
+      <w:r>
+        <w:rPr>
+          <w:b/>
+        </w:rPr>
+        <w:t>prediction</w:t>
+      </w:r>
+      <w:r>
+        <w:rPr>
+          <w:b w:val="0"/>
+        </w:rPr>
+        <w:t xml:space="preserve"> matches its comparison label. </w:t>
+      </w:r>
+      <w:r>
+        <w:rPr>
+          <w:b/>
+        </w:rPr>
+        <w:t>Validation</w:t>
+      </w:r>
+      <w:r>
+        <w:rPr>
+          <w:b w:val="0"/>
+        </w:rPr>
+        <w:t xml:space="preserve"> checks the contract.</w:t>
+      </w:r>
+    </w:p>
+    <w:p>
+      <w:pPr>
+        <w:spacing w:line="336" w:lineRule="auto" w:after="180"/>
+      </w:pPr>
+      <w:r>
+        <w:rPr>
+          <w:b w:val="0"/>
+        </w:rPr>
+        <w:t xml:space="preserve">Evaluation checks </w:t>
+      </w:r>
+      <w:r>
+        <w:rPr>
+          <w:b/>
+        </w:rPr>
+        <w:t>prediction</w:t>
+      </w:r>
+      <w:r>
+        <w:rPr>
+          <w:b w:val="0"/>
+        </w:rPr>
+        <w:t xml:space="preserve">s against appropriate </w:t>
+      </w:r>
+      <w:r>
+        <w:rPr>
+          <w:b/>
+        </w:rPr>
+        <w:t>evidence</w:t>
+      </w:r>
+      <w:r>
+        <w:rPr>
+          <w:b w:val="0"/>
+        </w:rPr>
+        <w:t>. Keep these questions separate.</w:t>
+      </w:r>
+    </w:p>
+    <w:p>
+      <w:pPr>
+        <w:pStyle w:val="Heading3"/>
+      </w:pPr>
+      <w:r>
+        <w:t>Model the reasoning aloud · 4</w:t>
+      </w:r>
+    </w:p>
+    <w:p>
+      <w:pPr>
+        <w:spacing w:line="336" w:lineRule="auto" w:after="180"/>
+      </w:pPr>
+      <w:r>
+        <w:rPr>
+          <w:b w:val="0"/>
+        </w:rPr>
+        <w:t>Sixty millimetres equals six centimetres, but this version accepts cm records only. It does not contain a conversion step.</w:t>
+      </w:r>
+    </w:p>
+    <w:p>
+      <w:pPr>
+        <w:spacing w:line="336" w:lineRule="auto" w:after="180"/>
+      </w:pPr>
+      <w:r>
+        <w:rPr>
+          <w:b w:val="0"/>
+        </w:rPr>
+        <w:t>Ask for a correctly recorded cm measurement or deliberately design and check a conversion step in a new version. Do not silently treat the digits 60 as centimetres. A missing height must not become an invented zero either.</w:t>
       </w:r>
     </w:p>
     <w:tbl>
@@ -1120,7 +2126,13 @@
       </w:tr>
     </w:tbl>
     <w:p>
-      <w:r>
+      <w:pPr>
+        <w:spacing w:line="336" w:lineRule="auto" w:after="180"/>
+      </w:pPr>
+      <w:r>
+        <w:rPr>
+          <w:b w:val="0"/>
+        </w:rPr>
         <w:t>Use the diagram and verbal explanation together. Ask learners to match a sentence to a specific visual step; do not assign learners fixed visual or auditory learning styles.</w:t>
       </w:r>
     </w:p>
@@ -1133,7 +2145,13 @@
       </w:r>
     </w:p>
     <w:p>
-      <w:r>
+      <w:pPr>
+        <w:spacing w:line="336" w:lineRule="auto" w:after="180"/>
+      </w:pPr>
+      <w:r>
+        <w:rPr>
+          <w:b w:val="0"/>
+        </w:rPr>
         <w:t>A fictional librarian wants illustrated mystery books with at most 100 pages.</w:t>
       </w:r>
     </w:p>
@@ -1146,12 +2164,48 @@
       </w:r>
     </w:p>
     <w:p>
-      <w:r>
-        <w:t>Written rule: choose only genre mystery AND illustrated True AND pages&lt;=100.</w:t>
-      </w:r>
-    </w:p>
-    <w:p>
-      <w:r>
+      <w:pPr>
+        <w:pStyle w:val="Heading3"/>
+      </w:pPr>
+      <w:r>
+        <w:t>Supplied facts</w:t>
+      </w:r>
+    </w:p>
+    <w:p>
+      <w:pPr>
+        <w:spacing w:line="336" w:lineRule="auto" w:after="180"/>
+        <w:shd w:fill="F1F6FC"/>
+      </w:pPr>
+      <w:r>
+        <w:rPr>
+          <w:b/>
+        </w:rPr>
+        <w:t>Written rule</w:t>
+      </w:r>
+      <w:r>
+        <w:rPr>
+          <w:b w:val="0"/>
+        </w:rPr>
+        <w:t>: choose only genre mystery AND illustrated True AND pages&lt;=100.</w:t>
+      </w:r>
+    </w:p>
+    <w:p>
+      <w:pPr>
+        <w:pStyle w:val="Heading3"/>
+      </w:pPr>
+      <w:r>
+        <w:t>Supplied facts</w:t>
+      </w:r>
+    </w:p>
+    <w:p>
+      <w:pPr>
+        <w:spacing w:line="336" w:lineRule="auto" w:after="180"/>
+        <w:shd w:fill="F1F6FC"/>
+      </w:pPr>
+      <w:r>
+        <w:rPr>
+          <w:b w:val="0"/>
+        </w:rPr>
         <w:t>Rows J=(mystery,True,100), K=(mystery,False,90), L=(science,True,80), M=(mystery,True,blank). Missing required fields request review.</w:t>
       </w:r>
     </w:p>
@@ -1337,20 +2391,62 @@
       </w:r>
     </w:p>
     <w:p>
-      <w:r>
-        <w:t>This human simulation lets students inspect every decision without needing a trained model. Equality matters at 100. Known failures give reasons for rejection; M lacks enough information for the page check. The order should not turn blank into zero or quietly ignore a required field.</w:t>
-      </w:r>
-    </w:p>
-    <w:p>
       <w:pPr>
         <w:pStyle w:val="Heading3"/>
       </w:pPr>
       <w:r>
+        <w:t>Why the result follows</w:t>
+      </w:r>
+    </w:p>
+    <w:p>
+      <w:pPr>
+        <w:spacing w:line="336" w:lineRule="auto" w:after="180"/>
+        <w:shd w:fill="F1F6FC"/>
+      </w:pPr>
+      <w:r>
+        <w:rPr>
+          <w:b w:val="0"/>
+        </w:rPr>
+        <w:t>This human simulation lets students inspect every decision without needing a trained model. Equality matters at 100. Known failures give reasons for rejection; M lacks enough information for the page check.</w:t>
+      </w:r>
+    </w:p>
+    <w:p>
+      <w:pPr>
+        <w:spacing w:line="336" w:lineRule="auto" w:after="180"/>
+        <w:shd w:fill="F1F6FC"/>
+      </w:pPr>
+      <w:r>
+        <w:rPr>
+          <w:b w:val="0"/>
+        </w:rPr>
+        <w:t>The order should not turn blank into zero or quietly ignore a required field.</w:t>
+      </w:r>
+    </w:p>
+    <w:p>
+      <w:pPr>
+        <w:pStyle w:val="Heading3"/>
+      </w:pPr>
+      <w:r>
         <w:t>What this example does not establish</w:t>
       </w:r>
     </w:p>
     <w:p>
-      <w:r>
+      <w:pPr>
+        <w:pStyle w:val="Heading3"/>
+      </w:pPr>
+      <w:r>
+        <w:t>Keep the stated limit</w:t>
+      </w:r>
+    </w:p>
+    <w:p>
+      <w:pPr>
+        <w:spacing w:line="336" w:lineRule="auto" w:after="180"/>
+        <w:shd w:fill="FFF5E6"/>
+      </w:pPr>
+      <w:r>
+        <w:rPr>
+          <w:b w:val="0"/>
+        </w:rPr>
         <w:t>This declared rule checks eligibility, not whether an eligible book will actually be enjoyed.</w:t>
       </w:r>
     </w:p>
@@ -1363,17 +2459,68 @@
       </w:r>
     </w:p>
     <w:p>
-      <w:r>
+      <w:pPr>
+        <w:pStyle w:val="Heading3"/>
+      </w:pPr>
+      <w:r>
+        <w:t>Change one thing</w:t>
+      </w:r>
+    </w:p>
+    <w:p>
+      <w:pPr>
+        <w:spacing w:line="336" w:lineRule="auto" w:after="180"/>
+        <w:shd w:fill="F5F1FB"/>
+      </w:pPr>
+      <w:r>
+        <w:rPr>
+          <w:b w:val="0"/>
+        </w:rPr>
         <w:t>Change: Supply M’s pages as 101.</w:t>
       </w:r>
     </w:p>
     <w:p>
-      <w:r>
-        <w:t>Prediction: M is now rejected rather than awaiting page review.</w:t>
-      </w:r>
-    </w:p>
-    <w:p>
-      <w:r>
+      <w:pPr>
+        <w:pStyle w:val="Heading3"/>
+      </w:pPr>
+      <w:r>
+        <w:t>Predicted result</w:t>
+      </w:r>
+    </w:p>
+    <w:p>
+      <w:pPr>
+        <w:spacing w:line="336" w:lineRule="auto" w:after="180"/>
+        <w:shd w:fill="F1F6FC"/>
+      </w:pPr>
+      <w:r>
+        <w:rPr>
+          <w:b/>
+        </w:rPr>
+        <w:t>Prediction</w:t>
+      </w:r>
+      <w:r>
+        <w:rPr>
+          <w:b w:val="0"/>
+        </w:rPr>
+        <w:t>: M is now rejected rather than awaiting page review.</w:t>
+      </w:r>
+    </w:p>
+    <w:p>
+      <w:pPr>
+        <w:pStyle w:val="Heading3"/>
+      </w:pPr>
+      <w:r>
+        <w:t>Why the result follows</w:t>
+      </w:r>
+    </w:p>
+    <w:p>
+      <w:pPr>
+        <w:spacing w:line="336" w:lineRule="auto" w:after="180"/>
+        <w:shd w:fill="F1F6FC"/>
+      </w:pPr>
+      <w:r>
+        <w:rPr>
+          <w:b w:val="0"/>
+        </w:rPr>
         <w:t>Reason: The required field is known but fails the maximum-length condition.</w:t>
       </w:r>
     </w:p>
@@ -1386,8 +2533,57 @@
       </w:r>
     </w:p>
     <w:p>
-      <w:r>
-        <w:t>Cover the result. Ask learners to name the inputs and predict the next step. Uncover one step, connect the icon to the actual procedure, and explain its evidence. Then change the supplied condition and compare. The picture is a representation; it does not document execution of a real AI model.</w:t>
+      <w:pPr>
+        <w:pStyle w:val="Heading3"/>
+      </w:pPr>
+      <w:r>
+        <w:t>Ask while showing the picture · 5</w:t>
+      </w:r>
+    </w:p>
+    <w:p>
+      <w:pPr>
+        <w:spacing w:line="336" w:lineRule="auto" w:after="180"/>
+      </w:pPr>
+      <w:r>
+        <w:rPr>
+          <w:b w:val="0"/>
+        </w:rPr>
+        <w:t xml:space="preserve">Cover the result. Ask learners to name the </w:t>
+      </w:r>
+      <w:r>
+        <w:rPr>
+          <w:b/>
+        </w:rPr>
+        <w:t>input</w:t>
+      </w:r>
+      <w:r>
+        <w:rPr>
+          <w:b w:val="0"/>
+        </w:rPr>
+        <w:t xml:space="preserve">s and predict the next step. Uncover one step, connect the icon to the actual procedure, and explain its </w:t>
+      </w:r>
+      <w:r>
+        <w:rPr>
+          <w:b/>
+        </w:rPr>
+        <w:t>evidence</w:t>
+      </w:r>
+      <w:r>
+        <w:rPr>
+          <w:b w:val="0"/>
+        </w:rPr>
+        <w:t>. Then change the supplied condition and compare.</w:t>
+      </w:r>
+    </w:p>
+    <w:p>
+      <w:pPr>
+        <w:spacing w:line="336" w:lineRule="auto" w:after="180"/>
+      </w:pPr>
+      <w:r>
+        <w:rPr>
+          <w:b w:val="0"/>
+        </w:rPr>
+        <w:t>The picture is a representation; it does not document execution of a real AI model.</w:t>
       </w:r>
     </w:p>
     <w:p>
@@ -1399,11 +2595,16 @@
       </w:r>
     </w:p>
     <w:p>
+      <w:r>
+        <w:t>Demonstrate Human Classifier Simulation, reduce support deliberately and check individual reasoning before discussing answers.</w:t>
+      </w:r>
+    </w:p>
+    <w:p>
       <w:pPr>
         <w:pStyle w:val="Heading3"/>
       </w:pPr>
       <w:r>
-        <w:t>Demonstrate and guide practice</w:t>
+        <w:t>Board sequence</w:t>
       </w:r>
     </w:p>
     <w:p>
@@ -1411,55 +2612,197 @@
         <w:pStyle w:val="Heading3"/>
       </w:pPr>
       <w:r>
-        <w:t>Board sequence</w:t>
-      </w:r>
-    </w:p>
-    <w:p>
-      <w:r>
+        <w:t>1. Put the facts on the board</w:t>
+      </w:r>
+    </w:p>
+    <w:p>
+      <w:pPr>
+        <w:spacing w:line="336" w:lineRule="auto" w:after="180"/>
+        <w:shd w:fill="F4F9FC"/>
+      </w:pPr>
+      <w:r>
+        <w:rPr>
+          <w:b w:val="0"/>
+        </w:rPr>
         <w:t>Write the given facts: Recommend if adventure AND pages&lt;150; otherwise Other.</w:t>
       </w:r>
     </w:p>
     <w:p>
-      <w:r>
+      <w:pPr>
+        <w:pStyle w:val="Heading3"/>
+      </w:pPr>
+      <w:r>
+        <w:t>2. State the decision to explain</w:t>
+      </w:r>
+    </w:p>
+    <w:p>
+      <w:pPr>
+        <w:spacing w:line="336" w:lineRule="auto" w:after="180"/>
+        <w:shd w:fill="F4F9FC"/>
+      </w:pPr>
+      <w:r>
+        <w:rPr>
+          <w:b w:val="0"/>
+        </w:rPr>
         <w:t>Write the question to explain: Trace A=(adventure,120), B=(adventure,180), C=(science,90).</w:t>
       </w:r>
     </w:p>
     <w:p>
-      <w:r>
-        <w:t>Reveal after predictions: A is Recommend. B fails length; C fails genre. Show both conditions.</w:t>
-      </w:r>
-    </w:p>
-    <w:p>
-      <w:r>
-        <w:t>Keep for an independent attempt: A human classifier uses sports topic means sports shelf. Classify a sports book and an unreadable cover. State what evidence is missing in the second case.</w:t>
-      </w:r>
-    </w:p>
-    <w:p>
       <w:pPr>
         <w:pStyle w:val="Heading3"/>
       </w:pPr>
       <w:r>
+        <w:t>3. Reveal the worked reasoning</w:t>
+      </w:r>
+    </w:p>
+    <w:p>
+      <w:pPr>
+        <w:spacing w:line="336" w:lineRule="auto" w:after="180"/>
+        <w:shd w:fill="F1F6FC"/>
+      </w:pPr>
+      <w:r>
+        <w:rPr>
+          <w:b w:val="0"/>
+        </w:rPr>
+        <w:t xml:space="preserve">Reveal after </w:t>
+      </w:r>
+      <w:r>
+        <w:rPr>
+          <w:b/>
+        </w:rPr>
+        <w:t>prediction</w:t>
+      </w:r>
+      <w:r>
+        <w:rPr>
+          <w:b w:val="0"/>
+        </w:rPr>
+        <w:t>s: A is Recommend. B fails length; C fails genre. Show both conditions.</w:t>
+      </w:r>
+    </w:p>
+    <w:p>
+      <w:pPr>
+        <w:pStyle w:val="Heading3"/>
+      </w:pPr>
+      <w:r>
+        <w:t>Hold back the independent task</w:t>
+      </w:r>
+    </w:p>
+    <w:p>
+      <w:pPr>
+        <w:spacing w:line="336" w:lineRule="auto" w:after="180"/>
+        <w:shd w:fill="FFF5E6"/>
+      </w:pPr>
+      <w:r>
+        <w:rPr>
+          <w:b w:val="0"/>
+        </w:rPr>
+        <w:t xml:space="preserve">Keep for an independent attempt: A human </w:t>
+      </w:r>
+      <w:r>
+        <w:rPr>
+          <w:b/>
+        </w:rPr>
+        <w:t>classifier</w:t>
+      </w:r>
+      <w:r>
+        <w:rPr>
+          <w:b w:val="0"/>
+        </w:rPr>
+        <w:t xml:space="preserve"> uses sports topic means sports shelf. Classify a sports book and an unreadable cover. State what </w:t>
+      </w:r>
+      <w:r>
+        <w:rPr>
+          <w:b/>
+        </w:rPr>
+        <w:t>evidence</w:t>
+      </w:r>
+      <w:r>
+        <w:rPr>
+          <w:b w:val="0"/>
+        </w:rPr>
+        <w:t xml:space="preserve"> is missing in the second case.</w:t>
+      </w:r>
+    </w:p>
+    <w:p>
+      <w:pPr>
+        <w:pStyle w:val="Heading3"/>
+      </w:pPr>
+      <w:r>
         <w:t>Classroom dialogue</w:t>
       </w:r>
     </w:p>
     <w:p>
-      <w:r>
+      <w:pPr>
+        <w:pStyle w:val="Heading3"/>
+      </w:pPr>
+      <w:r>
+        <w:t>Ask the class</w:t>
+      </w:r>
+    </w:p>
+    <w:p>
+      <w:pPr>
+        <w:spacing w:line="336" w:lineRule="auto" w:after="180"/>
+        <w:shd w:fill="F5F1FB"/>
+      </w:pPr>
+      <w:r>
+        <w:rPr>
+          <w:b w:val="0"/>
+        </w:rPr>
         <w:t>Ask: Which facts are given, and which would we have to assume? Learners mark relevant details before discussing answers.</w:t>
       </w:r>
     </w:p>
     <w:p>
-      <w:r>
+      <w:pPr>
+        <w:pStyle w:val="Heading3"/>
+      </w:pPr>
+      <w:r>
+        <w:t>Language to model</w:t>
+      </w:r>
+    </w:p>
+    <w:p>
+      <w:pPr>
+        <w:spacing w:line="336" w:lineRule="auto" w:after="180"/>
+        <w:shd w:fill="F1F6F8"/>
+      </w:pPr>
+      <w:r>
+        <w:rPr>
+          <w:b w:val="0"/>
+        </w:rPr>
         <w:t>Say: Predict first. Show the rule, information path or calculation that would produce the result. A correct guess is not yet an explanation.</w:t>
       </w:r>
     </w:p>
     <w:p>
-      <w:r>
+      <w:pPr>
+        <w:spacing w:line="336" w:lineRule="auto" w:after="180"/>
+      </w:pPr>
+      <w:r>
+        <w:rPr>
+          <w:b w:val="0"/>
+        </w:rPr>
         <w:t>Reveal reasoning one step at a time. Explain why a tempting alternative fails. Write units and denominators for arithmetic, trace conditions for decisions, and identify supporting sources for claims.</w:t>
       </w:r>
     </w:p>
     <w:p>
-      <w:r>
-        <w:t>In pairs, one learner solves while the other checks evidence; exchange roles. Remove the worked answer before independent assessment.</w:t>
+      <w:pPr>
+        <w:spacing w:line="336" w:lineRule="auto" w:after="180"/>
+      </w:pPr>
+      <w:r>
+        <w:rPr>
+          <w:b w:val="0"/>
+        </w:rPr>
+        <w:t xml:space="preserve">In pairs, one learner solves while the other checks </w:t>
+      </w:r>
+      <w:r>
+        <w:rPr>
+          <w:b/>
+        </w:rPr>
+        <w:t>evidence</w:t>
+      </w:r>
+      <w:r>
+        <w:rPr>
+          <w:b w:val="0"/>
+        </w:rPr>
+        <w:t>; exchange roles. Remove the worked answer before independent assessment.</w:t>
       </w:r>
     </w:p>
     <w:p>
@@ -1471,8 +2814,73 @@
       </w:r>
     </w:p>
     <w:p>
-      <w:r>
-        <w:t>Check presence, cm unit, whole number and range 1 through 10 before comparing. At 1, 6 and 10 cm predict short, tall and tall. At 11 cm record no prediction, outside range; at blank record no prediction, missing height. Record Tower1 throughout. Acceptance of 10 cm does not verify its label. Exit: 9 cm passes the contract and predicts tall, but correctness still needs evidence. A blank must stop as no prediction.</w:t>
+      <w:pPr>
+        <w:spacing w:line="336" w:lineRule="auto" w:after="180"/>
+      </w:pPr>
+      <w:r>
+        <w:rPr>
+          <w:b w:val="0"/>
+        </w:rPr>
+        <w:t xml:space="preserve">Check presence, cm unit, whole number and range 1 through 10 before comparing. At 1, 6 and 10 cm predict short, tall and tall. At 11 cm record </w:t>
+      </w:r>
+      <w:r>
+        <w:rPr>
+          <w:b/>
+        </w:rPr>
+        <w:t>no prediction</w:t>
+      </w:r>
+      <w:r>
+        <w:rPr>
+          <w:b w:val="0"/>
+        </w:rPr>
+        <w:t xml:space="preserve">, outside range; at blank record </w:t>
+      </w:r>
+      <w:r>
+        <w:rPr>
+          <w:b/>
+        </w:rPr>
+        <w:t>no prediction</w:t>
+      </w:r>
+      <w:r>
+        <w:rPr>
+          <w:b w:val="0"/>
+        </w:rPr>
+        <w:t>, missing height.</w:t>
+      </w:r>
+    </w:p>
+    <w:p>
+      <w:pPr>
+        <w:spacing w:line="336" w:lineRule="auto" w:after="180"/>
+      </w:pPr>
+      <w:r>
+        <w:rPr>
+          <w:b w:val="0"/>
+        </w:rPr>
+        <w:t xml:space="preserve">Record Tower1 throughout. Acceptance of 10 cm does not verify its label. Exit: 9 cm passes the contract and predicts tall, but correctness still needs </w:t>
+      </w:r>
+      <w:r>
+        <w:rPr>
+          <w:b/>
+        </w:rPr>
+        <w:t>evidence</w:t>
+      </w:r>
+      <w:r>
+        <w:rPr>
+          <w:b w:val="0"/>
+        </w:rPr>
+        <w:t xml:space="preserve">. A blank must stop as </w:t>
+      </w:r>
+      <w:r>
+        <w:rPr>
+          <w:b/>
+        </w:rPr>
+        <w:t>no prediction</w:t>
+      </w:r>
+      <w:r>
+        <w:rPr>
+          <w:b w:val="0"/>
+        </w:rPr>
+        <w:t>.</w:t>
       </w:r>
     </w:p>
     <w:p>
@@ -1704,41 +3112,257 @@
       </w:r>
     </w:p>
     <w:p>
-      <w:r>
-        <w:t>Completion task: Write numbered instructions for Tower1, including input checks, the stopping path after a failed check, the threshold rule and the record to keep. Your partner must be able to use them without supplying an unstated rule.</w:t>
-      </w:r>
-    </w:p>
-    <w:p>
-      <w:r>
-        <w:t>Teacher check: Check present height and cm unit, then whole number in 1 through 10. On failure, record original input, Tower1, no prediction and the reason; stop that record. Otherwise predict tall if height is at least 6, short otherwise. Record original input, Tower1 and prediction. Equivalent clear branches are acceptable.</w:t>
-      </w:r>
-    </w:p>
-    <w:p>
-      <w:r>
-        <w:t>Start by identifying the given inputs together. Leave the intermediate steps blank. If needed, model one step, then withdraw that help on the next step. Move to a full trace only when the partial trace is understood. For partners, alternate explainer and checker; collect a response from every learner before discussion.</w:t>
-      </w:r>
-    </w:p>
-    <w:p>
       <w:pPr>
         <w:pStyle w:val="Heading3"/>
       </w:pPr>
       <w:r>
+        <w:t>Completion practice</w:t>
+      </w:r>
+    </w:p>
+    <w:p>
+      <w:pPr>
+        <w:spacing w:line="336" w:lineRule="auto" w:after="180"/>
+        <w:shd w:fill="F5F1FB"/>
+      </w:pPr>
+      <w:r>
+        <w:rPr>
+          <w:b w:val="0"/>
+        </w:rPr>
+        <w:t xml:space="preserve">Completion task: Write numbered instructions for Tower1, including </w:t>
+      </w:r>
+      <w:r>
+        <w:rPr>
+          <w:b/>
+        </w:rPr>
+        <w:t>input</w:t>
+      </w:r>
+      <w:r>
+        <w:rPr>
+          <w:b w:val="0"/>
+        </w:rPr>
+        <w:t xml:space="preserve"> checks, the stopping path after a failed check, the threshold rule and the record to keep.</w:t>
+      </w:r>
+    </w:p>
+    <w:p>
+      <w:pPr>
+        <w:spacing w:line="336" w:lineRule="auto" w:after="180"/>
+        <w:shd w:fill="F5F1FB"/>
+      </w:pPr>
+      <w:r>
+        <w:rPr>
+          <w:b w:val="0"/>
+        </w:rPr>
+        <w:t>Your partner must be able to use them without supplying an unstated rule.</w:t>
+      </w:r>
+    </w:p>
+    <w:p>
+      <w:pPr>
+        <w:pStyle w:val="Heading3"/>
+      </w:pPr>
+      <w:r>
+        <w:t>Reasoning to listen for</w:t>
+      </w:r>
+    </w:p>
+    <w:p>
+      <w:pPr>
+        <w:spacing w:line="336" w:lineRule="auto" w:after="180"/>
+        <w:shd w:fill="F1F6FC"/>
+      </w:pPr>
+      <w:r>
+        <w:rPr>
+          <w:b w:val="0"/>
+        </w:rPr>
+        <w:t xml:space="preserve">Teacher check: Check present height and cm unit, then whole number in 1 through 10. On failure, record original </w:t>
+      </w:r>
+      <w:r>
+        <w:rPr>
+          <w:b/>
+        </w:rPr>
+        <w:t>input</w:t>
+      </w:r>
+      <w:r>
+        <w:rPr>
+          <w:b w:val="0"/>
+        </w:rPr>
+        <w:t xml:space="preserve">, Tower1, </w:t>
+      </w:r>
+      <w:r>
+        <w:rPr>
+          <w:b/>
+        </w:rPr>
+        <w:t>no prediction</w:t>
+      </w:r>
+      <w:r>
+        <w:rPr>
+          <w:b w:val="0"/>
+        </w:rPr>
+        <w:t xml:space="preserve"> and the reason; stop that record.</w:t>
+      </w:r>
+    </w:p>
+    <w:p>
+      <w:pPr>
+        <w:spacing w:line="336" w:lineRule="auto" w:after="180"/>
+        <w:shd w:fill="F1F6FC"/>
+      </w:pPr>
+      <w:r>
+        <w:rPr>
+          <w:b w:val="0"/>
+        </w:rPr>
+        <w:t xml:space="preserve">Otherwise predict tall if height is at least 6, short otherwise. Record original </w:t>
+      </w:r>
+      <w:r>
+        <w:rPr>
+          <w:b/>
+        </w:rPr>
+        <w:t>input</w:t>
+      </w:r>
+      <w:r>
+        <w:rPr>
+          <w:b w:val="0"/>
+        </w:rPr>
+        <w:t xml:space="preserve">, Tower1 and </w:t>
+      </w:r>
+      <w:r>
+        <w:rPr>
+          <w:b/>
+        </w:rPr>
+        <w:t>prediction</w:t>
+      </w:r>
+      <w:r>
+        <w:rPr>
+          <w:b w:val="0"/>
+        </w:rPr>
+        <w:t>. Equivalent clear branches are acceptable.</w:t>
+      </w:r>
+    </w:p>
+    <w:p>
+      <w:pPr>
+        <w:spacing w:line="336" w:lineRule="auto" w:after="180"/>
+      </w:pPr>
+      <w:r>
+        <w:rPr>
+          <w:b w:val="0"/>
+        </w:rPr>
+        <w:t xml:space="preserve">Start by identifying the given </w:t>
+      </w:r>
+      <w:r>
+        <w:rPr>
+          <w:b/>
+        </w:rPr>
+        <w:t>input</w:t>
+      </w:r>
+      <w:r>
+        <w:rPr>
+          <w:b w:val="0"/>
+        </w:rPr>
+        <w:t>s together. Leave the intermediate steps blank. If needed, model one step, then withdraw that help on the next step. Move to a full trace only when the partial trace is understood.</w:t>
+      </w:r>
+    </w:p>
+    <w:p>
+      <w:pPr>
+        <w:spacing w:line="336" w:lineRule="auto" w:after="180"/>
+      </w:pPr>
+      <w:r>
+        <w:rPr>
+          <w:b w:val="0"/>
+        </w:rPr>
+        <w:t>For partners, alternate explainer and checker; collect a response from every learner before discussion.</w:t>
+      </w:r>
+    </w:p>
+    <w:p>
+      <w:pPr>
+        <w:pStyle w:val="Heading3"/>
+      </w:pPr>
+      <w:r>
         <w:t>Individual reasoning check</w:t>
       </w:r>
     </w:p>
     <w:p>
-      <w:r>
-        <w:t>Use the worked case for Constructing a classifier. Proposed explanation: “Any numeric input must receive a category”. Decide whether this explanation is supported. Point to the step or supplied fact that decides; explain your repair if needed.</w:t>
-      </w:r>
-    </w:p>
-    <w:p>
-      <w:r>
+      <w:pPr>
+        <w:spacing w:line="336" w:lineRule="auto" w:after="180"/>
+      </w:pPr>
+      <w:r>
+        <w:rPr>
+          <w:b w:val="0"/>
+        </w:rPr>
+        <w:t xml:space="preserve">Use the worked case for Constructing a </w:t>
+      </w:r>
+      <w:r>
+        <w:rPr>
+          <w:b/>
+        </w:rPr>
+        <w:t>classifier</w:t>
+      </w:r>
+      <w:r>
+        <w:rPr>
+          <w:b w:val="0"/>
+        </w:rPr>
+        <w:t xml:space="preserve">. Proposed explanation: “Any numeric </w:t>
+      </w:r>
+      <w:r>
+        <w:rPr>
+          <w:b/>
+        </w:rPr>
+        <w:t>input</w:t>
+      </w:r>
+      <w:r>
+        <w:rPr>
+          <w:b w:val="0"/>
+        </w:rPr>
+        <w:t xml:space="preserve"> must receive a category”. Decide whether this explanation is supported.</w:t>
+      </w:r>
+    </w:p>
+    <w:p>
+      <w:pPr>
+        <w:spacing w:line="336" w:lineRule="auto" w:after="180"/>
+      </w:pPr>
+      <w:r>
+        <w:rPr>
+          <w:b w:val="0"/>
+        </w:rPr>
+        <w:t>Point to the step or supplied fact that decides; explain your repair if needed.</w:t>
+      </w:r>
+    </w:p>
+    <w:p>
+      <w:pPr>
+        <w:pStyle w:val="Heading3"/>
+      </w:pPr>
+      <w:r>
+        <w:t>Expected repair</w:t>
+      </w:r>
+    </w:p>
+    <w:p>
+      <w:pPr>
+        <w:spacing w:line="336" w:lineRule="auto" w:after="180"/>
+        <w:shd w:fill="F1F6FC"/>
+      </w:pPr>
+      <w:r>
+        <w:rPr>
+          <w:b w:val="0"/>
+        </w:rPr>
         <w:t>Expected correction: Check the stated unit, whole-number condition and supported range before comparing the threshold.</w:t>
       </w:r>
     </w:p>
     <w:p>
-      <w:r>
-        <w:t>Collect explanations, not only yes/no votes. If a misunderstanding is common, re-model the relevant step for the class. If it affects a few learners, give a short targeted group explanation while others solve a more demanding variation.</w:t>
+      <w:pPr>
+        <w:spacing w:line="336" w:lineRule="auto" w:after="180"/>
+      </w:pPr>
+      <w:r>
+        <w:rPr>
+          <w:b w:val="0"/>
+        </w:rPr>
+        <w:t>Collect explanations, not only yes/no votes. If a misunderstanding is common, re-model the relevant step for the class.</w:t>
+      </w:r>
+    </w:p>
+    <w:p>
+      <w:pPr>
+        <w:spacing w:line="336" w:lineRule="auto" w:after="180"/>
+      </w:pPr>
+      <w:r>
+        <w:rPr>
+          <w:b w:val="0"/>
+        </w:rPr>
+        <w:t>If it affects a few learners, give a short targeted group explanation while others solve a more demanding variation.</w:t>
       </w:r>
     </w:p>
     <w:p>
@@ -1750,7 +3374,14 @@
       </w:r>
     </w:p>
     <w:p>
-      <w:r>
+      <w:pPr>
+        <w:spacing w:line="336" w:lineRule="auto" w:after="180"/>
+        <w:shd w:fill="F5F1FB"/>
+      </w:pPr>
+      <w:r>
+        <w:rPr>
+          <w:b w:val="0"/>
+        </w:rPr>
         <w:t>Why are J and M initially treated differently even though both are illustrated mysteries?</w:t>
       </w:r>
     </w:p>
@@ -1763,18 +3394,60 @@
       </w:r>
     </w:p>
     <w:p>
-      <w:r>
+      <w:pPr>
+        <w:spacing w:line="336" w:lineRule="auto" w:after="180"/>
+      </w:pPr>
+      <w:r>
+        <w:rPr>
+          <w:b w:val="0"/>
+        </w:rPr>
         <w:t>J has a valid including equality page count, 100. M’s pages are unknown, so eligibility cannot be established.</w:t>
       </w:r>
     </w:p>
     <w:p>
-      <w:r>
+      <w:pPr>
+        <w:spacing w:line="336" w:lineRule="auto" w:after="180"/>
+      </w:pPr>
+      <w:r>
+        <w:rPr>
+          <w:b w:val="0"/>
+        </w:rPr>
         <w:t>Changed-case reasoning: M is now rejected rather than awaiting page review. The required field is known but fails the maximum-length condition.</w:t>
       </w:r>
     </w:p>
     <w:p>
-      <w:r>
-        <w:t>Collect each learner’s explanation before discussion. Use the first missing connection between input, deciding step and result to choose support. This question is worked-case practice, not fresh mastery evidence.</w:t>
+      <w:pPr>
+        <w:spacing w:line="336" w:lineRule="auto" w:after="180"/>
+      </w:pPr>
+      <w:r>
+        <w:rPr>
+          <w:b w:val="0"/>
+        </w:rPr>
+        <w:t xml:space="preserve">Collect each learner’s explanation before discussion. Use the first missing connection between </w:t>
+      </w:r>
+      <w:r>
+        <w:rPr>
+          <w:b/>
+        </w:rPr>
+        <w:t>input</w:t>
+      </w:r>
+      <w:r>
+        <w:rPr>
+          <w:b w:val="0"/>
+        </w:rPr>
+        <w:t xml:space="preserve">, deciding step and result to choose support. This question is worked-case practice, not fresh mastery </w:t>
+      </w:r>
+      <w:r>
+        <w:rPr>
+          <w:b/>
+        </w:rPr>
+        <w:t>evidence</w:t>
+      </w:r>
+      <w:r>
+        <w:rPr>
+          <w:b w:val="0"/>
+        </w:rPr>
+        <w:t>.</w:t>
       </w:r>
     </w:p>
     <w:p>
@@ -1786,54 +3459,129 @@
       </w:r>
     </w:p>
     <w:p>
+      <w:r>
+        <w:t>Run the Human Classifier Simulation investigation and use the first unsupported step to choose a teaching response.</w:t>
+      </w:r>
+    </w:p>
+    <w:p>
+      <w:pPr>
+        <w:spacing w:line="336" w:lineRule="auto" w:after="180"/>
+      </w:pPr>
+      <w:r>
+        <w:rPr>
+          <w:b w:val="0"/>
+        </w:rPr>
+        <w:t>Words You Can Use to Reason</w:t>
+      </w:r>
+    </w:p>
+    <w:p>
+      <w:pPr>
+        <w:spacing w:line="336" w:lineRule="auto" w:after="180"/>
+      </w:pPr>
+      <w:r>
+        <w:rPr>
+          <w:b w:val="0"/>
+        </w:rPr>
+        <w:t>A definition matters when you can recognize the idea, use it, and contrast it with a near-miss.</w:t>
+      </w:r>
+    </w:p>
+    <w:p>
+      <w:pPr>
+        <w:spacing w:line="336" w:lineRule="auto" w:after="180"/>
+      </w:pPr>
+      <w:r>
+        <w:rPr>
+          <w:b w:val="0"/>
+        </w:rPr>
+        <w:t>Predict → Test → Record → Explain</w:t>
+      </w:r>
+    </w:p>
+    <w:p>
+      <w:pPr>
+        <w:spacing w:line="336" w:lineRule="auto" w:after="180"/>
+      </w:pPr>
+      <w:r>
+        <w:rPr>
+          <w:b w:val="0"/>
+        </w:rPr>
+        <w:t>Keep expected and actual results separate. Surprises are useful data when recorded honestly.</w:t>
+      </w:r>
+    </w:p>
+    <w:p>
+      <w:pPr>
+        <w:spacing w:line="336" w:lineRule="auto" w:after="180"/>
+      </w:pPr>
+      <w:r>
+        <w:rPr>
+          <w:b w:val="0"/>
+        </w:rPr>
+        <w:t xml:space="preserve">Reveal six labeled creature cards, hide labels on four new cards, record each learner’s rule and </w:t>
+      </w:r>
+      <w:r>
+        <w:rPr>
+          <w:b/>
+        </w:rPr>
+        <w:t>prediction</w:t>
+      </w:r>
+      <w:r>
+        <w:rPr>
+          <w:b w:val="0"/>
+        </w:rPr>
+        <w:t>s, then compare disagreements.</w:t>
+      </w:r>
+    </w:p>
+    <w:p>
+      <w:pPr>
+        <w:spacing w:line="336" w:lineRule="auto" w:after="180"/>
+        <w:shd w:fill="F5F1FB"/>
+      </w:pPr>
+      <w:r>
+        <w:rPr>
+          <w:b w:val="0"/>
+        </w:rPr>
+        <w:t>What did the hardest test teach you that the normal test did not?</w:t>
+      </w:r>
+    </w:p>
+    <w:p>
       <w:pPr>
         <w:pStyle w:val="Heading3"/>
       </w:pPr>
       <w:r>
-        <w:t>Run the weekly evidence lab</w:t>
-      </w:r>
-    </w:p>
-    <w:p>
-      <w:r>
-        <w:t>Words You Can Use to Reason</w:t>
-      </w:r>
-    </w:p>
-    <w:p>
-      <w:r>
-        <w:t>A definition matters when you can recognize the idea, use it, and contrast it with a near-miss.</w:t>
-      </w:r>
-    </w:p>
-    <w:p>
-      <w:r>
-        <w:t>Predict → Test → Record → Explain</w:t>
-      </w:r>
-    </w:p>
-    <w:p>
-      <w:r>
-        <w:t>Keep expected and actual results separate. Surprises are useful data when recorded honestly.</w:t>
-      </w:r>
-    </w:p>
-    <w:p>
-      <w:r>
-        <w:t>Reveal six labeled creature cards, hide labels on four new cards, record each learner’s rule and predictions, then compare disagreements.</w:t>
-      </w:r>
-    </w:p>
-    <w:p>
-      <w:r>
-        <w:t>What did the hardest test teach you that the normal test did not?</w:t>
-      </w:r>
-    </w:p>
-    <w:p>
-      <w:pPr>
-        <w:pStyle w:val="Heading3"/>
-      </w:pPr>
-      <w:r>
         <w:t>Make the lab runnable</w:t>
       </w:r>
     </w:p>
     <w:p>
-      <w:r>
-        <w:t>Use the concrete case as the shared normal case and the independent question as a second case. Each pair creates a boundary or missing-information case and predicts its result before testing. Keep the expected result separate from an observed mistake.</w:t>
+      <w:pPr>
+        <w:spacing w:line="336" w:lineRule="auto" w:after="180"/>
+      </w:pPr>
+      <w:r>
+        <w:rPr>
+          <w:b w:val="0"/>
+        </w:rPr>
+        <w:t xml:space="preserve">Use the concrete case as the shared normal case and the independent question as a second case. Each pair creates a </w:t>
+      </w:r>
+      <w:r>
+        <w:rPr>
+          <w:b/>
+        </w:rPr>
+        <w:t>boundary</w:t>
+      </w:r>
+      <w:r>
+        <w:rPr>
+          <w:b w:val="0"/>
+        </w:rPr>
+        <w:t xml:space="preserve"> or missing-information case and predicts its result before testing.</w:t>
+      </w:r>
+    </w:p>
+    <w:p>
+      <w:pPr>
+        <w:spacing w:line="336" w:lineRule="auto" w:after="180"/>
+      </w:pPr>
+      <w:r>
+        <w:rPr>
+          <w:b w:val="0"/>
+        </w:rPr>
+        <w:t>Keep the expected result separate from an observed mistake.</w:t>
       </w:r>
     </w:p>
     <w:tbl>
@@ -1991,8 +3739,25 @@
       </w:r>
     </w:p>
     <w:p>
-      <w:r>
-        <w:t>For guessing, return to given facts and request a trace. For vocabulary without application, use one example and one non-example. For arithmetic errors, check the setup before the calculation. Finish with a different uncoached case before recording mastery.</w:t>
+      <w:pPr>
+        <w:spacing w:line="336" w:lineRule="auto" w:after="180"/>
+      </w:pPr>
+      <w:r>
+        <w:rPr>
+          <w:b w:val="0"/>
+        </w:rPr>
+        <w:t>For guessing, return to given facts and request a trace. For vocabulary without application, use one example and one non-example. For arithmetic errors, check the setup before the calculation.</w:t>
+      </w:r>
+    </w:p>
+    <w:p>
+      <w:pPr>
+        <w:spacing w:line="336" w:lineRule="auto" w:after="180"/>
+      </w:pPr>
+      <w:r>
+        <w:rPr>
+          <w:b w:val="0"/>
+        </w:rPr>
+        <w:t>Finish with a different uncoached case before recording mastery.</w:t>
       </w:r>
     </w:p>
     <w:p>
@@ -2004,23 +3769,137 @@
       </w:r>
     </w:p>
     <w:p>
-      <w:r>
-        <w:t>Any numeric input must receive a category: Check the stated unit, whole-number condition and supported range before comparing the threshold.</w:t>
-      </w:r>
-    </w:p>
-    <w:p>
-      <w:r>
-        <w:t>An accepted input proves a correct prediction: Ask separately whether the input satisfies the contract and whether the prediction agrees with evaluation evidence.</w:t>
-      </w:r>
-    </w:p>
-    <w:p>
-      <w:r>
-        <w:t>No prediction means a third category of tower: It is a system outcome indicating that no short or tall category was assigned.</w:t>
-      </w:r>
-    </w:p>
-    <w:p>
-      <w:r>
-        <w:t>Writing a rejection is enough even if processing continues: Follow the failed path to an explicit stop so the later rule cannot overwrite the outcome.</w:t>
+      <w:pPr>
+        <w:spacing w:line="336" w:lineRule="auto" w:after="180"/>
+      </w:pPr>
+      <w:r>
+        <w:rPr>
+          <w:b w:val="0"/>
+        </w:rPr>
+        <w:t xml:space="preserve">Any numeric </w:t>
+      </w:r>
+      <w:r>
+        <w:rPr>
+          <w:b/>
+        </w:rPr>
+        <w:t>input</w:t>
+      </w:r>
+      <w:r>
+        <w:rPr>
+          <w:b w:val="0"/>
+        </w:rPr>
+        <w:t xml:space="preserve"> must receive a category: Check the stated unit, whole-number condition and supported range before comparing the threshold.</w:t>
+      </w:r>
+    </w:p>
+    <w:p>
+      <w:pPr>
+        <w:spacing w:line="336" w:lineRule="auto" w:after="180"/>
+      </w:pPr>
+      <w:r>
+        <w:rPr>
+          <w:b w:val="0"/>
+        </w:rPr>
+        <w:t xml:space="preserve">An accepted </w:t>
+      </w:r>
+      <w:r>
+        <w:rPr>
+          <w:b/>
+        </w:rPr>
+        <w:t>input</w:t>
+      </w:r>
+      <w:r>
+        <w:rPr>
+          <w:b w:val="0"/>
+        </w:rPr>
+        <w:t xml:space="preserve"> proves a correct </w:t>
+      </w:r>
+      <w:r>
+        <w:rPr>
+          <w:b/>
+        </w:rPr>
+        <w:t>prediction</w:t>
+      </w:r>
+      <w:r>
+        <w:rPr>
+          <w:b w:val="0"/>
+        </w:rPr>
+        <w:t xml:space="preserve">: Ask separately whether the </w:t>
+      </w:r>
+      <w:r>
+        <w:rPr>
+          <w:b/>
+        </w:rPr>
+        <w:t>input</w:t>
+      </w:r>
+      <w:r>
+        <w:rPr>
+          <w:b w:val="0"/>
+        </w:rPr>
+        <w:t xml:space="preserve"> satisfies the contract and whether the </w:t>
+      </w:r>
+      <w:r>
+        <w:rPr>
+          <w:b/>
+        </w:rPr>
+        <w:t>prediction</w:t>
+      </w:r>
+      <w:r>
+        <w:rPr>
+          <w:b w:val="0"/>
+        </w:rPr>
+        <w:t xml:space="preserve"> agrees with evaluation </w:t>
+      </w:r>
+      <w:r>
+        <w:rPr>
+          <w:b/>
+        </w:rPr>
+        <w:t>evidence</w:t>
+      </w:r>
+      <w:r>
+        <w:rPr>
+          <w:b w:val="0"/>
+        </w:rPr>
+        <w:t>.</w:t>
+      </w:r>
+    </w:p>
+    <w:p>
+      <w:pPr>
+        <w:spacing w:line="336" w:lineRule="auto" w:after="180"/>
+      </w:pPr>
+      <w:r>
+        <w:rPr>
+          <w:b/>
+        </w:rPr>
+        <w:t>No prediction</w:t>
+      </w:r>
+      <w:r>
+        <w:rPr>
+          <w:b w:val="0"/>
+        </w:rPr>
+        <w:t xml:space="preserve"> means a third category of tower: It is a system outcome indicating that no short or tall category was assigned.</w:t>
+      </w:r>
+    </w:p>
+    <w:p>
+      <w:pPr>
+        <w:spacing w:line="336" w:lineRule="auto" w:after="180"/>
+      </w:pPr>
+      <w:r>
+        <w:rPr>
+          <w:b w:val="0"/>
+        </w:rPr>
+        <w:t xml:space="preserve">Writing a rejection is enough even if </w:t>
+      </w:r>
+      <w:r>
+        <w:rPr>
+          <w:b/>
+        </w:rPr>
+        <w:t>process</w:t>
+      </w:r>
+      <w:r>
+        <w:rPr>
+          <w:b w:val="0"/>
+        </w:rPr>
+        <w:t>ing continues: Follow the failed path to an explicit stop so the later rule cannot overwrite the outcome.</w:t>
       </w:r>
     </w:p>
     <w:p>
@@ -2178,8 +4057,37 @@
       </w:tr>
     </w:tbl>
     <w:p>
-      <w:r>
-        <w:t>Offer an oral explanation, drawing, enlarged visual or fewer examples when that removes a reading/writing barrier. Keep the same reasoning goal. Stretch secure learners by changing a boundary or assumption and asking them to defend the effect, not simply by assigning more of the same questions.</w:t>
+      <w:pPr>
+        <w:spacing w:line="336" w:lineRule="auto" w:after="180"/>
+      </w:pPr>
+      <w:r>
+        <w:rPr>
+          <w:b w:val="0"/>
+        </w:rPr>
+        <w:t>Offer an oral explanation, drawing, enlarged visual or fewer examples when that removes a reading/writing barrier. Keep the same reasoning goal.</w:t>
+      </w:r>
+    </w:p>
+    <w:p>
+      <w:pPr>
+        <w:spacing w:line="336" w:lineRule="auto" w:after="180"/>
+      </w:pPr>
+      <w:r>
+        <w:rPr>
+          <w:b w:val="0"/>
+        </w:rPr>
+        <w:t xml:space="preserve">Stretch secure learners by changing a </w:t>
+      </w:r>
+      <w:r>
+        <w:rPr>
+          <w:b/>
+        </w:rPr>
+        <w:t>boundary</w:t>
+      </w:r>
+      <w:r>
+        <w:rPr>
+          <w:b w:val="0"/>
+        </w:rPr>
+        <w:t xml:space="preserve"> or assumption and asking them to defend the effect, not simply by assigning more of the same questions.</w:t>
       </w:r>
     </w:p>
     <w:p>
@@ -2191,11 +4099,16 @@
       </w:r>
     </w:p>
     <w:p>
+      <w:r>
+        <w:t>Use the Human Classifier Simulation questions, teacher keys and criteria after the relevant attempts. Previously discussed cases are practice; protect the separately selected independent task.</w:t>
+      </w:r>
+    </w:p>
+    <w:p>
       <w:pPr>
         <w:pStyle w:val="Heading3"/>
       </w:pPr>
       <w:r>
-        <w:t>Assess and explain the answers</w:t>
+        <w:t>Worked case answer</w:t>
       </w:r>
     </w:p>
     <w:p>
@@ -2203,11 +4116,18 @@
         <w:pStyle w:val="Heading3"/>
       </w:pPr>
       <w:r>
-        <w:t>Worked case answer</w:t>
-      </w:r>
-    </w:p>
-    <w:p>
-      <w:r>
+        <w:t>Teacher key · Worked case answer</w:t>
+      </w:r>
+    </w:p>
+    <w:p>
+      <w:pPr>
+        <w:spacing w:line="336" w:lineRule="auto" w:after="180"/>
+        <w:shd w:fill="F1F6FC"/>
+      </w:pPr>
+      <w:r>
+        <w:rPr>
+          <w:b w:val="0"/>
+        </w:rPr>
         <w:t>A is Recommend. B fails length; C fails genre. Show both conditions.</w:t>
       </w:r>
     </w:p>
@@ -2220,20 +4140,74 @@
       </w:r>
     </w:p>
     <w:p>
-      <w:r>
-        <w:t>A human classifier uses sports topic means sports shelf. Classify a sports book and an unreadable cover. State what evidence is missing in the second case.</w:t>
-      </w:r>
-    </w:p>
-    <w:p>
       <w:pPr>
         <w:pStyle w:val="Heading3"/>
       </w:pPr>
       <w:r>
+        <w:t>Independent question · withhold the key</w:t>
+      </w:r>
+    </w:p>
+    <w:p>
+      <w:pPr>
+        <w:spacing w:line="336" w:lineRule="auto" w:after="180"/>
+        <w:shd w:fill="F5F1FB"/>
+      </w:pPr>
+      <w:r>
+        <w:rPr>
+          <w:b w:val="0"/>
+        </w:rPr>
+        <w:t xml:space="preserve">A human </w:t>
+      </w:r>
+      <w:r>
+        <w:rPr>
+          <w:b/>
+        </w:rPr>
+        <w:t>classifier</w:t>
+      </w:r>
+      <w:r>
+        <w:rPr>
+          <w:b w:val="0"/>
+        </w:rPr>
+        <w:t xml:space="preserve"> uses sports topic means sports shelf. Classify a sports book and an unreadable cover. State what </w:t>
+      </w:r>
+      <w:r>
+        <w:rPr>
+          <w:b/>
+        </w:rPr>
+        <w:t>evidence</w:t>
+      </w:r>
+      <w:r>
+        <w:rPr>
+          <w:b w:val="0"/>
+        </w:rPr>
+        <w:t xml:space="preserve"> is missing in the second case.</w:t>
+      </w:r>
+    </w:p>
+    <w:p>
+      <w:pPr>
+        <w:pStyle w:val="Heading3"/>
+      </w:pPr>
+      <w:r>
         <w:t>Expected independent answer</w:t>
       </w:r>
     </w:p>
     <w:p>
-      <w:r>
+      <w:pPr>
+        <w:pStyle w:val="Heading3"/>
+      </w:pPr>
+      <w:r>
+        <w:t>Teacher key · Expected independent answer</w:t>
+      </w:r>
+    </w:p>
+    <w:p>
+      <w:pPr>
+        <w:spacing w:line="336" w:lineRule="auto" w:after="180"/>
+        <w:shd w:fill="F1F6FC"/>
+      </w:pPr>
+      <w:r>
+        <w:rPr>
+          <w:b w:val="0"/>
+        </w:rPr>
         <w:t>The sports book goes to the sports shelf. The unreadable cover requires another source for the topic; do not infer it from appearance alone.</w:t>
       </w:r>
     </w:p>
@@ -2472,8 +4446,25 @@
       </w:tr>
     </w:tbl>
     <w:p>
-      <w:r>
-        <w:t>Use 6/8 as a classroom checkpoint, with 2 required for both Result and Reasoning. This is a proposed teaching rule, not a validated certification threshold. Do not count a coached answer as independent mastery; correct unsafe or unsupported claims regardless of total.</w:t>
+      <w:pPr>
+        <w:spacing w:line="336" w:lineRule="auto" w:after="180"/>
+      </w:pPr>
+      <w:r>
+        <w:rPr>
+          <w:b w:val="0"/>
+        </w:rPr>
+        <w:t>Use 6/8 as a classroom checkpoint, with 2 required for both Result and Reasoning. This is a proposed teaching rule, not a validated certification threshold.</w:t>
+      </w:r>
+    </w:p>
+    <w:p>
+      <w:pPr>
+        <w:spacing w:line="336" w:lineRule="auto" w:after="180"/>
+      </w:pPr>
+      <w:r>
+        <w:rPr>
+          <w:b w:val="0"/>
+        </w:rPr>
+        <w:t>Do not count a coached answer as independent mastery; correct unsafe or unsupported claims regardless of total.</w:t>
       </w:r>
     </w:p>
     <w:p>
@@ -2485,8 +4476,50 @@
       </w:r>
     </w:p>
     <w:p>
-      <w:r>
-        <w:t>Ask the learner to find the evidence that challenges this claim: “Simulating a classifier removes the need for evidence.” Keep the first attempt and an uncoached retry separate.</w:t>
+      <w:pPr>
+        <w:spacing w:line="336" w:lineRule="auto" w:after="180"/>
+      </w:pPr>
+      <w:r>
+        <w:rPr>
+          <w:b w:val="0"/>
+        </w:rPr>
+        <w:t xml:space="preserve">Ask the learner to find the </w:t>
+      </w:r>
+      <w:r>
+        <w:rPr>
+          <w:b/>
+        </w:rPr>
+        <w:t>evidence</w:t>
+      </w:r>
+      <w:r>
+        <w:rPr>
+          <w:b w:val="0"/>
+        </w:rPr>
+        <w:t xml:space="preserve"> that challenges this claim: “Simulating a </w:t>
+      </w:r>
+      <w:r>
+        <w:rPr>
+          <w:b/>
+        </w:rPr>
+        <w:t>classifier</w:t>
+      </w:r>
+      <w:r>
+        <w:rPr>
+          <w:b w:val="0"/>
+        </w:rPr>
+        <w:t xml:space="preserve"> removes the need for </w:t>
+      </w:r>
+      <w:r>
+        <w:rPr>
+          <w:b/>
+        </w:rPr>
+        <w:t>evidence</w:t>
+      </w:r>
+      <w:r>
+        <w:rPr>
+          <w:b w:val="0"/>
+        </w:rPr>
+        <w:t>.” Keep the first attempt and an uncoached retry separate.</w:t>
       </w:r>
     </w:p>
     <w:p>
@@ -2498,15 +4531,42 @@
       </w:r>
     </w:p>
     <w:p>
-      <w:r>
-        <w:t>The first qualifies; the next two do not. The missing-genre case should request the genre or return uncertain under a documented policy. It should not be silently counted as a confirmed non-science book when reporting labelled evaluation results.</w:t>
-      </w:r>
-    </w:p>
-    <w:p>
       <w:pPr>
         <w:pStyle w:val="Heading3"/>
       </w:pPr>
       <w:r>
+        <w:t>Teacher key · Original transfer answer</w:t>
+      </w:r>
+    </w:p>
+    <w:p>
+      <w:pPr>
+        <w:spacing w:line="336" w:lineRule="auto" w:after="180"/>
+        <w:shd w:fill="F1F6FC"/>
+      </w:pPr>
+      <w:r>
+        <w:rPr>
+          <w:b w:val="0"/>
+        </w:rPr>
+        <w:t>The first qualifies; the next two do not. The missing-genre case should request the genre or return uncertain under a documented policy.</w:t>
+      </w:r>
+    </w:p>
+    <w:p>
+      <w:pPr>
+        <w:spacing w:line="336" w:lineRule="auto" w:after="180"/>
+        <w:shd w:fill="F1F6FC"/>
+      </w:pPr>
+      <w:r>
+        <w:rPr>
+          <w:b w:val="0"/>
+        </w:rPr>
+        <w:t>It should not be silently counted as a confirmed non-science book when reporting labelled evaluation results.</w:t>
+      </w:r>
+    </w:p>
+    <w:p>
+      <w:pPr>
+        <w:pStyle w:val="Heading3"/>
+      </w:pPr>
+      <w:r>
         <w:t>Explanations for the additional workbook examples</w:t>
       </w:r>
     </w:p>
@@ -2519,111 +4579,663 @@
       </w:r>
     </w:p>
     <w:p>
-      <w:r>
-        <w:t>Write the complete Tower1 input contract. Give one accepted example and three different rejected examples, each with its reason. Explain why an accepted input does not have to be one of the examples used to fit the threshold.</w:t>
-      </w:r>
-    </w:p>
-    <w:p>
-      <w:r>
-        <w:t>Require a present height, unit cm, a whole number and range 1 through 10 inclusive. For example, 7 cm is accepted; blank is missing, 60 mm has the wrong unit and 11 cm is outside the range. Fractional values such as 4.5 cm also fail. The contract defines accepted inputs; it does not list only the fitting records or establish prediction correctness.</w:t>
-      </w:r>
-    </w:p>
-    <w:p>
       <w:pPr>
         <w:pStyle w:val="Heading3"/>
       </w:pPr>
       <w:r>
+        <w:t>Workbook question · W1</w:t>
+      </w:r>
+    </w:p>
+    <w:p>
+      <w:pPr>
+        <w:spacing w:line="336" w:lineRule="auto" w:after="180"/>
+        <w:shd w:fill="F5F1FB"/>
+      </w:pPr>
+      <w:r>
+        <w:rPr>
+          <w:b w:val="0"/>
+        </w:rPr>
+        <w:t xml:space="preserve">Write the complete Tower1 </w:t>
+      </w:r>
+      <w:r>
+        <w:rPr>
+          <w:b/>
+        </w:rPr>
+        <w:t>input contract</w:t>
+      </w:r>
+      <w:r>
+        <w:rPr>
+          <w:b w:val="0"/>
+        </w:rPr>
+        <w:t xml:space="preserve">. Give one accepted example and three different rejected examples, each with its reason. Explain why an accepted </w:t>
+      </w:r>
+      <w:r>
+        <w:rPr>
+          <w:b/>
+        </w:rPr>
+        <w:t>input</w:t>
+      </w:r>
+      <w:r>
+        <w:rPr>
+          <w:b w:val="0"/>
+        </w:rPr>
+        <w:t xml:space="preserve"> does not have to be one of the examples used to fit the threshold.</w:t>
+      </w:r>
+    </w:p>
+    <w:p>
+      <w:pPr>
+        <w:pStyle w:val="Heading3"/>
+      </w:pPr>
+      <w:r>
+        <w:t>Teacher reasoning · W1</w:t>
+      </w:r>
+    </w:p>
+    <w:p>
+      <w:pPr>
+        <w:spacing w:line="336" w:lineRule="auto" w:after="180"/>
+        <w:shd w:fill="F1F6FC"/>
+      </w:pPr>
+      <w:r>
+        <w:rPr>
+          <w:b w:val="0"/>
+        </w:rPr>
+        <w:t>Require a present height, unit cm, a whole number and range 1 through 10 inclusive. For example, 7 cm is accepted; blank is missing, 60 mm has the wrong unit and 11 cm is outside the range.</w:t>
+      </w:r>
+    </w:p>
+    <w:p>
+      <w:pPr>
+        <w:spacing w:line="336" w:lineRule="auto" w:after="180"/>
+        <w:shd w:fill="F1F6FC"/>
+      </w:pPr>
+      <w:r>
+        <w:rPr>
+          <w:b w:val="0"/>
+        </w:rPr>
+        <w:t xml:space="preserve">Fractional values such as 4.5 cm also fail. The contract defines accepted </w:t>
+      </w:r>
+      <w:r>
+        <w:rPr>
+          <w:b/>
+        </w:rPr>
+        <w:t>input</w:t>
+      </w:r>
+      <w:r>
+        <w:rPr>
+          <w:b w:val="0"/>
+        </w:rPr>
+        <w:t xml:space="preserve">s; it does not list only the </w:t>
+      </w:r>
+      <w:r>
+        <w:rPr>
+          <w:b/>
+        </w:rPr>
+        <w:t>fitting</w:t>
+      </w:r>
+      <w:r>
+        <w:rPr>
+          <w:b w:val="0"/>
+        </w:rPr>
+        <w:t xml:space="preserve"> records or establish </w:t>
+      </w:r>
+      <w:r>
+        <w:rPr>
+          <w:b/>
+        </w:rPr>
+        <w:t>prediction</w:t>
+      </w:r>
+      <w:r>
+        <w:rPr>
+          <w:b w:val="0"/>
+        </w:rPr>
+        <w:t xml:space="preserve"> correctness.</w:t>
+      </w:r>
+    </w:p>
+    <w:p>
+      <w:pPr>
+        <w:pStyle w:val="Heading3"/>
+      </w:pPr>
+      <w:r>
         <w:t>W2 Construct both outcome paths</w:t>
       </w:r>
     </w:p>
     <w:p>
-      <w:r>
-        <w:t>Write numbered instructions for Tower1, including input checks, the stopping path after a failed check, the threshold rule and the record to keep. Your partner must be able to use them without supplying an unstated rule.</w:t>
-      </w:r>
-    </w:p>
-    <w:p>
-      <w:r>
-        <w:t>Check present height and cm unit, then whole number in 1 through 10. On failure, record original input, Tower1, no prediction and the reason; stop that record. Otherwise predict tall if height is at least 6, short otherwise. Record original input, Tower1 and prediction. Equivalent clear branches are acceptable.</w:t>
-      </w:r>
-    </w:p>
-    <w:p>
       <w:pPr>
         <w:pStyle w:val="Heading3"/>
       </w:pPr>
       <w:r>
+        <w:t>Workbook question · W2</w:t>
+      </w:r>
+    </w:p>
+    <w:p>
+      <w:pPr>
+        <w:spacing w:line="336" w:lineRule="auto" w:after="180"/>
+        <w:shd w:fill="F5F1FB"/>
+      </w:pPr>
+      <w:r>
+        <w:rPr>
+          <w:b w:val="0"/>
+        </w:rPr>
+        <w:t xml:space="preserve">Write numbered instructions for Tower1, including </w:t>
+      </w:r>
+      <w:r>
+        <w:rPr>
+          <w:b/>
+        </w:rPr>
+        <w:t>input</w:t>
+      </w:r>
+      <w:r>
+        <w:rPr>
+          <w:b w:val="0"/>
+        </w:rPr>
+        <w:t xml:space="preserve"> checks, the stopping path after a failed check, the threshold rule and the record to keep. Your partner must be able to use them without supplying an unstated rule.</w:t>
+      </w:r>
+    </w:p>
+    <w:p>
+      <w:pPr>
+        <w:pStyle w:val="Heading3"/>
+      </w:pPr>
+      <w:r>
+        <w:t>Teacher reasoning · W2</w:t>
+      </w:r>
+    </w:p>
+    <w:p>
+      <w:pPr>
+        <w:spacing w:line="336" w:lineRule="auto" w:after="180"/>
+        <w:shd w:fill="F1F6FC"/>
+      </w:pPr>
+      <w:r>
+        <w:rPr>
+          <w:b w:val="0"/>
+        </w:rPr>
+        <w:t xml:space="preserve">Check present height and cm unit, then whole number in 1 through 10. On failure, record original </w:t>
+      </w:r>
+      <w:r>
+        <w:rPr>
+          <w:b/>
+        </w:rPr>
+        <w:t>input</w:t>
+      </w:r>
+      <w:r>
+        <w:rPr>
+          <w:b w:val="0"/>
+        </w:rPr>
+        <w:t xml:space="preserve">, Tower1, </w:t>
+      </w:r>
+      <w:r>
+        <w:rPr>
+          <w:b/>
+        </w:rPr>
+        <w:t>no prediction</w:t>
+      </w:r>
+      <w:r>
+        <w:rPr>
+          <w:b w:val="0"/>
+        </w:rPr>
+        <w:t xml:space="preserve"> and the reason; stop that record. Otherwise predict tall if height is at least 6, short otherwise.</w:t>
+      </w:r>
+    </w:p>
+    <w:p>
+      <w:pPr>
+        <w:spacing w:line="336" w:lineRule="auto" w:after="180"/>
+        <w:shd w:fill="F1F6FC"/>
+      </w:pPr>
+      <w:r>
+        <w:rPr>
+          <w:b w:val="0"/>
+        </w:rPr>
+        <w:t xml:space="preserve">Record original </w:t>
+      </w:r>
+      <w:r>
+        <w:rPr>
+          <w:b/>
+        </w:rPr>
+        <w:t>input</w:t>
+      </w:r>
+      <w:r>
+        <w:rPr>
+          <w:b w:val="0"/>
+        </w:rPr>
+        <w:t xml:space="preserve">, Tower1 and </w:t>
+      </w:r>
+      <w:r>
+        <w:rPr>
+          <w:b/>
+        </w:rPr>
+        <w:t>prediction</w:t>
+      </w:r>
+      <w:r>
+        <w:rPr>
+          <w:b w:val="0"/>
+        </w:rPr>
+        <w:t>. Equivalent clear branches are acceptable.</w:t>
+      </w:r>
+    </w:p>
+    <w:p>
+      <w:pPr>
+        <w:pStyle w:val="Heading3"/>
+      </w:pPr>
+      <w:r>
         <w:t>W3 Trace boundaries and a broken path</w:t>
       </w:r>
     </w:p>
     <w:p>
-      <w:r>
-        <w:t>Trace 1 cm, 5 cm, 6 cm, 10 cm and 11 cm using Tower1. A faulty procedure records no prediction for a blank, then continues and treats the blank as zero to report short. Identify the missing instruction and the proper final outcome.</w:t>
-      </w:r>
-    </w:p>
-    <w:p>
-      <w:r>
-        <w:t>The first four are accepted and predict short, short, tall and tall. At 11 cm reject for being outside the range. The faulty path lacks stopping after failure; a blank must end as no prediction with reason missing height. It must not be converted to zero or reach the threshold rule.</w:t>
-      </w:r>
-    </w:p>
-    <w:p>
       <w:pPr>
         <w:pStyle w:val="Heading3"/>
       </w:pPr>
       <w:r>
+        <w:t>Workbook question · W3</w:t>
+      </w:r>
+    </w:p>
+    <w:p>
+      <w:pPr>
+        <w:spacing w:line="336" w:lineRule="auto" w:after="180"/>
+        <w:shd w:fill="F5F1FB"/>
+      </w:pPr>
+      <w:r>
+        <w:rPr>
+          <w:b w:val="0"/>
+        </w:rPr>
+        <w:t xml:space="preserve">Trace 1 cm, 5 cm, 6 cm, 10 cm and 11 cm using Tower1. A faulty procedure records </w:t>
+      </w:r>
+      <w:r>
+        <w:rPr>
+          <w:b/>
+        </w:rPr>
+        <w:t>no prediction</w:t>
+      </w:r>
+      <w:r>
+        <w:rPr>
+          <w:b w:val="0"/>
+        </w:rPr>
+        <w:t xml:space="preserve"> for a blank, then continues and treats the blank as zero to report short.</w:t>
+      </w:r>
+    </w:p>
+    <w:p>
+      <w:pPr>
+        <w:spacing w:line="336" w:lineRule="auto" w:after="180"/>
+        <w:shd w:fill="F5F1FB"/>
+      </w:pPr>
+      <w:r>
+        <w:rPr>
+          <w:b w:val="0"/>
+        </w:rPr>
+        <w:t>Identify the missing instruction and the proper final outcome.</w:t>
+      </w:r>
+    </w:p>
+    <w:p>
+      <w:pPr>
+        <w:pStyle w:val="Heading3"/>
+      </w:pPr>
+      <w:r>
+        <w:t>Teacher reasoning · W3</w:t>
+      </w:r>
+    </w:p>
+    <w:p>
+      <w:pPr>
+        <w:spacing w:line="336" w:lineRule="auto" w:after="180"/>
+        <w:shd w:fill="F1F6FC"/>
+      </w:pPr>
+      <w:r>
+        <w:rPr>
+          <w:b w:val="0"/>
+        </w:rPr>
+        <w:t xml:space="preserve">The first four are accepted and predict short, short, tall and tall. At 11 cm reject for being outside the range. The faulty path lacks stopping after failure; a blank must end as </w:t>
+      </w:r>
+      <w:r>
+        <w:rPr>
+          <w:b/>
+        </w:rPr>
+        <w:t>no prediction</w:t>
+      </w:r>
+      <w:r>
+        <w:rPr>
+          <w:b w:val="0"/>
+        </w:rPr>
+        <w:t xml:space="preserve"> with reason missing height.</w:t>
+      </w:r>
+    </w:p>
+    <w:p>
+      <w:pPr>
+        <w:spacing w:line="336" w:lineRule="auto" w:after="180"/>
+        <w:shd w:fill="F1F6FC"/>
+      </w:pPr>
+      <w:r>
+        <w:rPr>
+          <w:b w:val="0"/>
+        </w:rPr>
+        <w:t>It must not be converted to zero or reach the threshold rule.</w:t>
+      </w:r>
+    </w:p>
+    <w:p>
+      <w:pPr>
+        <w:pStyle w:val="Heading3"/>
+      </w:pPr>
+      <w:r>
         <w:t>W4 Build an independent ribbon classifier</w:t>
       </w:r>
     </w:p>
     <w:p>
-      <w:r>
-        <w:t>Design Ribbon1 for ribbon lengths recorded as whole centimetres from 1 through 12 inclusive, with unit cm required. Predict long at 8 cm or more and short otherwise. Write complete instructions and trace 7 cm, 8 cm, a blank length and 13 cm. Include reasons for no prediction and the model version in each record.</w:t>
-      </w:r>
-    </w:p>
-    <w:p>
-      <w:r>
-        <w:t>Check present length, cm unit, whole number and range 1 through 12; otherwise record no prediction with reason and stop. For accepted inputs, use at least 8 for long, otherwise short. Ribbon1 at 7 cm predicts short; at 8 cm predicts long; blank gives no prediction because length is missing; 13 cm gives no prediction because outside range. Each record includes original input, Ribbon1 and outcome, plus reason when rejected.</w:t>
-      </w:r>
-    </w:p>
-    <w:p>
       <w:pPr>
         <w:pStyle w:val="Heading3"/>
       </w:pPr>
       <w:r>
+        <w:t>Workbook question · W4</w:t>
+      </w:r>
+    </w:p>
+    <w:p>
+      <w:pPr>
+        <w:spacing w:line="336" w:lineRule="auto" w:after="180"/>
+        <w:shd w:fill="F5F1FB"/>
+      </w:pPr>
+      <w:r>
+        <w:rPr>
+          <w:b w:val="0"/>
+        </w:rPr>
+        <w:t>Design Ribbon1 for ribbon lengths recorded as whole centimetres from 1 through 12 inclusive, with unit cm required. Predict long at 8 cm or more and short otherwise.</w:t>
+      </w:r>
+    </w:p>
+    <w:p>
+      <w:pPr>
+        <w:spacing w:line="336" w:lineRule="auto" w:after="180"/>
+        <w:shd w:fill="F5F1FB"/>
+      </w:pPr>
+      <w:r>
+        <w:rPr>
+          <w:b w:val="0"/>
+        </w:rPr>
+        <w:t xml:space="preserve">Write complete instructions and trace 7 cm, 8 cm, a blank length and 13 cm. Include reasons for </w:t>
+      </w:r>
+      <w:r>
+        <w:rPr>
+          <w:b/>
+        </w:rPr>
+        <w:t>no prediction</w:t>
+      </w:r>
+      <w:r>
+        <w:rPr>
+          <w:b w:val="0"/>
+        </w:rPr>
+        <w:t xml:space="preserve"> and the </w:t>
+      </w:r>
+      <w:r>
+        <w:rPr>
+          <w:b/>
+        </w:rPr>
+        <w:t>model version</w:t>
+      </w:r>
+      <w:r>
+        <w:rPr>
+          <w:b w:val="0"/>
+        </w:rPr>
+        <w:t xml:space="preserve"> in each record.</w:t>
+      </w:r>
+    </w:p>
+    <w:p>
+      <w:pPr>
+        <w:pStyle w:val="Heading3"/>
+      </w:pPr>
+      <w:r>
+        <w:t>Teacher reasoning · W4</w:t>
+      </w:r>
+    </w:p>
+    <w:p>
+      <w:pPr>
+        <w:spacing w:line="336" w:lineRule="auto" w:after="180"/>
+        <w:shd w:fill="F1F6FC"/>
+      </w:pPr>
+      <w:r>
+        <w:rPr>
+          <w:b w:val="0"/>
+        </w:rPr>
+        <w:t xml:space="preserve">Check present length, cm unit, whole number and range 1 through 12; otherwise record </w:t>
+      </w:r>
+      <w:r>
+        <w:rPr>
+          <w:b/>
+        </w:rPr>
+        <w:t>no prediction</w:t>
+      </w:r>
+      <w:r>
+        <w:rPr>
+          <w:b w:val="0"/>
+        </w:rPr>
+        <w:t xml:space="preserve"> with reason and stop. For accepted </w:t>
+      </w:r>
+      <w:r>
+        <w:rPr>
+          <w:b/>
+        </w:rPr>
+        <w:t>input</w:t>
+      </w:r>
+      <w:r>
+        <w:rPr>
+          <w:b w:val="0"/>
+        </w:rPr>
+        <w:t>s, use at least 8 for long, otherwise short.</w:t>
+      </w:r>
+    </w:p>
+    <w:p>
+      <w:pPr>
+        <w:spacing w:line="336" w:lineRule="auto" w:after="180"/>
+        <w:shd w:fill="F1F6FC"/>
+      </w:pPr>
+      <w:r>
+        <w:rPr>
+          <w:b w:val="0"/>
+        </w:rPr>
+        <w:t xml:space="preserve">Ribbon1 at 7 cm predicts short; at 8 cm predicts long; blank gives </w:t>
+      </w:r>
+      <w:r>
+        <w:rPr>
+          <w:b/>
+        </w:rPr>
+        <w:t>no prediction</w:t>
+      </w:r>
+      <w:r>
+        <w:rPr>
+          <w:b w:val="0"/>
+        </w:rPr>
+        <w:t xml:space="preserve"> because length is missing; 13 cm gives </w:t>
+      </w:r>
+      <w:r>
+        <w:rPr>
+          <w:b/>
+        </w:rPr>
+        <w:t>no prediction</w:t>
+      </w:r>
+      <w:r>
+        <w:rPr>
+          <w:b w:val="0"/>
+        </w:rPr>
+        <w:t xml:space="preserve"> because outside range.</w:t>
+      </w:r>
+    </w:p>
+    <w:p>
+      <w:pPr>
+        <w:spacing w:line="336" w:lineRule="auto" w:after="180"/>
+        <w:shd w:fill="F1F6FC"/>
+      </w:pPr>
+      <w:r>
+        <w:rPr>
+          <w:b w:val="0"/>
+        </w:rPr>
+        <w:t xml:space="preserve">Each record includes original </w:t>
+      </w:r>
+      <w:r>
+        <w:rPr>
+          <w:b/>
+        </w:rPr>
+        <w:t>input</w:t>
+      </w:r>
+      <w:r>
+        <w:rPr>
+          <w:b w:val="0"/>
+        </w:rPr>
+        <w:t>, Ribbon1 and outcome, plus reason when rejected.</w:t>
+      </w:r>
+    </w:p>
+    <w:p>
+      <w:pPr>
+        <w:pStyle w:val="Heading3"/>
+      </w:pPr>
+      <w:r>
         <w:t>W5 Explain what your procedure establishes</w:t>
       </w:r>
     </w:p>
     <w:p>
-      <w:r>
-        <w:t>Ribbon1 accepts 12 cm and predicts long. No comparison label has been supplied for that record. State what has been checked and what remains unknown. Explain why changing a blank to 1 cm just to produce a category would be a mistake.</w:t>
-      </w:r>
-    </w:p>
-    <w:p>
-      <w:r>
-        <w:t>The value satisfies the input contract and the stated rule predicts long. Agreement with an appropriate comparison label has not been checked. Replacing a blank with 1 invents a measurement, conceals missing information and violates the stated rejection path. Ask for the measurement instead.</w:t>
-      </w:r>
-    </w:p>
-    <w:p>
       <w:pPr>
         <w:pStyle w:val="Heading3"/>
       </w:pPr>
       <w:r>
+        <w:t>Workbook question · W5</w:t>
+      </w:r>
+    </w:p>
+    <w:p>
+      <w:pPr>
+        <w:spacing w:line="336" w:lineRule="auto" w:after="180"/>
+        <w:shd w:fill="F5F1FB"/>
+      </w:pPr>
+      <w:r>
+        <w:rPr>
+          <w:b w:val="0"/>
+        </w:rPr>
+        <w:t>Ribbon1 accepts 12 cm and predicts long. No comparison label has been supplied for that record. State what has been checked and what remains unknown.</w:t>
+      </w:r>
+    </w:p>
+    <w:p>
+      <w:pPr>
+        <w:spacing w:line="336" w:lineRule="auto" w:after="180"/>
+        <w:shd w:fill="F5F1FB"/>
+      </w:pPr>
+      <w:r>
+        <w:rPr>
+          <w:b w:val="0"/>
+        </w:rPr>
+        <w:t>Explain why changing a blank to 1 cm just to produce a category would be a mistake.</w:t>
+      </w:r>
+    </w:p>
+    <w:p>
+      <w:pPr>
+        <w:pStyle w:val="Heading3"/>
+      </w:pPr>
+      <w:r>
+        <w:t>Teacher reasoning · W5</w:t>
+      </w:r>
+    </w:p>
+    <w:p>
+      <w:pPr>
+        <w:spacing w:line="336" w:lineRule="auto" w:after="180"/>
+        <w:shd w:fill="F1F6FC"/>
+      </w:pPr>
+      <w:r>
+        <w:rPr>
+          <w:b w:val="0"/>
+        </w:rPr>
+        <w:t xml:space="preserve">The value satisfies the </w:t>
+      </w:r>
+      <w:r>
+        <w:rPr>
+          <w:b/>
+        </w:rPr>
+        <w:t>input contract</w:t>
+      </w:r>
+      <w:r>
+        <w:rPr>
+          <w:b w:val="0"/>
+        </w:rPr>
+        <w:t xml:space="preserve"> and the stated rule predicts long. Agreement with an appropriate comparison label has not been checked.</w:t>
+      </w:r>
+    </w:p>
+    <w:p>
+      <w:pPr>
+        <w:spacing w:line="336" w:lineRule="auto" w:after="180"/>
+        <w:shd w:fill="F1F6FC"/>
+      </w:pPr>
+      <w:r>
+        <w:rPr>
+          <w:b w:val="0"/>
+        </w:rPr>
+        <w:t>Replacing a blank with 1 invents a measurement, conceals missing information and violates the stated rejection path. Ask for the measurement instead.</w:t>
+      </w:r>
+    </w:p>
+    <w:p>
+      <w:pPr>
+        <w:pStyle w:val="Heading3"/>
+      </w:pPr>
+      <w:r>
         <w:t>Assess independent transfer</w:t>
       </w:r>
     </w:p>
     <w:p>
-      <w:r>
-        <w:t>Selected case: A written rule selects science books with fewer than 140 pages. Trace science/139, science/140, history/90 and missing-genre/90. Policy: missing required information means request it.</w:t>
-      </w:r>
-    </w:p>
-    <w:p>
       <w:pPr>
         <w:pStyle w:val="Heading3"/>
       </w:pPr>
       <w:r>
+        <w:t>Independent question · withhold the key</w:t>
+      </w:r>
+    </w:p>
+    <w:p>
+      <w:pPr>
+        <w:spacing w:line="336" w:lineRule="auto" w:after="180"/>
+        <w:shd w:fill="F5F1FB"/>
+      </w:pPr>
+      <w:r>
+        <w:rPr>
+          <w:b w:val="0"/>
+        </w:rPr>
+        <w:t xml:space="preserve">Selected case: A </w:t>
+      </w:r>
+      <w:r>
+        <w:rPr>
+          <w:b/>
+        </w:rPr>
+        <w:t>written rule</w:t>
+      </w:r>
+      <w:r>
+        <w:rPr>
+          <w:b w:val="0"/>
+        </w:rPr>
+        <w:t xml:space="preserve"> selects science books with fewer than 140 pages. Trace science/139, science/140, history/90 and missing-genre/90. Policy: missing required information means request it.</w:t>
+      </w:r>
+    </w:p>
+    <w:p>
+      <w:pPr>
+        <w:pStyle w:val="Heading3"/>
+      </w:pPr>
+      <w:r>
         <w:t>Selected case answer</w:t>
       </w:r>
     </w:p>
     <w:p>
-      <w:r>
-        <w:t>Select science/139. Reject science/140 at the strict boundary and history/90 on genre. Request the missing genre rather than inventing it. Both conditions are required.</w:t>
+      <w:pPr>
+        <w:pStyle w:val="Heading3"/>
+      </w:pPr>
+      <w:r>
+        <w:t>Teacher key · Selected case answer</w:t>
+      </w:r>
+    </w:p>
+    <w:p>
+      <w:pPr>
+        <w:spacing w:line="336" w:lineRule="auto" w:after="180"/>
+        <w:shd w:fill="F1F6FC"/>
+      </w:pPr>
+      <w:r>
+        <w:rPr>
+          <w:b w:val="0"/>
+        </w:rPr>
+        <w:t xml:space="preserve">Select science/139. Reject science/140 at the strict </w:t>
+      </w:r>
+      <w:r>
+        <w:rPr>
+          <w:b/>
+        </w:rPr>
+        <w:t>boundary</w:t>
+      </w:r>
+      <w:r>
+        <w:rPr>
+          <w:b w:val="0"/>
+        </w:rPr>
+        <w:t xml:space="preserve"> and history/90 on genre. Request the missing genre rather than inventing it. Both conditions are required.</w:t>
       </w:r>
     </w:p>
     <w:tbl>
@@ -2729,21 +5341,77 @@
       </w:tr>
     </w:tbl>
     <w:p>
-      <w:r>
-        <w:t>Record each dimension as not yet, with support, or independent. Accept a valid alternative procedure with a defensible trace. Do not penalise an honestly recorded model failure if the learner correctly explains its evidence and limits.</w:t>
-      </w:r>
-    </w:p>
-    <w:p>
       <w:pPr>
         <w:pStyle w:val="Heading3"/>
       </w:pPr>
       <w:r>
+        <w:t>Teacher key · Selected case answer</w:t>
+      </w:r>
+    </w:p>
+    <w:p>
+      <w:pPr>
+        <w:spacing w:line="336" w:lineRule="auto" w:after="180"/>
+        <w:shd w:fill="F1F6FC"/>
+      </w:pPr>
+      <w:r>
+        <w:rPr>
+          <w:b w:val="0"/>
+        </w:rPr>
+        <w:t>Record each dimension as not yet, with support, or independent. Accept a valid alternative procedure with a defensible trace.</w:t>
+      </w:r>
+    </w:p>
+    <w:p>
+      <w:pPr>
+        <w:spacing w:line="336" w:lineRule="auto" w:after="180"/>
+        <w:shd w:fill="F1F6FC"/>
+      </w:pPr>
+      <w:r>
+        <w:rPr>
+          <w:b w:val="0"/>
+        </w:rPr>
+        <w:t xml:space="preserve">Do not penalise an honestly recorded model failure if the learner correctly explains its </w:t>
+      </w:r>
+      <w:r>
+        <w:rPr>
+          <w:b/>
+        </w:rPr>
+        <w:t>evidence</w:t>
+      </w:r>
+      <w:r>
+        <w:rPr>
+          <w:b w:val="0"/>
+        </w:rPr>
+        <w:t xml:space="preserve"> and limits.</w:t>
+      </w:r>
+    </w:p>
+    <w:p>
+      <w:pPr>
+        <w:pStyle w:val="Heading3"/>
+      </w:pPr>
+      <w:r>
         <w:t>Feedback that the learner uses</w:t>
       </w:r>
     </w:p>
     <w:p>
-      <w:r>
-        <w:t>Name the earliest unsupported step and give one action to repair it. Have the learner make that repair now and explain why. Then assess the relevant skill on a fresh, fully specified case. Confirm it was not previously practised with feedback; solve and check the new case before assigning it. A follow-up design prompt is a starting brief, not automatically an equivalent test.</w:t>
+      <w:pPr>
+        <w:spacing w:line="336" w:lineRule="auto" w:after="180"/>
+      </w:pPr>
+      <w:r>
+        <w:rPr>
+          <w:b w:val="0"/>
+        </w:rPr>
+        <w:t>Name the earliest unsupported step and give one action to repair it. Have the learner make that repair now and explain why. Then assess the relevant skill on a fresh, fully specified case.</w:t>
+      </w:r>
+    </w:p>
+    <w:p>
+      <w:pPr>
+        <w:spacing w:line="336" w:lineRule="auto" w:after="180"/>
+      </w:pPr>
+      <w:r>
+        <w:rPr>
+          <w:b w:val="0"/>
+        </w:rPr>
+        <w:t>Confirm it was not previously practised with feedback; solve and check the new case before assigning it. A follow-up design prompt is a starting brief, not automatically an equivalent test.</w:t>
       </w:r>
     </w:p>
     <w:p>
@@ -2755,11 +5423,62 @@
       </w:r>
     </w:p>
     <w:p>
+      <w:r>
+        <w:t>Connect Human Classifier Simulation to Transparent Book Recommender, adapt support and plan a later changed-case check.</w:t>
+      </w:r>
+    </w:p>
+    <w:p>
       <w:pPr>
         <w:pStyle w:val="Heading3"/>
       </w:pPr>
       <w:r>
-        <w:t>Connect and extend learning</w:t>
+        <w:t>Transparent Book Recommender</w:t>
+      </w:r>
+    </w:p>
+    <w:p>
+      <w:pPr>
+        <w:spacing w:line="336" w:lineRule="auto" w:after="180"/>
+      </w:pPr>
+      <w:r>
+        <w:rPr>
+          <w:b w:val="0"/>
+        </w:rPr>
+        <w:t>Turn score thresholds into visible boundaries such as recommend / maybe / not now.</w:t>
+      </w:r>
+    </w:p>
+    <w:p>
+      <w:pPr>
+        <w:spacing w:line="336" w:lineRule="auto" w:after="180"/>
+      </w:pPr>
+      <w:r>
+        <w:rPr>
+          <w:b w:val="0"/>
+        </w:rPr>
+        <w:t xml:space="preserve">Keep the decision, </w:t>
+      </w:r>
+      <w:r>
+        <w:rPr>
+          <w:b/>
+        </w:rPr>
+        <w:t>input</w:t>
+      </w:r>
+      <w:r>
+        <w:rPr>
+          <w:b w:val="0"/>
+        </w:rPr>
+        <w:t xml:space="preserve">, result, explanation and remaining limitation in the project </w:t>
+      </w:r>
+      <w:r>
+        <w:rPr>
+          <w:b/>
+        </w:rPr>
+        <w:t>evidence</w:t>
+      </w:r>
+      <w:r>
+        <w:rPr>
+          <w:b w:val="0"/>
+        </w:rPr>
+        <w:t xml:space="preserve"> record. Retrieve this record next week rather than restarting the project.</w:t>
       </w:r>
     </w:p>
     <w:p>
@@ -2767,17 +5486,30 @@
         <w:pStyle w:val="Heading3"/>
       </w:pPr>
       <w:r>
-        <w:t>Transparent Book Recommender</w:t>
-      </w:r>
-    </w:p>
-    <w:p>
-      <w:r>
-        <w:t>Turn score thresholds into visible boundaries such as recommend / maybe / not now.</w:t>
-      </w:r>
-    </w:p>
-    <w:p>
-      <w:r>
-        <w:t>Keep the decision, input, result, explanation and remaining limitation in the project evidence record. Retrieve this record next week rather than restarting the project.</w:t>
+        <w:t>Support and stretch</w:t>
+      </w:r>
+    </w:p>
+    <w:p>
+      <w:pPr>
+        <w:spacing w:line="336" w:lineRule="auto" w:after="180"/>
+      </w:pPr>
+      <w:r>
+        <w:rPr>
+          <w:b w:val="0"/>
+        </w:rPr>
+        <w:t xml:space="preserve">Trace one record or condition at a time with counters and labelled columns. Stretch: introduce a tie, </w:t>
+      </w:r>
+      <w:r>
+        <w:rPr>
+          <w:b/>
+        </w:rPr>
+        <w:t>boundary</w:t>
+      </w:r>
+      <w:r>
+        <w:rPr>
+          <w:b w:val="0"/>
+        </w:rPr>
+        <w:t xml:space="preserve"> or missing field and declare its handling policy before rerunning.</w:t>
       </w:r>
     </w:p>
     <w:p>
@@ -2785,12 +5517,30 @@
         <w:pStyle w:val="Heading3"/>
       </w:pPr>
       <w:r>
-        <w:t>Support and stretch</w:t>
-      </w:r>
-    </w:p>
-    <w:p>
-      <w:r>
-        <w:t>Trace one record or condition at a time with counters and labelled columns. Stretch: introduce a tie, boundary or missing field and declare its handling policy before rerunning.</w:t>
+        <w:t>Exit reflection</w:t>
+      </w:r>
+    </w:p>
+    <w:p>
+      <w:pPr>
+        <w:spacing w:line="336" w:lineRule="auto" w:after="180"/>
+      </w:pPr>
+      <w:r>
+        <w:rPr>
+          <w:b w:val="0"/>
+        </w:rPr>
+        <w:t xml:space="preserve">Ask for one decision the learner can now justify and one situation requiring more </w:t>
+      </w:r>
+      <w:r>
+        <w:rPr>
+          <w:b/>
+        </w:rPr>
+        <w:t>evidence</w:t>
+      </w:r>
+      <w:r>
+        <w:rPr>
+          <w:b w:val="0"/>
+        </w:rPr>
+        <w:t xml:space="preserve"> or human review. Confidence ratings are separate from correct independent performance.</w:t>
       </w:r>
     </w:p>
     <w:p>
@@ -2798,12 +5548,42 @@
         <w:pStyle w:val="Heading3"/>
       </w:pPr>
       <w:r>
-        <w:t>Exit reflection</w:t>
-      </w:r>
-    </w:p>
-    <w:p>
-      <w:r>
-        <w:t>Ask for one decision the learner can now justify and one situation requiring more evidence or human review. Confidence ratings are separate from correct independent performance.</w:t>
+        <w:t>Bridge to the next week</w:t>
+      </w:r>
+    </w:p>
+    <w:p>
+      <w:pPr>
+        <w:spacing w:line="336" w:lineRule="auto" w:after="180"/>
+      </w:pPr>
+      <w:r>
+        <w:rPr>
+          <w:b w:val="0"/>
+        </w:rPr>
+        <w:t xml:space="preserve">Next: Week 11: </w:t>
+      </w:r>
+      <w:r>
+        <w:rPr>
+          <w:b/>
+        </w:rPr>
+        <w:t>Training</w:t>
+      </w:r>
+      <w:r>
+        <w:rPr>
+          <w:b w:val="0"/>
+        </w:rPr>
+        <w:t xml:space="preserve"> and Testing. Retrieve today’s </w:t>
+      </w:r>
+      <w:r>
+        <w:rPr>
+          <w:b/>
+        </w:rPr>
+        <w:t>evidence</w:t>
+      </w:r>
+      <w:r>
+        <w:rPr>
+          <w:b w:val="0"/>
+        </w:rPr>
+        <w:t xml:space="preserve"> and identify what carries forward and what is new.</w:t>
       </w:r>
     </w:p>
     <w:p>
@@ -2811,12 +5591,110 @@
         <w:pStyle w:val="Heading3"/>
       </w:pPr>
       <w:r>
-        <w:t>Bridge to the next week</w:t>
-      </w:r>
-    </w:p>
-    <w:p>
-      <w:r>
-        <w:t>Next: Week 11: Training and Testing. Retrieve today’s evidence and identify what carries forward and what is new.</w:t>
+        <w:t>Support and fresh reassessment</w:t>
+      </w:r>
+    </w:p>
+    <w:p>
+      <w:pPr>
+        <w:spacing w:line="336" w:lineRule="auto" w:after="180"/>
+      </w:pPr>
+      <w:r>
+        <w:rPr>
+          <w:b w:val="0"/>
+        </w:rPr>
+        <w:t xml:space="preserve">Use separate check, compare and record cards with arrows. Let partners move each </w:t>
+      </w:r>
+      <w:r>
+        <w:rPr>
+          <w:b/>
+        </w:rPr>
+        <w:t>input</w:t>
+      </w:r>
+      <w:r>
+        <w:rPr>
+          <w:b w:val="0"/>
+        </w:rPr>
+        <w:t xml:space="preserve"> physically and read the branch aloud.</w:t>
+      </w:r>
+    </w:p>
+    <w:p>
+      <w:pPr>
+        <w:spacing w:line="336" w:lineRule="auto" w:after="180"/>
+      </w:pPr>
+      <w:r>
+        <w:rPr>
+          <w:b w:val="0"/>
+        </w:rPr>
+        <w:t>Extension: propose a separate mm-to-cm conversion stage; state what extra cases would need checking, including a conversion that yields a fractional centimetre.</w:t>
+      </w:r>
+    </w:p>
+    <w:p>
+      <w:pPr>
+        <w:spacing w:line="336" w:lineRule="auto" w:after="180"/>
+      </w:pPr>
+      <w:r>
+        <w:rPr>
+          <w:b w:val="0"/>
+        </w:rPr>
+        <w:t>W4 is secure with both paths, range 1 through 12, threshold 8 including equality, explicit stops and Ribbon1 records. After support retry Flag1: whole cm from 1 through 9, unit cm, large at least 5 otherwise small.</w:t>
+      </w:r>
+    </w:p>
+    <w:p>
+      <w:pPr>
+        <w:spacing w:line="336" w:lineRule="auto" w:after="180"/>
+      </w:pPr>
+      <w:r>
+        <w:rPr>
+          <w:b w:val="0"/>
+        </w:rPr>
+        <w:t xml:space="preserve">At 4, 5, blank and 10 cm expect small, large, </w:t>
+      </w:r>
+      <w:r>
+        <w:rPr>
+          <w:b/>
+        </w:rPr>
+        <w:t>no prediction</w:t>
+      </w:r>
+      <w:r>
+        <w:rPr>
+          <w:b w:val="0"/>
+        </w:rPr>
+        <w:t xml:space="preserve"> for missing and </w:t>
+      </w:r>
+      <w:r>
+        <w:rPr>
+          <w:b/>
+        </w:rPr>
+        <w:t>no prediction</w:t>
+      </w:r>
+      <w:r>
+        <w:rPr>
+          <w:b w:val="0"/>
+        </w:rPr>
+        <w:t xml:space="preserve"> for range.</w:t>
+      </w:r>
+    </w:p>
+    <w:p>
+      <w:pPr>
+        <w:spacing w:line="336" w:lineRule="auto" w:after="180"/>
+      </w:pPr>
+      <w:r>
+        <w:rPr>
+          <w:b w:val="0"/>
+        </w:rPr>
+        <w:t xml:space="preserve">Week 15 keeps final evaluation examples unseen during </w:t>
+      </w:r>
+      <w:r>
+        <w:rPr>
+          <w:b/>
+        </w:rPr>
+        <w:t>fitting</w:t>
+      </w:r>
+      <w:r>
+        <w:rPr>
+          <w:b w:val="0"/>
+        </w:rPr>
+        <w:t xml:space="preserve"> and explains why repeated changes based on their labels weaken the independence of that test.</w:t>
       </w:r>
     </w:p>
     <w:p>
@@ -2824,40 +5702,40 @@
         <w:pStyle w:val="Heading3"/>
       </w:pPr>
       <w:r>
-        <w:t>Support and fresh reassessment</w:t>
-      </w:r>
-    </w:p>
-    <w:p>
-      <w:r>
-        <w:t>Use separate check, compare and record cards with arrows. Let partners move each input physically and read the branch aloud. Extension: propose a separate mm-to-cm conversion stage; state what extra cases would need checking, including a conversion that yields a fractional centimetre.</w:t>
-      </w:r>
-    </w:p>
-    <w:p>
-      <w:r>
-        <w:t>W4 is secure with both paths, range 1 through 12, threshold 8 including equality, explicit stops and Ribbon1 records. After support retry Flag1: whole cm from 1 through 9, unit cm, large at least 5 otherwise small. At 4, 5, blank and 10 cm expect small, large, no prediction for missing and no prediction for range.</w:t>
-      </w:r>
-    </w:p>
-    <w:p>
-      <w:r>
-        <w:t>Week 15 keeps final evaluation examples unseen during fitting and explains why repeated changes based on their labels weaken the independence of that test.</w:t>
-      </w:r>
-    </w:p>
-    <w:p>
-      <w:pPr>
-        <w:pStyle w:val="Heading3"/>
-      </w:pPr>
-      <w:r>
         <w:t>Plan the delayed return</w:t>
       </w:r>
     </w:p>
     <w:p>
-      <w:r>
+      <w:pPr>
+        <w:spacing w:line="336" w:lineRule="auto" w:after="180"/>
+      </w:pPr>
+      <w:r>
+        <w:rPr>
+          <w:b w:val="0"/>
+        </w:rPr>
         <w:t>Suggested return points in this level: ai-2/11, ai-2/13, ai-2/16. Use actual classroom dates, adjusting for holidays and gaps. One, three and six teaching weeks are scheduling choices, not a claimed optimal spacing.</w:t>
       </w:r>
     </w:p>
     <w:p>
-      <w:r>
-        <w:t>At a delayed check, ask for the idea from memory and a changed application. Compare with the earlier independent response and record support used. For a new level, revisit the previous capstone before checking the new prerequisites.</w:t>
+      <w:pPr>
+        <w:spacing w:line="336" w:lineRule="auto" w:after="180"/>
+      </w:pPr>
+      <w:r>
+        <w:rPr>
+          <w:b w:val="0"/>
+        </w:rPr>
+        <w:t>At a delayed check, ask for the idea from memory and a changed application. Compare with the earlier independent response and record support used.</w:t>
+      </w:r>
+    </w:p>
+    <w:p>
+      <w:pPr>
+        <w:spacing w:line="336" w:lineRule="auto" w:after="180"/>
+      </w:pPr>
+      <w:r>
+        <w:rPr>
+          <w:b w:val="0"/>
+        </w:rPr>
+        <w:t>For a new level, revisit the previous capstone before checking the new prerequisites.</w:t>
       </w:r>
     </w:p>
     <w:tbl>
@@ -3017,8 +5895,26 @@
       </w:tr>
     </w:tbl>
     <w:p>
-      <w:r>
-        <w:t>Use the evidence to choose reteaching or the next step. A completed page, confidence rating or attractive project does not by itself demonstrate understanding.</w:t>
+      <w:pPr>
+        <w:spacing w:line="336" w:lineRule="auto" w:after="180"/>
+      </w:pPr>
+      <w:r>
+        <w:rPr>
+          <w:b w:val="0"/>
+        </w:rPr>
+        <w:t xml:space="preserve">Use the </w:t>
+      </w:r>
+      <w:r>
+        <w:rPr>
+          <w:b/>
+        </w:rPr>
+        <w:t>evidence</w:t>
+      </w:r>
+      <w:r>
+        <w:rPr>
+          <w:b w:val="0"/>
+        </w:rPr>
+        <w:t xml:space="preserve"> to choose reteaching or the next step. A completed page, confidence rating or attractive project does not by itself demonstrate understanding.</w:t>
       </w:r>
     </w:p>
     <w:p>
@@ -3030,7 +5926,13 @@
       </w:r>
     </w:p>
     <w:p>
-      <w:r>
+      <w:pPr>
+        <w:spacing w:line="336" w:lineRule="auto" w:after="180"/>
+      </w:pPr>
+      <w:r>
+        <w:rPr>
+          <w:b w:val="0"/>
+        </w:rPr>
         <w:t>Build a transparent filtering stage for the recommender, storing each failed or unresolved requirement in its explanation.</w:t>
       </w:r>
     </w:p>
@@ -3044,12 +5946,80 @@
     </w:p>
     <w:p>
       <w:r>
-        <w:t>Teaching target: Construct a classifier with a stated input format, selected rule and recorded output</w:t>
-      </w:r>
-    </w:p>
-    <w:p>
-      <w:r>
-        <w:t>Prepare the labelled worked-case picture, the matching workbook, fictional input cards and a place for individual responses. No paid AI account is required for the paper reasoning activities.</w:t>
+        <w:t>Use this preparation summary alongside the detailed Human Classifier Simulation lesson; it is a checklist rather than a replacement for the full sequence.</w:t>
+      </w:r>
+    </w:p>
+    <w:p>
+      <w:pPr>
+        <w:pStyle w:val="Heading3"/>
+      </w:pPr>
+      <w:r>
+        <w:t>Teaching target</w:t>
+      </w:r>
+    </w:p>
+    <w:p>
+      <w:pPr>
+        <w:spacing w:line="336" w:lineRule="auto" w:after="180"/>
+        <w:shd w:fill="EDF7F3"/>
+      </w:pPr>
+      <w:r>
+        <w:rPr>
+          <w:b w:val="0"/>
+        </w:rPr>
+        <w:t xml:space="preserve">Teaching target: Construct a </w:t>
+      </w:r>
+      <w:r>
+        <w:rPr>
+          <w:b/>
+        </w:rPr>
+        <w:t>classifier</w:t>
+      </w:r>
+      <w:r>
+        <w:rPr>
+          <w:b w:val="0"/>
+        </w:rPr>
+        <w:t xml:space="preserve"> with a stated </w:t>
+      </w:r>
+      <w:r>
+        <w:rPr>
+          <w:b/>
+        </w:rPr>
+        <w:t>input</w:t>
+      </w:r>
+      <w:r>
+        <w:rPr>
+          <w:b w:val="0"/>
+        </w:rPr>
+        <w:t xml:space="preserve"> format, selected rule and recorded </w:t>
+      </w:r>
+      <w:r>
+        <w:rPr>
+          <w:b/>
+        </w:rPr>
+        <w:t>output</w:t>
+      </w:r>
+    </w:p>
+    <w:p>
+      <w:pPr>
+        <w:spacing w:line="336" w:lineRule="auto" w:after="180"/>
+      </w:pPr>
+      <w:r>
+        <w:rPr>
+          <w:b w:val="0"/>
+        </w:rPr>
+        <w:t xml:space="preserve">Prepare the labelled worked-case picture, the matching workbook, fictional </w:t>
+      </w:r>
+      <w:r>
+        <w:rPr>
+          <w:b/>
+        </w:rPr>
+        <w:t>input</w:t>
+      </w:r>
+      <w:r>
+        <w:rPr>
+          <w:b w:val="0"/>
+        </w:rPr>
+        <w:t xml:space="preserve"> cards and a place for individual responses. No paid AI account is required for the paper reasoning activities.</w:t>
       </w:r>
     </w:p>
     <w:tbl>
@@ -3196,37 +6166,278 @@
       </w:tr>
     </w:tbl>
     <w:p>
-      <w:r>
-        <w:t>Before class, solve the supported practice: Write numbered instructions for Tower1, including input checks, the stopping path after a failed check, the threshold rule and the record to keep. Your partner must be able to use them without supplying an unstated rule.</w:t>
-      </w:r>
-    </w:p>
-    <w:p>
-      <w:r>
-        <w:t>Reasoned practice answer: Check present height and cm unit, then whole number in 1 through 10. On failure, record original input, Tower1, no prediction and the reason; stop that record. Otherwise predict tall if height is at least 6, short otherwise. Record original input, Tower1 and prediction. Equivalent clear branches are acceptable.</w:t>
-      </w:r>
-    </w:p>
-    <w:p>
-      <w:r>
-        <w:t>Check every learner before discussion: Use the worked case for Constructing a classifier. Proposed explanation: “Any numeric input must receive a category”. Decide whether this explanation is supported. Point to the step or supplied fact that decides; explain your repair if needed.</w:t>
-      </w:r>
-    </w:p>
-    <w:p>
-      <w:r>
+      <w:pPr>
+        <w:spacing w:line="336" w:lineRule="auto" w:after="180"/>
+      </w:pPr>
+      <w:r>
+        <w:rPr>
+          <w:b w:val="0"/>
+        </w:rPr>
+        <w:t xml:space="preserve">Before class, solve the supported practice: Write numbered instructions for Tower1, including </w:t>
+      </w:r>
+      <w:r>
+        <w:rPr>
+          <w:b/>
+        </w:rPr>
+        <w:t>input</w:t>
+      </w:r>
+      <w:r>
+        <w:rPr>
+          <w:b w:val="0"/>
+        </w:rPr>
+        <w:t xml:space="preserve"> checks, the stopping path after a failed check, the threshold rule and the record to keep.</w:t>
+      </w:r>
+    </w:p>
+    <w:p>
+      <w:pPr>
+        <w:spacing w:line="336" w:lineRule="auto" w:after="180"/>
+      </w:pPr>
+      <w:r>
+        <w:rPr>
+          <w:b w:val="0"/>
+        </w:rPr>
+        <w:t>Your partner must be able to use them without supplying an unstated rule.</w:t>
+      </w:r>
+    </w:p>
+    <w:p>
+      <w:pPr>
+        <w:pStyle w:val="Heading3"/>
+      </w:pPr>
+      <w:r>
+        <w:t>Supported practice answer</w:t>
+      </w:r>
+    </w:p>
+    <w:p>
+      <w:pPr>
+        <w:spacing w:line="336" w:lineRule="auto" w:after="180"/>
+        <w:shd w:fill="F1F6FC"/>
+      </w:pPr>
+      <w:r>
+        <w:rPr>
+          <w:b w:val="0"/>
+        </w:rPr>
+        <w:t xml:space="preserve">Reasoned practice answer: Check present height and cm unit, then whole number in 1 through 10. On failure, record original </w:t>
+      </w:r>
+      <w:r>
+        <w:rPr>
+          <w:b/>
+        </w:rPr>
+        <w:t>input</w:t>
+      </w:r>
+      <w:r>
+        <w:rPr>
+          <w:b w:val="0"/>
+        </w:rPr>
+        <w:t xml:space="preserve">, Tower1, </w:t>
+      </w:r>
+      <w:r>
+        <w:rPr>
+          <w:b/>
+        </w:rPr>
+        <w:t>no prediction</w:t>
+      </w:r>
+      <w:r>
+        <w:rPr>
+          <w:b w:val="0"/>
+        </w:rPr>
+        <w:t xml:space="preserve"> and the reason; stop that record.</w:t>
+      </w:r>
+    </w:p>
+    <w:p>
+      <w:pPr>
+        <w:spacing w:line="336" w:lineRule="auto" w:after="180"/>
+        <w:shd w:fill="F1F6FC"/>
+      </w:pPr>
+      <w:r>
+        <w:rPr>
+          <w:b w:val="0"/>
+        </w:rPr>
+        <w:t xml:space="preserve">Otherwise predict tall if height is at least 6, short otherwise. Record original </w:t>
+      </w:r>
+      <w:r>
+        <w:rPr>
+          <w:b/>
+        </w:rPr>
+        <w:t>input</w:t>
+      </w:r>
+      <w:r>
+        <w:rPr>
+          <w:b w:val="0"/>
+        </w:rPr>
+        <w:t xml:space="preserve">, Tower1 and </w:t>
+      </w:r>
+      <w:r>
+        <w:rPr>
+          <w:b/>
+        </w:rPr>
+        <w:t>prediction</w:t>
+      </w:r>
+      <w:r>
+        <w:rPr>
+          <w:b w:val="0"/>
+        </w:rPr>
+        <w:t>. Equivalent clear branches are acceptable.</w:t>
+      </w:r>
+    </w:p>
+    <w:p>
+      <w:pPr>
+        <w:spacing w:line="336" w:lineRule="auto" w:after="180"/>
+      </w:pPr>
+      <w:r>
+        <w:rPr>
+          <w:b w:val="0"/>
+        </w:rPr>
+        <w:t xml:space="preserve">Check every learner before discussion: Use the worked case for Constructing a </w:t>
+      </w:r>
+      <w:r>
+        <w:rPr>
+          <w:b/>
+        </w:rPr>
+        <w:t>classifier</w:t>
+      </w:r>
+      <w:r>
+        <w:rPr>
+          <w:b w:val="0"/>
+        </w:rPr>
+        <w:t xml:space="preserve">. Proposed explanation: “Any numeric </w:t>
+      </w:r>
+      <w:r>
+        <w:rPr>
+          <w:b/>
+        </w:rPr>
+        <w:t>input</w:t>
+      </w:r>
+      <w:r>
+        <w:rPr>
+          <w:b w:val="0"/>
+        </w:rPr>
+        <w:t xml:space="preserve"> must receive a category”. Decide whether this explanation is supported.</w:t>
+      </w:r>
+    </w:p>
+    <w:p>
+      <w:pPr>
+        <w:spacing w:line="336" w:lineRule="auto" w:after="180"/>
+      </w:pPr>
+      <w:r>
+        <w:rPr>
+          <w:b w:val="0"/>
+        </w:rPr>
+        <w:t>Point to the step or supplied fact that decides; explain your repair if needed.</w:t>
+      </w:r>
+    </w:p>
+    <w:p>
+      <w:pPr>
+        <w:pStyle w:val="Heading3"/>
+      </w:pPr>
+      <w:r>
+        <w:t>Repair the misconception</w:t>
+      </w:r>
+    </w:p>
+    <w:p>
+      <w:pPr>
+        <w:spacing w:line="336" w:lineRule="auto" w:after="180"/>
+        <w:shd w:fill="FFF5E6"/>
+      </w:pPr>
+      <w:r>
+        <w:rPr>
+          <w:b w:val="0"/>
+        </w:rPr>
         <w:t>Misconception repair: Check the stated unit, whole-number condition and supported range before comparing the threshold.</w:t>
       </w:r>
     </w:p>
     <w:p>
-      <w:r>
-        <w:t>Support: read the exact case aloud, enlarge the labelled picture, supply input cards and model only the first deciding step. Accept a spoken explanation or drawing; retain the reasoning goal.</w:t>
-      </w:r>
-    </w:p>
-    <w:p>
-      <w:r>
-        <w:t>Extension: Supply M’s pages as 101. Require a prediction and a reason before comparing. Expected result: M is now rejected rather than awaiting page review. Reason: The required field is known but fails the maximum-length condition.</w:t>
-      </w:r>
-    </w:p>
-    <w:p>
-      <w:r>
+      <w:pPr>
+        <w:pStyle w:val="Heading3"/>
+      </w:pPr>
+      <w:r>
+        <w:t>Support without giving away the answer</w:t>
+      </w:r>
+    </w:p>
+    <w:p>
+      <w:pPr>
+        <w:spacing w:line="336" w:lineRule="auto" w:after="180"/>
+        <w:shd w:fill="F1F6F8"/>
+      </w:pPr>
+      <w:r>
+        <w:rPr>
+          <w:b w:val="0"/>
+        </w:rPr>
+        <w:t xml:space="preserve">Support: read the exact case aloud, enlarge the labelled picture, supply </w:t>
+      </w:r>
+      <w:r>
+        <w:rPr>
+          <w:b/>
+        </w:rPr>
+        <w:t>input</w:t>
+      </w:r>
+      <w:r>
+        <w:rPr>
+          <w:b w:val="0"/>
+        </w:rPr>
+        <w:t xml:space="preserve"> cards and model only the first deciding step. Accept a spoken explanation or drawing; retain the reasoning goal.</w:t>
+      </w:r>
+    </w:p>
+    <w:p>
+      <w:pPr>
+        <w:pStyle w:val="Heading3"/>
+      </w:pPr>
+      <w:r>
+        <w:t>Extend the reasoning</w:t>
+      </w:r>
+    </w:p>
+    <w:p>
+      <w:pPr>
+        <w:spacing w:line="336" w:lineRule="auto" w:after="180"/>
+        <w:shd w:fill="F5F1FB"/>
+      </w:pPr>
+      <w:r>
+        <w:rPr>
+          <w:b w:val="0"/>
+        </w:rPr>
+        <w:t xml:space="preserve">Extension: Supply M’s pages as 101. Require a </w:t>
+      </w:r>
+      <w:r>
+        <w:rPr>
+          <w:b/>
+        </w:rPr>
+        <w:t>prediction</w:t>
+      </w:r>
+      <w:r>
+        <w:rPr>
+          <w:b w:val="0"/>
+        </w:rPr>
+        <w:t xml:space="preserve"> and a reason before comparing. Expected result: M is now rejected rather than awaiting page review.</w:t>
+      </w:r>
+    </w:p>
+    <w:p>
+      <w:pPr>
+        <w:spacing w:line="336" w:lineRule="auto" w:after="180"/>
+        <w:shd w:fill="F5F1FB"/>
+      </w:pPr>
+      <w:r>
+        <w:rPr>
+          <w:b w:val="0"/>
+        </w:rPr>
+        <w:t>Reason: The required field is known but fails the maximum-length condition.</w:t>
+      </w:r>
+    </w:p>
+    <w:p>
+      <w:pPr>
+        <w:pStyle w:val="Heading3"/>
+      </w:pPr>
+      <w:r>
+        <w:t>Protect the independent attempt</w:t>
+      </w:r>
+    </w:p>
+    <w:p>
+      <w:pPr>
+        <w:spacing w:line="336" w:lineRule="auto" w:after="180"/>
+        <w:shd w:fill="FFF5E6"/>
+      </w:pPr>
+      <w:r>
+        <w:rPr>
+          <w:b w:val="0"/>
+        </w:rPr>
         <w:t>Independent assessment: withhold the reserved answer until the learner has attempted the new case. Record support separately from correctness.</w:t>
       </w:r>
     </w:p>
@@ -3415,13 +6626,70 @@
       </w:tr>
     </w:tbl>
     <w:p>
-      <w:r>
-        <w:t>Project checkpoint: Make a transparent first version. Keep a trace of how one input becomes an output; explain the rule or learned component.</w:t>
-      </w:r>
-    </w:p>
-    <w:p>
-      <w:r>
-        <w:t>Use the weekly teacher answer for topic-specific reasoning. A saved progress tick is an activity record; judge mastery from the learner’s explanation and evidence.</w:t>
+      <w:pPr>
+        <w:pStyle w:val="Heading3"/>
+      </w:pPr>
+      <w:r>
+        <w:t>Project checkpoint</w:t>
+      </w:r>
+    </w:p>
+    <w:p>
+      <w:pPr>
+        <w:spacing w:line="336" w:lineRule="auto" w:after="180"/>
+        <w:shd w:fill="EDF7F3"/>
+      </w:pPr>
+      <w:r>
+        <w:rPr>
+          <w:b w:val="0"/>
+        </w:rPr>
+        <w:t xml:space="preserve">Project checkpoint: Make a transparent first version. Keep a trace of how one </w:t>
+      </w:r>
+      <w:r>
+        <w:rPr>
+          <w:b/>
+        </w:rPr>
+        <w:t>input</w:t>
+      </w:r>
+      <w:r>
+        <w:rPr>
+          <w:b w:val="0"/>
+        </w:rPr>
+        <w:t xml:space="preserve"> becomes an </w:t>
+      </w:r>
+      <w:r>
+        <w:rPr>
+          <w:b/>
+        </w:rPr>
+        <w:t>output</w:t>
+      </w:r>
+      <w:r>
+        <w:rPr>
+          <w:b w:val="0"/>
+        </w:rPr>
+        <w:t>; explain the rule or learned component.</w:t>
+      </w:r>
+    </w:p>
+    <w:p>
+      <w:pPr>
+        <w:spacing w:line="336" w:lineRule="auto" w:after="180"/>
+      </w:pPr>
+      <w:r>
+        <w:rPr>
+          <w:b w:val="0"/>
+        </w:rPr>
+        <w:t xml:space="preserve">Use the weekly teacher answer for topic-specific reasoning. A saved progress tick is an activity record; judge mastery from the learner’s explanation and </w:t>
+      </w:r>
+      <w:r>
+        <w:rPr>
+          <w:b/>
+        </w:rPr>
+        <w:t>evidence</w:t>
+      </w:r>
+      <w:r>
+        <w:rPr>
+          <w:b w:val="0"/>
+        </w:rPr>
+        <w:t>.</w:t>
       </w:r>
     </w:p>
     <w:p>
@@ -3434,27 +6702,863 @@
     </w:p>
     <w:p>
       <w:r>
-        <w:t>Use the two formative questions as supported practice, not as independent mastery scores. Discuss the deciding evidence rather than accepting a guessed selection.</w:t>
-      </w:r>
-    </w:p>
-    <w:p>
-      <w:r>
+        <w:t>Use feedback, earlier review and portfolios purposefully. Apply the coding routine only when this lesson has an executable lab.</w:t>
+      </w:r>
+    </w:p>
+    <w:p>
+      <w:pPr>
+        <w:spacing w:line="336" w:lineRule="auto" w:after="180"/>
+      </w:pPr>
+      <w:r>
+        <w:rPr>
+          <w:b w:val="0"/>
+        </w:rPr>
+        <w:t xml:space="preserve">Use the two formative questions as supported practice, not as independent mastery scores. Discuss the deciding </w:t>
+      </w:r>
+      <w:r>
+        <w:rPr>
+          <w:b/>
+        </w:rPr>
+        <w:t>evidence</w:t>
+      </w:r>
+      <w:r>
+        <w:rPr>
+          <w:b w:val="0"/>
+        </w:rPr>
+        <w:t xml:space="preserve"> rather than accepting a guessed selection.</w:t>
+      </w:r>
+    </w:p>
+    <w:p>
+      <w:pPr>
+        <w:spacing w:line="336" w:lineRule="auto" w:after="180"/>
+      </w:pPr>
+      <w:r>
+        <w:rPr>
+          <w:b w:val="0"/>
+        </w:rPr>
         <w:t>The feedback comes from the reviewed public worked case. Do not reveal the separately reserved independent teacher answer until the learner has attempted that case.</w:t>
       </w:r>
     </w:p>
     <w:p>
-      <w:r>
-        <w:t>Ask students to predict before running code. Preserve errors and actual outputs; collect a changed test and an explanation. The branch-boundary and indexing lessons deliberately include failure cases.</w:t>
-      </w:r>
-    </w:p>
-    <w:p>
-      <w:r>
+      <w:pPr>
+        <w:pStyle w:val="Heading3"/>
+      </w:pPr>
+      <w:r>
+        <w:t>For later coding lessons</w:t>
+      </w:r>
+    </w:p>
+    <w:p>
+      <w:r>
+        <w:t>This week has no code block. Use this routine when a later lesson includes an executable lab.</w:t>
+      </w:r>
+    </w:p>
+    <w:p>
+      <w:pPr>
+        <w:spacing w:line="336" w:lineRule="auto" w:after="180"/>
+        <w:shd w:fill="F1F6F8"/>
+      </w:pPr>
+      <w:r>
+        <w:rPr>
+          <w:b w:val="0"/>
+        </w:rPr>
+        <w:t xml:space="preserve">Ask students to predict before running code. Preserve errors and actual </w:t>
+      </w:r>
+      <w:r>
+        <w:rPr>
+          <w:b/>
+        </w:rPr>
+        <w:t>output</w:t>
+      </w:r>
+      <w:r>
+        <w:rPr>
+          <w:b w:val="0"/>
+        </w:rPr>
+        <w:t>s; collect a changed test and an explanation. The branch-</w:t>
+      </w:r>
+      <w:r>
+        <w:rPr>
+          <w:b/>
+        </w:rPr>
+        <w:t>boundary</w:t>
+      </w:r>
+      <w:r>
+        <w:rPr>
+          <w:b w:val="0"/>
+        </w:rPr>
+        <w:t xml:space="preserve"> and indexing lessons deliberately include failure cases.</w:t>
+      </w:r>
+    </w:p>
+    <w:p>
+      <w:pPr>
+        <w:spacing w:line="336" w:lineRule="auto" w:after="180"/>
+      </w:pPr>
+      <w:r>
+        <w:rPr>
+          <w:b w:val="0"/>
+        </w:rPr>
         <w:t>Use the earlier worked-explanation links to address a specific missing building block, then return to the current question. Adapt this suggestion after observing the learner; it is not an automatic diagnosis.</w:t>
       </w:r>
     </w:p>
     <w:p>
-      <w:r>
-        <w:t>Collect the completed-work portfolio as evidence. Record support separately from correctness, and assess explanation, trace/test and limitations. Progress ticks and quiz selections alone do not establish mastery.</w:t>
+      <w:pPr>
+        <w:spacing w:line="336" w:lineRule="auto" w:after="180"/>
+      </w:pPr>
+      <w:r>
+        <w:rPr>
+          <w:b w:val="0"/>
+        </w:rPr>
+        <w:t xml:space="preserve">Collect the completed-work portfolio as </w:t>
+      </w:r>
+      <w:r>
+        <w:rPr>
+          <w:b/>
+        </w:rPr>
+        <w:t>evidence</w:t>
+      </w:r>
+      <w:r>
+        <w:rPr>
+          <w:b w:val="0"/>
+        </w:rPr>
+        <w:t>. Record support separately from correctness, and assess explanation, trace/test and limitations. Progress ticks and quiz selections alone do not establish mastery.</w:t>
+      </w:r>
+    </w:p>
+    <w:p>
+      <w:pPr>
+        <w:pStyle w:val="Heading1"/>
+      </w:pPr>
+      <w:r>
+        <w:t>09. Visual concept journey</w:t>
+      </w:r>
+    </w:p>
+    <w:p>
+      <w:r>
+        <w:t>Show one Human Classifier Simulation graphic at a time, request a prediction and discuss its trace before the independent assessment.</w:t>
+      </w:r>
+    </w:p>
+    <w:p>
+      <w:pPr>
+        <w:spacing w:line="336" w:lineRule="auto" w:after="180"/>
+      </w:pPr>
+      <w:r>
+        <w:rPr>
+          <w:b w:val="0"/>
+        </w:rPr>
+        <w:t xml:space="preserve">Use one picture at a time. Hide a worked result before asking for a </w:t>
+      </w:r>
+      <w:r>
+        <w:rPr>
+          <w:b/>
+        </w:rPr>
+        <w:t>prediction</w:t>
+      </w:r>
+      <w:r>
+        <w:rPr>
+          <w:b w:val="0"/>
+        </w:rPr>
+        <w:t>, then reveal it for feedback. These are supported teaching cases; retain the separate independent assessment for a fresh first attempt.</w:t>
+      </w:r>
+    </w:p>
+    <w:p>
+      <w:pPr>
+        <w:pStyle w:val="Heading3"/>
+      </w:pPr>
+      <w:r>
+        <w:t>01. Human Classifier Simulation: the case</w:t>
+      </w:r>
+    </w:p>
+    <w:p>
+      <w:r>
+        <w:drawing>
+          <wp:inline xmlns:a="http://schemas.openxmlformats.org/drawingml/2006/main" xmlns:pic="http://schemas.openxmlformats.org/drawingml/2006/picture">
+            <wp:extent cx="5486400" cy="2990088"/>
+            <wp:docPr id="2" name="Picture 2" descr="A fictional librarian wants illustrated mystery books with at most 100 pages. Supplied facts: Written rule: choose only genre mystery AND illustrated True AND pages&lt;=100. Rows J=(mystery,True,100), K=(mystery,False,90), L=(science,True,80), M=(mystery,True,blank). Missing required fields request review."/>
+            <wp:cNvGraphicFramePr>
+              <a:graphicFrameLocks noChangeAspect="1"/>
+            </wp:cNvGraphicFramePr>
+            <a:graphic>
+              <a:graphicData uri="http://schemas.openxmlformats.org/drawingml/2006/picture">
+                <pic:pic>
+                  <pic:nvPicPr>
+                    <pic:cNvPr id="0" name="academy-story-ai-2-10-01.png"/>
+                    <pic:cNvPicPr/>
+                  </pic:nvPicPr>
+                  <pic:blipFill>
+                    <a:blip r:embed="rId10"/>
+                    <a:stretch>
+                      <a:fillRect/>
+                    </a:stretch>
+                  </pic:blipFill>
+                  <pic:spPr>
+                    <a:xfrm>
+                      <a:off x="0" y="0"/>
+                      <a:ext cx="5486400" cy="2990088"/>
+                    </a:xfrm>
+                    <a:prstGeom prst="rect"/>
+                  </pic:spPr>
+                </pic:pic>
+              </a:graphicData>
+            </a:graphic>
+          </wp:inline>
+        </w:drawing>
+      </w:r>
+    </w:p>
+    <w:p>
+      <w:pPr>
+        <w:spacing w:line="336" w:lineRule="auto" w:after="180"/>
+      </w:pPr>
+      <w:r>
+        <w:rPr>
+          <w:b w:val="0"/>
+        </w:rPr>
+        <w:t xml:space="preserve">A fictional librarian wants illustrated mystery books with at most 100 pages. Supplied facts: </w:t>
+      </w:r>
+      <w:r>
+        <w:rPr>
+          <w:b/>
+        </w:rPr>
+        <w:t>Written rule</w:t>
+      </w:r>
+      <w:r>
+        <w:rPr>
+          <w:b w:val="0"/>
+        </w:rPr>
+        <w:t>: choose only genre mystery AND illustrated True AND pages&lt;=100.</w:t>
+      </w:r>
+    </w:p>
+    <w:p>
+      <w:pPr>
+        <w:spacing w:line="336" w:lineRule="auto" w:after="180"/>
+      </w:pPr>
+      <w:r>
+        <w:rPr>
+          <w:b w:val="0"/>
+        </w:rPr>
+        <w:t>Rows J=(mystery,True,100), K=(mystery,False,90), L=(science,True,80), M=(mystery,True,blank). Missing required fields request review.</w:t>
+      </w:r>
+    </w:p>
+    <w:p>
+      <w:pPr>
+        <w:spacing w:line="336" w:lineRule="auto" w:after="180"/>
+        <w:shd w:fill="F5F1FB"/>
+      </w:pPr>
+      <w:r>
+        <w:rPr>
+          <w:b w:val="0"/>
+        </w:rPr>
+        <w:t>Point to the given fact that matters most. Explain why it matters.</w:t>
+      </w:r>
+    </w:p>
+    <w:p>
+      <w:pPr>
+        <w:pStyle w:val="Heading3"/>
+      </w:pPr>
+      <w:r>
+        <w:t>Discuss while showing the picture</w:t>
+      </w:r>
+    </w:p>
+    <w:p>
+      <w:pPr>
+        <w:spacing w:line="336" w:lineRule="auto" w:after="180"/>
+        <w:shd w:fill="F1F6F8"/>
+      </w:pPr>
+      <w:r>
+        <w:rPr>
+          <w:b w:val="0"/>
+        </w:rPr>
+        <w:t>Teacher prompt: Point to the given fact that matters most. Explain why it matters. Ask learners to describe one label or arrow in ordinary words. Use the adjacent transcript if the image is difficult to see.</w:t>
+      </w:r>
+    </w:p>
+    <w:p>
+      <w:pPr>
+        <w:pStyle w:val="Heading3"/>
+      </w:pPr>
+      <w:r>
+        <w:t>02. Follow the deciding steps</w:t>
+      </w:r>
+    </w:p>
+    <w:p>
+      <w:r>
+        <w:drawing>
+          <wp:inline xmlns:a="http://schemas.openxmlformats.org/drawingml/2006/main" xmlns:pic="http://schemas.openxmlformats.org/drawingml/2006/picture">
+            <wp:extent cx="5486400" cy="4005072"/>
+            <wp:docPr id="3" name="Picture 3" descr="Read all conditions: Three requirements must pass, not just a high preference score. → Trace J: Mystery, illustrated and exactly 100 pages: choose. → Trace K and L: K fails illustration; L fails genre: do not choose. → Trace M: Missing pages means review rather than assuming it is short."/>
+            <wp:cNvGraphicFramePr>
+              <a:graphicFrameLocks noChangeAspect="1"/>
+            </wp:cNvGraphicFramePr>
+            <a:graphic>
+              <a:graphicData uri="http://schemas.openxmlformats.org/drawingml/2006/picture">
+                <pic:pic>
+                  <pic:nvPicPr>
+                    <pic:cNvPr id="0" name="academy-story-ai-2-10-02.png"/>
+                    <pic:cNvPicPr/>
+                  </pic:nvPicPr>
+                  <pic:blipFill>
+                    <a:blip r:embed="rId11"/>
+                    <a:stretch>
+                      <a:fillRect/>
+                    </a:stretch>
+                  </pic:blipFill>
+                  <pic:spPr>
+                    <a:xfrm>
+                      <a:off x="0" y="0"/>
+                      <a:ext cx="5486400" cy="4005072"/>
+                    </a:xfrm>
+                    <a:prstGeom prst="rect"/>
+                  </pic:spPr>
+                </pic:pic>
+              </a:graphicData>
+            </a:graphic>
+          </wp:inline>
+        </w:drawing>
+      </w:r>
+    </w:p>
+    <w:p>
+      <w:pPr>
+        <w:spacing w:line="336" w:lineRule="auto" w:after="180"/>
+      </w:pPr>
+      <w:r>
+        <w:rPr>
+          <w:b w:val="0"/>
+        </w:rPr>
+        <w:t>Read all conditions: Three requirements must pass, not just a high preference score. → Trace J: Mystery, illustrated and exactly 100 pages: choose. → Trace K and L: K fails illustration; L fails genre: do not choose. → Trace M: Missing pages means review rather than assuming it is short.</w:t>
+      </w:r>
+    </w:p>
+    <w:p>
+      <w:pPr>
+        <w:spacing w:line="336" w:lineRule="auto" w:after="180"/>
+        <w:shd w:fill="F5F1FB"/>
+      </w:pPr>
+      <w:r>
+        <w:rPr>
+          <w:b w:val="0"/>
+        </w:rPr>
+        <w:t xml:space="preserve">Point to each numbered stage and explain which recorded </w:t>
+      </w:r>
+      <w:r>
+        <w:rPr>
+          <w:b/>
+        </w:rPr>
+        <w:t>input</w:t>
+      </w:r>
+      <w:r>
+        <w:rPr>
+          <w:b w:val="0"/>
+        </w:rPr>
+        <w:t xml:space="preserve"> it uses.</w:t>
+      </w:r>
+    </w:p>
+    <w:p>
+      <w:pPr>
+        <w:pStyle w:val="Heading3"/>
+      </w:pPr>
+      <w:r>
+        <w:t>Discuss while showing the picture</w:t>
+      </w:r>
+    </w:p>
+    <w:p>
+      <w:pPr>
+        <w:spacing w:line="336" w:lineRule="auto" w:after="180"/>
+        <w:shd w:fill="F1F6F8"/>
+      </w:pPr>
+      <w:r>
+        <w:rPr>
+          <w:b w:val="0"/>
+        </w:rPr>
+        <w:t xml:space="preserve">Teacher prompt: Point to each numbered stage and explain which recorded </w:t>
+      </w:r>
+      <w:r>
+        <w:rPr>
+          <w:b/>
+        </w:rPr>
+        <w:t>input</w:t>
+      </w:r>
+      <w:r>
+        <w:rPr>
+          <w:b w:val="0"/>
+        </w:rPr>
+        <w:t xml:space="preserve"> it uses. Ask learners to describe one label or arrow in ordinary words. Use the adjacent transcript if the image is difficult to see.</w:t>
+      </w:r>
+    </w:p>
+    <w:p>
+      <w:pPr>
+        <w:pStyle w:val="Heading3"/>
+      </w:pPr>
+      <w:r>
+        <w:t>03. Three records through the Tower1 classifier</w:t>
+      </w:r>
+    </w:p>
+    <w:p>
+      <w:r>
+        <w:drawing>
+          <wp:inline xmlns:a="http://schemas.openxmlformats.org/drawingml/2006/main" xmlns:pic="http://schemas.openxmlformats.org/drawingml/2006/picture">
+            <wp:extent cx="5486400" cy="2834640"/>
+            <wp:docPr id="4" name="Picture 4" descr="Three records through the Tower1 classifier. 5 cm | Accepted; 5 is below 6 | Tower1 predicts short. 6 cm | Accepted; 6 is at least 6 | Tower1 predicts tall. Height blank | Missing height; stop before rule | Tower1; no prediction"/>
+            <wp:cNvGraphicFramePr>
+              <a:graphicFrameLocks noChangeAspect="1"/>
+            </wp:cNvGraphicFramePr>
+            <a:graphic>
+              <a:graphicData uri="http://schemas.openxmlformats.org/drawingml/2006/picture">
+                <pic:pic>
+                  <pic:nvPicPr>
+                    <pic:cNvPr id="0" name="academy-story-ai-2-10-03.png"/>
+                    <pic:cNvPicPr/>
+                  </pic:nvPicPr>
+                  <pic:blipFill>
+                    <a:blip r:embed="rId12"/>
+                    <a:stretch>
+                      <a:fillRect/>
+                    </a:stretch>
+                  </pic:blipFill>
+                  <pic:spPr>
+                    <a:xfrm>
+                      <a:off x="0" y="0"/>
+                      <a:ext cx="5486400" cy="2834640"/>
+                    </a:xfrm>
+                    <a:prstGeom prst="rect"/>
+                  </pic:spPr>
+                </pic:pic>
+              </a:graphicData>
+            </a:graphic>
+          </wp:inline>
+        </w:drawing>
+      </w:r>
+    </w:p>
+    <w:p>
+      <w:pPr>
+        <w:spacing w:line="336" w:lineRule="auto" w:after="180"/>
+      </w:pPr>
+      <w:r>
+        <w:rPr>
+          <w:b w:val="0"/>
+        </w:rPr>
+        <w:t xml:space="preserve">Three records through the Tower1 </w:t>
+      </w:r>
+      <w:r>
+        <w:rPr>
+          <w:b/>
+        </w:rPr>
+        <w:t>classifier</w:t>
+      </w:r>
+      <w:r>
+        <w:rPr>
+          <w:b w:val="0"/>
+        </w:rPr>
+        <w:t>. 5 cm | Accepted; 5 is below 6 | Tower1 predicts short. 6 cm | Accepted; 6 is at least 6 | Tower1 predicts tall.</w:t>
+      </w:r>
+    </w:p>
+    <w:p>
+      <w:pPr>
+        <w:spacing w:line="336" w:lineRule="auto" w:after="180"/>
+      </w:pPr>
+      <w:r>
+        <w:rPr>
+          <w:b w:val="0"/>
+        </w:rPr>
+        <w:t xml:space="preserve">Height blank | Missing height; stop before rule | Tower1; </w:t>
+      </w:r>
+      <w:r>
+        <w:rPr>
+          <w:b/>
+        </w:rPr>
+        <w:t>no prediction</w:t>
+      </w:r>
+    </w:p>
+    <w:p>
+      <w:pPr>
+        <w:spacing w:line="336" w:lineRule="auto" w:after="180"/>
+        <w:shd w:fill="F5F1FB"/>
+      </w:pPr>
+      <w:r>
+        <w:rPr>
+          <w:b w:val="0"/>
+        </w:rPr>
+        <w:t>Read the labels and values. Explain the relationship the model shows.</w:t>
+      </w:r>
+    </w:p>
+    <w:p>
+      <w:pPr>
+        <w:pStyle w:val="Heading3"/>
+      </w:pPr>
+      <w:r>
+        <w:t>Discuss while showing the picture</w:t>
+      </w:r>
+    </w:p>
+    <w:p>
+      <w:pPr>
+        <w:spacing w:line="336" w:lineRule="auto" w:after="180"/>
+        <w:shd w:fill="F1F6F8"/>
+      </w:pPr>
+      <w:r>
+        <w:rPr>
+          <w:b w:val="0"/>
+        </w:rPr>
+        <w:t>Teacher prompt: Read the labels and values. Explain the relationship the model shows. Ask learners to describe one label or arrow in ordinary words. Use the adjacent transcript if the image is difficult to see.</w:t>
+      </w:r>
+    </w:p>
+    <w:p>
+      <w:pPr>
+        <w:pStyle w:val="Heading3"/>
+      </w:pPr>
+      <w:r>
+        <w:t>04. Change one thing. Trace what follows.</w:t>
+      </w:r>
+    </w:p>
+    <w:p>
+      <w:r>
+        <w:drawing>
+          <wp:inline xmlns:a="http://schemas.openxmlformats.org/drawingml/2006/main" xmlns:pic="http://schemas.openxmlformats.org/drawingml/2006/picture">
+            <wp:extent cx="5486400" cy="3026664"/>
+            <wp:docPr id="5" name="Picture 5" descr="Original case: Missing pages means review rather than assuming it is short. Changed condition: Supply M’s pages as 101. Expected result: M is now rejected rather than awaiting page review. Reason: The required field is known but fails the maximum-length condition."/>
+            <wp:cNvGraphicFramePr>
+              <a:graphicFrameLocks noChangeAspect="1"/>
+            </wp:cNvGraphicFramePr>
+            <a:graphic>
+              <a:graphicData uri="http://schemas.openxmlformats.org/drawingml/2006/picture">
+                <pic:pic>
+                  <pic:nvPicPr>
+                    <pic:cNvPr id="0" name="academy-story-ai-2-10-04.png"/>
+                    <pic:cNvPicPr/>
+                  </pic:nvPicPr>
+                  <pic:blipFill>
+                    <a:blip r:embed="rId13"/>
+                    <a:stretch>
+                      <a:fillRect/>
+                    </a:stretch>
+                  </pic:blipFill>
+                  <pic:spPr>
+                    <a:xfrm>
+                      <a:off x="0" y="0"/>
+                      <a:ext cx="5486400" cy="3026664"/>
+                    </a:xfrm>
+                    <a:prstGeom prst="rect"/>
+                  </pic:spPr>
+                </pic:pic>
+              </a:graphicData>
+            </a:graphic>
+          </wp:inline>
+        </w:drawing>
+      </w:r>
+    </w:p>
+    <w:p>
+      <w:pPr>
+        <w:spacing w:line="336" w:lineRule="auto" w:after="180"/>
+      </w:pPr>
+      <w:r>
+        <w:rPr>
+          <w:b w:val="0"/>
+        </w:rPr>
+        <w:t>Original case: Missing pages means review rather than assuming it is short. Changed condition: Supply M’s pages as 101. Expected result: M is now rejected rather than awaiting page review.</w:t>
+      </w:r>
+    </w:p>
+    <w:p>
+      <w:pPr>
+        <w:spacing w:line="336" w:lineRule="auto" w:after="180"/>
+      </w:pPr>
+      <w:r>
+        <w:rPr>
+          <w:b w:val="0"/>
+        </w:rPr>
+        <w:t>Reason: The required field is known but fails the maximum-length condition.</w:t>
+      </w:r>
+    </w:p>
+    <w:p>
+      <w:pPr>
+        <w:spacing w:line="336" w:lineRule="auto" w:after="180"/>
+        <w:shd w:fill="F5F1FB"/>
+      </w:pPr>
+      <w:r>
+        <w:rPr>
+          <w:b w:val="0"/>
+        </w:rPr>
+        <w:t>Predict before checking the worked changed-case result. Name what changed and what the supplied facts allow you to conclude.</w:t>
+      </w:r>
+    </w:p>
+    <w:p>
+      <w:pPr>
+        <w:pStyle w:val="Heading3"/>
+      </w:pPr>
+      <w:r>
+        <w:t>Discuss while showing the picture</w:t>
+      </w:r>
+    </w:p>
+    <w:p>
+      <w:pPr>
+        <w:spacing w:line="336" w:lineRule="auto" w:after="180"/>
+        <w:shd w:fill="F1F6F8"/>
+      </w:pPr>
+      <w:r>
+        <w:rPr>
+          <w:b w:val="0"/>
+        </w:rPr>
+        <w:t>Teacher prompt: Predict before checking the worked changed-case result. Name what changed and what the supplied facts allow you to conclude. Ask learners to describe one label or arrow in ordinary words.</w:t>
+      </w:r>
+    </w:p>
+    <w:p>
+      <w:pPr>
+        <w:spacing w:line="336" w:lineRule="auto" w:after="180"/>
+        <w:shd w:fill="F1F6F8"/>
+      </w:pPr>
+      <w:r>
+        <w:rPr>
+          <w:b w:val="0"/>
+        </w:rPr>
+        <w:t>Use the adjacent transcript if the image is difficult to see. Changed-case reasoning: The required field is known but fails the maximum-length condition.</w:t>
+      </w:r>
+    </w:p>
+    <w:p>
+      <w:pPr>
+        <w:pStyle w:val="Heading3"/>
+      </w:pPr>
+      <w:r>
+        <w:t>05. Connect the explanation to its limit</w:t>
+      </w:r>
+    </w:p>
+    <w:p>
+      <w:r>
+        <w:drawing>
+          <wp:inline xmlns:a="http://schemas.openxmlformats.org/drawingml/2006/main" xmlns:pic="http://schemas.openxmlformats.org/drawingml/2006/picture">
+            <wp:extent cx="5486400" cy="2834640"/>
+            <wp:docPr id="6" name="Picture 6" descr="This human simulation lets students inspect every decision without needing a trained model. Equality matters at 100. Known failures give reasons for rejection; M lacks enough information for the page check. The order should not turn blank into zero or quietly ignore a required field. Limit: This declared rule checks eligibility, not whether an eligible book will actually be enjoyed."/>
+            <wp:cNvGraphicFramePr>
+              <a:graphicFrameLocks noChangeAspect="1"/>
+            </wp:cNvGraphicFramePr>
+            <a:graphic>
+              <a:graphicData uri="http://schemas.openxmlformats.org/drawingml/2006/picture">
+                <pic:pic>
+                  <pic:nvPicPr>
+                    <pic:cNvPr id="0" name="academy-story-ai-2-10-05.png"/>
+                    <pic:cNvPicPr/>
+                  </pic:nvPicPr>
+                  <pic:blipFill>
+                    <a:blip r:embed="rId14"/>
+                    <a:stretch>
+                      <a:fillRect/>
+                    </a:stretch>
+                  </pic:blipFill>
+                  <pic:spPr>
+                    <a:xfrm>
+                      <a:off x="0" y="0"/>
+                      <a:ext cx="5486400" cy="2834640"/>
+                    </a:xfrm>
+                    <a:prstGeom prst="rect"/>
+                  </pic:spPr>
+                </pic:pic>
+              </a:graphicData>
+            </a:graphic>
+          </wp:inline>
+        </w:drawing>
+      </w:r>
+    </w:p>
+    <w:p>
+      <w:pPr>
+        <w:spacing w:line="336" w:lineRule="auto" w:after="180"/>
+      </w:pPr>
+      <w:r>
+        <w:rPr>
+          <w:b w:val="0"/>
+        </w:rPr>
+        <w:t>This human simulation lets students inspect every decision without needing a trained model. Equality matters at 100. Known failures give reasons for rejection; M lacks enough information for the page check.</w:t>
+      </w:r>
+    </w:p>
+    <w:p>
+      <w:pPr>
+        <w:spacing w:line="336" w:lineRule="auto" w:after="180"/>
+      </w:pPr>
+      <w:r>
+        <w:rPr>
+          <w:b w:val="0"/>
+        </w:rPr>
+        <w:t>The order should not turn blank into zero or quietly ignore a required field. Limit: This declared rule checks eligibility, not whether an eligible book will actually be enjoyed.</w:t>
+      </w:r>
+    </w:p>
+    <w:p>
+      <w:pPr>
+        <w:spacing w:line="336" w:lineRule="auto" w:after="180"/>
+        <w:shd w:fill="F5F1FB"/>
+      </w:pPr>
+      <w:r>
+        <w:rPr>
+          <w:b w:val="0"/>
+        </w:rPr>
+        <w:t>Explain the case, then point to a limit on the claim.</w:t>
+      </w:r>
+    </w:p>
+    <w:p>
+      <w:pPr>
+        <w:pStyle w:val="Heading3"/>
+      </w:pPr>
+      <w:r>
+        <w:t>Discuss while showing the picture</w:t>
+      </w:r>
+    </w:p>
+    <w:p>
+      <w:pPr>
+        <w:spacing w:line="336" w:lineRule="auto" w:after="180"/>
+        <w:shd w:fill="F1F6F8"/>
+      </w:pPr>
+      <w:r>
+        <w:rPr>
+          <w:b w:val="0"/>
+        </w:rPr>
+        <w:t>Teacher prompt: Explain the case, then point to a limit on the claim. Ask learners to describe one label or arrow in ordinary words. Use the adjacent transcript if the image is difficult to see.</w:t>
+      </w:r>
+    </w:p>
+    <w:p>
+      <w:pPr>
+        <w:spacing w:line="336" w:lineRule="auto" w:after="180"/>
+        <w:shd w:fill="F1F6F8"/>
+      </w:pPr>
+      <w:r>
+        <w:rPr>
+          <w:b w:val="0"/>
+        </w:rPr>
+        <w:t>Keep the stated scope: This declared rule checks eligibility, not whether an eligible book will actually be enjoyed.</w:t>
+      </w:r>
+    </w:p>
+    <w:p>
+      <w:pPr>
+        <w:pStyle w:val="Heading3"/>
+      </w:pPr>
+      <w:r>
+        <w:t>06. Make the idea visible in your project</w:t>
+      </w:r>
+    </w:p>
+    <w:p>
+      <w:r>
+        <w:drawing>
+          <wp:inline xmlns:a="http://schemas.openxmlformats.org/drawingml/2006/main" xmlns:pic="http://schemas.openxmlformats.org/drawingml/2006/picture">
+            <wp:extent cx="5486400" cy="3380232"/>
+            <wp:docPr id="7" name="Picture 7" descr="Build a transparent filtering stage for the recommender, storing each failed or unresolved requirement in its explanation. Draw your input, deciding step, result and limit. Supported question: Why are J and M initially treated differently even though both are illustrated mysteries?"/>
+            <wp:cNvGraphicFramePr>
+              <a:graphicFrameLocks noChangeAspect="1"/>
+            </wp:cNvGraphicFramePr>
+            <a:graphic>
+              <a:graphicData uri="http://schemas.openxmlformats.org/drawingml/2006/picture">
+                <pic:pic>
+                  <pic:nvPicPr>
+                    <pic:cNvPr id="0" name="academy-story-ai-2-10-06.png"/>
+                    <pic:cNvPicPr/>
+                  </pic:nvPicPr>
+                  <pic:blipFill>
+                    <a:blip r:embed="rId15"/>
+                    <a:stretch>
+                      <a:fillRect/>
+                    </a:stretch>
+                  </pic:blipFill>
+                  <pic:spPr>
+                    <a:xfrm>
+                      <a:off x="0" y="0"/>
+                      <a:ext cx="5486400" cy="3380232"/>
+                    </a:xfrm>
+                    <a:prstGeom prst="rect"/>
+                  </pic:spPr>
+                </pic:pic>
+              </a:graphicData>
+            </a:graphic>
+          </wp:inline>
+        </w:drawing>
+      </w:r>
+    </w:p>
+    <w:p>
+      <w:pPr>
+        <w:spacing w:line="336" w:lineRule="auto" w:after="180"/>
+      </w:pPr>
+      <w:r>
+        <w:rPr>
+          <w:b w:val="0"/>
+        </w:rPr>
+        <w:t xml:space="preserve">Build a transparent filtering stage for the recommender, storing each failed or unresolved requirement in its explanation. Draw your </w:t>
+      </w:r>
+      <w:r>
+        <w:rPr>
+          <w:b/>
+        </w:rPr>
+        <w:t>input</w:t>
+      </w:r>
+      <w:r>
+        <w:rPr>
+          <w:b w:val="0"/>
+        </w:rPr>
+        <w:t>, deciding step, result and limit.</w:t>
+      </w:r>
+    </w:p>
+    <w:p>
+      <w:pPr>
+        <w:spacing w:line="336" w:lineRule="auto" w:after="180"/>
+      </w:pPr>
+      <w:r>
+        <w:rPr>
+          <w:b w:val="0"/>
+        </w:rPr>
+        <w:t>Supported question: Why are J and M initially treated differently even though both are illustrated mysteries?</w:t>
+      </w:r>
+    </w:p>
+    <w:p>
+      <w:pPr>
+        <w:spacing w:line="336" w:lineRule="auto" w:after="180"/>
+        <w:shd w:fill="F5F1FB"/>
+      </w:pPr>
+      <w:r>
+        <w:rPr>
+          <w:b w:val="0"/>
+        </w:rPr>
+        <w:t xml:space="preserve">Draw your project trace and justify the deciding step using </w:t>
+      </w:r>
+      <w:r>
+        <w:rPr>
+          <w:b/>
+        </w:rPr>
+        <w:t>evidence</w:t>
+      </w:r>
+      <w:r>
+        <w:rPr>
+          <w:b w:val="0"/>
+        </w:rPr>
+        <w:t>.</w:t>
+      </w:r>
+    </w:p>
+    <w:p>
+      <w:pPr>
+        <w:pStyle w:val="Heading3"/>
+      </w:pPr>
+      <w:r>
+        <w:t>Discuss while showing the picture</w:t>
+      </w:r>
+    </w:p>
+    <w:p>
+      <w:pPr>
+        <w:spacing w:line="336" w:lineRule="auto" w:after="180"/>
+        <w:shd w:fill="F1F6F8"/>
+      </w:pPr>
+      <w:r>
+        <w:rPr>
+          <w:b w:val="0"/>
+        </w:rPr>
+        <w:t xml:space="preserve">Teacher prompt: Draw your project trace and justify the deciding step using </w:t>
+      </w:r>
+      <w:r>
+        <w:rPr>
+          <w:b/>
+        </w:rPr>
+        <w:t>evidence</w:t>
+      </w:r>
+      <w:r>
+        <w:rPr>
+          <w:b w:val="0"/>
+        </w:rPr>
+        <w:t>. Ask learners to describe one label or arrow in ordinary words. Use the adjacent transcript if the image is difficult to see.</w:t>
+      </w:r>
+    </w:p>
+    <w:p>
+      <w:pPr>
+        <w:spacing w:line="336" w:lineRule="auto" w:after="180"/>
+        <w:shd w:fill="F1F6F8"/>
+      </w:pPr>
+      <w:r>
+        <w:rPr>
+          <w:b w:val="0"/>
+        </w:rPr>
+        <w:t>Supported practice key: J has a valid including equality page count, 100. M’s pages are unknown, so eligibility cannot be established.</w:t>
       </w:r>
     </w:p>
     <w:sectPr>

--- a/downloads/teacher/ai-2-week-10.docx
+++ b/downloads/teacher/ai-2-week-10.docx
@@ -155,7 +155,7 @@
           </w:tcPr>
           <w:p>
             <w:r>
-              <w:t>Sections 1–6; record the brief recall in the workbook.</w:t>
+              <w:t>Use Your mission, Notice the evidence, See how it works, Compare the cases, Words that unlock the idea and Follow a worked example; record the brief recall in the workbook.</w:t>
             </w:r>
           </w:p>
         </w:tc>
@@ -187,7 +187,7 @@
           </w:tcPr>
           <w:p>
             <w:r>
-              <w:t>Sections 7–10; use the matching workbook W2 and misconception check.</w:t>
+              <w:t>Use Find and repair a mistake, Practise together, Run the investigation and Build your understanding; use the matching workbook W2 and misconception check.</w:t>
             </w:r>
           </w:p>
         </w:tc>
@@ -219,7 +219,7 @@
           </w:tcPr>
           <w:p>
             <w:r>
-              <w:t>Sections 9 and 11–14. Give extra time to finish the full task set; use Section 15 when the week includes a coding lab.</w:t>
+              <w:t>Use Run the investigation, Connect your project, Show what you know, Study a complete case and Try a new case independently. Allow extra time for the full task set. Use a coding lab only when this week actually provides one; Your lesson route is the planning section.</w:t>
             </w:r>
           </w:p>
         </w:tc>
@@ -3401,7 +3401,7 @@
         <w:rPr>
           <w:b w:val="0"/>
         </w:rPr>
-        <w:t>J has a valid including equality page count, 100. M’s pages are unknown, so eligibility cannot be established.</w:t>
+        <w:t>J meets the page limit at equality: 100 pages. M’s pages are unknown, so eligibility cannot be established.</w:t>
       </w:r>
     </w:p>
     <w:p>
@@ -6095,7 +6095,7 @@
           </w:tcPr>
           <w:p>
             <w:r>
-              <w:t>Sections 1–6; record the brief recall in the workbook.</w:t>
+              <w:t>Use Your mission, Notice the evidence, See how it works, Compare the cases, Words that unlock the idea and Follow a worked example; record the brief recall in the workbook.</w:t>
             </w:r>
           </w:p>
         </w:tc>
@@ -6127,7 +6127,7 @@
           </w:tcPr>
           <w:p>
             <w:r>
-              <w:t>Sections 7–10; use the matching workbook W2 and misconception check.</w:t>
+              <w:t>Use Find and repair a mistake, Practise together, Run the investigation and Build your understanding; use the matching workbook W2 and misconception check.</w:t>
             </w:r>
           </w:p>
         </w:tc>
@@ -6159,7 +6159,7 @@
           </w:tcPr>
           <w:p>
             <w:r>
-              <w:t>Sections 9 and 11–14. Give extra time to finish the full task set; use Section 15 when the week includes a coding lab.</w:t>
+              <w:t>Use Run the investigation, Connect your project, Show what you know, Study a complete case and Try a new case independently. Allow extra time for the full task set. Use a coding lab only when this week actually provides one; Your lesson route is the planning section.</w:t>
             </w:r>
           </w:p>
         </w:tc>
@@ -7558,7 +7558,7 @@
         <w:rPr>
           <w:b w:val="0"/>
         </w:rPr>
-        <w:t>Supported practice key: J has a valid including equality page count, 100. M’s pages are unknown, so eligibility cannot be established.</w:t>
+        <w:t>Supported practice key: J meets the page limit at equality: 100 pages. M’s pages are unknown, so eligibility cannot be established.</w:t>
       </w:r>
     </w:p>
     <w:sectPr>

--- a/downloads/teacher/ai-2-week-10.docx
+++ b/downloads/teacher/ai-2-week-10.docx
@@ -25,20 +25,38 @@
         <w:pStyle w:val="Heading1"/>
       </w:pPr>
       <w:r>
-        <w:t>01. Human Classifier Simulation</w:t>
-      </w:r>
-    </w:p>
-    <w:p>
-      <w:r>
-        <w:t>Prepare Human Classifier Simulation: check the target, prerequisites, resources and adaptable teaching schedule.</w:t>
-      </w:r>
-    </w:p>
-    <w:p>
-      <w:pPr>
-        <w:pStyle w:val="Heading3"/>
-      </w:pPr>
-      <w:r>
-        <w:t>Teach the learning cycle</w:t>
+        <w:t>Teach the whole procedure around a category rule.</w:t>
+      </w:r>
+    </w:p>
+    <w:p>
+      <w:r>
+        <w:t>Distinguish supplied rules from fitting, stop rejected records and assess the selected science-book task consistently.</w:t>
+      </w:r>
+    </w:p>
+    <w:p>
+      <w:r>
+        <w:t>Require check, branch, reason and record; do not call successful execution proof of correctness.</w:t>
+      </w:r>
+    </w:p>
+    <w:p>
+      <w:pPr>
+        <w:pStyle w:val="Heading1"/>
+      </w:pPr>
+      <w:r>
+        <w:t>01. Prepare this connected week</w:t>
+      </w:r>
+    </w:p>
+    <w:p>
+      <w:r>
+        <w:t>Use one main plan and keep practice separate from the independent first attempt.</w:t>
+      </w:r>
+    </w:p>
+    <w:p>
+      <w:pPr>
+        <w:pStyle w:val="Heading2"/>
+      </w:pPr>
+      <w:r>
+        <w:t>Learning goal and precision</w:t>
       </w:r>
     </w:p>
     <w:p>
@@ -80,6 +98,156 @@
           <w:b/>
         </w:rPr>
         <w:t>output</w:t>
+      </w:r>
+    </w:p>
+    <w:p>
+      <w:pPr>
+        <w:spacing w:line="336" w:lineRule="auto" w:after="180"/>
+      </w:pPr>
+      <w:r>
+        <w:rPr>
+          <w:b w:val="0"/>
+        </w:rPr>
+        <w:t xml:space="preserve">Students construct a paper procedure around a supplied threshold, joining </w:t>
+      </w:r>
+      <w:r>
+        <w:rPr>
+          <w:b/>
+        </w:rPr>
+        <w:t>input</w:t>
+      </w:r>
+      <w:r>
+        <w:rPr>
+          <w:b w:val="0"/>
+        </w:rPr>
+        <w:t xml:space="preserve"> checks, conditions, stopping and recorded </w:t>
+      </w:r>
+      <w:r>
+        <w:rPr>
+          <w:b/>
+        </w:rPr>
+        <w:t>output</w:t>
+      </w:r>
+      <w:r>
+        <w:rPr>
+          <w:b w:val="0"/>
+        </w:rPr>
+        <w:t xml:space="preserve">. Separate </w:t>
+      </w:r>
+      <w:r>
+        <w:rPr>
+          <w:b/>
+        </w:rPr>
+        <w:t>input</w:t>
+      </w:r>
+      <w:r>
+        <w:rPr>
+          <w:b w:val="0"/>
+        </w:rPr>
+        <w:t xml:space="preserve"> </w:t>
+      </w:r>
+      <w:r>
+        <w:rPr>
+          <w:b/>
+        </w:rPr>
+        <w:t>validation</w:t>
+      </w:r>
+      <w:r>
+        <w:rPr>
+          <w:b w:val="0"/>
+        </w:rPr>
+        <w:t xml:space="preserve">, predictive correctness and subsequent human action. Tower1’s range and whole-number requirement are classroom restrictions, not general requirements for </w:t>
+      </w:r>
+      <w:r>
+        <w:rPr>
+          <w:b/>
+        </w:rPr>
+        <w:t>classifier</w:t>
+      </w:r>
+      <w:r>
+        <w:rPr>
+          <w:b w:val="0"/>
+        </w:rPr>
+        <w:t>s.</w:t>
+      </w:r>
+    </w:p>
+    <w:p>
+      <w:pPr>
+        <w:spacing w:line="336" w:lineRule="auto" w:after="180"/>
+      </w:pPr>
+      <w:r>
+        <w:rPr>
+          <w:b w:val="0"/>
+        </w:rPr>
+        <w:t xml:space="preserve">By the end, I can simulate a </w:t>
+      </w:r>
+      <w:r>
+        <w:rPr>
+          <w:b/>
+        </w:rPr>
+        <w:t>classifier</w:t>
+      </w:r>
+      <w:r>
+        <w:rPr>
+          <w:b w:val="0"/>
+        </w:rPr>
+        <w:t xml:space="preserve"> with explicit requirements and missing-value behavior.</w:t>
+      </w:r>
+    </w:p>
+    <w:p>
+      <w:pPr>
+        <w:pStyle w:val="Heading2"/>
+      </w:pPr>
+      <w:r>
+        <w:t>What to prepare</w:t>
+      </w:r>
+    </w:p>
+    <w:p>
+      <w:pPr>
+        <w:pStyle w:val="ListBullet"/>
+      </w:pPr>
+      <w:r>
+        <w:t>Use the supplied scenario, student illustrations and blank paper. For numeric work, offer counters or a calculator after learners show the setup. Fictional records are supplied; personal data and paid accounts are unnecessary.</w:t>
+      </w:r>
+    </w:p>
+    <w:p>
+      <w:pPr>
+        <w:pStyle w:val="ListBullet"/>
+      </w:pPr>
+      <w:r>
+        <w:t>Case exposure check: this source example appears in ai-1/14, ai-2/10. Reuse a familiar case for recall or modelling; verify that the case used to assess transfer has not already received feedback.</w:t>
+      </w:r>
+    </w:p>
+    <w:p>
+      <w:pPr>
+        <w:pStyle w:val="ListBullet"/>
+      </w:pPr>
+      <w:r>
+        <w:t>Input cards with 1, 5, 6, 9, 10 and 11 cm, a blank, 60 mm and 4.5 cm</w:t>
+      </w:r>
+    </w:p>
+    <w:p>
+      <w:pPr>
+        <w:pStyle w:val="ListBullet"/>
+      </w:pPr>
+      <w:r>
+        <w:t>Blank paper for numbered steps or branch diagrams and a record with input, version, outcome and reason</w:t>
+      </w:r>
+    </w:p>
+    <w:p>
+      <w:pPr>
+        <w:pStyle w:val="ListBullet"/>
+      </w:pPr>
+      <w:r>
+        <w:t>Separate Ribbon1 task cards; no accounts, devices or personal measurements required</w:t>
+      </w:r>
+    </w:p>
+    <w:p>
+      <w:pPr>
+        <w:pStyle w:val="Heading2"/>
+      </w:pPr>
+      <w:r>
+        <w:t>Main teaching plan</w:t>
       </w:r>
     </w:p>
     <w:tbl>
@@ -261,13 +429,150 @@
     </w:p>
     <w:p>
       <w:pPr>
+        <w:pStyle w:val="Heading2"/>
+      </w:pPr>
+      <w:r>
+        <w:t>Opening retrieval and readiness</w:t>
+      </w:r>
+    </w:p>
+    <w:p>
+      <w:pPr>
         <w:spacing w:line="336" w:lineRule="auto" w:after="180"/>
       </w:pPr>
       <w:r>
         <w:rPr>
           <w:b w:val="0"/>
         </w:rPr>
-        <w:t>Case exposure check: this source example appears in ai-1/14, ai-2/10. Reuse a familiar case for recall or modelling; verify that the case used to assess transfer has not already received feedback.</w:t>
+        <w:t>Without opening the old lesson, explain one key idea from Features and Distractors. Give an example and a mistake that the idea helps you avoid.</w:t>
+      </w:r>
+    </w:p>
+    <w:p>
+      <w:pPr>
+        <w:spacing w:line="336" w:lineRule="auto" w:after="180"/>
+      </w:pPr>
+      <w:r>
+        <w:rPr>
+          <w:b w:val="0"/>
+        </w:rPr>
+        <w:t>Look for: Choose recorded properties that preserve distinctions needed for a stated task</w:t>
+      </w:r>
+    </w:p>
+    <w:p>
+      <w:pPr>
+        <w:spacing w:line="336" w:lineRule="auto" w:after="180"/>
+      </w:pPr>
+      <w:r>
+        <w:rPr>
+          <w:b w:val="0"/>
+        </w:rPr>
+        <w:t>Reference example, not the only acceptable wording: Use length and width measured before the decision. State the order as length in cm, then width in cm; the record is 12, 8.</w:t>
+      </w:r>
+    </w:p>
+    <w:p>
+      <w:pPr>
+        <w:spacing w:line="336" w:lineRule="auto" w:after="180"/>
+      </w:pPr>
+      <w:r>
+        <w:rPr>
+          <w:b w:val="0"/>
+        </w:rPr>
+        <w:t>The target is fits or too large under the guide, and this card is fits because both equalities are included.</w:t>
+      </w:r>
+    </w:p>
+    <w:p>
+      <w:pPr>
+        <w:spacing w:line="336" w:lineRule="auto" w:after="180"/>
+      </w:pPr>
+      <w:r>
+        <w:rPr>
+          <w:b w:val="0"/>
+        </w:rPr>
+        <w:t>Colour and card number are not needed for this rule; the final inspection sticker copies the answer and is unavailable before inspection.</w:t>
+      </w:r>
+    </w:p>
+    <w:p>
+      <w:pPr>
+        <w:spacing w:line="336" w:lineRule="auto" w:after="180"/>
+      </w:pPr>
+      <w:r>
+        <w:rPr>
+          <w:b w:val="0"/>
+        </w:rPr>
+        <w:t>Without opening the old lesson, explain one key idea from Rows Columns and Data Types. Give an example and a mistake that the idea helps you avoid.</w:t>
+      </w:r>
+    </w:p>
+    <w:p>
+      <w:pPr>
+        <w:spacing w:line="336" w:lineRule="auto" w:after="180"/>
+      </w:pPr>
+      <w:r>
+        <w:rPr>
+          <w:b w:val="0"/>
+        </w:rPr>
+        <w:t>Look for: Specify a table schema</w:t>
+      </w:r>
+    </w:p>
+    <w:p>
+      <w:pPr>
+        <w:spacing w:line="336" w:lineRule="auto" w:after="180"/>
+      </w:pPr>
+      <w:r>
+        <w:rPr>
+          <w:b w:val="0"/>
+        </w:rPr>
+        <w:t>Reference example, not the only acceptable wording: activity: nonempty text; minutes: integer from 0 to 60 inclusive.</w:t>
+      </w:r>
+    </w:p>
+    <w:p>
+      <w:pPr>
+        <w:spacing w:line="336" w:lineRule="auto" w:after="180"/>
+      </w:pPr>
+      <w:r>
+        <w:rPr>
+          <w:b w:val="0"/>
+        </w:rPr>
+        <w:t>Without opening the old lesson, explain one key idea from Trace Tables. Give an example and a mistake that the idea helps you avoid.</w:t>
+      </w:r>
+    </w:p>
+    <w:p>
+      <w:pPr>
+        <w:spacing w:line="336" w:lineRule="auto" w:after="180"/>
+      </w:pPr>
+      <w:r>
+        <w:rPr>
+          <w:b w:val="0"/>
+        </w:rPr>
+        <w:t>Look for: Trace variable values before and after each loop iteration</w:t>
+      </w:r>
+    </w:p>
+    <w:p>
+      <w:pPr>
+        <w:spacing w:line="336" w:lineRule="auto" w:after="180"/>
+      </w:pPr>
+      <w:r>
+        <w:rPr>
+          <w:b w:val="0"/>
+        </w:rPr>
+        <w:t>Reference example, not the only acceptable wording: 2, 3 and 4; the stop value is excluded. The body runs three times.</w:t>
+      </w:r>
+    </w:p>
+    <w:p>
+      <w:pPr>
+        <w:spacing w:line="336" w:lineRule="auto" w:after="180"/>
+      </w:pPr>
+      <w:r>
+        <w:rPr>
+          <w:b w:val="0"/>
+        </w:rPr>
+        <w:t>At 5 predict short; at 6 predict tall. Check that a height was supplied. A blank is missing information, not the number zero.</w:t>
+      </w:r>
+    </w:p>
+    <w:p>
+      <w:pPr>
+        <w:pStyle w:val="Heading2"/>
+      </w:pPr>
+      <w:r>
+        <w:t>Earlier wording, alternatives and picture transcripts · reference / check after trying</w:t>
       </w:r>
     </w:p>
     <w:p>
@@ -275,6 +580,14 @@
         <w:pStyle w:val="Heading3"/>
       </w:pPr>
       <w:r>
+        <w:t>Teach the learning cycle</w:t>
+      </w:r>
+    </w:p>
+    <w:p>
+      <w:pPr>
+        <w:pStyle w:val="Heading3"/>
+      </w:pPr>
+      <w:r>
         <w:t>Retrieval answer guidance</w:t>
       </w:r>
     </w:p>
@@ -288,61 +601,6 @@
     </w:p>
     <w:p>
       <w:pPr>
-        <w:spacing w:line="336" w:lineRule="auto" w:after="180"/>
-      </w:pPr>
-      <w:r>
-        <w:rPr>
-          <w:b w:val="0"/>
-        </w:rPr>
-        <w:t>Without opening the old lesson, explain one key idea from Features and Distractors. Give an example and a mistake that the idea helps you avoid.</w:t>
-      </w:r>
-    </w:p>
-    <w:p>
-      <w:pPr>
-        <w:spacing w:line="336" w:lineRule="auto" w:after="180"/>
-      </w:pPr>
-      <w:r>
-        <w:rPr>
-          <w:b w:val="0"/>
-        </w:rPr>
-        <w:t>Look for: Choose recorded properties that preserve distinctions needed for a stated task</w:t>
-      </w:r>
-    </w:p>
-    <w:p>
-      <w:pPr>
-        <w:spacing w:line="336" w:lineRule="auto" w:after="180"/>
-      </w:pPr>
-      <w:r>
-        <w:rPr>
-          <w:b w:val="0"/>
-        </w:rPr>
-        <w:t>Reference example, not the only acceptable wording: Use length and width measured before the decision. State the order as length in cm, then width in cm; the record is 12, 8.</w:t>
-      </w:r>
-    </w:p>
-    <w:p>
-      <w:pPr>
-        <w:spacing w:line="336" w:lineRule="auto" w:after="180"/>
-      </w:pPr>
-      <w:r>
-        <w:rPr>
-          <w:b w:val="0"/>
-        </w:rPr>
-        <w:t>The target is fits or too large under the guide, and this card is fits because both equalities are included.</w:t>
-      </w:r>
-    </w:p>
-    <w:p>
-      <w:pPr>
-        <w:spacing w:line="336" w:lineRule="auto" w:after="180"/>
-      </w:pPr>
-      <w:r>
-        <w:rPr>
-          <w:b w:val="0"/>
-        </w:rPr>
-        <w:t>Colour and card number are not needed for this rule; the final inspection sticker copies the answer and is unavailable before inspection.</w:t>
-      </w:r>
-    </w:p>
-    <w:p>
-      <w:pPr>
         <w:pStyle w:val="Heading3"/>
       </w:pPr>
       <w:r>
@@ -351,76 +609,10 @@
     </w:p>
     <w:p>
       <w:pPr>
-        <w:spacing w:line="336" w:lineRule="auto" w:after="180"/>
-      </w:pPr>
-      <w:r>
-        <w:rPr>
-          <w:b w:val="0"/>
-        </w:rPr>
-        <w:t>Without opening the old lesson, explain one key idea from Rows Columns and Data Types. Give an example and a mistake that the idea helps you avoid.</w:t>
-      </w:r>
-    </w:p>
-    <w:p>
-      <w:pPr>
-        <w:spacing w:line="336" w:lineRule="auto" w:after="180"/>
-      </w:pPr>
-      <w:r>
-        <w:rPr>
-          <w:b w:val="0"/>
-        </w:rPr>
-        <w:t>Look for: Specify a table schema</w:t>
-      </w:r>
-    </w:p>
-    <w:p>
-      <w:pPr>
-        <w:spacing w:line="336" w:lineRule="auto" w:after="180"/>
-      </w:pPr>
-      <w:r>
-        <w:rPr>
-          <w:b w:val="0"/>
-        </w:rPr>
-        <w:t>Reference example, not the only acceptable wording: activity: nonempty text; minutes: integer from 0 to 60 inclusive.</w:t>
-      </w:r>
-    </w:p>
-    <w:p>
-      <w:pPr>
         <w:pStyle w:val="Heading3"/>
       </w:pPr>
       <w:r>
         <w:t>Trace Tables</w:t>
-      </w:r>
-    </w:p>
-    <w:p>
-      <w:pPr>
-        <w:spacing w:line="336" w:lineRule="auto" w:after="180"/>
-      </w:pPr>
-      <w:r>
-        <w:rPr>
-          <w:b w:val="0"/>
-        </w:rPr>
-        <w:t>Without opening the old lesson, explain one key idea from Trace Tables. Give an example and a mistake that the idea helps you avoid.</w:t>
-      </w:r>
-    </w:p>
-    <w:p>
-      <w:pPr>
-        <w:spacing w:line="336" w:lineRule="auto" w:after="180"/>
-      </w:pPr>
-      <w:r>
-        <w:rPr>
-          <w:b w:val="0"/>
-        </w:rPr>
-        <w:t>Look for: Trace variable values before and after each loop iteration</w:t>
-      </w:r>
-    </w:p>
-    <w:p>
-      <w:pPr>
-        <w:spacing w:line="336" w:lineRule="auto" w:after="180"/>
-      </w:pPr>
-      <w:r>
-        <w:rPr>
-          <w:b w:val="0"/>
-        </w:rPr>
-        <w:t>Reference example, not the only acceptable wording: 2, 3 and 4; the stop value is excluded. The body runs three times.</w:t>
       </w:r>
     </w:p>
     <w:p>
@@ -617,6 +809,11 @@
       </w:r>
     </w:p>
     <w:p>
+      <w:r>
+        <w:t>This compact option is not the full-week schedule. Use the main teaching cycle and allow extra sessions for the investigation, independent work and project.</w:t>
+      </w:r>
+    </w:p>
+    <w:p>
       <w:pPr>
         <w:spacing w:line="336" w:lineRule="auto" w:after="180"/>
       </w:pPr>
@@ -624,7 +821,7 @@
         <w:rPr>
           <w:b w:val="0"/>
         </w:rPr>
-        <w:t>Use the supplied scenario, student illustrations and blank paper. For numeric work, offer counters or a calculator after learners show the setup. Fictional records are supplied; personal data and paid accounts are unnecessary.</w:t>
+        <w:t>Allow 80 minutes: recall 8; explanation 12; worked demonstration 15; guided practice 20; independent assessment 15; project and reflection 10. Extend the lab into a second session when needed.</w:t>
       </w:r>
     </w:p>
     <w:p>
@@ -632,32 +829,55 @@
         <w:pStyle w:val="Heading3"/>
       </w:pPr>
       <w:r>
-        <w:t>Alternative compact allocation</w:t>
-      </w:r>
-    </w:p>
-    <w:p>
-      <w:r>
-        <w:t>This compact option is not the full-week schedule. Use the main teaching cycle and allow extra sessions for the investigation, independent work and project.</w:t>
+        <w:t>Preparation for the connected explanation</w:t>
+      </w:r>
+    </w:p>
+    <w:p>
+      <w:pPr>
+        <w:pStyle w:val="Heading3"/>
+      </w:pPr>
+      <w:r>
+        <w:t>Readiness answer</w:t>
+      </w:r>
+    </w:p>
+    <w:p>
+      <w:pPr>
+        <w:pStyle w:val="Heading3"/>
+      </w:pPr>
+      <w:r>
+        <w:t>End goal for the pictorial case</w:t>
       </w:r>
     </w:p>
     <w:p>
       <w:pPr>
         <w:spacing w:line="336" w:lineRule="auto" w:after="180"/>
-        <w:shd w:fill="F1F6F8"/>
-      </w:pPr>
-      <w:r>
-        <w:rPr>
-          <w:b w:val="0"/>
-        </w:rPr>
-        <w:t>Allow 80 minutes: recall 8; explanation 12; worked demonstration 15; guided practice 20; independent assessment 15; project and reflection 10. Extend the lab into a second session when needed.</w:t>
-      </w:r>
-    </w:p>
-    <w:p>
-      <w:pPr>
-        <w:pStyle w:val="Heading3"/>
-      </w:pPr>
-      <w:r>
-        <w:t>Preparation for the connected explanation</w:t>
+      </w:pPr>
+      <w:r>
+        <w:rPr>
+          <w:b w:val="0"/>
+        </w:rPr>
+        <w:t>This added worked case illustrates the week’s main idea. Retain all original and connected topics; schedule its practice within the teaching cycle.</w:t>
+      </w:r>
+    </w:p>
+    <w:p>
+      <w:pPr>
+        <w:pStyle w:val="Heading1"/>
+      </w:pPr>
+      <w:r>
+        <w:t>02. Teach a classifier as a complete, inspectable procedure</w:t>
+      </w:r>
+    </w:p>
+    <w:p>
+      <w:r>
+        <w:t>State that Tower1 is supplied here rather than fitted in a future lesson.</w:t>
+      </w:r>
+    </w:p>
+    <w:p>
+      <w:pPr>
+        <w:pStyle w:val="Heading2"/>
+      </w:pPr>
+      <w:r>
+        <w:t>Introduce the supplied rule and contract</w:t>
       </w:r>
     </w:p>
     <w:p>
@@ -668,31 +888,112 @@
         <w:rPr>
           <w:b w:val="0"/>
         </w:rPr>
-        <w:t xml:space="preserve">Students construct a paper procedure around a fitted threshold, joining </w:t>
+        <w:t xml:space="preserve">Your task is to build a paper </w:t>
       </w:r>
       <w:r>
         <w:rPr>
           <w:b/>
         </w:rPr>
+        <w:t>classifier</w:t>
+      </w:r>
+      <w:r>
+        <w:rPr>
+          <w:b w:val="0"/>
+        </w:rPr>
+        <w:t xml:space="preserve"> that another learner can operate without guessing your instructions. It will predict short or tall for imaginary towers. For this week, use the supplied rule: predict tall at a height of at least 6 centimetres and short otherwise. Name this rule Tower1. We will investigate selecting rules from examples later; no fitting experiment has been performed here.</w:t>
+      </w:r>
+    </w:p>
+    <w:p>
+      <w:pPr>
+        <w:spacing w:line="336" w:lineRule="auto" w:after="180"/>
+      </w:pPr>
+      <w:r>
+        <w:rPr>
+          <w:b w:val="0"/>
+        </w:rPr>
+        <w:t xml:space="preserve">Write an </w:t>
+      </w:r>
+      <w:r>
+        <w:rPr>
+          <w:b/>
+        </w:rPr>
+        <w:t>input contract</w:t>
+      </w:r>
+      <w:r>
+        <w:rPr>
+          <w:b w:val="0"/>
+        </w:rPr>
+        <w:t>: one height recorded as a whole number of centimetres from 1 through 10, including both endpoints. Require the unit cm to be shown. This is a classroom design choice about what the procedure accepts.</w:t>
+      </w:r>
+    </w:p>
+    <w:p>
+      <w:pPr>
+        <w:spacing w:line="336" w:lineRule="auto" w:after="180"/>
+      </w:pPr>
+      <w:r>
+        <w:rPr>
+          <w:b w:val="0"/>
+        </w:rPr>
+        <w:t xml:space="preserve">It is not a claim that every accepted height appeared in </w:t>
+      </w:r>
+      <w:r>
+        <w:rPr>
+          <w:b/>
+        </w:rPr>
+        <w:t>fitting</w:t>
+      </w:r>
+      <w:r>
+        <w:rPr>
+          <w:b w:val="0"/>
+        </w:rPr>
+        <w:t xml:space="preserve"> or that towers outside this range cannot exist.</w:t>
+      </w:r>
+    </w:p>
+    <w:p>
+      <w:pPr>
+        <w:spacing w:line="336" w:lineRule="auto" w:after="180"/>
+      </w:pPr>
+      <w:r>
+        <w:rPr>
+          <w:b w:val="0"/>
+        </w:rPr>
+        <w:t xml:space="preserve">A complete </w:t>
+      </w:r>
+      <w:r>
+        <w:rPr>
+          <w:b/>
+        </w:rPr>
+        <w:t>classifier</w:t>
+      </w:r>
+      <w:r>
+        <w:rPr>
+          <w:b w:val="0"/>
+        </w:rPr>
+        <w:t xml:space="preserve"> needs instructions for checking the </w:t>
+      </w:r>
+      <w:r>
+        <w:rPr>
+          <w:b/>
+        </w:rPr>
         <w:t>input</w:t>
       </w:r>
       <w:r>
         <w:rPr>
           <w:b w:val="0"/>
         </w:rPr>
-        <w:t xml:space="preserve"> checks, conditions, stopping and recorded </w:t>
+        <w:t xml:space="preserve">, applying Tower1 when the </w:t>
       </w:r>
       <w:r>
         <w:rPr>
           <w:b/>
         </w:rPr>
-        <w:t>output</w:t>
-      </w:r>
-      <w:r>
-        <w:rPr>
-          <w:b w:val="0"/>
-        </w:rPr>
-        <w:t xml:space="preserve">. Separate </w:t>
+        <w:t>input</w:t>
+      </w:r>
+      <w:r>
+        <w:rPr>
+          <w:b w:val="0"/>
+        </w:rPr>
+        <w:t xml:space="preserve"> is accepted, and recording the outcome. It must also say what happens when the </w:t>
       </w:r>
       <w:r>
         <w:rPr>
@@ -704,19 +1005,108 @@
         <w:rPr>
           <w:b w:val="0"/>
         </w:rPr>
-        <w:t xml:space="preserve"> </w:t>
+        <w:t xml:space="preserve"> fails a check.</w:t>
+      </w:r>
+    </w:p>
+    <w:p>
+      <w:pPr>
+        <w:spacing w:line="336" w:lineRule="auto" w:after="180"/>
+      </w:pPr>
+      <w:r>
+        <w:rPr>
+          <w:b w:val="0"/>
+        </w:rPr>
+        <w:t>The threshold alone does not provide these surrounding instructions.</w:t>
+      </w:r>
+    </w:p>
+    <w:p>
+      <w:pPr>
+        <w:pStyle w:val="Heading2"/>
+      </w:pPr>
+      <w:r>
+        <w:t>Model rejection before the threshold</w:t>
+      </w:r>
+    </w:p>
+    <w:p>
+      <w:pPr>
+        <w:spacing w:line="336" w:lineRule="auto" w:after="180"/>
+      </w:pPr>
+      <w:r>
+        <w:rPr>
+          <w:b w:val="0"/>
+        </w:rPr>
+        <w:t>For every record, first check that a height is present and its stated unit is cm. Then check that it is a whole number from 1 through 10.</w:t>
+      </w:r>
+    </w:p>
+    <w:p>
+      <w:pPr>
+        <w:spacing w:line="336" w:lineRule="auto" w:after="180"/>
+      </w:pPr>
+      <w:r>
+        <w:rPr>
+          <w:b w:val="0"/>
+        </w:rPr>
+        <w:t xml:space="preserve">If any check fails, record </w:t>
       </w:r>
       <w:r>
         <w:rPr>
           <w:b/>
         </w:rPr>
-        <w:t>validation</w:t>
-      </w:r>
-      <w:r>
-        <w:rPr>
-          <w:b w:val="0"/>
-        </w:rPr>
-        <w:t>, predictive correctness and subsequent human action.</w:t>
+        <w:t>no prediction</w:t>
+      </w:r>
+      <w:r>
+        <w:rPr>
+          <w:b w:val="0"/>
+        </w:rPr>
+        <w:t xml:space="preserve"> and the reason, then stop </w:t>
+      </w:r>
+      <w:r>
+        <w:rPr>
+          <w:b/>
+        </w:rPr>
+        <w:t>process</w:t>
+      </w:r>
+      <w:r>
+        <w:rPr>
+          <w:b w:val="0"/>
+        </w:rPr>
+        <w:t>ing that record. Do not continue into the threshold comparison.</w:t>
+      </w:r>
+    </w:p>
+    <w:p>
+      <w:r>
+        <w:drawing>
+          <wp:inline xmlns:a="http://schemas.openxmlformats.org/drawingml/2006/main" xmlns:pic="http://schemas.openxmlformats.org/drawingml/2006/picture">
+            <wp:extent cx="5486400" cy="2834640"/>
+            <wp:docPr id="1" name="Picture 1" descr="Three records through the Tower1 classifier. 5 cm | Accepted; 5 is below 6 | Tower1 predicts short. 6 cm | Accepted; 6 is at least 6 | Tower1 predicts tall. Height blank | Missing height; stop before rule | Tower1; no prediction"/>
+            <wp:cNvGraphicFramePr>
+              <a:graphicFrameLocks noChangeAspect="1"/>
+            </wp:cNvGraphicFramePr>
+            <a:graphic>
+              <a:graphicData uri="http://schemas.openxmlformats.org/drawingml/2006/picture">
+                <pic:pic>
+                  <pic:nvPicPr>
+                    <pic:cNvPr id="0" name="academy-story-ai-2-10-03.png"/>
+                    <pic:cNvPicPr/>
+                  </pic:nvPicPr>
+                  <pic:blipFill>
+                    <a:blip r:embed="rId9"/>
+                    <a:stretch>
+                      <a:fillRect/>
+                    </a:stretch>
+                  </pic:blipFill>
+                  <pic:spPr>
+                    <a:xfrm>
+                      <a:off x="0" y="0"/>
+                      <a:ext cx="5486400" cy="2834640"/>
+                    </a:xfrm>
+                    <a:prstGeom prst="rect"/>
+                  </pic:spPr>
+                </pic:pic>
+              </a:graphicData>
+            </a:graphic>
+          </wp:inline>
+        </w:drawing>
       </w:r>
     </w:p>
     <w:p>
@@ -727,27 +1117,55 @@
         <w:rPr>
           <w:b w:val="0"/>
         </w:rPr>
-        <w:t xml:space="preserve">Tower1’s range and whole-number requirement are classroom restrictions, not general requirements for </w:t>
+        <w:t xml:space="preserve">If all checks pass, compare the height with 6. At least 6 gives the </w:t>
       </w:r>
       <w:r>
         <w:rPr>
           <w:b/>
         </w:rPr>
-        <w:t>classifier</w:t>
-      </w:r>
-      <w:r>
-        <w:rPr>
-          <w:b w:val="0"/>
-        </w:rPr>
-        <w:t>s.</w:t>
-      </w:r>
-    </w:p>
-    <w:p>
-      <w:pPr>
-        <w:pStyle w:val="Heading3"/>
-      </w:pPr>
-      <w:r>
-        <w:t>Readiness answer</w:t>
+        <w:t>prediction</w:t>
+      </w:r>
+      <w:r>
+        <w:rPr>
+          <w:b w:val="0"/>
+        </w:rPr>
+        <w:t xml:space="preserve"> tall; otherwise give short. Record the original </w:t>
+      </w:r>
+      <w:r>
+        <w:rPr>
+          <w:b/>
+        </w:rPr>
+        <w:t>input</w:t>
+      </w:r>
+      <w:r>
+        <w:rPr>
+          <w:b w:val="0"/>
+        </w:rPr>
+        <w:t xml:space="preserve">, </w:t>
+      </w:r>
+      <w:r>
+        <w:rPr>
+          <w:b/>
+        </w:rPr>
+        <w:t>model version</w:t>
+      </w:r>
+      <w:r>
+        <w:rPr>
+          <w:b w:val="0"/>
+        </w:rPr>
+        <w:t xml:space="preserve"> Tower1 and the </w:t>
+      </w:r>
+      <w:r>
+        <w:rPr>
+          <w:b/>
+        </w:rPr>
+        <w:t>prediction</w:t>
+      </w:r>
+      <w:r>
+        <w:rPr>
+          <w:b w:val="0"/>
+        </w:rPr>
+        <w:t>.</w:t>
       </w:r>
     </w:p>
     <w:p>
@@ -758,894 +1176,39 @@
         <w:rPr>
           <w:b w:val="0"/>
         </w:rPr>
-        <w:t>At 5 predict short; at 6 predict tall. Check that a height was supplied. A blank is missing information, not the number zero.</w:t>
-      </w:r>
-    </w:p>
-    <w:p>
-      <w:pPr>
-        <w:spacing w:line="336" w:lineRule="auto" w:after="180"/>
-      </w:pPr>
+        <w:t xml:space="preserve">For a rejected record, record the original </w:t>
+      </w:r>
       <w:r>
         <w:rPr>
           <w:b/>
         </w:rPr>
-        <w:t>Input</w:t>
-      </w:r>
-      <w:r>
-        <w:rPr>
-          <w:b w:val="0"/>
-        </w:rPr>
-        <w:t xml:space="preserve"> cards with 1, 5, 6, 9, 10 and 11 cm, a blank, 60 mm and 4.5 cm</w:t>
-      </w:r>
-    </w:p>
-    <w:p>
-      <w:pPr>
-        <w:spacing w:line="336" w:lineRule="auto" w:after="180"/>
-      </w:pPr>
-      <w:r>
-        <w:rPr>
-          <w:b w:val="0"/>
-        </w:rPr>
-        <w:t xml:space="preserve">Blank paper for numbered steps or branch diagrams and a record with </w:t>
+        <w:t>input</w:t>
+      </w:r>
+      <w:r>
+        <w:rPr>
+          <w:b w:val="0"/>
+        </w:rPr>
+        <w:t xml:space="preserve">, Tower1, </w:t>
       </w:r>
       <w:r>
         <w:rPr>
           <w:b/>
         </w:rPr>
-        <w:t>input</w:t>
-      </w:r>
-      <w:r>
-        <w:rPr>
-          <w:b w:val="0"/>
-        </w:rPr>
-        <w:t>, version, outcome and reason</w:t>
-      </w:r>
-    </w:p>
-    <w:p>
-      <w:pPr>
-        <w:spacing w:line="336" w:lineRule="auto" w:after="180"/>
-      </w:pPr>
-      <w:r>
-        <w:rPr>
-          <w:b w:val="0"/>
-        </w:rPr>
-        <w:t>Separate Ribbon1 task cards; no accounts, devices or personal measurements required</w:t>
-      </w:r>
-    </w:p>
-    <w:p>
-      <w:pPr>
-        <w:pStyle w:val="Heading3"/>
-      </w:pPr>
-      <w:r>
-        <w:t>End goal for the pictorial case</w:t>
-      </w:r>
-    </w:p>
-    <w:p>
-      <w:pPr>
-        <w:spacing w:line="336" w:lineRule="auto" w:after="180"/>
-      </w:pPr>
-      <w:r>
-        <w:rPr>
-          <w:b w:val="0"/>
-        </w:rPr>
-        <w:t xml:space="preserve">By the end, I can simulate a </w:t>
-      </w:r>
-      <w:r>
-        <w:rPr>
-          <w:b/>
-        </w:rPr>
-        <w:t>classifier</w:t>
-      </w:r>
-      <w:r>
-        <w:rPr>
-          <w:b w:val="0"/>
-        </w:rPr>
-        <w:t xml:space="preserve"> with explicit requirements and missing-value behavior.</w:t>
-      </w:r>
-    </w:p>
-    <w:p>
-      <w:pPr>
-        <w:spacing w:line="336" w:lineRule="auto" w:after="180"/>
-      </w:pPr>
-      <w:r>
-        <w:rPr>
-          <w:b w:val="0"/>
-        </w:rPr>
-        <w:t>This added worked case illustrates the week’s main idea. Retain all original and connected topics; schedule its practice within the teaching cycle.</w:t>
-      </w:r>
-    </w:p>
-    <w:p>
-      <w:pPr>
-        <w:pStyle w:val="Heading1"/>
-      </w:pPr>
-      <w:r>
-        <w:t>02. Explain the mechanism</w:t>
-      </w:r>
-    </w:p>
-    <w:p>
-      <w:r>
-        <w:t>Model Human Classifier Simulation using the supplied case, labelled mechanism and reasoning. Make the scope of each conclusion explicit.</w:t>
-      </w:r>
-    </w:p>
-    <w:p>
-      <w:pPr>
-        <w:spacing w:line="336" w:lineRule="auto" w:after="180"/>
-      </w:pPr>
-      <w:r>
-        <w:rPr>
-          <w:b/>
-        </w:rPr>
-        <w:t>Input</w:t>
-      </w:r>
-      <w:r>
-        <w:rPr>
-          <w:b w:val="0"/>
-        </w:rPr>
-        <w:t xml:space="preserve"> → </w:t>
-      </w:r>
-      <w:r>
-        <w:rPr>
-          <w:b/>
-        </w:rPr>
-        <w:t>Process</w:t>
-      </w:r>
-      <w:r>
-        <w:rPr>
-          <w:b w:val="0"/>
-        </w:rPr>
-        <w:t xml:space="preserve"> → </w:t>
-      </w:r>
-      <w:r>
-        <w:rPr>
-          <w:b/>
-        </w:rPr>
-        <w:t>Output</w:t>
-      </w:r>
-    </w:p>
-    <w:p>
-      <w:pPr>
-        <w:spacing w:line="336" w:lineRule="auto" w:after="180"/>
-      </w:pPr>
-      <w:r>
-        <w:rPr>
-          <w:b w:val="0"/>
-        </w:rPr>
-        <w:t>Trace the information. At each stage, ask what changed and how you could test it.</w:t>
-      </w:r>
-    </w:p>
-    <w:p>
-      <w:pPr>
-        <w:spacing w:line="336" w:lineRule="auto" w:after="180"/>
-      </w:pPr>
-      <w:r>
-        <w:rPr>
-          <w:b w:val="0"/>
-        </w:rPr>
-        <w:t>Which stage could fail even when the other two are correct? Explain:</w:t>
-      </w:r>
-    </w:p>
-    <w:p>
-      <w:pPr>
-        <w:spacing w:line="336" w:lineRule="auto" w:after="180"/>
-      </w:pPr>
-      <w:r>
-        <w:rPr>
-          <w:b w:val="0"/>
-        </w:rPr>
-        <w:t xml:space="preserve">Predict first. Then check each step. A correct answer without visible reasoning is incomplete </w:t>
-      </w:r>
-      <w:r>
-        <w:rPr>
-          <w:b/>
-        </w:rPr>
-        <w:t>evidence</w:t>
-      </w:r>
-      <w:r>
-        <w:rPr>
-          <w:b w:val="0"/>
-        </w:rPr>
-        <w:t>.</w:t>
-      </w:r>
-    </w:p>
-    <w:p>
-      <w:pPr>
-        <w:spacing w:line="336" w:lineRule="auto" w:after="180"/>
-        <w:shd w:fill="F4F9FC"/>
-      </w:pPr>
-      <w:r>
-        <w:rPr>
-          <w:b w:val="0"/>
-        </w:rPr>
-        <w:t>1. Examples suggest: striped AND small → glim.</w:t>
-      </w:r>
-    </w:p>
-    <w:p>
-      <w:pPr>
-        <w:spacing w:line="336" w:lineRule="auto" w:after="180"/>
-        <w:shd w:fill="F4F9FC"/>
-      </w:pPr>
-      <w:r>
-        <w:rPr>
-          <w:b w:val="0"/>
-        </w:rPr>
-        <w:t xml:space="preserve">2. Learners infer a </w:t>
-      </w:r>
-      <w:r>
-        <w:rPr>
-          <w:b/>
-        </w:rPr>
-        <w:t>boundary</w:t>
-      </w:r>
-      <w:r>
-        <w:rPr>
-          <w:b w:val="0"/>
-        </w:rPr>
-        <w:t xml:space="preserve"> from labeled cards.</w:t>
-      </w:r>
-    </w:p>
-    <w:p>
-      <w:pPr>
-        <w:spacing w:line="336" w:lineRule="auto" w:after="180"/>
-        <w:shd w:fill="F4F9FC"/>
-      </w:pPr>
-      <w:r>
-        <w:rPr>
-          <w:b w:val="0"/>
-        </w:rPr>
-        <w:t>3. New case: striped, small creature → predict glim.</w:t>
-      </w:r>
-    </w:p>
-    <w:p>
-      <w:pPr>
-        <w:spacing w:line="336" w:lineRule="auto" w:after="180"/>
-        <w:shd w:fill="F4F9FC"/>
-      </w:pPr>
-      <w:r>
-        <w:rPr>
-          <w:b w:val="0"/>
-        </w:rPr>
-        <w:t xml:space="preserve">4. Different inferred rules may match </w:t>
-      </w:r>
-      <w:r>
-        <w:rPr>
-          <w:b/>
-        </w:rPr>
-        <w:t>training</w:t>
-      </w:r>
-      <w:r>
-        <w:rPr>
-          <w:b w:val="0"/>
-        </w:rPr>
-        <w:t xml:space="preserve"> yet disagree on a new case.</w:t>
-      </w:r>
-    </w:p>
-    <w:p>
-      <w:pPr>
-        <w:spacing w:line="336" w:lineRule="auto" w:after="180"/>
-      </w:pPr>
-      <w:r>
-        <w:rPr>
-          <w:b w:val="0"/>
-        </w:rPr>
-        <w:t>Recalculate, retrace, or restate the reasoning in your own representation:</w:t>
-      </w:r>
-    </w:p>
-    <w:p>
-      <w:pPr>
-        <w:spacing w:line="336" w:lineRule="auto" w:after="180"/>
-        <w:shd w:fill="F5F1FB"/>
-      </w:pPr>
-      <w:r>
-        <w:rPr>
-          <w:b w:val="0"/>
-        </w:rPr>
-        <w:t xml:space="preserve">CHECK Did the </w:t>
-      </w:r>
-      <w:r>
-        <w:rPr>
-          <w:b/>
-        </w:rPr>
-        <w:t>evidence</w:t>
-      </w:r>
-      <w:r>
-        <w:rPr>
-          <w:b w:val="0"/>
-        </w:rPr>
-        <w:t xml:space="preserve"> answer the exact question? Did the total, path, or source record stay consistent?</w:t>
-      </w:r>
-    </w:p>
-    <w:p>
-      <w:pPr>
-        <w:pStyle w:val="Heading3"/>
-      </w:pPr>
-      <w:r>
-        <w:t>Concrete teaching case</w:t>
-      </w:r>
-    </w:p>
-    <w:p>
-      <w:pPr>
-        <w:pStyle w:val="Heading3"/>
-      </w:pPr>
-      <w:r>
-        <w:t>The teaching case</w:t>
-      </w:r>
-    </w:p>
-    <w:p>
-      <w:pPr>
-        <w:spacing w:line="336" w:lineRule="auto" w:after="180"/>
-        <w:shd w:fill="F1F6FC"/>
-      </w:pPr>
-      <w:r>
-        <w:rPr>
-          <w:b w:val="0"/>
-        </w:rPr>
-        <w:t>Recommend if adventure AND pages&lt;150; otherwise Other.</w:t>
-      </w:r>
-    </w:p>
-    <w:p>
-      <w:pPr>
-        <w:pStyle w:val="Heading3"/>
-      </w:pPr>
-      <w:r>
-        <w:t>The teaching case</w:t>
-      </w:r>
-    </w:p>
-    <w:p>
-      <w:pPr>
-        <w:spacing w:line="336" w:lineRule="auto" w:after="180"/>
-        <w:shd w:fill="F1F6FC"/>
-      </w:pPr>
-      <w:r>
-        <w:rPr>
-          <w:b w:val="0"/>
-        </w:rPr>
-        <w:t>Trace A=(adventure,120), B=(adventure,180), C=(science,90).</w:t>
-      </w:r>
-    </w:p>
-    <w:p>
-      <w:pPr>
-        <w:pStyle w:val="Heading3"/>
-      </w:pPr>
-      <w:r>
-        <w:t>Exact explanation to model</w:t>
-      </w:r>
-    </w:p>
-    <w:p>
-      <w:pPr>
-        <w:pStyle w:val="Heading3"/>
-      </w:pPr>
-      <w:r>
-        <w:t>Why the result follows</w:t>
-      </w:r>
-    </w:p>
-    <w:p>
-      <w:pPr>
-        <w:spacing w:line="336" w:lineRule="auto" w:after="180"/>
-        <w:shd w:fill="F1F6FC"/>
-      </w:pPr>
-      <w:r>
-        <w:rPr>
-          <w:b w:val="0"/>
-        </w:rPr>
-        <w:t>A is Recommend. B fails length; C fails genre. Show both conditions.</w:t>
-      </w:r>
-    </w:p>
-    <w:p>
-      <w:pPr>
-        <w:pStyle w:val="Heading3"/>
-      </w:pPr>
-      <w:r>
-        <w:t>Explain the added worked example</w:t>
-      </w:r>
-    </w:p>
-    <w:p>
-      <w:pPr>
-        <w:pStyle w:val="Heading3"/>
-      </w:pPr>
-      <w:r>
-        <w:t>Explain the added worked example · 1</w:t>
-      </w:r>
-    </w:p>
-    <w:p>
-      <w:pPr>
-        <w:spacing w:line="336" w:lineRule="auto" w:after="180"/>
-      </w:pPr>
-      <w:r>
-        <w:rPr>
-          <w:b w:val="0"/>
-        </w:rPr>
-        <w:t xml:space="preserve">Your task is to build a paper </w:t>
-      </w:r>
-      <w:r>
-        <w:rPr>
-          <w:b/>
-        </w:rPr>
-        <w:t>classifier</w:t>
-      </w:r>
-      <w:r>
-        <w:rPr>
-          <w:b w:val="0"/>
-        </w:rPr>
-        <w:t xml:space="preserve"> that another learner can operate without guessing your instructions. It will predict short or tall for imaginary towers.</w:t>
-      </w:r>
-    </w:p>
-    <w:p>
-      <w:pPr>
-        <w:spacing w:line="336" w:lineRule="auto" w:after="180"/>
-      </w:pPr>
-      <w:r>
-        <w:rPr>
-          <w:b w:val="0"/>
-        </w:rPr>
-        <w:t>Use the threshold of 6 centimetres selected after adding the height 5 short example in Week 13. Name this selected model Tower1.</w:t>
-      </w:r>
-    </w:p>
-    <w:p>
-      <w:pPr>
-        <w:pStyle w:val="Heading3"/>
-      </w:pPr>
-      <w:r>
-        <w:t>Explain the added worked example · 2</w:t>
-      </w:r>
-    </w:p>
-    <w:p>
-      <w:pPr>
-        <w:spacing w:line="336" w:lineRule="auto" w:after="180"/>
-      </w:pPr>
-      <w:r>
-        <w:rPr>
-          <w:b w:val="0"/>
-        </w:rPr>
-        <w:t xml:space="preserve">Write an </w:t>
-      </w:r>
-      <w:r>
-        <w:rPr>
-          <w:b/>
-        </w:rPr>
-        <w:t>input contract</w:t>
-      </w:r>
-      <w:r>
-        <w:rPr>
-          <w:b w:val="0"/>
-        </w:rPr>
-        <w:t>: one height recorded as a whole number of centimetres from 1 through 10, including both endpoints. Require the unit cm to be shown. This is a classroom design choice about what the procedure accepts.</w:t>
-      </w:r>
-    </w:p>
-    <w:p>
-      <w:pPr>
-        <w:spacing w:line="336" w:lineRule="auto" w:after="180"/>
-      </w:pPr>
-      <w:r>
-        <w:rPr>
-          <w:b w:val="0"/>
-        </w:rPr>
-        <w:t xml:space="preserve">It is not a claim that every accepted height appeared in </w:t>
-      </w:r>
-      <w:r>
-        <w:rPr>
-          <w:b/>
-        </w:rPr>
-        <w:t>fitting</w:t>
-      </w:r>
-      <w:r>
-        <w:rPr>
-          <w:b w:val="0"/>
-        </w:rPr>
-        <w:t xml:space="preserve"> or that towers outside this range cannot exist.</w:t>
-      </w:r>
-    </w:p>
-    <w:p>
-      <w:pPr>
-        <w:spacing w:line="336" w:lineRule="auto" w:after="180"/>
-      </w:pPr>
-      <w:r>
-        <w:rPr>
-          <w:b w:val="0"/>
-        </w:rPr>
-        <w:t xml:space="preserve">A complete </w:t>
-      </w:r>
-      <w:r>
-        <w:rPr>
-          <w:b/>
-        </w:rPr>
-        <w:t>classifier</w:t>
-      </w:r>
-      <w:r>
-        <w:rPr>
-          <w:b w:val="0"/>
-        </w:rPr>
-        <w:t xml:space="preserve"> needs instructions for checking the </w:t>
-      </w:r>
-      <w:r>
-        <w:rPr>
-          <w:b/>
-        </w:rPr>
-        <w:t>input</w:t>
-      </w:r>
-      <w:r>
-        <w:rPr>
-          <w:b w:val="0"/>
-        </w:rPr>
-        <w:t xml:space="preserve">, applying Tower1 when the </w:t>
-      </w:r>
-      <w:r>
-        <w:rPr>
-          <w:b/>
-        </w:rPr>
-        <w:t>input</w:t>
-      </w:r>
-      <w:r>
-        <w:rPr>
-          <w:b w:val="0"/>
-        </w:rPr>
-        <w:t xml:space="preserve"> is accepted, and recording the outcome. It must also say what happens when the </w:t>
-      </w:r>
-      <w:r>
-        <w:rPr>
-          <w:b/>
-        </w:rPr>
-        <w:t>input</w:t>
-      </w:r>
-      <w:r>
-        <w:rPr>
-          <w:b w:val="0"/>
-        </w:rPr>
-        <w:t xml:space="preserve"> fails a check.</w:t>
-      </w:r>
-    </w:p>
-    <w:p>
-      <w:pPr>
-        <w:spacing w:line="336" w:lineRule="auto" w:after="180"/>
-      </w:pPr>
-      <w:r>
-        <w:rPr>
-          <w:b w:val="0"/>
-        </w:rPr>
-        <w:t>The threshold alone does not provide these surrounding instructions.</w:t>
-      </w:r>
-    </w:p>
-    <w:p>
-      <w:pPr>
-        <w:spacing w:line="336" w:lineRule="auto" w:after="180"/>
-      </w:pPr>
-      <w:r>
-        <w:rPr>
-          <w:b w:val="0"/>
-        </w:rPr>
-        <w:t>For every record, first check that a height is present and its stated unit is cm. Then check that it is a whole number from 1 through 10.</w:t>
-      </w:r>
-    </w:p>
-    <w:p>
-      <w:pPr>
-        <w:spacing w:line="336" w:lineRule="auto" w:after="180"/>
-      </w:pPr>
-      <w:r>
-        <w:rPr>
-          <w:b w:val="0"/>
-        </w:rPr>
-        <w:t xml:space="preserve">If any check fails, record </w:t>
-      </w:r>
-      <w:r>
-        <w:rPr>
-          <w:b/>
-        </w:rPr>
         <w:t>no prediction</w:t>
       </w:r>
       <w:r>
         <w:rPr>
           <w:b w:val="0"/>
         </w:rPr>
-        <w:t xml:space="preserve"> and the reason, then stop </w:t>
-      </w:r>
-      <w:r>
-        <w:rPr>
-          <w:b/>
-        </w:rPr>
-        <w:t>process</w:t>
-      </w:r>
-      <w:r>
-        <w:rPr>
-          <w:b w:val="0"/>
-        </w:rPr>
-        <w:t>ing that record. Do not continue into the threshold comparison.</w:t>
-      </w:r>
-    </w:p>
-    <w:p>
-      <w:pPr>
-        <w:pStyle w:val="Heading3"/>
-      </w:pPr>
-      <w:r>
-        <w:t>Explain the added worked example · 3</w:t>
-      </w:r>
-    </w:p>
-    <w:p>
-      <w:pPr>
-        <w:spacing w:line="336" w:lineRule="auto" w:after="180"/>
-      </w:pPr>
-      <w:r>
-        <w:rPr>
-          <w:b w:val="0"/>
-        </w:rPr>
-        <w:t xml:space="preserve">If all checks pass, compare the height with 6. At least 6 gives the </w:t>
-      </w:r>
-      <w:r>
-        <w:rPr>
-          <w:b/>
-        </w:rPr>
-        <w:t>prediction</w:t>
-      </w:r>
-      <w:r>
-        <w:rPr>
-          <w:b w:val="0"/>
-        </w:rPr>
-        <w:t xml:space="preserve"> tall; otherwise give short. Record the original </w:t>
-      </w:r>
-      <w:r>
-        <w:rPr>
-          <w:b/>
-        </w:rPr>
-        <w:t>input</w:t>
-      </w:r>
-      <w:r>
-        <w:rPr>
-          <w:b w:val="0"/>
-        </w:rPr>
-        <w:t xml:space="preserve">, </w:t>
-      </w:r>
-      <w:r>
-        <w:rPr>
-          <w:b/>
-        </w:rPr>
-        <w:t>model version</w:t>
-      </w:r>
-      <w:r>
-        <w:rPr>
-          <w:b w:val="0"/>
-        </w:rPr>
-        <w:t xml:space="preserve"> Tower1 and the </w:t>
-      </w:r>
-      <w:r>
-        <w:rPr>
-          <w:b/>
-        </w:rPr>
-        <w:t>prediction</w:t>
-      </w:r>
-      <w:r>
-        <w:rPr>
-          <w:b w:val="0"/>
-        </w:rPr>
-        <w:t>.</w:t>
-      </w:r>
-    </w:p>
-    <w:p>
-      <w:pPr>
-        <w:spacing w:line="336" w:lineRule="auto" w:after="180"/>
-      </w:pPr>
-      <w:r>
-        <w:rPr>
-          <w:b w:val="0"/>
-        </w:rPr>
-        <w:t xml:space="preserve">For a rejected record, record the original </w:t>
-      </w:r>
-      <w:r>
-        <w:rPr>
-          <w:b/>
-        </w:rPr>
-        <w:t>input</w:t>
-      </w:r>
-      <w:r>
-        <w:rPr>
-          <w:b w:val="0"/>
-        </w:rPr>
-        <w:t xml:space="preserve">, Tower1, </w:t>
-      </w:r>
-      <w:r>
-        <w:rPr>
-          <w:b/>
-        </w:rPr>
-        <w:t>no prediction</w:t>
-      </w:r>
-      <w:r>
-        <w:rPr>
-          <w:b w:val="0"/>
-        </w:rPr>
         <w:t xml:space="preserve"> and a reason. Tower1 identifies the intended model even when its threshold was not used.</w:t>
       </w:r>
     </w:p>
     <w:p>
       <w:pPr>
-        <w:pStyle w:val="Heading3"/>
-      </w:pPr>
-      <w:r>
-        <w:t>Key terms</w:t>
-      </w:r>
-    </w:p>
-    <w:tbl>
-      <w:tblPr>
-        <w:tblStyle w:val="LightShading-Accent1"/>
-        <w:tblW w:type="auto" w:w="0"/>
-        <w:tblLook w:firstColumn="1" w:firstRow="1" w:lastColumn="0" w:lastRow="0" w:noHBand="0" w:noVBand="1" w:val="04A0"/>
-      </w:tblPr>
-      <w:tblGrid>
-        <w:gridCol w:w="5112"/>
-        <w:gridCol w:w="5112"/>
-      </w:tblGrid>
-      <w:tr>
-        <w:trPr>
-          <w:tblHeader/>
-        </w:trPr>
-        <w:tc>
-          <w:tcPr>
-            <w:tcW w:type="dxa" w:w="5112"/>
-          </w:tcPr>
-          <w:p>
-            <w:r>
-              <w:t>Term</w:t>
-            </w:r>
-          </w:p>
-        </w:tc>
-        <w:tc>
-          <w:tcPr>
-            <w:tcW w:type="dxa" w:w="5112"/>
-          </w:tcPr>
-          <w:p>
-            <w:r>
-              <w:t>Meaning</w:t>
-            </w:r>
-          </w:p>
-        </w:tc>
-      </w:tr>
-      <w:tr>
-        <w:tc>
-          <w:tcPr>
-            <w:tcW w:type="dxa" w:w="5112"/>
-          </w:tcPr>
-          <w:p>
-            <w:r>
-              <w:t>Classifier</w:t>
-            </w:r>
-          </w:p>
-        </w:tc>
-        <w:tc>
-          <w:tcPr>
-            <w:tcW w:type="dxa" w:w="5112"/>
-          </w:tcPr>
-          <w:p>
-            <w:r>
-              <w:t>A procedure that assigns a predicted category to an input</w:t>
-            </w:r>
-          </w:p>
-        </w:tc>
-      </w:tr>
-      <w:tr>
-        <w:tc>
-          <w:tcPr>
-            <w:tcW w:type="dxa" w:w="5112"/>
-          </w:tcPr>
-          <w:p>
-            <w:r>
-              <w:t>Input contract</w:t>
-            </w:r>
-          </w:p>
-        </w:tc>
-        <w:tc>
-          <w:tcPr>
-            <w:tcW w:type="dxa" w:w="5112"/>
-          </w:tcPr>
-          <w:p>
-            <w:r>
-              <w:t>The format and conditions an input must satisfy for a procedure to accept it</w:t>
-            </w:r>
-          </w:p>
-        </w:tc>
-      </w:tr>
-      <w:tr>
-        <w:tc>
-          <w:tcPr>
-            <w:tcW w:type="dxa" w:w="5112"/>
-          </w:tcPr>
-          <w:p>
-            <w:r>
-              <w:t>Validation</w:t>
-            </w:r>
-          </w:p>
-        </w:tc>
-        <w:tc>
-          <w:tcPr>
-            <w:tcW w:type="dxa" w:w="5112"/>
-          </w:tcPr>
-          <w:p>
-            <w:r>
-              <w:t>Checking whether an input satisfies the stated contract</w:t>
-            </w:r>
-          </w:p>
-        </w:tc>
-      </w:tr>
-      <w:tr>
-        <w:tc>
-          <w:tcPr>
-            <w:tcW w:type="dxa" w:w="5112"/>
-          </w:tcPr>
-          <w:p>
-            <w:r>
-              <w:t>No prediction</w:t>
-            </w:r>
-          </w:p>
-        </w:tc>
-        <w:tc>
-          <w:tcPr>
-            <w:tcW w:type="dxa" w:w="5112"/>
-          </w:tcPr>
-          <w:p>
-            <w:r>
-              <w:t>An explicit outcome when the classifier does not assign a category</w:t>
-            </w:r>
-          </w:p>
-        </w:tc>
-      </w:tr>
-      <w:tr>
-        <w:tc>
-          <w:tcPr>
-            <w:tcW w:type="dxa" w:w="5112"/>
-          </w:tcPr>
-          <w:p>
-            <w:r>
-              <w:t>Model version</w:t>
-            </w:r>
-          </w:p>
-        </w:tc>
-        <w:tc>
-          <w:tcPr>
-            <w:tcW w:type="dxa" w:w="5112"/>
-          </w:tcPr>
-          <w:p>
-            <w:r>
-              <w:t>A name that identifies the particular model used for a prediction</w:t>
-            </w:r>
-          </w:p>
-        </w:tc>
-      </w:tr>
-    </w:tbl>
-    <w:p>
-      <w:pPr>
-        <w:pStyle w:val="Heading3"/>
-      </w:pPr>
-      <w:r>
-        <w:t>Model the reasoning aloud</w:t>
-      </w:r>
-    </w:p>
-    <w:p>
-      <w:pPr>
-        <w:spacing w:line="336" w:lineRule="auto" w:after="180"/>
-      </w:pPr>
-      <w:r>
-        <w:rPr>
-          <w:b w:val="0"/>
-        </w:rPr>
-        <w:t xml:space="preserve">Use the complete worked example below before asking learners to complete W2. Reveal a small part, invite a </w:t>
-      </w:r>
-      <w:r>
-        <w:rPr>
-          <w:b/>
-        </w:rPr>
-        <w:t>prediction</w:t>
-      </w:r>
-      <w:r>
-        <w:rPr>
-          <w:b w:val="0"/>
-        </w:rPr>
-        <w:t>, then explain the deciding step.</w:t>
-      </w:r>
-    </w:p>
-    <w:p>
-      <w:pPr>
-        <w:spacing w:line="336" w:lineRule="auto" w:after="180"/>
-      </w:pPr>
-      <w:r>
-        <w:rPr>
-          <w:b w:val="0"/>
-        </w:rPr>
-        <w:t>These teacher notes contain solutions; do not reveal the independent case answer during modelling.</w:t>
+        <w:pStyle w:val="Heading2"/>
+      </w:pPr>
+      <w:r>
+        <w:t>Trace contract boundaries and unit failures</w:t>
       </w:r>
     </w:p>
     <w:tbl>
@@ -1995,10 +1558,469 @@
     </w:p>
     <w:p>
       <w:pPr>
+        <w:spacing w:line="336" w:lineRule="auto" w:after="180"/>
+      </w:pPr>
+      <w:r>
+        <w:rPr>
+          <w:b w:val="0"/>
+        </w:rPr>
+        <w:t>Sixty millimetres equals six centimetres, but this version accepts cm records only. It does not contain a conversion step.</w:t>
+      </w:r>
+    </w:p>
+    <w:p>
+      <w:pPr>
+        <w:spacing w:line="336" w:lineRule="auto" w:after="180"/>
+      </w:pPr>
+      <w:r>
+        <w:rPr>
+          <w:b w:val="0"/>
+        </w:rPr>
+        <w:t>Ask for a correctly recorded cm measurement or deliberately design and check a conversion step in a new version. Do not silently treat the digits 60 as centimetres. A missing height must not become an invented zero either.</w:t>
+      </w:r>
+    </w:p>
+    <w:p>
+      <w:pPr>
+        <w:pStyle w:val="Heading2"/>
+      </w:pPr>
+      <w:r>
+        <w:t>Introduce the separate three-condition book filter</w:t>
+      </w:r>
+    </w:p>
+    <w:p>
+      <w:pPr>
+        <w:spacing w:line="336" w:lineRule="auto" w:after="180"/>
+      </w:pPr>
+      <w:r>
+        <w:rPr>
+          <w:b w:val="0"/>
+        </w:rPr>
+        <w:t>A fictional librarian wants illustrated mystery books with at most 100 pages.</w:t>
+      </w:r>
+    </w:p>
+    <w:p>
+      <w:pPr>
+        <w:spacing w:line="336" w:lineRule="auto" w:after="180"/>
+      </w:pPr>
+      <w:r>
+        <w:rPr>
+          <w:b/>
+        </w:rPr>
+        <w:t>Written rule</w:t>
+      </w:r>
+      <w:r>
+        <w:rPr>
+          <w:b w:val="0"/>
+        </w:rPr>
+        <w:t>: choose only genre mystery AND illustrated True AND pages&lt;=100.</w:t>
+      </w:r>
+    </w:p>
+    <w:p>
+      <w:pPr>
+        <w:spacing w:line="336" w:lineRule="auto" w:after="180"/>
+      </w:pPr>
+      <w:r>
+        <w:rPr>
+          <w:b w:val="0"/>
+        </w:rPr>
+        <w:t>Rows J=(mystery,True,100), K=(mystery,False,90), L=(science,True,80), M=(mystery,True,blank). Missing required fields request review.</w:t>
+      </w:r>
+    </w:p>
+    <w:p>
+      <w:pPr>
+        <w:pStyle w:val="Heading2"/>
+      </w:pPr>
+      <w:r>
+        <w:t>Trace eligibility and missing pages</w:t>
+      </w:r>
+    </w:p>
+    <w:p>
+      <w:r>
+        <w:drawing>
+          <wp:inline xmlns:a="http://schemas.openxmlformats.org/drawingml/2006/main" xmlns:pic="http://schemas.openxmlformats.org/drawingml/2006/picture">
+            <wp:extent cx="5486400" cy="4005072"/>
+            <wp:docPr id="2" name="Picture 2" descr="Read all conditions: Three requirements must pass, not just a high preference score. → Trace J: Mystery, illustrated and exactly 100 pages: choose. → Trace K and L: K fails illustration; L fails genre: do not choose. → Trace M: Missing pages means review rather than assuming it is short."/>
+            <wp:cNvGraphicFramePr>
+              <a:graphicFrameLocks noChangeAspect="1"/>
+            </wp:cNvGraphicFramePr>
+            <a:graphic>
+              <a:graphicData uri="http://schemas.openxmlformats.org/drawingml/2006/picture">
+                <pic:pic>
+                  <pic:nvPicPr>
+                    <pic:cNvPr id="0" name="academy-story-ai-2-10-02.png"/>
+                    <pic:cNvPicPr/>
+                  </pic:nvPicPr>
+                  <pic:blipFill>
+                    <a:blip r:embed="rId10"/>
+                    <a:stretch>
+                      <a:fillRect/>
+                    </a:stretch>
+                  </pic:blipFill>
+                  <pic:spPr>
+                    <a:xfrm>
+                      <a:off x="0" y="0"/>
+                      <a:ext cx="5486400" cy="4005072"/>
+                    </a:xfrm>
+                    <a:prstGeom prst="rect"/>
+                  </pic:spPr>
+                </pic:pic>
+              </a:graphicData>
+            </a:graphic>
+          </wp:inline>
+        </w:drawing>
+      </w:r>
+    </w:p>
+    <w:p>
+      <w:pPr>
+        <w:spacing w:line="336" w:lineRule="auto" w:after="180"/>
+      </w:pPr>
+      <w:r>
+        <w:rPr>
+          <w:b w:val="0"/>
+        </w:rPr>
+        <w:t>This human simulation lets students inspect every decision without needing a trained model. Equality matters at 100. Known failures give reasons for rejection; M lacks enough information for the page check.</w:t>
+      </w:r>
+    </w:p>
+    <w:p>
+      <w:pPr>
+        <w:spacing w:line="336" w:lineRule="auto" w:after="180"/>
+      </w:pPr>
+      <w:r>
+        <w:rPr>
+          <w:b w:val="0"/>
+        </w:rPr>
+        <w:t>The order should not turn blank into zero or quietly ignore a required field.</w:t>
+      </w:r>
+    </w:p>
+    <w:p>
+      <w:pPr>
+        <w:pStyle w:val="Heading2"/>
+      </w:pPr>
+      <w:r>
+        <w:t>Supply M’s pages and compare the outcome</w:t>
+      </w:r>
+    </w:p>
+    <w:p>
+      <w:pPr>
+        <w:spacing w:line="336" w:lineRule="auto" w:after="180"/>
+      </w:pPr>
+      <w:r>
+        <w:rPr>
+          <w:b w:val="0"/>
+        </w:rPr>
+        <w:t>Change: Supply M’s pages as 101.</w:t>
+      </w:r>
+    </w:p>
+    <w:p>
+      <w:pPr>
+        <w:spacing w:line="336" w:lineRule="auto" w:after="180"/>
+      </w:pPr>
+      <w:r>
+        <w:rPr>
+          <w:b/>
+        </w:rPr>
+        <w:t>Prediction</w:t>
+      </w:r>
+      <w:r>
+        <w:rPr>
+          <w:b w:val="0"/>
+        </w:rPr>
+        <w:t>: M is now rejected rather than awaiting page review.</w:t>
+      </w:r>
+    </w:p>
+    <w:p>
+      <w:pPr>
+        <w:spacing w:line="336" w:lineRule="auto" w:after="180"/>
+      </w:pPr>
+      <w:r>
+        <w:rPr>
+          <w:b w:val="0"/>
+        </w:rPr>
+        <w:t>Reason: The required field is known but fails the maximum-length condition.</w:t>
+      </w:r>
+    </w:p>
+    <w:p>
+      <w:pPr>
+        <w:pStyle w:val="Heading2"/>
+      </w:pPr>
+      <w:r>
+        <w:t>Limit the conclusion and elicit picture reasoning</w:t>
+      </w:r>
+    </w:p>
+    <w:p>
+      <w:pPr>
+        <w:spacing w:line="336" w:lineRule="auto" w:after="180"/>
+      </w:pPr>
+      <w:r>
+        <w:rPr>
+          <w:b w:val="0"/>
+        </w:rPr>
+        <w:t>This declared rule checks eligibility, not whether an eligible book will actually be enjoyed.</w:t>
+      </w:r>
+    </w:p>
+    <w:p>
+      <w:pPr>
+        <w:spacing w:line="336" w:lineRule="auto" w:after="180"/>
+      </w:pPr>
+      <w:r>
+        <w:rPr>
+          <w:b w:val="0"/>
+        </w:rPr>
+        <w:t>Use the diagram and verbal explanation together. Ask learners to match a sentence to a specific visual step; do not assign learners fixed visual or auditory learning styles.</w:t>
+      </w:r>
+    </w:p>
+    <w:p>
+      <w:pPr>
+        <w:spacing w:line="336" w:lineRule="auto" w:after="180"/>
+      </w:pPr>
+      <w:r>
+        <w:rPr>
+          <w:b w:val="0"/>
+        </w:rPr>
+        <w:t xml:space="preserve">Cover the result. Ask learners to name the </w:t>
+      </w:r>
+      <w:r>
+        <w:rPr>
+          <w:b/>
+        </w:rPr>
+        <w:t>input</w:t>
+      </w:r>
+      <w:r>
+        <w:rPr>
+          <w:b w:val="0"/>
+        </w:rPr>
+        <w:t xml:space="preserve">s and predict the next step. Uncover one step, connect the icon to the actual procedure, and explain its </w:t>
+      </w:r>
+      <w:r>
+        <w:rPr>
+          <w:b/>
+        </w:rPr>
+        <w:t>evidence</w:t>
+      </w:r>
+      <w:r>
+        <w:rPr>
+          <w:b w:val="0"/>
+        </w:rPr>
+        <w:t>. Then change the supplied condition and compare.</w:t>
+      </w:r>
+    </w:p>
+    <w:p>
+      <w:pPr>
+        <w:spacing w:line="336" w:lineRule="auto" w:after="180"/>
+      </w:pPr>
+      <w:r>
+        <w:rPr>
+          <w:b w:val="0"/>
+        </w:rPr>
+        <w:t>The picture is a representation; it does not document execution of a real AI model.</w:t>
+      </w:r>
+    </w:p>
+    <w:p>
+      <w:pPr>
+        <w:pStyle w:val="Heading2"/>
+      </w:pPr>
+      <w:r>
+        <w:t>Earlier wording, alternatives and picture transcripts · reference / check after trying</w:t>
+      </w:r>
+    </w:p>
+    <w:p>
+      <w:pPr>
+        <w:spacing w:line="336" w:lineRule="auto" w:after="180"/>
+      </w:pPr>
+      <w:r>
+        <w:rPr>
+          <w:b w:val="0"/>
+        </w:rPr>
+        <w:t>Explain the mechanism</w:t>
+      </w:r>
+    </w:p>
+    <w:p>
+      <w:pPr>
+        <w:spacing w:line="336" w:lineRule="auto" w:after="180"/>
+      </w:pPr>
+      <w:r>
+        <w:rPr>
+          <w:b/>
+        </w:rPr>
+        <w:t>Input</w:t>
+      </w:r>
+      <w:r>
+        <w:rPr>
+          <w:b w:val="0"/>
+        </w:rPr>
+        <w:t xml:space="preserve"> → </w:t>
+      </w:r>
+      <w:r>
+        <w:rPr>
+          <w:b/>
+        </w:rPr>
+        <w:t>Process</w:t>
+      </w:r>
+      <w:r>
+        <w:rPr>
+          <w:b w:val="0"/>
+        </w:rPr>
+        <w:t xml:space="preserve"> → </w:t>
+      </w:r>
+      <w:r>
+        <w:rPr>
+          <w:b/>
+        </w:rPr>
+        <w:t>Output</w:t>
+      </w:r>
+    </w:p>
+    <w:p>
+      <w:pPr>
+        <w:spacing w:line="336" w:lineRule="auto" w:after="180"/>
+      </w:pPr>
+      <w:r>
+        <w:rPr>
+          <w:b w:val="0"/>
+        </w:rPr>
+        <w:t>Trace the information. At each stage, ask what changed and how you could test it.</w:t>
+      </w:r>
+    </w:p>
+    <w:p>
+      <w:pPr>
+        <w:spacing w:line="336" w:lineRule="auto" w:after="180"/>
+      </w:pPr>
+      <w:r>
+        <w:rPr>
+          <w:b w:val="0"/>
+        </w:rPr>
+        <w:t>Which stage could fail even when the other two are correct? Explain:</w:t>
+      </w:r>
+    </w:p>
+    <w:p>
+      <w:pPr>
+        <w:spacing w:line="336" w:lineRule="auto" w:after="180"/>
+      </w:pPr>
+      <w:r>
+        <w:rPr>
+          <w:b w:val="0"/>
+        </w:rPr>
+        <w:t xml:space="preserve">Predict first. Then check each step. A correct answer without visible reasoning is incomplete </w:t>
+      </w:r>
+      <w:r>
+        <w:rPr>
+          <w:b/>
+        </w:rPr>
+        <w:t>evidence</w:t>
+      </w:r>
+      <w:r>
+        <w:rPr>
+          <w:b w:val="0"/>
+        </w:rPr>
+        <w:t>.</w:t>
+      </w:r>
+    </w:p>
+    <w:p>
+      <w:pPr>
+        <w:spacing w:line="336" w:lineRule="auto" w:after="180"/>
+      </w:pPr>
+      <w:r>
+        <w:rPr>
+          <w:b w:val="0"/>
+        </w:rPr>
+        <w:t>1. Examples suggest: striped AND small → glim.</w:t>
+      </w:r>
+    </w:p>
+    <w:p>
+      <w:pPr>
+        <w:spacing w:line="336" w:lineRule="auto" w:after="180"/>
+      </w:pPr>
+      <w:r>
+        <w:rPr>
+          <w:b w:val="0"/>
+        </w:rPr>
+        <w:t xml:space="preserve">2. Learners infer a </w:t>
+      </w:r>
+      <w:r>
+        <w:rPr>
+          <w:b/>
+        </w:rPr>
+        <w:t>boundary</w:t>
+      </w:r>
+      <w:r>
+        <w:rPr>
+          <w:b w:val="0"/>
+        </w:rPr>
+        <w:t xml:space="preserve"> from labeled cards.</w:t>
+      </w:r>
+    </w:p>
+    <w:p>
+      <w:pPr>
+        <w:spacing w:line="336" w:lineRule="auto" w:after="180"/>
+      </w:pPr>
+      <w:r>
+        <w:rPr>
+          <w:b w:val="0"/>
+        </w:rPr>
+        <w:t>3. New case: striped, small creature → predict glim.</w:t>
+      </w:r>
+    </w:p>
+    <w:p>
+      <w:pPr>
+        <w:spacing w:line="336" w:lineRule="auto" w:after="180"/>
+      </w:pPr>
+      <w:r>
+        <w:rPr>
+          <w:b w:val="0"/>
+        </w:rPr>
+        <w:t xml:space="preserve">4. Different inferred rules may match </w:t>
+      </w:r>
+      <w:r>
+        <w:rPr>
+          <w:b/>
+        </w:rPr>
+        <w:t>training</w:t>
+      </w:r>
+      <w:r>
+        <w:rPr>
+          <w:b w:val="0"/>
+        </w:rPr>
+        <w:t xml:space="preserve"> yet disagree on a new case.</w:t>
+      </w:r>
+    </w:p>
+    <w:p>
+      <w:pPr>
+        <w:spacing w:line="336" w:lineRule="auto" w:after="180"/>
+      </w:pPr>
+      <w:r>
+        <w:rPr>
+          <w:b w:val="0"/>
+        </w:rPr>
+        <w:t>Recalculate, retrace, or restate the reasoning in your own representation:</w:t>
+      </w:r>
+    </w:p>
+    <w:p>
+      <w:pPr>
+        <w:spacing w:line="336" w:lineRule="auto" w:after="180"/>
+      </w:pPr>
+      <w:r>
+        <w:rPr>
+          <w:b w:val="0"/>
+        </w:rPr>
+        <w:t xml:space="preserve">CHECK Did the </w:t>
+      </w:r>
+      <w:r>
+        <w:rPr>
+          <w:b/>
+        </w:rPr>
+        <w:t>evidence</w:t>
+      </w:r>
+      <w:r>
+        <w:rPr>
+          <w:b w:val="0"/>
+        </w:rPr>
+        <w:t xml:space="preserve"> answer the exact question? Did the total, path, or source record stay consistent?</w:t>
+      </w:r>
+    </w:p>
+    <w:p>
+      <w:pPr>
         <w:pStyle w:val="Heading3"/>
       </w:pPr>
       <w:r>
-        <w:t>Model the reasoning aloud · 4</w:t>
+        <w:t>Concrete teaching case</w:t>
       </w:r>
     </w:p>
     <w:p>
@@ -2009,7 +2031,7 @@
         <w:rPr>
           <w:b w:val="0"/>
         </w:rPr>
-        <w:t>Sixty millimetres equals six centimetres, but this version accepts cm records only. It does not contain a conversion step.</w:t>
+        <w:t>Recommend if adventure AND pages&lt;150; otherwise Other.</w:t>
       </w:r>
     </w:p>
     <w:p>
@@ -2020,7 +2042,230 @@
         <w:rPr>
           <w:b w:val="0"/>
         </w:rPr>
-        <w:t>Ask for a correctly recorded cm measurement or deliberately design and check a conversion step in a new version. Do not silently treat the digits 60 as centimetres. A missing height must not become an invented zero either.</w:t>
+        <w:t>Trace A=(adventure,120), B=(adventure,180), C=(science,90).</w:t>
+      </w:r>
+    </w:p>
+    <w:p>
+      <w:pPr>
+        <w:pStyle w:val="Heading3"/>
+      </w:pPr>
+      <w:r>
+        <w:t>Exact explanation to model</w:t>
+      </w:r>
+    </w:p>
+    <w:p>
+      <w:pPr>
+        <w:spacing w:line="336" w:lineRule="auto" w:after="180"/>
+      </w:pPr>
+      <w:r>
+        <w:rPr>
+          <w:b w:val="0"/>
+        </w:rPr>
+        <w:t>A is Recommend. B fails length; C fails genre. Show both conditions.</w:t>
+      </w:r>
+    </w:p>
+    <w:p>
+      <w:pPr>
+        <w:pStyle w:val="Heading3"/>
+      </w:pPr>
+      <w:r>
+        <w:t>Explain the added worked example</w:t>
+      </w:r>
+    </w:p>
+    <w:p>
+      <w:pPr>
+        <w:pStyle w:val="Heading3"/>
+      </w:pPr>
+      <w:r>
+        <w:t>Key terms</w:t>
+      </w:r>
+    </w:p>
+    <w:tbl>
+      <w:tblPr>
+        <w:tblStyle w:val="LightShading-Accent1"/>
+        <w:tblW w:type="auto" w:w="0"/>
+        <w:tblLook w:firstColumn="1" w:firstRow="1" w:lastColumn="0" w:lastRow="0" w:noHBand="0" w:noVBand="1" w:val="04A0"/>
+      </w:tblPr>
+      <w:tblGrid>
+        <w:gridCol w:w="5112"/>
+        <w:gridCol w:w="5112"/>
+      </w:tblGrid>
+      <w:tr>
+        <w:trPr>
+          <w:tblHeader/>
+        </w:trPr>
+        <w:tc>
+          <w:tcPr>
+            <w:tcW w:type="dxa" w:w="5112"/>
+          </w:tcPr>
+          <w:p>
+            <w:r>
+              <w:t>Term</w:t>
+            </w:r>
+          </w:p>
+        </w:tc>
+        <w:tc>
+          <w:tcPr>
+            <w:tcW w:type="dxa" w:w="5112"/>
+          </w:tcPr>
+          <w:p>
+            <w:r>
+              <w:t>Meaning</w:t>
+            </w:r>
+          </w:p>
+        </w:tc>
+      </w:tr>
+      <w:tr>
+        <w:tc>
+          <w:tcPr>
+            <w:tcW w:type="dxa" w:w="5112"/>
+          </w:tcPr>
+          <w:p>
+            <w:r>
+              <w:t>Classifier</w:t>
+            </w:r>
+          </w:p>
+        </w:tc>
+        <w:tc>
+          <w:tcPr>
+            <w:tcW w:type="dxa" w:w="5112"/>
+          </w:tcPr>
+          <w:p>
+            <w:r>
+              <w:t>A procedure that assigns a predicted category to an input</w:t>
+            </w:r>
+          </w:p>
+        </w:tc>
+      </w:tr>
+      <w:tr>
+        <w:tc>
+          <w:tcPr>
+            <w:tcW w:type="dxa" w:w="5112"/>
+          </w:tcPr>
+          <w:p>
+            <w:r>
+              <w:t>Input contract</w:t>
+            </w:r>
+          </w:p>
+        </w:tc>
+        <w:tc>
+          <w:tcPr>
+            <w:tcW w:type="dxa" w:w="5112"/>
+          </w:tcPr>
+          <w:p>
+            <w:r>
+              <w:t>The format and conditions an input must satisfy for a procedure to accept it</w:t>
+            </w:r>
+          </w:p>
+        </w:tc>
+      </w:tr>
+      <w:tr>
+        <w:tc>
+          <w:tcPr>
+            <w:tcW w:type="dxa" w:w="5112"/>
+          </w:tcPr>
+          <w:p>
+            <w:r>
+              <w:t>Validation</w:t>
+            </w:r>
+          </w:p>
+        </w:tc>
+        <w:tc>
+          <w:tcPr>
+            <w:tcW w:type="dxa" w:w="5112"/>
+          </w:tcPr>
+          <w:p>
+            <w:r>
+              <w:t>Checking whether an input satisfies the stated contract</w:t>
+            </w:r>
+          </w:p>
+        </w:tc>
+      </w:tr>
+      <w:tr>
+        <w:tc>
+          <w:tcPr>
+            <w:tcW w:type="dxa" w:w="5112"/>
+          </w:tcPr>
+          <w:p>
+            <w:r>
+              <w:t>No prediction</w:t>
+            </w:r>
+          </w:p>
+        </w:tc>
+        <w:tc>
+          <w:tcPr>
+            <w:tcW w:type="dxa" w:w="5112"/>
+          </w:tcPr>
+          <w:p>
+            <w:r>
+              <w:t>An explicit outcome when the classifier does not assign a category</w:t>
+            </w:r>
+          </w:p>
+        </w:tc>
+      </w:tr>
+      <w:tr>
+        <w:tc>
+          <w:tcPr>
+            <w:tcW w:type="dxa" w:w="5112"/>
+          </w:tcPr>
+          <w:p>
+            <w:r>
+              <w:t>Model version</w:t>
+            </w:r>
+          </w:p>
+        </w:tc>
+        <w:tc>
+          <w:tcPr>
+            <w:tcW w:type="dxa" w:w="5112"/>
+          </w:tcPr>
+          <w:p>
+            <w:r>
+              <w:t>A name that identifies the particular model used for a prediction</w:t>
+            </w:r>
+          </w:p>
+        </w:tc>
+      </w:tr>
+    </w:tbl>
+    <w:p>
+      <w:pPr>
+        <w:pStyle w:val="Heading3"/>
+      </w:pPr>
+      <w:r>
+        <w:t>Model the reasoning aloud</w:t>
+      </w:r>
+    </w:p>
+    <w:p>
+      <w:pPr>
+        <w:spacing w:line="336" w:lineRule="auto" w:after="180"/>
+      </w:pPr>
+      <w:r>
+        <w:rPr>
+          <w:b w:val="0"/>
+        </w:rPr>
+        <w:t xml:space="preserve">Use the complete worked example below before asking learners to complete W2. Reveal a small part, invite a </w:t>
+      </w:r>
+      <w:r>
+        <w:rPr>
+          <w:b/>
+        </w:rPr>
+        <w:t>prediction</w:t>
+      </w:r>
+      <w:r>
+        <w:rPr>
+          <w:b w:val="0"/>
+        </w:rPr>
+        <w:t>, then explain the deciding step.</w:t>
+      </w:r>
+    </w:p>
+    <w:p>
+      <w:pPr>
+        <w:spacing w:line="336" w:lineRule="auto" w:after="180"/>
+      </w:pPr>
+      <w:r>
+        <w:rPr>
+          <w:b w:val="0"/>
+        </w:rPr>
+        <w:t>These teacher notes contain solutions; do not reveal the independent case answer during modelling.</w:t>
       </w:r>
     </w:p>
     <w:tbl>
@@ -2127,17 +2372,6 @@
     </w:tbl>
     <w:p>
       <w:pPr>
-        <w:spacing w:line="336" w:lineRule="auto" w:after="180"/>
-      </w:pPr>
-      <w:r>
-        <w:rPr>
-          <w:b w:val="0"/>
-        </w:rPr>
-        <w:t>Use the diagram and verbal explanation together. Ask learners to match a sentence to a specific visual step; do not assign learners fixed visual or auditory learning styles.</w:t>
-      </w:r>
-    </w:p>
-    <w:p>
-      <w:pPr>
         <w:pStyle w:val="Heading3"/>
       </w:pPr>
       <w:r>
@@ -2146,67 +2380,10 @@
     </w:p>
     <w:p>
       <w:pPr>
-        <w:spacing w:line="336" w:lineRule="auto" w:after="180"/>
-      </w:pPr>
-      <w:r>
-        <w:rPr>
-          <w:b w:val="0"/>
-        </w:rPr>
-        <w:t>A fictional librarian wants illustrated mystery books with at most 100 pages.</w:t>
-      </w:r>
-    </w:p>
-    <w:p>
-      <w:pPr>
         <w:pStyle w:val="Heading3"/>
       </w:pPr>
       <w:r>
         <w:t>The facts we will use</w:t>
-      </w:r>
-    </w:p>
-    <w:p>
-      <w:pPr>
-        <w:pStyle w:val="Heading3"/>
-      </w:pPr>
-      <w:r>
-        <w:t>Supplied facts</w:t>
-      </w:r>
-    </w:p>
-    <w:p>
-      <w:pPr>
-        <w:spacing w:line="336" w:lineRule="auto" w:after="180"/>
-        <w:shd w:fill="F1F6FC"/>
-      </w:pPr>
-      <w:r>
-        <w:rPr>
-          <w:b/>
-        </w:rPr>
-        <w:t>Written rule</w:t>
-      </w:r>
-      <w:r>
-        <w:rPr>
-          <w:b w:val="0"/>
-        </w:rPr>
-        <w:t>: choose only genre mystery AND illustrated True AND pages&lt;=100.</w:t>
-      </w:r>
-    </w:p>
-    <w:p>
-      <w:pPr>
-        <w:pStyle w:val="Heading3"/>
-      </w:pPr>
-      <w:r>
-        <w:t>Supplied facts</w:t>
-      </w:r>
-    </w:p>
-    <w:p>
-      <w:pPr>
-        <w:spacing w:line="336" w:lineRule="auto" w:after="180"/>
-        <w:shd w:fill="F1F6FC"/>
-      </w:pPr>
-      <w:r>
-        <w:rPr>
-          <w:b w:val="0"/>
-        </w:rPr>
-        <w:t>Rows J=(mystery,True,100), K=(mystery,False,90), L=(science,True,80), M=(mystery,True,blank). Missing required fields request review.</w:t>
       </w:r>
     </w:p>
     <w:p>
@@ -2214,7 +2391,7 @@
         <w:drawing>
           <wp:inline xmlns:a="http://schemas.openxmlformats.org/drawingml/2006/main" xmlns:pic="http://schemas.openxmlformats.org/drawingml/2006/picture">
             <wp:extent cx="5311302" cy="5943600"/>
-            <wp:docPr id="1" name="Picture 1" descr="Human Classifier Simulation. Read all conditions: Three requirements must pass, not just a high preference score.. Trace J: Mystery, illustrated and exactly 100 pages: choose.. Trace K and L: K fails illustration; L fails genre: do not choose.. Trace M: Missing pages means review rather than assuming it is short."/>
+            <wp:docPr id="3" name="Picture 3" descr="Human Classifier Simulation. Read all conditions: Three requirements must pass, not just a high preference score.. Trace J: Mystery, illustrated and exactly 100 pages: choose.. Trace K and L: K fails illustration; L fails genre: do not choose.. Trace M: Missing pages means review rather than assuming it is short."/>
             <wp:cNvGraphicFramePr>
               <a:graphicFrameLocks noChangeAspect="1"/>
             </wp:cNvGraphicFramePr>
@@ -2226,7 +2403,7 @@
                     <pic:cNvPicPr/>
                   </pic:nvPicPr>
                   <pic:blipFill>
-                    <a:blip r:embed="rId9"/>
+                    <a:blip r:embed="rId11"/>
                     <a:stretch>
                       <a:fillRect/>
                     </a:stretch>
@@ -2395,31 +2572,404 @@
         <w:pStyle w:val="Heading3"/>
       </w:pPr>
       <w:r>
-        <w:t>Why the result follows</w:t>
+        <w:t>What this example does not establish</w:t>
+      </w:r>
+    </w:p>
+    <w:p>
+      <w:pPr>
+        <w:pStyle w:val="Heading3"/>
+      </w:pPr>
+      <w:r>
+        <w:t>Change one thing in the pictured case</w:t>
+      </w:r>
+    </w:p>
+    <w:p>
+      <w:pPr>
+        <w:pStyle w:val="Heading3"/>
+      </w:pPr>
+      <w:r>
+        <w:t>Ask while showing the picture</w:t>
+      </w:r>
+    </w:p>
+    <w:p>
+      <w:pPr>
+        <w:pStyle w:val="Heading1"/>
+      </w:pPr>
+      <w:r>
+        <w:t>03. Guide the reasoning, then remove help</w:t>
+      </w:r>
+    </w:p>
+    <w:p>
+      <w:r>
+        <w:t>Collect a response from each learner before discussing the worked key.</w:t>
+      </w:r>
+    </w:p>
+    <w:p>
+      <w:pPr>
+        <w:pStyle w:val="Heading2"/>
+      </w:pPr>
+      <w:r>
+        <w:t>Prompt before revealing</w:t>
       </w:r>
     </w:p>
     <w:p>
       <w:pPr>
         <w:spacing w:line="336" w:lineRule="auto" w:after="180"/>
-        <w:shd w:fill="F1F6FC"/>
-      </w:pPr>
-      <w:r>
-        <w:rPr>
-          <w:b w:val="0"/>
-        </w:rPr>
-        <w:t>This human simulation lets students inspect every decision without needing a trained model. Equality matters at 100. Known failures give reasons for rejection; M lacks enough information for the page check.</w:t>
+      </w:pPr>
+      <w:r>
+        <w:rPr>
+          <w:b w:val="0"/>
+        </w:rPr>
+        <w:t xml:space="preserve">Completion task: Write numbered instructions for Tower1, including </w:t>
+      </w:r>
+      <w:r>
+        <w:rPr>
+          <w:b/>
+        </w:rPr>
+        <w:t>input</w:t>
+      </w:r>
+      <w:r>
+        <w:rPr>
+          <w:b w:val="0"/>
+        </w:rPr>
+        <w:t xml:space="preserve"> checks, the stopping path after a failed check, the threshold rule and the record to keep.</w:t>
       </w:r>
     </w:p>
     <w:p>
       <w:pPr>
         <w:spacing w:line="336" w:lineRule="auto" w:after="180"/>
-        <w:shd w:fill="F1F6FC"/>
-      </w:pPr>
-      <w:r>
-        <w:rPr>
-          <w:b w:val="0"/>
-        </w:rPr>
-        <w:t>The order should not turn blank into zero or quietly ignore a required field.</w:t>
+      </w:pPr>
+      <w:r>
+        <w:rPr>
+          <w:b w:val="0"/>
+        </w:rPr>
+        <w:t>Your partner must be able to use them without supplying an unstated rule.</w:t>
+      </w:r>
+    </w:p>
+    <w:p>
+      <w:pPr>
+        <w:pStyle w:val="Heading2"/>
+      </w:pPr>
+      <w:r>
+        <w:t>Expected reasoning and fading help</w:t>
+      </w:r>
+    </w:p>
+    <w:p>
+      <w:pPr>
+        <w:spacing w:line="336" w:lineRule="auto" w:after="180"/>
+      </w:pPr>
+      <w:r>
+        <w:rPr>
+          <w:b w:val="0"/>
+        </w:rPr>
+        <w:t xml:space="preserve">Teacher check: Check present height and cm unit, then whole number in 1 through 10. On failure, record original </w:t>
+      </w:r>
+      <w:r>
+        <w:rPr>
+          <w:b/>
+        </w:rPr>
+        <w:t>input</w:t>
+      </w:r>
+      <w:r>
+        <w:rPr>
+          <w:b w:val="0"/>
+        </w:rPr>
+        <w:t xml:space="preserve">, Tower1, </w:t>
+      </w:r>
+      <w:r>
+        <w:rPr>
+          <w:b/>
+        </w:rPr>
+        <w:t>no prediction</w:t>
+      </w:r>
+      <w:r>
+        <w:rPr>
+          <w:b w:val="0"/>
+        </w:rPr>
+        <w:t xml:space="preserve"> and the reason; stop that record.</w:t>
+      </w:r>
+    </w:p>
+    <w:p>
+      <w:pPr>
+        <w:spacing w:line="336" w:lineRule="auto" w:after="180"/>
+      </w:pPr>
+      <w:r>
+        <w:rPr>
+          <w:b w:val="0"/>
+        </w:rPr>
+        <w:t xml:space="preserve">Otherwise predict tall if height is at least 6, short otherwise. Record original </w:t>
+      </w:r>
+      <w:r>
+        <w:rPr>
+          <w:b/>
+        </w:rPr>
+        <w:t>input</w:t>
+      </w:r>
+      <w:r>
+        <w:rPr>
+          <w:b w:val="0"/>
+        </w:rPr>
+        <w:t xml:space="preserve">, Tower1 and </w:t>
+      </w:r>
+      <w:r>
+        <w:rPr>
+          <w:b/>
+        </w:rPr>
+        <w:t>prediction</w:t>
+      </w:r>
+      <w:r>
+        <w:rPr>
+          <w:b w:val="0"/>
+        </w:rPr>
+        <w:t>. Equivalent clear branches are acceptable.</w:t>
+      </w:r>
+    </w:p>
+    <w:p>
+      <w:pPr>
+        <w:spacing w:line="336" w:lineRule="auto" w:after="180"/>
+      </w:pPr>
+      <w:r>
+        <w:rPr>
+          <w:b w:val="0"/>
+        </w:rPr>
+        <w:t xml:space="preserve">Start by identifying the given </w:t>
+      </w:r>
+      <w:r>
+        <w:rPr>
+          <w:b/>
+        </w:rPr>
+        <w:t>input</w:t>
+      </w:r>
+      <w:r>
+        <w:rPr>
+          <w:b w:val="0"/>
+        </w:rPr>
+        <w:t>s together. Leave the intermediate steps blank. If needed, model one step, then withdraw that help on the next step. Move to a full trace only when the partial trace is understood.</w:t>
+      </w:r>
+    </w:p>
+    <w:p>
+      <w:pPr>
+        <w:spacing w:line="336" w:lineRule="auto" w:after="180"/>
+      </w:pPr>
+      <w:r>
+        <w:rPr>
+          <w:b w:val="0"/>
+        </w:rPr>
+        <w:t>For partners, alternate explainer and checker; collect a response from every learner before discussion.</w:t>
+      </w:r>
+    </w:p>
+    <w:p>
+      <w:pPr>
+        <w:pStyle w:val="Heading2"/>
+      </w:pPr>
+      <w:r>
+        <w:t>Check the misconception before discussion</w:t>
+      </w:r>
+    </w:p>
+    <w:p>
+      <w:pPr>
+        <w:spacing w:line="336" w:lineRule="auto" w:after="180"/>
+      </w:pPr>
+      <w:r>
+        <w:rPr>
+          <w:b w:val="0"/>
+        </w:rPr>
+        <w:t xml:space="preserve">Use the worked case for Constructing a </w:t>
+      </w:r>
+      <w:r>
+        <w:rPr>
+          <w:b/>
+        </w:rPr>
+        <w:t>classifier</w:t>
+      </w:r>
+      <w:r>
+        <w:rPr>
+          <w:b w:val="0"/>
+        </w:rPr>
+        <w:t xml:space="preserve">. Proposed explanation: “Any numeric </w:t>
+      </w:r>
+      <w:r>
+        <w:rPr>
+          <w:b/>
+        </w:rPr>
+        <w:t>input</w:t>
+      </w:r>
+      <w:r>
+        <w:rPr>
+          <w:b w:val="0"/>
+        </w:rPr>
+        <w:t xml:space="preserve"> must receive a category”. Decide whether this explanation is supported.</w:t>
+      </w:r>
+    </w:p>
+    <w:p>
+      <w:pPr>
+        <w:spacing w:line="336" w:lineRule="auto" w:after="180"/>
+      </w:pPr>
+      <w:r>
+        <w:rPr>
+          <w:b w:val="0"/>
+        </w:rPr>
+        <w:t>Point to the step or supplied fact that decides; explain your repair if needed.</w:t>
+      </w:r>
+    </w:p>
+    <w:p>
+      <w:pPr>
+        <w:spacing w:line="336" w:lineRule="auto" w:after="180"/>
+      </w:pPr>
+      <w:r>
+        <w:rPr>
+          <w:b w:val="0"/>
+        </w:rPr>
+        <w:t>Expected correction: Check the stated unit, whole-number condition and supported range before comparing the threshold.</w:t>
+      </w:r>
+    </w:p>
+    <w:p>
+      <w:pPr>
+        <w:spacing w:line="336" w:lineRule="auto" w:after="180"/>
+      </w:pPr>
+      <w:r>
+        <w:rPr>
+          <w:b w:val="0"/>
+        </w:rPr>
+        <w:t>Collect explanations, not only yes/no votes. If a misunderstanding is common, re-model the relevant step for the class.</w:t>
+      </w:r>
+    </w:p>
+    <w:p>
+      <w:pPr>
+        <w:spacing w:line="336" w:lineRule="auto" w:after="180"/>
+      </w:pPr>
+      <w:r>
+        <w:rPr>
+          <w:b w:val="0"/>
+        </w:rPr>
+        <w:t>If it affects a few learners, give a short targeted group explanation while others solve a more demanding variation.</w:t>
+      </w:r>
+    </w:p>
+    <w:p>
+      <w:pPr>
+        <w:pStyle w:val="Heading2"/>
+      </w:pPr>
+      <w:r>
+        <w:t>Use the pictorial check</w:t>
+      </w:r>
+    </w:p>
+    <w:p>
+      <w:pPr>
+        <w:spacing w:line="336" w:lineRule="auto" w:after="180"/>
+      </w:pPr>
+      <w:r>
+        <w:rPr>
+          <w:b w:val="0"/>
+        </w:rPr>
+        <w:t>Why are J and M initially treated differently even though both are illustrated mysteries?</w:t>
+      </w:r>
+    </w:p>
+    <w:p>
+      <w:pPr>
+        <w:spacing w:line="336" w:lineRule="auto" w:after="180"/>
+      </w:pPr>
+      <w:r>
+        <w:rPr>
+          <w:b w:val="0"/>
+        </w:rPr>
+        <w:t>J meets the page limit at equality: 100 pages. M’s pages are unknown, so eligibility cannot be established.</w:t>
+      </w:r>
+    </w:p>
+    <w:p>
+      <w:pPr>
+        <w:spacing w:line="336" w:lineRule="auto" w:after="180"/>
+      </w:pPr>
+      <w:r>
+        <w:rPr>
+          <w:b w:val="0"/>
+        </w:rPr>
+        <w:t>Changed-case reasoning: M is now rejected rather than awaiting page review. The required field is known but fails the maximum-length condition.</w:t>
+      </w:r>
+    </w:p>
+    <w:p>
+      <w:pPr>
+        <w:spacing w:line="336" w:lineRule="auto" w:after="180"/>
+      </w:pPr>
+      <w:r>
+        <w:rPr>
+          <w:b w:val="0"/>
+        </w:rPr>
+        <w:t xml:space="preserve">Collect each learner’s explanation before discussion. Use the first missing connection between </w:t>
+      </w:r>
+      <w:r>
+        <w:rPr>
+          <w:b/>
+        </w:rPr>
+        <w:t>input</w:t>
+      </w:r>
+      <w:r>
+        <w:rPr>
+          <w:b w:val="0"/>
+        </w:rPr>
+        <w:t xml:space="preserve">, deciding step and result to choose support. This question is worked-case practice, not fresh mastery </w:t>
+      </w:r>
+      <w:r>
+        <w:rPr>
+          <w:b/>
+        </w:rPr>
+        <w:t>evidence</w:t>
+      </w:r>
+      <w:r>
+        <w:rPr>
+          <w:b w:val="0"/>
+        </w:rPr>
+        <w:t>.</w:t>
+      </w:r>
+    </w:p>
+    <w:p>
+      <w:pPr>
+        <w:pStyle w:val="Heading2"/>
+      </w:pPr>
+      <w:r>
+        <w:t>Keep each learner explaining</w:t>
+      </w:r>
+    </w:p>
+    <w:p>
+      <w:pPr>
+        <w:pStyle w:val="ListBullet"/>
+      </w:pPr>
+      <w:r>
+        <w:t>Ask: Which facts are given, and which would we have to assume? Learners mark relevant details before discussing answers.</w:t>
+      </w:r>
+    </w:p>
+    <w:p>
+      <w:pPr>
+        <w:pStyle w:val="ListBullet"/>
+      </w:pPr>
+      <w:r>
+        <w:t>Say: Predict first. Show the rule, information path or calculation that would produce the result. A correct guess is not yet an explanation.</w:t>
+      </w:r>
+    </w:p>
+    <w:p>
+      <w:pPr>
+        <w:pStyle w:val="ListBullet"/>
+      </w:pPr>
+      <w:r>
+        <w:t>In pairs, one learner solves while the other checks evidence; exchange roles. Remove the worked answer before independent assessment.</w:t>
+      </w:r>
+    </w:p>
+    <w:p>
+      <w:pPr>
+        <w:pStyle w:val="Heading2"/>
+      </w:pPr>
+      <w:r>
+        <w:t>Earlier wording, alternatives and picture transcripts · reference / check after trying</w:t>
+      </w:r>
+    </w:p>
+    <w:p>
+      <w:pPr>
+        <w:spacing w:line="336" w:lineRule="auto" w:after="180"/>
+      </w:pPr>
+      <w:r>
+        <w:rPr>
+          <w:b w:val="0"/>
+        </w:rPr>
+        <w:t>Demonstrate and guide practice</w:t>
       </w:r>
     </w:p>
     <w:p>
@@ -2427,7 +2977,63 @@
         <w:pStyle w:val="Heading3"/>
       </w:pPr>
       <w:r>
-        <w:t>What this example does not establish</w:t>
+        <w:t>Board sequence</w:t>
+      </w:r>
+    </w:p>
+    <w:p>
+      <w:pPr>
+        <w:spacing w:line="336" w:lineRule="auto" w:after="180"/>
+      </w:pPr>
+      <w:r>
+        <w:rPr>
+          <w:b w:val="0"/>
+        </w:rPr>
+        <w:t>Write the given facts: Recommend if adventure AND pages&lt;150; otherwise Other.</w:t>
+      </w:r>
+    </w:p>
+    <w:p>
+      <w:pPr>
+        <w:spacing w:line="336" w:lineRule="auto" w:after="180"/>
+      </w:pPr>
+      <w:r>
+        <w:rPr>
+          <w:b w:val="0"/>
+        </w:rPr>
+        <w:t>Write the question to explain: Trace A=(adventure,120), B=(adventure,180), C=(science,90).</w:t>
+      </w:r>
+    </w:p>
+    <w:p>
+      <w:pPr>
+        <w:spacing w:line="336" w:lineRule="auto" w:after="180"/>
+      </w:pPr>
+      <w:r>
+        <w:rPr>
+          <w:b w:val="0"/>
+        </w:rPr>
+        <w:t xml:space="preserve">Reveal after </w:t>
+      </w:r>
+      <w:r>
+        <w:rPr>
+          <w:b/>
+        </w:rPr>
+        <w:t>prediction</w:t>
+      </w:r>
+      <w:r>
+        <w:rPr>
+          <w:b w:val="0"/>
+        </w:rPr>
+        <w:t>s: A is Recommend. B fails length; C fails genre. Show both conditions.</w:t>
+      </w:r>
+    </w:p>
+    <w:p>
+      <w:pPr>
+        <w:spacing w:line="336" w:lineRule="auto" w:after="180"/>
+      </w:pPr>
+      <w:r>
+        <w:rPr>
+          <w:b w:val="0"/>
+        </w:rPr>
+        <w:t>Use the earlier changed question as optional later practice. Reserve Changed independent case for the first independent attempt before hints or feedback.</w:t>
       </w:r>
     </w:p>
     <w:p>
@@ -2435,374 +3041,18 @@
         <w:pStyle w:val="Heading3"/>
       </w:pPr>
       <w:r>
-        <w:t>Keep the stated limit</w:t>
+        <w:t>Classroom dialogue</w:t>
       </w:r>
     </w:p>
     <w:p>
       <w:pPr>
         <w:spacing w:line="336" w:lineRule="auto" w:after="180"/>
-        <w:shd w:fill="FFF5E6"/>
-      </w:pPr>
-      <w:r>
-        <w:rPr>
-          <w:b w:val="0"/>
-        </w:rPr>
-        <w:t>This declared rule checks eligibility, not whether an eligible book will actually be enjoyed.</w:t>
-      </w:r>
-    </w:p>
-    <w:p>
-      <w:pPr>
-        <w:pStyle w:val="Heading3"/>
-      </w:pPr>
-      <w:r>
-        <w:t>Change one thing in the pictured case</w:t>
-      </w:r>
-    </w:p>
-    <w:p>
-      <w:pPr>
-        <w:pStyle w:val="Heading3"/>
-      </w:pPr>
-      <w:r>
-        <w:t>Change one thing</w:t>
-      </w:r>
-    </w:p>
-    <w:p>
-      <w:pPr>
-        <w:spacing w:line="336" w:lineRule="auto" w:after="180"/>
-        <w:shd w:fill="F5F1FB"/>
-      </w:pPr>
-      <w:r>
-        <w:rPr>
-          <w:b w:val="0"/>
-        </w:rPr>
-        <w:t>Change: Supply M’s pages as 101.</w:t>
-      </w:r>
-    </w:p>
-    <w:p>
-      <w:pPr>
-        <w:pStyle w:val="Heading3"/>
-      </w:pPr>
-      <w:r>
-        <w:t>Predicted result</w:t>
-      </w:r>
-    </w:p>
-    <w:p>
-      <w:pPr>
-        <w:spacing w:line="336" w:lineRule="auto" w:after="180"/>
-        <w:shd w:fill="F1F6FC"/>
-      </w:pPr>
-      <w:r>
-        <w:rPr>
-          <w:b/>
-        </w:rPr>
-        <w:t>Prediction</w:t>
-      </w:r>
-      <w:r>
-        <w:rPr>
-          <w:b w:val="0"/>
-        </w:rPr>
-        <w:t>: M is now rejected rather than awaiting page review.</w:t>
-      </w:r>
-    </w:p>
-    <w:p>
-      <w:pPr>
-        <w:pStyle w:val="Heading3"/>
-      </w:pPr>
-      <w:r>
-        <w:t>Why the result follows</w:t>
-      </w:r>
-    </w:p>
-    <w:p>
-      <w:pPr>
-        <w:spacing w:line="336" w:lineRule="auto" w:after="180"/>
-        <w:shd w:fill="F1F6FC"/>
-      </w:pPr>
-      <w:r>
-        <w:rPr>
-          <w:b w:val="0"/>
-        </w:rPr>
-        <w:t>Reason: The required field is known but fails the maximum-length condition.</w:t>
-      </w:r>
-    </w:p>
-    <w:p>
-      <w:pPr>
-        <w:pStyle w:val="Heading3"/>
-      </w:pPr>
-      <w:r>
-        <w:t>Ask while showing the picture</w:t>
-      </w:r>
-    </w:p>
-    <w:p>
-      <w:pPr>
-        <w:pStyle w:val="Heading3"/>
-      </w:pPr>
-      <w:r>
-        <w:t>Ask while showing the picture · 5</w:t>
-      </w:r>
-    </w:p>
-    <w:p>
-      <w:pPr>
-        <w:spacing w:line="336" w:lineRule="auto" w:after="180"/>
-      </w:pPr>
-      <w:r>
-        <w:rPr>
-          <w:b w:val="0"/>
-        </w:rPr>
-        <w:t xml:space="preserve">Cover the result. Ask learners to name the </w:t>
-      </w:r>
-      <w:r>
-        <w:rPr>
-          <w:b/>
-        </w:rPr>
-        <w:t>input</w:t>
-      </w:r>
-      <w:r>
-        <w:rPr>
-          <w:b w:val="0"/>
-        </w:rPr>
-        <w:t xml:space="preserve">s and predict the next step. Uncover one step, connect the icon to the actual procedure, and explain its </w:t>
-      </w:r>
-      <w:r>
-        <w:rPr>
-          <w:b/>
-        </w:rPr>
-        <w:t>evidence</w:t>
-      </w:r>
-      <w:r>
-        <w:rPr>
-          <w:b w:val="0"/>
-        </w:rPr>
-        <w:t>. Then change the supplied condition and compare.</w:t>
-      </w:r>
-    </w:p>
-    <w:p>
-      <w:pPr>
-        <w:spacing w:line="336" w:lineRule="auto" w:after="180"/>
-      </w:pPr>
-      <w:r>
-        <w:rPr>
-          <w:b w:val="0"/>
-        </w:rPr>
-        <w:t>The picture is a representation; it does not document execution of a real AI model.</w:t>
-      </w:r>
-    </w:p>
-    <w:p>
-      <w:pPr>
-        <w:pStyle w:val="Heading1"/>
-      </w:pPr>
-      <w:r>
-        <w:t>03. Demonstrate and guide practice</w:t>
-      </w:r>
-    </w:p>
-    <w:p>
-      <w:r>
-        <w:t>Demonstrate Human Classifier Simulation, reduce support deliberately and check individual reasoning before discussing answers.</w:t>
-      </w:r>
-    </w:p>
-    <w:p>
-      <w:pPr>
-        <w:pStyle w:val="Heading3"/>
-      </w:pPr>
-      <w:r>
-        <w:t>Board sequence</w:t>
-      </w:r>
-    </w:p>
-    <w:p>
-      <w:pPr>
-        <w:pStyle w:val="Heading3"/>
-      </w:pPr>
-      <w:r>
-        <w:t>1. Put the facts on the board</w:t>
-      </w:r>
-    </w:p>
-    <w:p>
-      <w:pPr>
-        <w:spacing w:line="336" w:lineRule="auto" w:after="180"/>
-        <w:shd w:fill="F4F9FC"/>
-      </w:pPr>
-      <w:r>
-        <w:rPr>
-          <w:b w:val="0"/>
-        </w:rPr>
-        <w:t>Write the given facts: Recommend if adventure AND pages&lt;150; otherwise Other.</w:t>
-      </w:r>
-    </w:p>
-    <w:p>
-      <w:pPr>
-        <w:pStyle w:val="Heading3"/>
-      </w:pPr>
-      <w:r>
-        <w:t>2. State the decision to explain</w:t>
-      </w:r>
-    </w:p>
-    <w:p>
-      <w:pPr>
-        <w:spacing w:line="336" w:lineRule="auto" w:after="180"/>
-        <w:shd w:fill="F4F9FC"/>
-      </w:pPr>
-      <w:r>
-        <w:rPr>
-          <w:b w:val="0"/>
-        </w:rPr>
-        <w:t>Write the question to explain: Trace A=(adventure,120), B=(adventure,180), C=(science,90).</w:t>
-      </w:r>
-    </w:p>
-    <w:p>
-      <w:pPr>
-        <w:pStyle w:val="Heading3"/>
-      </w:pPr>
-      <w:r>
-        <w:t>3. Reveal the worked reasoning</w:t>
-      </w:r>
-    </w:p>
-    <w:p>
-      <w:pPr>
-        <w:spacing w:line="336" w:lineRule="auto" w:after="180"/>
-        <w:shd w:fill="F1F6FC"/>
-      </w:pPr>
-      <w:r>
-        <w:rPr>
-          <w:b w:val="0"/>
-        </w:rPr>
-        <w:t xml:space="preserve">Reveal after </w:t>
-      </w:r>
-      <w:r>
-        <w:rPr>
-          <w:b/>
-        </w:rPr>
-        <w:t>prediction</w:t>
-      </w:r>
-      <w:r>
-        <w:rPr>
-          <w:b w:val="0"/>
-        </w:rPr>
-        <w:t>s: A is Recommend. B fails length; C fails genre. Show both conditions.</w:t>
-      </w:r>
-    </w:p>
-    <w:p>
-      <w:pPr>
-        <w:pStyle w:val="Heading3"/>
-      </w:pPr>
-      <w:r>
-        <w:t>Hold back the independent task</w:t>
-      </w:r>
-    </w:p>
-    <w:p>
-      <w:pPr>
-        <w:spacing w:line="336" w:lineRule="auto" w:after="180"/>
-        <w:shd w:fill="FFF5E6"/>
-      </w:pPr>
-      <w:r>
-        <w:rPr>
-          <w:b w:val="0"/>
-        </w:rPr>
-        <w:t xml:space="preserve">Keep for an independent attempt: A human </w:t>
-      </w:r>
-      <w:r>
-        <w:rPr>
-          <w:b/>
-        </w:rPr>
-        <w:t>classifier</w:t>
-      </w:r>
-      <w:r>
-        <w:rPr>
-          <w:b w:val="0"/>
-        </w:rPr>
-        <w:t xml:space="preserve"> uses sports topic means sports shelf. Classify a sports book and an unreadable cover. State what </w:t>
-      </w:r>
-      <w:r>
-        <w:rPr>
-          <w:b/>
-        </w:rPr>
-        <w:t>evidence</w:t>
-      </w:r>
-      <w:r>
-        <w:rPr>
-          <w:b w:val="0"/>
-        </w:rPr>
-        <w:t xml:space="preserve"> is missing in the second case.</w:t>
-      </w:r>
-    </w:p>
-    <w:p>
-      <w:pPr>
-        <w:pStyle w:val="Heading3"/>
-      </w:pPr>
-      <w:r>
-        <w:t>Classroom dialogue</w:t>
-      </w:r>
-    </w:p>
-    <w:p>
-      <w:pPr>
-        <w:pStyle w:val="Heading3"/>
-      </w:pPr>
-      <w:r>
-        <w:t>Ask the class</w:t>
-      </w:r>
-    </w:p>
-    <w:p>
-      <w:pPr>
-        <w:spacing w:line="336" w:lineRule="auto" w:after="180"/>
-        <w:shd w:fill="F5F1FB"/>
-      </w:pPr>
-      <w:r>
-        <w:rPr>
-          <w:b w:val="0"/>
-        </w:rPr>
-        <w:t>Ask: Which facts are given, and which would we have to assume? Learners mark relevant details before discussing answers.</w:t>
-      </w:r>
-    </w:p>
-    <w:p>
-      <w:pPr>
-        <w:pStyle w:val="Heading3"/>
-      </w:pPr>
-      <w:r>
-        <w:t>Language to model</w:t>
-      </w:r>
-    </w:p>
-    <w:p>
-      <w:pPr>
-        <w:spacing w:line="336" w:lineRule="auto" w:after="180"/>
-        <w:shd w:fill="F1F6F8"/>
-      </w:pPr>
-      <w:r>
-        <w:rPr>
-          <w:b w:val="0"/>
-        </w:rPr>
-        <w:t>Say: Predict first. Show the rule, information path or calculation that would produce the result. A correct guess is not yet an explanation.</w:t>
-      </w:r>
-    </w:p>
-    <w:p>
-      <w:pPr>
-        <w:spacing w:line="336" w:lineRule="auto" w:after="180"/>
       </w:pPr>
       <w:r>
         <w:rPr>
           <w:b w:val="0"/>
         </w:rPr>
         <w:t>Reveal reasoning one step at a time. Explain why a tempting alternative fails. Write units and denominators for arithmetic, trace conditions for decisions, and identify supporting sources for claims.</w:t>
-      </w:r>
-    </w:p>
-    <w:p>
-      <w:pPr>
-        <w:spacing w:line="336" w:lineRule="auto" w:after="180"/>
-      </w:pPr>
-      <w:r>
-        <w:rPr>
-          <w:b w:val="0"/>
-        </w:rPr>
-        <w:t xml:space="preserve">In pairs, one learner solves while the other checks </w:t>
-      </w:r>
-      <w:r>
-        <w:rPr>
-          <w:b/>
-        </w:rPr>
-        <w:t>evidence</w:t>
-      </w:r>
-      <w:r>
-        <w:rPr>
-          <w:b w:val="0"/>
-        </w:rPr>
-        <w:t>; exchange roles. Remove the worked answer before independent assessment.</w:t>
       </w:r>
     </w:p>
     <w:p>
@@ -3075,7 +3325,7 @@
           </w:tcPr>
           <w:p>
             <w:r>
-              <w:t>Collect W4 independently before support. Look for transfer to the new range, threshold, labels and version instead of copied Tower1 constants.</w:t>
+              <w:t>Collect the selected science/&lt;140 W4 independently before support. Require both conditions, strict equality handling and a request for missing genre; retain the optional Ribbon1 construction as additional practice.</w:t>
             </w:r>
           </w:p>
         </w:tc>
@@ -3097,7 +3347,7 @@
           </w:tcPr>
           <w:p>
             <w:r>
-              <w:t>Use W5 and the exit to separate contract checks from correctness evidence. Preview final tests kept apart from model selection.</w:t>
+              <w:t>Supply the standalone Ribbon1 reference for W5 and use the exit to separate contract checks from correctness evidence. Preview training and testing as distinct uses of examples.</w:t>
             </w:r>
           </w:p>
         </w:tc>
@@ -3116,472 +3366,103 @@
         <w:pStyle w:val="Heading3"/>
       </w:pPr>
       <w:r>
-        <w:t>Completion practice</w:t>
+        <w:t>Individual reasoning check</w:t>
+      </w:r>
+    </w:p>
+    <w:p>
+      <w:pPr>
+        <w:pStyle w:val="Heading3"/>
+      </w:pPr>
+      <w:r>
+        <w:t>Pictorial practice question</w:t>
+      </w:r>
+    </w:p>
+    <w:p>
+      <w:pPr>
+        <w:pStyle w:val="Heading3"/>
+      </w:pPr>
+      <w:r>
+        <w:t>Reasoned teacher answer</w:t>
+      </w:r>
+    </w:p>
+    <w:p>
+      <w:pPr>
+        <w:pStyle w:val="Heading1"/>
+      </w:pPr>
+      <w:r>
+        <w:t>04. Run the supplied investigation</w:t>
+      </w:r>
+    </w:p>
+    <w:p>
+      <w:r>
+        <w:t>Keep expected results, observed paper traces and remaining limits distinguishable.</w:t>
+      </w:r>
+    </w:p>
+    <w:p>
+      <w:pPr>
+        <w:pStyle w:val="Heading2"/>
+      </w:pPr>
+      <w:r>
+        <w:t>Supplied materials and answer guidance</w:t>
       </w:r>
     </w:p>
     <w:p>
       <w:pPr>
         <w:spacing w:line="336" w:lineRule="auto" w:after="180"/>
-        <w:shd w:fill="F5F1FB"/>
-      </w:pPr>
-      <w:r>
-        <w:rPr>
-          <w:b w:val="0"/>
-        </w:rPr>
-        <w:t xml:space="preserve">Completion task: Write numbered instructions for Tower1, including </w:t>
-      </w:r>
-      <w:r>
-        <w:rPr>
-          <w:b/>
-        </w:rPr>
-        <w:t>input</w:t>
-      </w:r>
-      <w:r>
-        <w:rPr>
-          <w:b w:val="0"/>
-        </w:rPr>
-        <w:t xml:space="preserve"> checks, the stopping path after a failed check, the threshold rule and the record to keep.</w:t>
-      </w:r>
-    </w:p>
-    <w:p>
-      <w:pPr>
-        <w:spacing w:line="336" w:lineRule="auto" w:after="180"/>
-        <w:shd w:fill="F5F1FB"/>
-      </w:pPr>
-      <w:r>
-        <w:rPr>
-          <w:b w:val="0"/>
-        </w:rPr>
-        <w:t>Your partner must be able to use them without supplying an unstated rule.</w:t>
-      </w:r>
-    </w:p>
-    <w:p>
-      <w:pPr>
-        <w:pStyle w:val="Heading3"/>
-      </w:pPr>
-      <w:r>
-        <w:t>Reasoning to listen for</w:t>
-      </w:r>
-    </w:p>
-    <w:p>
-      <w:pPr>
-        <w:spacing w:line="336" w:lineRule="auto" w:after="180"/>
-        <w:shd w:fill="F1F6FC"/>
-      </w:pPr>
-      <w:r>
-        <w:rPr>
-          <w:b w:val="0"/>
-        </w:rPr>
-        <w:t xml:space="preserve">Teacher check: Check present height and cm unit, then whole number in 1 through 10. On failure, record original </w:t>
-      </w:r>
-      <w:r>
-        <w:rPr>
-          <w:b/>
-        </w:rPr>
-        <w:t>input</w:t>
-      </w:r>
-      <w:r>
-        <w:rPr>
-          <w:b w:val="0"/>
-        </w:rPr>
-        <w:t xml:space="preserve">, Tower1, </w:t>
-      </w:r>
-      <w:r>
-        <w:rPr>
-          <w:b/>
-        </w:rPr>
-        <w:t>no prediction</w:t>
-      </w:r>
-      <w:r>
-        <w:rPr>
-          <w:b w:val="0"/>
-        </w:rPr>
-        <w:t xml:space="preserve"> and the reason; stop that record.</w:t>
-      </w:r>
-    </w:p>
-    <w:p>
-      <w:pPr>
-        <w:spacing w:line="336" w:lineRule="auto" w:after="180"/>
-        <w:shd w:fill="F1F6FC"/>
-      </w:pPr>
-      <w:r>
-        <w:rPr>
-          <w:b w:val="0"/>
-        </w:rPr>
-        <w:t xml:space="preserve">Otherwise predict tall if height is at least 6, short otherwise. Record original </w:t>
-      </w:r>
-      <w:r>
-        <w:rPr>
-          <w:b/>
-        </w:rPr>
-        <w:t>input</w:t>
-      </w:r>
-      <w:r>
-        <w:rPr>
-          <w:b w:val="0"/>
-        </w:rPr>
-        <w:t xml:space="preserve">, Tower1 and </w:t>
-      </w:r>
-      <w:r>
-        <w:rPr>
-          <w:b/>
-        </w:rPr>
-        <w:t>prediction</w:t>
-      </w:r>
-      <w:r>
-        <w:rPr>
-          <w:b w:val="0"/>
-        </w:rPr>
-        <w:t>. Equivalent clear branches are acceptable.</w:t>
-      </w:r>
-    </w:p>
-    <w:p>
-      <w:pPr>
-        <w:spacing w:line="336" w:lineRule="auto" w:after="180"/>
-      </w:pPr>
-      <w:r>
-        <w:rPr>
-          <w:b w:val="0"/>
-        </w:rPr>
-        <w:t xml:space="preserve">Start by identifying the given </w:t>
-      </w:r>
-      <w:r>
-        <w:rPr>
-          <w:b/>
-        </w:rPr>
-        <w:t>input</w:t>
-      </w:r>
-      <w:r>
-        <w:rPr>
-          <w:b w:val="0"/>
-        </w:rPr>
-        <w:t>s together. Leave the intermediate steps blank. If needed, model one step, then withdraw that help on the next step. Move to a full trace only when the partial trace is understood.</w:t>
-      </w:r>
-    </w:p>
-    <w:p>
-      <w:pPr>
-        <w:spacing w:line="336" w:lineRule="auto" w:after="180"/>
-      </w:pPr>
-      <w:r>
-        <w:rPr>
-          <w:b w:val="0"/>
-        </w:rPr>
-        <w:t>For partners, alternate explainer and checker; collect a response from every learner before discussion.</w:t>
-      </w:r>
-    </w:p>
-    <w:p>
-      <w:pPr>
-        <w:pStyle w:val="Heading3"/>
-      </w:pPr>
-      <w:r>
-        <w:t>Individual reasoning check</w:t>
-      </w:r>
-    </w:p>
-    <w:p>
-      <w:pPr>
-        <w:spacing w:line="336" w:lineRule="auto" w:after="180"/>
-      </w:pPr>
-      <w:r>
-        <w:rPr>
-          <w:b w:val="0"/>
-        </w:rPr>
-        <w:t xml:space="preserve">Use the worked case for Constructing a </w:t>
-      </w:r>
-      <w:r>
-        <w:rPr>
-          <w:b/>
-        </w:rPr>
-        <w:t>classifier</w:t>
-      </w:r>
-      <w:r>
-        <w:rPr>
-          <w:b w:val="0"/>
-        </w:rPr>
-        <w:t xml:space="preserve">. Proposed explanation: “Any numeric </w:t>
-      </w:r>
-      <w:r>
-        <w:rPr>
-          <w:b/>
-        </w:rPr>
-        <w:t>input</w:t>
-      </w:r>
-      <w:r>
-        <w:rPr>
-          <w:b w:val="0"/>
-        </w:rPr>
-        <w:t xml:space="preserve"> must receive a category”. Decide whether this explanation is supported.</w:t>
-      </w:r>
-    </w:p>
-    <w:p>
-      <w:pPr>
-        <w:spacing w:line="336" w:lineRule="auto" w:after="180"/>
-      </w:pPr>
-      <w:r>
-        <w:rPr>
-          <w:b w:val="0"/>
-        </w:rPr>
-        <w:t>Point to the step or supplied fact that decides; explain your repair if needed.</w:t>
-      </w:r>
-    </w:p>
-    <w:p>
-      <w:pPr>
-        <w:pStyle w:val="Heading3"/>
-      </w:pPr>
-      <w:r>
-        <w:t>Expected repair</w:t>
-      </w:r>
-    </w:p>
-    <w:p>
-      <w:pPr>
-        <w:spacing w:line="336" w:lineRule="auto" w:after="180"/>
-        <w:shd w:fill="F1F6FC"/>
-      </w:pPr>
-      <w:r>
-        <w:rPr>
-          <w:b w:val="0"/>
-        </w:rPr>
-        <w:t>Expected correction: Check the stated unit, whole-number condition and supported range before comparing the threshold.</w:t>
-      </w:r>
-    </w:p>
-    <w:p>
-      <w:pPr>
-        <w:spacing w:line="336" w:lineRule="auto" w:after="180"/>
-      </w:pPr>
-      <w:r>
-        <w:rPr>
-          <w:b w:val="0"/>
-        </w:rPr>
-        <w:t>Collect explanations, not only yes/no votes. If a misunderstanding is common, re-model the relevant step for the class.</w:t>
-      </w:r>
-    </w:p>
-    <w:p>
-      <w:pPr>
-        <w:spacing w:line="336" w:lineRule="auto" w:after="180"/>
-      </w:pPr>
-      <w:r>
-        <w:rPr>
-          <w:b w:val="0"/>
-        </w:rPr>
-        <w:t>If it affects a few learners, give a short targeted group explanation while others solve a more demanding variation.</w:t>
-      </w:r>
-    </w:p>
-    <w:p>
-      <w:pPr>
-        <w:pStyle w:val="Heading3"/>
-      </w:pPr>
-      <w:r>
-        <w:t>Pictorial practice question</w:t>
-      </w:r>
-    </w:p>
-    <w:p>
-      <w:pPr>
-        <w:spacing w:line="336" w:lineRule="auto" w:after="180"/>
-        <w:shd w:fill="F5F1FB"/>
-      </w:pPr>
-      <w:r>
-        <w:rPr>
-          <w:b w:val="0"/>
-        </w:rPr>
-        <w:t>Why are J and M initially treated differently even though both are illustrated mysteries?</w:t>
-      </w:r>
-    </w:p>
-    <w:p>
-      <w:pPr>
-        <w:pStyle w:val="Heading3"/>
-      </w:pPr>
-      <w:r>
-        <w:t>Reasoned teacher answer</w:t>
-      </w:r>
-    </w:p>
-    <w:p>
-      <w:pPr>
-        <w:spacing w:line="336" w:lineRule="auto" w:after="180"/>
-      </w:pPr>
-      <w:r>
-        <w:rPr>
-          <w:b w:val="0"/>
-        </w:rPr>
-        <w:t>J meets the page limit at equality: 100 pages. M’s pages are unknown, so eligibility cannot be established.</w:t>
-      </w:r>
-    </w:p>
-    <w:p>
-      <w:pPr>
-        <w:spacing w:line="336" w:lineRule="auto" w:after="180"/>
-      </w:pPr>
-      <w:r>
-        <w:rPr>
-          <w:b w:val="0"/>
-        </w:rPr>
-        <w:t>Changed-case reasoning: M is now rejected rather than awaiting page review. The required field is known but fails the maximum-length condition.</w:t>
-      </w:r>
-    </w:p>
-    <w:p>
-      <w:pPr>
-        <w:spacing w:line="336" w:lineRule="auto" w:after="180"/>
-      </w:pPr>
-      <w:r>
-        <w:rPr>
-          <w:b w:val="0"/>
-        </w:rPr>
-        <w:t xml:space="preserve">Collect each learner’s explanation before discussion. Use the first missing connection between </w:t>
-      </w:r>
-      <w:r>
-        <w:rPr>
-          <w:b/>
-        </w:rPr>
-        <w:t>input</w:t>
-      </w:r>
-      <w:r>
-        <w:rPr>
-          <w:b w:val="0"/>
-        </w:rPr>
-        <w:t xml:space="preserve">, deciding step and result to choose support. This question is worked-case practice, not fresh mastery </w:t>
-      </w:r>
-      <w:r>
-        <w:rPr>
-          <w:b/>
-        </w:rPr>
-        <w:t>evidence</w:t>
-      </w:r>
-      <w:r>
-        <w:rPr>
-          <w:b w:val="0"/>
-        </w:rPr>
-        <w:t>.</w:t>
-      </w:r>
-    </w:p>
-    <w:p>
-      <w:pPr>
-        <w:pStyle w:val="Heading1"/>
-      </w:pPr>
-      <w:r>
-        <w:t>04. Run the weekly evidence lab</w:t>
-      </w:r>
-    </w:p>
-    <w:p>
-      <w:r>
-        <w:t>Run the Human Classifier Simulation investigation and use the first unsupported step to choose a teaching response.</w:t>
-      </w:r>
-    </w:p>
-    <w:p>
-      <w:pPr>
-        <w:spacing w:line="336" w:lineRule="auto" w:after="180"/>
-      </w:pPr>
-      <w:r>
-        <w:rPr>
-          <w:b w:val="0"/>
-        </w:rPr>
-        <w:t>Words You Can Use to Reason</w:t>
-      </w:r>
-    </w:p>
-    <w:p>
-      <w:pPr>
-        <w:spacing w:line="336" w:lineRule="auto" w:after="180"/>
-      </w:pPr>
-      <w:r>
-        <w:rPr>
-          <w:b w:val="0"/>
-        </w:rPr>
-        <w:t>A definition matters when you can recognize the idea, use it, and contrast it with a near-miss.</w:t>
-      </w:r>
-    </w:p>
-    <w:p>
-      <w:pPr>
-        <w:spacing w:line="336" w:lineRule="auto" w:after="180"/>
-      </w:pPr>
-      <w:r>
-        <w:rPr>
-          <w:b w:val="0"/>
-        </w:rPr>
+      </w:pPr>
+      <w:r>
+        <w:rPr>
+          <w:b w:val="0"/>
+        </w:rPr>
+        <w:t>Tower1 lab A–H: short, short, tall, tall, no prediction/range, no prediction/missing height, no prediction/unit, no prediction/not whole number. Every record keeps original input and Tower1; failed records stop before threshold comparison. Count paper-trace matches to expected procedure outcomes without claiming predictive accuracy against absent truth labels. For J/K/L/M book filtering: choose, reject illustration, reject genre, review missing pages; M at101 fails the page requirement. Selected independent W4 is the strict science/&lt;140 rule, not the optional Ribbon1 task. Ribbon1 at12 predicts long but no correctness comparison has been supplied.</w:t>
+      </w:r>
+    </w:p>
+    <w:p>
+      <w:pPr>
+        <w:pStyle w:val="Heading2"/>
+      </w:pPr>
+      <w:r>
+        <w:t>Run and record</w:t>
+      </w:r>
+    </w:p>
+    <w:p>
+      <w:pPr>
+        <w:pStyle w:val="ListNumber"/>
+      </w:pPr>
+      <w:r>
         <w:t>Predict → Test → Record → Explain</w:t>
       </w:r>
     </w:p>
     <w:p>
       <w:pPr>
-        <w:spacing w:line="336" w:lineRule="auto" w:after="180"/>
-      </w:pPr>
-      <w:r>
-        <w:rPr>
-          <w:b w:val="0"/>
-        </w:rPr>
+        <w:pStyle w:val="ListNumber"/>
+      </w:pPr>
+      <w:r>
         <w:t>Keep expected and actual results separate. Surprises are useful data when recorded honestly.</w:t>
       </w:r>
     </w:p>
     <w:p>
       <w:pPr>
-        <w:spacing w:line="336" w:lineRule="auto" w:after="180"/>
-      </w:pPr>
-      <w:r>
-        <w:rPr>
-          <w:b w:val="0"/>
-        </w:rPr>
-        <w:t xml:space="preserve">Reveal six labeled creature cards, hide labels on four new cards, record each learner’s rule and </w:t>
-      </w:r>
-      <w:r>
-        <w:rPr>
-          <w:b/>
-        </w:rPr>
-        <w:t>prediction</w:t>
-      </w:r>
-      <w:r>
-        <w:rPr>
-          <w:b w:val="0"/>
-        </w:rPr>
-        <w:t>s, then compare disagreements.</w:t>
-      </w:r>
-    </w:p>
-    <w:p>
-      <w:pPr>
-        <w:spacing w:line="336" w:lineRule="auto" w:after="180"/>
-        <w:shd w:fill="F5F1FB"/>
-      </w:pPr>
-      <w:r>
-        <w:rPr>
-          <w:b w:val="0"/>
-        </w:rPr>
+        <w:pStyle w:val="ListNumber"/>
+      </w:pPr>
+      <w:r>
+        <w:t>The main investigation uses the eight supplied Tower1 records and a partner-operated written procedure. The earlier creature-card idea is an optional alternative only if a teacher supplies a complete labelled set and declared comparison policy; no creature-model observations are supplied here.</w:t>
+      </w:r>
+    </w:p>
+    <w:p>
+      <w:pPr>
+        <w:pStyle w:val="ListNumber"/>
+      </w:pPr>
+      <w:r>
         <w:t>What did the hardest test teach you that the normal test did not?</w:t>
       </w:r>
     </w:p>
     <w:p>
       <w:pPr>
-        <w:pStyle w:val="Heading3"/>
-      </w:pPr>
-      <w:r>
-        <w:t>Make the lab runnable</w:t>
-      </w:r>
-    </w:p>
-    <w:p>
-      <w:pPr>
-        <w:spacing w:line="336" w:lineRule="auto" w:after="180"/>
-      </w:pPr>
-      <w:r>
-        <w:rPr>
-          <w:b w:val="0"/>
-        </w:rPr>
-        <w:t xml:space="preserve">Use the concrete case as the shared normal case and the independent question as a second case. Each pair creates a </w:t>
-      </w:r>
-      <w:r>
-        <w:rPr>
-          <w:b/>
-        </w:rPr>
-        <w:t>boundary</w:t>
-      </w:r>
-      <w:r>
-        <w:rPr>
-          <w:b w:val="0"/>
-        </w:rPr>
-        <w:t xml:space="preserve"> or missing-information case and predicts its result before testing.</w:t>
-      </w:r>
-    </w:p>
-    <w:p>
-      <w:pPr>
-        <w:spacing w:line="336" w:lineRule="auto" w:after="180"/>
-      </w:pPr>
-      <w:r>
-        <w:rPr>
-          <w:b w:val="0"/>
-        </w:rPr>
-        <w:t>Keep the expected result separate from an observed mistake.</w:t>
+        <w:pStyle w:val="Heading2"/>
+      </w:pPr>
+      <w:r>
+        <w:t>Keep an inspectable record</w:t>
       </w:r>
     </w:p>
     <w:tbl>
@@ -3732,10 +3613,10 @@
     </w:tbl>
     <w:p>
       <w:pPr>
-        <w:pStyle w:val="Heading3"/>
-      </w:pPr>
-      <w:r>
-        <w:t>Diagnose and reteach</w:t>
+        <w:pStyle w:val="Heading2"/>
+      </w:pPr>
+      <w:r>
+        <w:t>Diagnose the first misunderstanding</w:t>
       </w:r>
     </w:p>
     <w:p>
@@ -3746,7 +3627,19 @@
         <w:rPr>
           <w:b w:val="0"/>
         </w:rPr>
-        <w:t>For guessing, return to given facts and request a trace. For vocabulary without application, use one example and one non-example. For arithmetic errors, check the setup before the calculation.</w:t>
+        <w:t xml:space="preserve">Any numeric </w:t>
+      </w:r>
+      <w:r>
+        <w:rPr>
+          <w:b/>
+        </w:rPr>
+        <w:t>input</w:t>
+      </w:r>
+      <w:r>
+        <w:rPr>
+          <w:b w:val="0"/>
+        </w:rPr>
+        <w:t xml:space="preserve"> must receive a category: Check the stated unit, whole-number condition and supported range before comparing the threshold.</w:t>
       </w:r>
     </w:p>
     <w:p>
@@ -3757,15 +3650,67 @@
         <w:rPr>
           <w:b w:val="0"/>
         </w:rPr>
-        <w:t>Finish with a different uncoached case before recording mastery.</w:t>
-      </w:r>
-    </w:p>
-    <w:p>
-      <w:pPr>
-        <w:pStyle w:val="Heading3"/>
-      </w:pPr>
-      <w:r>
-        <w:t>Address these additional misconceptions</w:t>
+        <w:t xml:space="preserve">An accepted </w:t>
+      </w:r>
+      <w:r>
+        <w:rPr>
+          <w:b/>
+        </w:rPr>
+        <w:t>input</w:t>
+      </w:r>
+      <w:r>
+        <w:rPr>
+          <w:b w:val="0"/>
+        </w:rPr>
+        <w:t xml:space="preserve"> proves a correct </w:t>
+      </w:r>
+      <w:r>
+        <w:rPr>
+          <w:b/>
+        </w:rPr>
+        <w:t>prediction</w:t>
+      </w:r>
+      <w:r>
+        <w:rPr>
+          <w:b w:val="0"/>
+        </w:rPr>
+        <w:t xml:space="preserve">: Ask separately whether the </w:t>
+      </w:r>
+      <w:r>
+        <w:rPr>
+          <w:b/>
+        </w:rPr>
+        <w:t>input</w:t>
+      </w:r>
+      <w:r>
+        <w:rPr>
+          <w:b w:val="0"/>
+        </w:rPr>
+        <w:t xml:space="preserve"> satisfies the contract and whether the </w:t>
+      </w:r>
+      <w:r>
+        <w:rPr>
+          <w:b/>
+        </w:rPr>
+        <w:t>prediction</w:t>
+      </w:r>
+      <w:r>
+        <w:rPr>
+          <w:b w:val="0"/>
+        </w:rPr>
+        <w:t xml:space="preserve"> agrees with evaluation </w:t>
+      </w:r>
+      <w:r>
+        <w:rPr>
+          <w:b/>
+        </w:rPr>
+        <w:t>evidence</w:t>
+      </w:r>
+      <w:r>
+        <w:rPr>
+          <w:b w:val="0"/>
+        </w:rPr>
+        <w:t>.</w:t>
       </w:r>
     </w:p>
     <w:p>
@@ -3774,21 +3719,15 @@
       </w:pPr>
       <w:r>
         <w:rPr>
-          <w:b w:val="0"/>
-        </w:rPr>
-        <w:t xml:space="preserve">Any numeric </w:t>
-      </w:r>
-      <w:r>
-        <w:rPr>
           <w:b/>
         </w:rPr>
-        <w:t>input</w:t>
-      </w:r>
-      <w:r>
-        <w:rPr>
-          <w:b w:val="0"/>
-        </w:rPr>
-        <w:t xml:space="preserve"> must receive a category: Check the stated unit, whole-number condition and supported range before comparing the threshold.</w:t>
+        <w:t>No prediction</w:t>
+      </w:r>
+      <w:r>
+        <w:rPr>
+          <w:b w:val="0"/>
+        </w:rPr>
+        <w:t xml:space="preserve"> means a third category of tower: It is a system outcome indicating that no short or tall category was assigned.</w:t>
       </w:r>
     </w:p>
     <w:p>
@@ -3799,100 +3738,12 @@
         <w:rPr>
           <w:b w:val="0"/>
         </w:rPr>
-        <w:t xml:space="preserve">An accepted </w:t>
+        <w:t xml:space="preserve">Writing a rejection is enough even if </w:t>
       </w:r>
       <w:r>
         <w:rPr>
           <w:b/>
         </w:rPr>
-        <w:t>input</w:t>
-      </w:r>
-      <w:r>
-        <w:rPr>
-          <w:b w:val="0"/>
-        </w:rPr>
-        <w:t xml:space="preserve"> proves a correct </w:t>
-      </w:r>
-      <w:r>
-        <w:rPr>
-          <w:b/>
-        </w:rPr>
-        <w:t>prediction</w:t>
-      </w:r>
-      <w:r>
-        <w:rPr>
-          <w:b w:val="0"/>
-        </w:rPr>
-        <w:t xml:space="preserve">: Ask separately whether the </w:t>
-      </w:r>
-      <w:r>
-        <w:rPr>
-          <w:b/>
-        </w:rPr>
-        <w:t>input</w:t>
-      </w:r>
-      <w:r>
-        <w:rPr>
-          <w:b w:val="0"/>
-        </w:rPr>
-        <w:t xml:space="preserve"> satisfies the contract and whether the </w:t>
-      </w:r>
-      <w:r>
-        <w:rPr>
-          <w:b/>
-        </w:rPr>
-        <w:t>prediction</w:t>
-      </w:r>
-      <w:r>
-        <w:rPr>
-          <w:b w:val="0"/>
-        </w:rPr>
-        <w:t xml:space="preserve"> agrees with evaluation </w:t>
-      </w:r>
-      <w:r>
-        <w:rPr>
-          <w:b/>
-        </w:rPr>
-        <w:t>evidence</w:t>
-      </w:r>
-      <w:r>
-        <w:rPr>
-          <w:b w:val="0"/>
-        </w:rPr>
-        <w:t>.</w:t>
-      </w:r>
-    </w:p>
-    <w:p>
-      <w:pPr>
-        <w:spacing w:line="336" w:lineRule="auto" w:after="180"/>
-      </w:pPr>
-      <w:r>
-        <w:rPr>
-          <w:b/>
-        </w:rPr>
-        <w:t>No prediction</w:t>
-      </w:r>
-      <w:r>
-        <w:rPr>
-          <w:b w:val="0"/>
-        </w:rPr>
-        <w:t xml:space="preserve"> means a third category of tower: It is a system outcome indicating that no short or tall category was assigned.</w:t>
-      </w:r>
-    </w:p>
-    <w:p>
-      <w:pPr>
-        <w:spacing w:line="336" w:lineRule="auto" w:after="180"/>
-      </w:pPr>
-      <w:r>
-        <w:rPr>
-          <w:b w:val="0"/>
-        </w:rPr>
-        <w:t xml:space="preserve">Writing a rejection is enough even if </w:t>
-      </w:r>
-      <w:r>
-        <w:rPr>
-          <w:b/>
-        </w:rPr>
         <w:t>process</w:t>
       </w:r>
       <w:r>
@@ -3904,10 +3755,10 @@
     </w:p>
     <w:p>
       <w:pPr>
-        <w:pStyle w:val="Heading3"/>
-      </w:pPr>
-      <w:r>
-        <w:t>Match the support to the first error</w:t>
+        <w:pStyle w:val="Heading2"/>
+      </w:pPr>
+      <w:r>
+        <w:t>Choose support from the response</w:t>
       </w:r>
     </w:p>
     <w:tbl>
@@ -4092,15 +3943,710 @@
     </w:p>
     <w:p>
       <w:pPr>
+        <w:pStyle w:val="Heading2"/>
+      </w:pPr>
+      <w:r>
+        <w:t>Earlier wording, alternatives and picture transcripts · reference / check after trying</w:t>
+      </w:r>
+    </w:p>
+    <w:p>
+      <w:pPr>
+        <w:spacing w:line="336" w:lineRule="auto" w:after="180"/>
+      </w:pPr>
+      <w:r>
+        <w:rPr>
+          <w:b w:val="0"/>
+        </w:rPr>
+        <w:t>Run the weekly evidence lab</w:t>
+      </w:r>
+    </w:p>
+    <w:p>
+      <w:pPr>
+        <w:spacing w:line="336" w:lineRule="auto" w:after="180"/>
+      </w:pPr>
+      <w:r>
+        <w:rPr>
+          <w:b w:val="0"/>
+        </w:rPr>
+        <w:t>Words You Can Use to Reason</w:t>
+      </w:r>
+    </w:p>
+    <w:p>
+      <w:pPr>
+        <w:spacing w:line="336" w:lineRule="auto" w:after="180"/>
+      </w:pPr>
+      <w:r>
+        <w:rPr>
+          <w:b w:val="0"/>
+        </w:rPr>
+        <w:t>A definition matters when you can recognize the idea, use it, and contrast it with a near-miss.</w:t>
+      </w:r>
+    </w:p>
+    <w:p>
+      <w:pPr>
+        <w:pStyle w:val="Heading3"/>
+      </w:pPr>
+      <w:r>
+        <w:t>Make the lab runnable</w:t>
+      </w:r>
+    </w:p>
+    <w:p>
+      <w:pPr>
+        <w:spacing w:line="336" w:lineRule="auto" w:after="180"/>
+      </w:pPr>
+      <w:r>
+        <w:rPr>
+          <w:b w:val="0"/>
+        </w:rPr>
+        <w:t>Use the supplied investigation for shared practice. Keep predictions and observed paper-trace results separate. Reserve Changed independent case for the individual first attempt before feedback; do not use the reserved case as a paired lab task.</w:t>
+      </w:r>
+    </w:p>
+    <w:p>
+      <w:pPr>
+        <w:pStyle w:val="Heading3"/>
+      </w:pPr>
+      <w:r>
+        <w:t>Diagnose and reteach</w:t>
+      </w:r>
+    </w:p>
+    <w:p>
+      <w:pPr>
+        <w:spacing w:line="336" w:lineRule="auto" w:after="180"/>
+      </w:pPr>
+      <w:r>
+        <w:rPr>
+          <w:b w:val="0"/>
+        </w:rPr>
+        <w:t>For guessing, return to given facts and request a trace. For vocabulary without application, use one example and one non-example. For arithmetic errors, check the setup before the calculation.</w:t>
+      </w:r>
+    </w:p>
+    <w:p>
+      <w:pPr>
+        <w:spacing w:line="336" w:lineRule="auto" w:after="180"/>
+      </w:pPr>
+      <w:r>
+        <w:rPr>
+          <w:b w:val="0"/>
+        </w:rPr>
+        <w:t>Finish with a different uncoached case before recording mastery.</w:t>
+      </w:r>
+    </w:p>
+    <w:p>
+      <w:pPr>
+        <w:pStyle w:val="Heading3"/>
+      </w:pPr>
+      <w:r>
+        <w:t>Address these additional misconceptions</w:t>
+      </w:r>
+    </w:p>
+    <w:p>
+      <w:pPr>
+        <w:pStyle w:val="Heading3"/>
+      </w:pPr>
+      <w:r>
+        <w:t>Match the support to the first error</w:t>
+      </w:r>
+    </w:p>
+    <w:p>
+      <w:pPr>
         <w:pStyle w:val="Heading1"/>
       </w:pPr>
       <w:r>
-        <w:t>05. Assess and explain the answers</w:t>
-      </w:r>
-    </w:p>
-    <w:p>
-      <w:r>
-        <w:t>Use the Human Classifier Simulation questions, teacher keys and criteria after the relevant attempts. Previously discussed cases are practice; protect the separately selected independent task.</w:t>
+        <w:t>05. Assess the selected new case</w:t>
+      </w:r>
+    </w:p>
+    <w:p>
+      <w:r>
+        <w:t>Keep this key until after the first attempt; accept valid alternatives with defensible reasoning.</w:t>
+      </w:r>
+    </w:p>
+    <w:p>
+      <w:pPr>
+        <w:pStyle w:val="Heading2"/>
+      </w:pPr>
+      <w:r>
+        <w:t>Selected independent question and key</w:t>
+      </w:r>
+    </w:p>
+    <w:p>
+      <w:pPr>
+        <w:spacing w:line="336" w:lineRule="auto" w:after="180"/>
+      </w:pPr>
+      <w:r>
+        <w:rPr>
+          <w:b w:val="0"/>
+        </w:rPr>
+        <w:t xml:space="preserve">Selected case: A </w:t>
+      </w:r>
+      <w:r>
+        <w:rPr>
+          <w:b/>
+        </w:rPr>
+        <w:t>written rule</w:t>
+      </w:r>
+      <w:r>
+        <w:rPr>
+          <w:b w:val="0"/>
+        </w:rPr>
+        <w:t xml:space="preserve"> selects science books with fewer than 140 pages. Trace science/139, science/140, history/90 and missing-genre/90. Policy: missing required information means request it.</w:t>
+      </w:r>
+    </w:p>
+    <w:p>
+      <w:pPr>
+        <w:spacing w:line="336" w:lineRule="auto" w:after="180"/>
+      </w:pPr>
+      <w:r>
+        <w:rPr>
+          <w:b w:val="0"/>
+        </w:rPr>
+        <w:t xml:space="preserve">Select science/139. Reject science/140 at the strict </w:t>
+      </w:r>
+      <w:r>
+        <w:rPr>
+          <w:b/>
+        </w:rPr>
+        <w:t>boundary</w:t>
+      </w:r>
+      <w:r>
+        <w:rPr>
+          <w:b w:val="0"/>
+        </w:rPr>
+        <w:t xml:space="preserve"> and history/90 on genre. Request the missing genre rather than inventing it. Both conditions are required.</w:t>
+      </w:r>
+    </w:p>
+    <w:p>
+      <w:pPr>
+        <w:pStyle w:val="Heading2"/>
+      </w:pPr>
+      <w:r>
+        <w:t>Judge explanation, trace and limits</w:t>
+      </w:r>
+    </w:p>
+    <w:tbl>
+      <w:tblPr>
+        <w:tblStyle w:val="LightShading-Accent1"/>
+        <w:tblW w:type="auto" w:w="0"/>
+        <w:tblLook w:firstColumn="1" w:firstRow="1" w:lastColumn="0" w:lastRow="0" w:noHBand="0" w:noVBand="1" w:val="04A0"/>
+      </w:tblPr>
+      <w:tblGrid>
+        <w:gridCol w:w="5112"/>
+        <w:gridCol w:w="5112"/>
+      </w:tblGrid>
+      <w:tr>
+        <w:trPr>
+          <w:tblHeader/>
+        </w:trPr>
+        <w:tc>
+          <w:tcPr>
+            <w:tcW w:type="dxa" w:w="5112"/>
+          </w:tcPr>
+          <w:p>
+            <w:r>
+              <w:t>Dimension</w:t>
+            </w:r>
+          </w:p>
+        </w:tc>
+        <w:tc>
+          <w:tcPr>
+            <w:tcW w:type="dxa" w:w="5112"/>
+          </w:tcPr>
+          <w:p>
+            <w:r>
+              <w:t>Evidence required</w:t>
+            </w:r>
+          </w:p>
+        </w:tc>
+      </w:tr>
+      <w:tr>
+        <w:tc>
+          <w:tcPr>
+            <w:tcW w:type="dxa" w:w="5112"/>
+          </w:tcPr>
+          <w:p>
+            <w:r>
+              <w:t>Explanation</w:t>
+            </w:r>
+          </w:p>
+        </w:tc>
+        <w:tc>
+          <w:tcPr>
+            <w:tcW w:type="dxa" w:w="5112"/>
+          </w:tcPr>
+          <w:p>
+            <w:r>
+              <w:t>Names the applicable idea or procedure and ties it to the supplied facts.</w:t>
+            </w:r>
+          </w:p>
+        </w:tc>
+      </w:tr>
+      <w:tr>
+        <w:tc>
+          <w:tcPr>
+            <w:tcW w:type="dxa" w:w="5112"/>
+          </w:tcPr>
+          <w:p>
+            <w:r>
+              <w:t>Trace and result</w:t>
+            </w:r>
+          </w:p>
+        </w:tc>
+        <w:tc>
+          <w:tcPr>
+            <w:tcW w:type="dxa" w:w="5112"/>
+          </w:tcPr>
+          <w:p>
+            <w:r>
+              <w:t>Preserves the given inputs and shows the relevant intermediate steps; distinguishes a prediction from an observed execution.</w:t>
+            </w:r>
+          </w:p>
+        </w:tc>
+      </w:tr>
+      <w:tr>
+        <w:tc>
+          <w:tcPr>
+            <w:tcW w:type="dxa" w:w="5112"/>
+          </w:tcPr>
+          <w:p>
+            <w:r>
+              <w:t>Limits</w:t>
+            </w:r>
+          </w:p>
+        </w:tc>
+        <w:tc>
+          <w:tcPr>
+            <w:tcW w:type="dxa" w:w="5112"/>
+          </w:tcPr>
+          <w:p>
+            <w:r>
+              <w:t>States the assumptions, missing evidence or conditions under which the result would change.</w:t>
+            </w:r>
+          </w:p>
+        </w:tc>
+      </w:tr>
+    </w:tbl>
+    <w:p>
+      <w:pPr>
+        <w:spacing w:line="336" w:lineRule="auto" w:after="180"/>
+      </w:pPr>
+      <w:r>
+        <w:rPr>
+          <w:b w:val="0"/>
+        </w:rPr>
+        <w:t>Record each dimension as not yet, with support, or independent. Accept a valid alternative procedure with a defensible trace.</w:t>
+      </w:r>
+    </w:p>
+    <w:p>
+      <w:pPr>
+        <w:spacing w:line="336" w:lineRule="auto" w:after="180"/>
+      </w:pPr>
+      <w:r>
+        <w:rPr>
+          <w:b w:val="0"/>
+        </w:rPr>
+        <w:t xml:space="preserve">Do not penalise an honestly recorded model failure if the learner correctly explains its </w:t>
+      </w:r>
+      <w:r>
+        <w:rPr>
+          <w:b/>
+        </w:rPr>
+        <w:t>evidence</w:t>
+      </w:r>
+      <w:r>
+        <w:rPr>
+          <w:b w:val="0"/>
+        </w:rPr>
+        <w:t xml:space="preserve"> and limits.</w:t>
+      </w:r>
+    </w:p>
+    <w:p>
+      <w:pPr>
+        <w:pStyle w:val="Heading2"/>
+      </w:pPr>
+      <w:r>
+        <w:t>Give one usable repair action</w:t>
+      </w:r>
+    </w:p>
+    <w:p>
+      <w:pPr>
+        <w:spacing w:line="336" w:lineRule="auto" w:after="180"/>
+      </w:pPr>
+      <w:r>
+        <w:rPr>
+          <w:b w:val="0"/>
+        </w:rPr>
+        <w:t>Name the earliest unsupported step and give one action to repair it. Have the learner make that repair now and explain why. Then assess the relevant skill on a fresh, fully specified case.</w:t>
+      </w:r>
+    </w:p>
+    <w:p>
+      <w:pPr>
+        <w:spacing w:line="336" w:lineRule="auto" w:after="180"/>
+      </w:pPr>
+      <w:r>
+        <w:rPr>
+          <w:b w:val="0"/>
+        </w:rPr>
+        <w:t>Confirm it was not previously practised with feedback; solve and check the new case before assigning it. A follow-up design prompt is a starting brief, not automatically an equivalent test.</w:t>
+      </w:r>
+    </w:p>
+    <w:p>
+      <w:pPr>
+        <w:pStyle w:val="Heading2"/>
+      </w:pPr>
+      <w:r>
+        <w:t>W1 Write an input contract</w:t>
+      </w:r>
+    </w:p>
+    <w:p>
+      <w:pPr>
+        <w:spacing w:line="336" w:lineRule="auto" w:after="180"/>
+      </w:pPr>
+      <w:r>
+        <w:rPr>
+          <w:b w:val="0"/>
+        </w:rPr>
+        <w:t xml:space="preserve">Write the complete Tower1 </w:t>
+      </w:r>
+      <w:r>
+        <w:rPr>
+          <w:b/>
+        </w:rPr>
+        <w:t>input contract</w:t>
+      </w:r>
+      <w:r>
+        <w:rPr>
+          <w:b w:val="0"/>
+        </w:rPr>
+        <w:t xml:space="preserve">. Give one accepted example and three different rejected examples, each with its reason. Explain why an accepted </w:t>
+      </w:r>
+      <w:r>
+        <w:rPr>
+          <w:b/>
+        </w:rPr>
+        <w:t>input</w:t>
+      </w:r>
+      <w:r>
+        <w:rPr>
+          <w:b w:val="0"/>
+        </w:rPr>
+        <w:t xml:space="preserve"> does not have to be one of the examples used to fit the threshold.</w:t>
+      </w:r>
+    </w:p>
+    <w:p>
+      <w:pPr>
+        <w:spacing w:line="336" w:lineRule="auto" w:after="180"/>
+      </w:pPr>
+      <w:r>
+        <w:rPr>
+          <w:b w:val="0"/>
+        </w:rPr>
+        <w:t>Require a present height, unit cm, a whole number and range 1 through 10 inclusive. For example, 7 cm is accepted; blank is missing, 60 mm has the wrong unit and 11 cm is outside the range.</w:t>
+      </w:r>
+    </w:p>
+    <w:p>
+      <w:pPr>
+        <w:spacing w:line="336" w:lineRule="auto" w:after="180"/>
+      </w:pPr>
+      <w:r>
+        <w:rPr>
+          <w:b w:val="0"/>
+        </w:rPr>
+        <w:t xml:space="preserve">Fractional values such as 4.5 cm also fail. The contract defines accepted </w:t>
+      </w:r>
+      <w:r>
+        <w:rPr>
+          <w:b/>
+        </w:rPr>
+        <w:t>input</w:t>
+      </w:r>
+      <w:r>
+        <w:rPr>
+          <w:b w:val="0"/>
+        </w:rPr>
+        <w:t xml:space="preserve">s; it does not list only the </w:t>
+      </w:r>
+      <w:r>
+        <w:rPr>
+          <w:b/>
+        </w:rPr>
+        <w:t>fitting</w:t>
+      </w:r>
+      <w:r>
+        <w:rPr>
+          <w:b w:val="0"/>
+        </w:rPr>
+        <w:t xml:space="preserve"> records or establish </w:t>
+      </w:r>
+      <w:r>
+        <w:rPr>
+          <w:b/>
+        </w:rPr>
+        <w:t>prediction</w:t>
+      </w:r>
+      <w:r>
+        <w:rPr>
+          <w:b w:val="0"/>
+        </w:rPr>
+        <w:t xml:space="preserve"> correctness.</w:t>
+      </w:r>
+    </w:p>
+    <w:p>
+      <w:pPr>
+        <w:pStyle w:val="Heading2"/>
+      </w:pPr>
+      <w:r>
+        <w:t>W2 Construct both outcome paths</w:t>
+      </w:r>
+    </w:p>
+    <w:p>
+      <w:pPr>
+        <w:spacing w:line="336" w:lineRule="auto" w:after="180"/>
+      </w:pPr>
+      <w:r>
+        <w:rPr>
+          <w:b w:val="0"/>
+        </w:rPr>
+        <w:t xml:space="preserve">Write numbered instructions for Tower1, including </w:t>
+      </w:r>
+      <w:r>
+        <w:rPr>
+          <w:b/>
+        </w:rPr>
+        <w:t>input</w:t>
+      </w:r>
+      <w:r>
+        <w:rPr>
+          <w:b w:val="0"/>
+        </w:rPr>
+        <w:t xml:space="preserve"> checks, the stopping path after a failed check, the threshold rule and the record to keep. Your partner must be able to use them without supplying an unstated rule.</w:t>
+      </w:r>
+    </w:p>
+    <w:p>
+      <w:pPr>
+        <w:spacing w:line="336" w:lineRule="auto" w:after="180"/>
+      </w:pPr>
+      <w:r>
+        <w:rPr>
+          <w:b w:val="0"/>
+        </w:rPr>
+        <w:t xml:space="preserve">Check present height and cm unit, then whole number in 1 through 10. On failure, record original </w:t>
+      </w:r>
+      <w:r>
+        <w:rPr>
+          <w:b/>
+        </w:rPr>
+        <w:t>input</w:t>
+      </w:r>
+      <w:r>
+        <w:rPr>
+          <w:b w:val="0"/>
+        </w:rPr>
+        <w:t xml:space="preserve">, Tower1, </w:t>
+      </w:r>
+      <w:r>
+        <w:rPr>
+          <w:b/>
+        </w:rPr>
+        <w:t>no prediction</w:t>
+      </w:r>
+      <w:r>
+        <w:rPr>
+          <w:b w:val="0"/>
+        </w:rPr>
+        <w:t xml:space="preserve"> and the reason; stop that record. Otherwise predict tall if height is at least 6, short otherwise.</w:t>
+      </w:r>
+    </w:p>
+    <w:p>
+      <w:pPr>
+        <w:spacing w:line="336" w:lineRule="auto" w:after="180"/>
+      </w:pPr>
+      <w:r>
+        <w:rPr>
+          <w:b w:val="0"/>
+        </w:rPr>
+        <w:t xml:space="preserve">Record original </w:t>
+      </w:r>
+      <w:r>
+        <w:rPr>
+          <w:b/>
+        </w:rPr>
+        <w:t>input</w:t>
+      </w:r>
+      <w:r>
+        <w:rPr>
+          <w:b w:val="0"/>
+        </w:rPr>
+        <w:t xml:space="preserve">, Tower1 and </w:t>
+      </w:r>
+      <w:r>
+        <w:rPr>
+          <w:b/>
+        </w:rPr>
+        <w:t>prediction</w:t>
+      </w:r>
+      <w:r>
+        <w:rPr>
+          <w:b w:val="0"/>
+        </w:rPr>
+        <w:t>. Equivalent clear branches are acceptable.</w:t>
+      </w:r>
+    </w:p>
+    <w:p>
+      <w:pPr>
+        <w:pStyle w:val="Heading2"/>
+      </w:pPr>
+      <w:r>
+        <w:t>W3 Trace boundaries and a broken path</w:t>
+      </w:r>
+    </w:p>
+    <w:p>
+      <w:pPr>
+        <w:spacing w:line="336" w:lineRule="auto" w:after="180"/>
+      </w:pPr>
+      <w:r>
+        <w:rPr>
+          <w:b w:val="0"/>
+        </w:rPr>
+        <w:t xml:space="preserve">Trace 1 cm, 5 cm, 6 cm, 10 cm and 11 cm using Tower1. A faulty procedure records </w:t>
+      </w:r>
+      <w:r>
+        <w:rPr>
+          <w:b/>
+        </w:rPr>
+        <w:t>no prediction</w:t>
+      </w:r>
+      <w:r>
+        <w:rPr>
+          <w:b w:val="0"/>
+        </w:rPr>
+        <w:t xml:space="preserve"> for a blank, then continues and treats the blank as zero to report short.</w:t>
+      </w:r>
+    </w:p>
+    <w:p>
+      <w:pPr>
+        <w:spacing w:line="336" w:lineRule="auto" w:after="180"/>
+      </w:pPr>
+      <w:r>
+        <w:rPr>
+          <w:b w:val="0"/>
+        </w:rPr>
+        <w:t>Identify the missing instruction and the proper final outcome.</w:t>
+      </w:r>
+    </w:p>
+    <w:p>
+      <w:pPr>
+        <w:spacing w:line="336" w:lineRule="auto" w:after="180"/>
+      </w:pPr>
+      <w:r>
+        <w:rPr>
+          <w:b w:val="0"/>
+        </w:rPr>
+        <w:t xml:space="preserve">The first four are accepted and predict short, short, tall and tall. At 11 cm reject for being outside the range. The faulty path lacks stopping after failure; a blank must end as </w:t>
+      </w:r>
+      <w:r>
+        <w:rPr>
+          <w:b/>
+        </w:rPr>
+        <w:t>no prediction</w:t>
+      </w:r>
+      <w:r>
+        <w:rPr>
+          <w:b w:val="0"/>
+        </w:rPr>
+        <w:t xml:space="preserve"> with reason missing height.</w:t>
+      </w:r>
+    </w:p>
+    <w:p>
+      <w:pPr>
+        <w:spacing w:line="336" w:lineRule="auto" w:after="180"/>
+      </w:pPr>
+      <w:r>
+        <w:rPr>
+          <w:b w:val="0"/>
+        </w:rPr>
+        <w:t>It must not be converted to zero or reach the threshold rule.</w:t>
+      </w:r>
+    </w:p>
+    <w:p>
+      <w:pPr>
+        <w:pStyle w:val="Heading2"/>
+      </w:pPr>
+      <w:r>
+        <w:t>W5 Explain what your procedure establishes</w:t>
+      </w:r>
+    </w:p>
+    <w:p>
+      <w:pPr>
+        <w:spacing w:line="336" w:lineRule="auto" w:after="180"/>
+      </w:pPr>
+      <w:r>
+        <w:rPr>
+          <w:b w:val="0"/>
+        </w:rPr>
+        <w:t>Ribbon1 accepts 12 cm and predicts long. No comparison label has been supplied for that record. State what has been checked and what remains unknown.</w:t>
+      </w:r>
+    </w:p>
+    <w:p>
+      <w:pPr>
+        <w:spacing w:line="336" w:lineRule="auto" w:after="180"/>
+      </w:pPr>
+      <w:r>
+        <w:rPr>
+          <w:b w:val="0"/>
+        </w:rPr>
+        <w:t>Explain why changing a blank to 1 cm just to produce a category would be a mistake.</w:t>
+      </w:r>
+    </w:p>
+    <w:p>
+      <w:pPr>
+        <w:spacing w:line="336" w:lineRule="auto" w:after="180"/>
+      </w:pPr>
+      <w:r>
+        <w:rPr>
+          <w:b w:val="0"/>
+        </w:rPr>
+        <w:t xml:space="preserve">The value satisfies the </w:t>
+      </w:r>
+      <w:r>
+        <w:rPr>
+          <w:b/>
+        </w:rPr>
+        <w:t>input contract</w:t>
+      </w:r>
+      <w:r>
+        <w:rPr>
+          <w:b w:val="0"/>
+        </w:rPr>
+        <w:t xml:space="preserve"> and the stated rule predicts long. Agreement with an appropriate comparison label has not been checked.</w:t>
+      </w:r>
+    </w:p>
+    <w:p>
+      <w:pPr>
+        <w:spacing w:line="336" w:lineRule="auto" w:after="180"/>
+      </w:pPr>
+      <w:r>
+        <w:rPr>
+          <w:b w:val="0"/>
+        </w:rPr>
+        <w:t>Replacing a blank with 1 invents a measurement, conceals missing information and violates the stated rejection path. Ask for the measurement instead.</w:t>
+      </w:r>
+    </w:p>
+    <w:p>
+      <w:pPr>
+        <w:pStyle w:val="Heading2"/>
+      </w:pPr>
+      <w:r>
+        <w:t>Earlier wording, alternatives and picture transcripts · reference / check after trying</w:t>
+      </w:r>
+    </w:p>
+    <w:p>
+      <w:pPr>
+        <w:spacing w:line="336" w:lineRule="auto" w:after="180"/>
+      </w:pPr>
+      <w:r>
+        <w:rPr>
+          <w:b w:val="0"/>
+        </w:rPr>
+        <w:t>Assess and explain the answers</w:t>
       </w:r>
     </w:p>
     <w:p>
@@ -4113,22 +4659,56 @@
     </w:p>
     <w:p>
       <w:pPr>
+        <w:spacing w:line="336" w:lineRule="auto" w:after="180"/>
+      </w:pPr>
+      <w:r>
+        <w:rPr>
+          <w:b w:val="0"/>
+        </w:rPr>
+        <w:t>A is Recommend. B fails length; C fails genre. Show both conditions.</w:t>
+      </w:r>
+    </w:p>
+    <w:p>
+      <w:pPr>
         <w:pStyle w:val="Heading3"/>
       </w:pPr>
       <w:r>
-        <w:t>Teacher key · Worked case answer</w:t>
+        <w:t>Additional transfer practice question</w:t>
       </w:r>
     </w:p>
     <w:p>
       <w:pPr>
         <w:spacing w:line="336" w:lineRule="auto" w:after="180"/>
-        <w:shd w:fill="F1F6FC"/>
-      </w:pPr>
-      <w:r>
-        <w:rPr>
-          <w:b w:val="0"/>
-        </w:rPr>
-        <w:t>A is Recommend. B fails length; C fails genre. Show both conditions.</w:t>
+      </w:pPr>
+      <w:r>
+        <w:rPr>
+          <w:b w:val="0"/>
+        </w:rPr>
+        <w:t xml:space="preserve">A human </w:t>
+      </w:r>
+      <w:r>
+        <w:rPr>
+          <w:b/>
+        </w:rPr>
+        <w:t>classifier</w:t>
+      </w:r>
+      <w:r>
+        <w:rPr>
+          <w:b w:val="0"/>
+        </w:rPr>
+        <w:t xml:space="preserve"> uses sports topic means sports shelf. Classify a sports book and an unreadable cover. State what </w:t>
+      </w:r>
+      <w:r>
+        <w:rPr>
+          <w:b/>
+        </w:rPr>
+        <w:t>evidence</w:t>
+      </w:r>
+      <w:r>
+        <w:rPr>
+          <w:b w:val="0"/>
+        </w:rPr>
+        <w:t xml:space="preserve"> is missing in the second case.</w:t>
       </w:r>
     </w:p>
     <w:p>
@@ -4136,73 +4716,12 @@
         <w:pStyle w:val="Heading3"/>
       </w:pPr>
       <w:r>
-        <w:t>Independent question</w:t>
-      </w:r>
-    </w:p>
-    <w:p>
-      <w:pPr>
-        <w:pStyle w:val="Heading3"/>
-      </w:pPr>
-      <w:r>
-        <w:t>Independent question · withhold the key</w:t>
+        <w:t>Reasoned practice answer</w:t>
       </w:r>
     </w:p>
     <w:p>
       <w:pPr>
         <w:spacing w:line="336" w:lineRule="auto" w:after="180"/>
-        <w:shd w:fill="F5F1FB"/>
-      </w:pPr>
-      <w:r>
-        <w:rPr>
-          <w:b w:val="0"/>
-        </w:rPr>
-        <w:t xml:space="preserve">A human </w:t>
-      </w:r>
-      <w:r>
-        <w:rPr>
-          <w:b/>
-        </w:rPr>
-        <w:t>classifier</w:t>
-      </w:r>
-      <w:r>
-        <w:rPr>
-          <w:b w:val="0"/>
-        </w:rPr>
-        <w:t xml:space="preserve"> uses sports topic means sports shelf. Classify a sports book and an unreadable cover. State what </w:t>
-      </w:r>
-      <w:r>
-        <w:rPr>
-          <w:b/>
-        </w:rPr>
-        <w:t>evidence</w:t>
-      </w:r>
-      <w:r>
-        <w:rPr>
-          <w:b w:val="0"/>
-        </w:rPr>
-        <w:t xml:space="preserve"> is missing in the second case.</w:t>
-      </w:r>
-    </w:p>
-    <w:p>
-      <w:pPr>
-        <w:pStyle w:val="Heading3"/>
-      </w:pPr>
-      <w:r>
-        <w:t>Expected independent answer</w:t>
-      </w:r>
-    </w:p>
-    <w:p>
-      <w:pPr>
-        <w:pStyle w:val="Heading3"/>
-      </w:pPr>
-      <w:r>
-        <w:t>Teacher key · Expected independent answer</w:t>
-      </w:r>
-    </w:p>
-    <w:p>
-      <w:pPr>
-        <w:spacing w:line="336" w:lineRule="auto" w:after="180"/>
-        <w:shd w:fill="F1F6FC"/>
       </w:pPr>
       <w:r>
         <w:rPr>
@@ -4532,34 +5051,203 @@
     </w:p>
     <w:p>
       <w:pPr>
+        <w:spacing w:line="336" w:lineRule="auto" w:after="180"/>
+      </w:pPr>
+      <w:r>
+        <w:rPr>
+          <w:b w:val="0"/>
+        </w:rPr>
+        <w:t>The first qualifies; the next two do not. The missing-genre case should request the genre or return uncertain under a documented policy.</w:t>
+      </w:r>
+    </w:p>
+    <w:p>
+      <w:pPr>
+        <w:spacing w:line="336" w:lineRule="auto" w:after="180"/>
+      </w:pPr>
+      <w:r>
+        <w:rPr>
+          <w:b w:val="0"/>
+        </w:rPr>
+        <w:t>It should not be silently counted as a confirmed non-science book when reporting labelled evaluation results.</w:t>
+      </w:r>
+    </w:p>
+    <w:p>
+      <w:pPr>
         <w:pStyle w:val="Heading3"/>
       </w:pPr>
       <w:r>
-        <w:t>Teacher key · Original transfer answer</w:t>
+        <w:t>Explanations for the additional workbook examples</w:t>
+      </w:r>
+    </w:p>
+    <w:p>
+      <w:pPr>
+        <w:pStyle w:val="Heading3"/>
+      </w:pPr>
+      <w:r>
+        <w:t>W1 Write an input contract</w:t>
+      </w:r>
+    </w:p>
+    <w:p>
+      <w:pPr>
+        <w:pStyle w:val="Heading3"/>
+      </w:pPr>
+      <w:r>
+        <w:t>W2 Construct both outcome paths</w:t>
+      </w:r>
+    </w:p>
+    <w:p>
+      <w:pPr>
+        <w:pStyle w:val="Heading3"/>
+      </w:pPr>
+      <w:r>
+        <w:t>W3 Trace boundaries and a broken path</w:t>
+      </w:r>
+    </w:p>
+    <w:p>
+      <w:pPr>
+        <w:pStyle w:val="Heading3"/>
+      </w:pPr>
+      <w:r>
+        <w:t>W4 Build an independent ribbon classifier</w:t>
       </w:r>
     </w:p>
     <w:p>
       <w:pPr>
         <w:spacing w:line="336" w:lineRule="auto" w:after="180"/>
-        <w:shd w:fill="F1F6FC"/>
-      </w:pPr>
-      <w:r>
-        <w:rPr>
-          <w:b w:val="0"/>
-        </w:rPr>
-        <w:t>The first qualifies; the next two do not. The missing-genre case should request the genre or return uncertain under a documented policy.</w:t>
+      </w:pPr>
+      <w:r>
+        <w:rPr>
+          <w:b w:val="0"/>
+        </w:rPr>
+        <w:t>Design Ribbon1 for ribbon lengths recorded as whole centimetres from 1 through 12 inclusive, with unit cm required. Predict long at 8 cm or more and short otherwise.</w:t>
       </w:r>
     </w:p>
     <w:p>
       <w:pPr>
         <w:spacing w:line="336" w:lineRule="auto" w:after="180"/>
-        <w:shd w:fill="F1F6FC"/>
-      </w:pPr>
-      <w:r>
-        <w:rPr>
-          <w:b w:val="0"/>
-        </w:rPr>
-        <w:t>It should not be silently counted as a confirmed non-science book when reporting labelled evaluation results.</w:t>
+      </w:pPr>
+      <w:r>
+        <w:rPr>
+          <w:b w:val="0"/>
+        </w:rPr>
+        <w:t xml:space="preserve">Write complete instructions and trace 7 cm, 8 cm, a blank length and 13 cm. Include reasons for </w:t>
+      </w:r>
+      <w:r>
+        <w:rPr>
+          <w:b/>
+        </w:rPr>
+        <w:t>no prediction</w:t>
+      </w:r>
+      <w:r>
+        <w:rPr>
+          <w:b w:val="0"/>
+        </w:rPr>
+        <w:t xml:space="preserve"> and the </w:t>
+      </w:r>
+      <w:r>
+        <w:rPr>
+          <w:b/>
+        </w:rPr>
+        <w:t>model version</w:t>
+      </w:r>
+      <w:r>
+        <w:rPr>
+          <w:b w:val="0"/>
+        </w:rPr>
+        <w:t xml:space="preserve"> in each record.</w:t>
+      </w:r>
+    </w:p>
+    <w:p>
+      <w:pPr>
+        <w:spacing w:line="336" w:lineRule="auto" w:after="180"/>
+      </w:pPr>
+      <w:r>
+        <w:rPr>
+          <w:b w:val="0"/>
+        </w:rPr>
+        <w:t xml:space="preserve">Check present length, cm unit, whole number and range 1 through 12; otherwise record </w:t>
+      </w:r>
+      <w:r>
+        <w:rPr>
+          <w:b/>
+        </w:rPr>
+        <w:t>no prediction</w:t>
+      </w:r>
+      <w:r>
+        <w:rPr>
+          <w:b w:val="0"/>
+        </w:rPr>
+        <w:t xml:space="preserve"> with reason and stop. For accepted </w:t>
+      </w:r>
+      <w:r>
+        <w:rPr>
+          <w:b/>
+        </w:rPr>
+        <w:t>input</w:t>
+      </w:r>
+      <w:r>
+        <w:rPr>
+          <w:b w:val="0"/>
+        </w:rPr>
+        <w:t>s, use at least 8 for long, otherwise short.</w:t>
+      </w:r>
+    </w:p>
+    <w:p>
+      <w:pPr>
+        <w:spacing w:line="336" w:lineRule="auto" w:after="180"/>
+      </w:pPr>
+      <w:r>
+        <w:rPr>
+          <w:b w:val="0"/>
+        </w:rPr>
+        <w:t xml:space="preserve">Ribbon1 at 7 cm predicts short; at 8 cm predicts long; blank gives </w:t>
+      </w:r>
+      <w:r>
+        <w:rPr>
+          <w:b/>
+        </w:rPr>
+        <w:t>no prediction</w:t>
+      </w:r>
+      <w:r>
+        <w:rPr>
+          <w:b w:val="0"/>
+        </w:rPr>
+        <w:t xml:space="preserve"> because length is missing; 13 cm gives </w:t>
+      </w:r>
+      <w:r>
+        <w:rPr>
+          <w:b/>
+        </w:rPr>
+        <w:t>no prediction</w:t>
+      </w:r>
+      <w:r>
+        <w:rPr>
+          <w:b w:val="0"/>
+        </w:rPr>
+        <w:t xml:space="preserve"> because outside range.</w:t>
+      </w:r>
+    </w:p>
+    <w:p>
+      <w:pPr>
+        <w:spacing w:line="336" w:lineRule="auto" w:after="180"/>
+      </w:pPr>
+      <w:r>
+        <w:rPr>
+          <w:b w:val="0"/>
+        </w:rPr>
+        <w:t xml:space="preserve">Each record includes original </w:t>
+      </w:r>
+      <w:r>
+        <w:rPr>
+          <w:b/>
+        </w:rPr>
+        <w:t>input</w:t>
+      </w:r>
+      <w:r>
+        <w:rPr>
+          <w:b w:val="0"/>
+        </w:rPr>
+        <w:t>, Ribbon1 and outcome, plus reason when rejected.</w:t>
       </w:r>
     </w:p>
     <w:p>
@@ -4567,7 +5255,7 @@
         <w:pStyle w:val="Heading3"/>
       </w:pPr>
       <w:r>
-        <w:t>Explanations for the additional workbook examples</w:t>
+        <w:t>W5 Explain what your procedure establishes</w:t>
       </w:r>
     </w:p>
     <w:p>
@@ -4575,7 +5263,7 @@
         <w:pStyle w:val="Heading3"/>
       </w:pPr>
       <w:r>
-        <w:t>W1 Write an input contract</w:t>
+        <w:t>Assess independent transfer</w:t>
       </w:r>
     </w:p>
     <w:p>
@@ -4583,1126 +5271,177 @@
         <w:pStyle w:val="Heading3"/>
       </w:pPr>
       <w:r>
-        <w:t>Workbook question · W1</w:t>
+        <w:t>Selected case answer</w:t>
+      </w:r>
+    </w:p>
+    <w:p>
+      <w:pPr>
+        <w:pStyle w:val="Heading3"/>
+      </w:pPr>
+      <w:r>
+        <w:t>Feedback that the learner uses</w:t>
+      </w:r>
+    </w:p>
+    <w:p>
+      <w:pPr>
+        <w:pStyle w:val="Heading1"/>
+      </w:pPr>
+      <w:r>
+        <w:t>06. Connect, adapt and return</w:t>
+      </w:r>
+    </w:p>
+    <w:p>
+      <w:r>
+        <w:t>Retain the project evidence and revisit the reasoning on a changed case.</w:t>
+      </w:r>
+    </w:p>
+    <w:p>
+      <w:pPr>
+        <w:pStyle w:val="Heading2"/>
+      </w:pPr>
+      <w:r>
+        <w:t>Project evidence to keep</w:t>
       </w:r>
     </w:p>
     <w:p>
       <w:pPr>
         <w:spacing w:line="336" w:lineRule="auto" w:after="180"/>
-        <w:shd w:fill="F5F1FB"/>
-      </w:pPr>
-      <w:r>
-        <w:rPr>
-          <w:b w:val="0"/>
-        </w:rPr>
-        <w:t xml:space="preserve">Write the complete Tower1 </w:t>
+      </w:pPr>
+      <w:r>
+        <w:rPr>
+          <w:b w:val="0"/>
+        </w:rPr>
+        <w:t>Turn score thresholds into visible boundaries such as recommend / maybe / not now.</w:t>
+      </w:r>
+    </w:p>
+    <w:p>
+      <w:pPr>
+        <w:spacing w:line="336" w:lineRule="auto" w:after="180"/>
+      </w:pPr>
+      <w:r>
+        <w:rPr>
+          <w:b w:val="0"/>
+        </w:rPr>
+        <w:t xml:space="preserve">Keep the decision, </w:t>
       </w:r>
       <w:r>
         <w:rPr>
           <w:b/>
         </w:rPr>
-        <w:t>input contract</w:t>
-      </w:r>
-      <w:r>
-        <w:rPr>
-          <w:b w:val="0"/>
-        </w:rPr>
-        <w:t xml:space="preserve">. Give one accepted example and three different rejected examples, each with its reason. Explain why an accepted </w:t>
+        <w:t>input</w:t>
+      </w:r>
+      <w:r>
+        <w:rPr>
+          <w:b w:val="0"/>
+        </w:rPr>
+        <w:t xml:space="preserve">, result, explanation and remaining limitation in the project </w:t>
       </w:r>
       <w:r>
         <w:rPr>
           <w:b/>
         </w:rPr>
+        <w:t>evidence</w:t>
+      </w:r>
+      <w:r>
+        <w:rPr>
+          <w:b w:val="0"/>
+        </w:rPr>
+        <w:t xml:space="preserve"> record. Retrieve this record next week rather than restarting the project.</w:t>
+      </w:r>
+    </w:p>
+    <w:p>
+      <w:pPr>
+        <w:spacing w:line="336" w:lineRule="auto" w:after="180"/>
+      </w:pPr>
+      <w:r>
+        <w:rPr>
+          <w:b w:val="0"/>
+        </w:rPr>
+        <w:t>Build a transparent filtering stage for the recommender, storing each failed or unresolved requirement in its explanation.</w:t>
+      </w:r>
+    </w:p>
+    <w:p>
+      <w:pPr>
+        <w:pStyle w:val="Heading2"/>
+      </w:pPr>
+      <w:r>
+        <w:t>Support while preserving the reasoning goal</w:t>
+      </w:r>
+    </w:p>
+    <w:p>
+      <w:pPr>
+        <w:spacing w:line="336" w:lineRule="auto" w:after="180"/>
+      </w:pPr>
+      <w:r>
+        <w:rPr>
+          <w:b w:val="0"/>
+        </w:rPr>
+        <w:t xml:space="preserve">Trace one record or condition at a time with counters and labelled columns. Stretch: introduce a tie, </w:t>
+      </w:r>
+      <w:r>
+        <w:rPr>
+          <w:b/>
+        </w:rPr>
+        <w:t>boundary</w:t>
+      </w:r>
+      <w:r>
+        <w:rPr>
+          <w:b w:val="0"/>
+        </w:rPr>
+        <w:t xml:space="preserve"> or missing field and declare its handling policy before rerunning.</w:t>
+      </w:r>
+    </w:p>
+    <w:p>
+      <w:pPr>
+        <w:spacing w:line="336" w:lineRule="auto" w:after="180"/>
+      </w:pPr>
+      <w:r>
+        <w:rPr>
+          <w:b w:val="0"/>
+        </w:rPr>
+        <w:t xml:space="preserve">Use separate check, compare and record cards with arrows. Let partners move each </w:t>
+      </w:r>
+      <w:r>
+        <w:rPr>
+          <w:b/>
+        </w:rPr>
         <w:t>input</w:t>
       </w:r>
       <w:r>
         <w:rPr>
           <w:b w:val="0"/>
         </w:rPr>
-        <w:t xml:space="preserve"> does not have to be one of the examples used to fit the threshold.</w:t>
-      </w:r>
-    </w:p>
-    <w:p>
-      <w:pPr>
-        <w:pStyle w:val="Heading3"/>
-      </w:pPr>
-      <w:r>
-        <w:t>Teacher reasoning · W1</w:t>
+        <w:t xml:space="preserve"> physically and read the branch aloud.</w:t>
       </w:r>
     </w:p>
     <w:p>
       <w:pPr>
         <w:spacing w:line="336" w:lineRule="auto" w:after="180"/>
-        <w:shd w:fill="F1F6FC"/>
-      </w:pPr>
-      <w:r>
-        <w:rPr>
-          <w:b w:val="0"/>
-        </w:rPr>
-        <w:t>Require a present height, unit cm, a whole number and range 1 through 10 inclusive. For example, 7 cm is accepted; blank is missing, 60 mm has the wrong unit and 11 cm is outside the range.</w:t>
+      </w:pPr>
+      <w:r>
+        <w:rPr>
+          <w:b w:val="0"/>
+        </w:rPr>
+        <w:t>Extension: propose a separate mm-to-cm conversion stage; state what extra cases would need checking, including a conversion that yields a fractional centimetre.</w:t>
       </w:r>
     </w:p>
     <w:p>
       <w:pPr>
         <w:spacing w:line="336" w:lineRule="auto" w:after="180"/>
-        <w:shd w:fill="F1F6FC"/>
-      </w:pPr>
-      <w:r>
-        <w:rPr>
-          <w:b w:val="0"/>
-        </w:rPr>
-        <w:t xml:space="preserve">Fractional values such as 4.5 cm also fail. The contract defines accepted </w:t>
-      </w:r>
-      <w:r>
-        <w:rPr>
-          <w:b/>
-        </w:rPr>
-        <w:t>input</w:t>
-      </w:r>
-      <w:r>
-        <w:rPr>
-          <w:b w:val="0"/>
-        </w:rPr>
-        <w:t xml:space="preserve">s; it does not list only the </w:t>
-      </w:r>
-      <w:r>
-        <w:rPr>
-          <w:b/>
-        </w:rPr>
-        <w:t>fitting</w:t>
-      </w:r>
-      <w:r>
-        <w:rPr>
-          <w:b w:val="0"/>
-        </w:rPr>
-        <w:t xml:space="preserve"> records or establish </w:t>
-      </w:r>
-      <w:r>
-        <w:rPr>
-          <w:b/>
-        </w:rPr>
-        <w:t>prediction</w:t>
-      </w:r>
-      <w:r>
-        <w:rPr>
-          <w:b w:val="0"/>
-        </w:rPr>
-        <w:t xml:space="preserve"> correctness.</w:t>
-      </w:r>
-    </w:p>
-    <w:p>
-      <w:pPr>
-        <w:pStyle w:val="Heading3"/>
-      </w:pPr>
-      <w:r>
-        <w:t>W2 Construct both outcome paths</w:t>
-      </w:r>
-    </w:p>
-    <w:p>
-      <w:pPr>
-        <w:pStyle w:val="Heading3"/>
-      </w:pPr>
-      <w:r>
-        <w:t>Workbook question · W2</w:t>
-      </w:r>
-    </w:p>
-    <w:p>
-      <w:pPr>
-        <w:spacing w:line="336" w:lineRule="auto" w:after="180"/>
-        <w:shd w:fill="F5F1FB"/>
-      </w:pPr>
-      <w:r>
-        <w:rPr>
-          <w:b w:val="0"/>
-        </w:rPr>
-        <w:t xml:space="preserve">Write numbered instructions for Tower1, including </w:t>
-      </w:r>
-      <w:r>
-        <w:rPr>
-          <w:b/>
-        </w:rPr>
-        <w:t>input</w:t>
-      </w:r>
-      <w:r>
-        <w:rPr>
-          <w:b w:val="0"/>
-        </w:rPr>
-        <w:t xml:space="preserve"> checks, the stopping path after a failed check, the threshold rule and the record to keep. Your partner must be able to use them without supplying an unstated rule.</w:t>
-      </w:r>
-    </w:p>
-    <w:p>
-      <w:pPr>
-        <w:pStyle w:val="Heading3"/>
-      </w:pPr>
-      <w:r>
-        <w:t>Teacher reasoning · W2</w:t>
-      </w:r>
-    </w:p>
-    <w:p>
-      <w:pPr>
-        <w:spacing w:line="336" w:lineRule="auto" w:after="180"/>
-        <w:shd w:fill="F1F6FC"/>
-      </w:pPr>
-      <w:r>
-        <w:rPr>
-          <w:b w:val="0"/>
-        </w:rPr>
-        <w:t xml:space="preserve">Check present height and cm unit, then whole number in 1 through 10. On failure, record original </w:t>
-      </w:r>
-      <w:r>
-        <w:rPr>
-          <w:b/>
-        </w:rPr>
-        <w:t>input</w:t>
-      </w:r>
-      <w:r>
-        <w:rPr>
-          <w:b w:val="0"/>
-        </w:rPr>
-        <w:t xml:space="preserve">, Tower1, </w:t>
-      </w:r>
-      <w:r>
-        <w:rPr>
-          <w:b/>
-        </w:rPr>
-        <w:t>no prediction</w:t>
-      </w:r>
-      <w:r>
-        <w:rPr>
-          <w:b w:val="0"/>
-        </w:rPr>
-        <w:t xml:space="preserve"> and the reason; stop that record. Otherwise predict tall if height is at least 6, short otherwise.</w:t>
-      </w:r>
-    </w:p>
-    <w:p>
-      <w:pPr>
-        <w:spacing w:line="336" w:lineRule="auto" w:after="180"/>
-        <w:shd w:fill="F1F6FC"/>
-      </w:pPr>
-      <w:r>
-        <w:rPr>
-          <w:b w:val="0"/>
-        </w:rPr>
-        <w:t xml:space="preserve">Record original </w:t>
-      </w:r>
-      <w:r>
-        <w:rPr>
-          <w:b/>
-        </w:rPr>
-        <w:t>input</w:t>
-      </w:r>
-      <w:r>
-        <w:rPr>
-          <w:b w:val="0"/>
-        </w:rPr>
-        <w:t xml:space="preserve">, Tower1 and </w:t>
-      </w:r>
-      <w:r>
-        <w:rPr>
-          <w:b/>
-        </w:rPr>
-        <w:t>prediction</w:t>
-      </w:r>
-      <w:r>
-        <w:rPr>
-          <w:b w:val="0"/>
-        </w:rPr>
-        <w:t>. Equivalent clear branches are acceptable.</w:t>
-      </w:r>
-    </w:p>
-    <w:p>
-      <w:pPr>
-        <w:pStyle w:val="Heading3"/>
-      </w:pPr>
-      <w:r>
-        <w:t>W3 Trace boundaries and a broken path</w:t>
-      </w:r>
-    </w:p>
-    <w:p>
-      <w:pPr>
-        <w:pStyle w:val="Heading3"/>
-      </w:pPr>
-      <w:r>
-        <w:t>Workbook question · W3</w:t>
-      </w:r>
-    </w:p>
-    <w:p>
-      <w:pPr>
-        <w:spacing w:line="336" w:lineRule="auto" w:after="180"/>
-        <w:shd w:fill="F5F1FB"/>
-      </w:pPr>
-      <w:r>
-        <w:rPr>
-          <w:b w:val="0"/>
-        </w:rPr>
-        <w:t xml:space="preserve">Trace 1 cm, 5 cm, 6 cm, 10 cm and 11 cm using Tower1. A faulty procedure records </w:t>
-      </w:r>
-      <w:r>
-        <w:rPr>
-          <w:b/>
-        </w:rPr>
-        <w:t>no prediction</w:t>
-      </w:r>
-      <w:r>
-        <w:rPr>
-          <w:b w:val="0"/>
-        </w:rPr>
-        <w:t xml:space="preserve"> for a blank, then continues and treats the blank as zero to report short.</w:t>
-      </w:r>
-    </w:p>
-    <w:p>
-      <w:pPr>
-        <w:spacing w:line="336" w:lineRule="auto" w:after="180"/>
-        <w:shd w:fill="F5F1FB"/>
-      </w:pPr>
-      <w:r>
-        <w:rPr>
-          <w:b w:val="0"/>
-        </w:rPr>
-        <w:t>Identify the missing instruction and the proper final outcome.</w:t>
-      </w:r>
-    </w:p>
-    <w:p>
-      <w:pPr>
-        <w:pStyle w:val="Heading3"/>
-      </w:pPr>
-      <w:r>
-        <w:t>Teacher reasoning · W3</w:t>
-      </w:r>
-    </w:p>
-    <w:p>
-      <w:pPr>
-        <w:spacing w:line="336" w:lineRule="auto" w:after="180"/>
-        <w:shd w:fill="F1F6FC"/>
-      </w:pPr>
-      <w:r>
-        <w:rPr>
-          <w:b w:val="0"/>
-        </w:rPr>
-        <w:t xml:space="preserve">The first four are accepted and predict short, short, tall and tall. At 11 cm reject for being outside the range. The faulty path lacks stopping after failure; a blank must end as </w:t>
-      </w:r>
-      <w:r>
-        <w:rPr>
-          <w:b/>
-        </w:rPr>
-        <w:t>no prediction</w:t>
-      </w:r>
-      <w:r>
-        <w:rPr>
-          <w:b w:val="0"/>
-        </w:rPr>
-        <w:t xml:space="preserve"> with reason missing height.</w:t>
-      </w:r>
-    </w:p>
-    <w:p>
-      <w:pPr>
-        <w:spacing w:line="336" w:lineRule="auto" w:after="180"/>
-        <w:shd w:fill="F1F6FC"/>
-      </w:pPr>
-      <w:r>
-        <w:rPr>
-          <w:b w:val="0"/>
-        </w:rPr>
-        <w:t>It must not be converted to zero or reach the threshold rule.</w:t>
-      </w:r>
-    </w:p>
-    <w:p>
-      <w:pPr>
-        <w:pStyle w:val="Heading3"/>
-      </w:pPr>
-      <w:r>
-        <w:t>W4 Build an independent ribbon classifier</w:t>
-      </w:r>
-    </w:p>
-    <w:p>
-      <w:pPr>
-        <w:pStyle w:val="Heading3"/>
-      </w:pPr>
-      <w:r>
-        <w:t>Workbook question · W4</w:t>
-      </w:r>
-    </w:p>
-    <w:p>
-      <w:pPr>
-        <w:spacing w:line="336" w:lineRule="auto" w:after="180"/>
-        <w:shd w:fill="F5F1FB"/>
-      </w:pPr>
-      <w:r>
-        <w:rPr>
-          <w:b w:val="0"/>
-        </w:rPr>
-        <w:t>Design Ribbon1 for ribbon lengths recorded as whole centimetres from 1 through 12 inclusive, with unit cm required. Predict long at 8 cm or more and short otherwise.</w:t>
-      </w:r>
-    </w:p>
-    <w:p>
-      <w:pPr>
-        <w:spacing w:line="336" w:lineRule="auto" w:after="180"/>
-        <w:shd w:fill="F5F1FB"/>
-      </w:pPr>
-      <w:r>
-        <w:rPr>
-          <w:b w:val="0"/>
-        </w:rPr>
-        <w:t xml:space="preserve">Write complete instructions and trace 7 cm, 8 cm, a blank length and 13 cm. Include reasons for </w:t>
-      </w:r>
-      <w:r>
-        <w:rPr>
-          <w:b/>
-        </w:rPr>
-        <w:t>no prediction</w:t>
-      </w:r>
-      <w:r>
-        <w:rPr>
-          <w:b w:val="0"/>
-        </w:rPr>
-        <w:t xml:space="preserve"> and the </w:t>
-      </w:r>
-      <w:r>
-        <w:rPr>
-          <w:b/>
-        </w:rPr>
-        <w:t>model version</w:t>
-      </w:r>
-      <w:r>
-        <w:rPr>
-          <w:b w:val="0"/>
-        </w:rPr>
-        <w:t xml:space="preserve"> in each record.</w:t>
-      </w:r>
-    </w:p>
-    <w:p>
-      <w:pPr>
-        <w:pStyle w:val="Heading3"/>
-      </w:pPr>
-      <w:r>
-        <w:t>Teacher reasoning · W4</w:t>
-      </w:r>
-    </w:p>
-    <w:p>
-      <w:pPr>
-        <w:spacing w:line="336" w:lineRule="auto" w:after="180"/>
-        <w:shd w:fill="F1F6FC"/>
-      </w:pPr>
-      <w:r>
-        <w:rPr>
-          <w:b w:val="0"/>
-        </w:rPr>
-        <w:t xml:space="preserve">Check present length, cm unit, whole number and range 1 through 12; otherwise record </w:t>
-      </w:r>
-      <w:r>
-        <w:rPr>
-          <w:b/>
-        </w:rPr>
-        <w:t>no prediction</w:t>
-      </w:r>
-      <w:r>
-        <w:rPr>
-          <w:b w:val="0"/>
-        </w:rPr>
-        <w:t xml:space="preserve"> with reason and stop. For accepted </w:t>
-      </w:r>
-      <w:r>
-        <w:rPr>
-          <w:b/>
-        </w:rPr>
-        <w:t>input</w:t>
-      </w:r>
-      <w:r>
-        <w:rPr>
-          <w:b w:val="0"/>
-        </w:rPr>
-        <w:t>s, use at least 8 for long, otherwise short.</w:t>
-      </w:r>
-    </w:p>
-    <w:p>
-      <w:pPr>
-        <w:spacing w:line="336" w:lineRule="auto" w:after="180"/>
-        <w:shd w:fill="F1F6FC"/>
-      </w:pPr>
-      <w:r>
-        <w:rPr>
-          <w:b w:val="0"/>
-        </w:rPr>
-        <w:t xml:space="preserve">Ribbon1 at 7 cm predicts short; at 8 cm predicts long; blank gives </w:t>
-      </w:r>
-      <w:r>
-        <w:rPr>
-          <w:b/>
-        </w:rPr>
-        <w:t>no prediction</w:t>
-      </w:r>
-      <w:r>
-        <w:rPr>
-          <w:b w:val="0"/>
-        </w:rPr>
-        <w:t xml:space="preserve"> because length is missing; 13 cm gives </w:t>
-      </w:r>
-      <w:r>
-        <w:rPr>
-          <w:b/>
-        </w:rPr>
-        <w:t>no prediction</w:t>
-      </w:r>
-      <w:r>
-        <w:rPr>
-          <w:b w:val="0"/>
-        </w:rPr>
-        <w:t xml:space="preserve"> because outside range.</w:t>
-      </w:r>
-    </w:p>
-    <w:p>
-      <w:pPr>
-        <w:spacing w:line="336" w:lineRule="auto" w:after="180"/>
-        <w:shd w:fill="F1F6FC"/>
-      </w:pPr>
-      <w:r>
-        <w:rPr>
-          <w:b w:val="0"/>
-        </w:rPr>
-        <w:t xml:space="preserve">Each record includes original </w:t>
-      </w:r>
-      <w:r>
-        <w:rPr>
-          <w:b/>
-        </w:rPr>
-        <w:t>input</w:t>
-      </w:r>
-      <w:r>
-        <w:rPr>
-          <w:b w:val="0"/>
-        </w:rPr>
-        <w:t>, Ribbon1 and outcome, plus reason when rejected.</w:t>
-      </w:r>
-    </w:p>
-    <w:p>
-      <w:pPr>
-        <w:pStyle w:val="Heading3"/>
-      </w:pPr>
-      <w:r>
-        <w:t>W5 Explain what your procedure establishes</w:t>
-      </w:r>
-    </w:p>
-    <w:p>
-      <w:pPr>
-        <w:pStyle w:val="Heading3"/>
-      </w:pPr>
-      <w:r>
-        <w:t>Workbook question · W5</w:t>
-      </w:r>
-    </w:p>
-    <w:p>
-      <w:pPr>
-        <w:spacing w:line="336" w:lineRule="auto" w:after="180"/>
-        <w:shd w:fill="F5F1FB"/>
-      </w:pPr>
-      <w:r>
-        <w:rPr>
-          <w:b w:val="0"/>
-        </w:rPr>
-        <w:t>Ribbon1 accepts 12 cm and predicts long. No comparison label has been supplied for that record. State what has been checked and what remains unknown.</w:t>
-      </w:r>
-    </w:p>
-    <w:p>
-      <w:pPr>
-        <w:spacing w:line="336" w:lineRule="auto" w:after="180"/>
-        <w:shd w:fill="F5F1FB"/>
-      </w:pPr>
-      <w:r>
-        <w:rPr>
-          <w:b w:val="0"/>
-        </w:rPr>
-        <w:t>Explain why changing a blank to 1 cm just to produce a category would be a mistake.</w:t>
-      </w:r>
-    </w:p>
-    <w:p>
-      <w:pPr>
-        <w:pStyle w:val="Heading3"/>
-      </w:pPr>
-      <w:r>
-        <w:t>Teacher reasoning · W5</w:t>
-      </w:r>
-    </w:p>
-    <w:p>
-      <w:pPr>
-        <w:spacing w:line="336" w:lineRule="auto" w:after="180"/>
-        <w:shd w:fill="F1F6FC"/>
-      </w:pPr>
-      <w:r>
-        <w:rPr>
-          <w:b w:val="0"/>
-        </w:rPr>
-        <w:t xml:space="preserve">The value satisfies the </w:t>
-      </w:r>
-      <w:r>
-        <w:rPr>
-          <w:b/>
-        </w:rPr>
-        <w:t>input contract</w:t>
-      </w:r>
-      <w:r>
-        <w:rPr>
-          <w:b w:val="0"/>
-        </w:rPr>
-        <w:t xml:space="preserve"> and the stated rule predicts long. Agreement with an appropriate comparison label has not been checked.</w:t>
-      </w:r>
-    </w:p>
-    <w:p>
-      <w:pPr>
-        <w:spacing w:line="336" w:lineRule="auto" w:after="180"/>
-        <w:shd w:fill="F1F6FC"/>
-      </w:pPr>
-      <w:r>
-        <w:rPr>
-          <w:b w:val="0"/>
-        </w:rPr>
-        <w:t>Replacing a blank with 1 invents a measurement, conceals missing information and violates the stated rejection path. Ask for the measurement instead.</w:t>
-      </w:r>
-    </w:p>
-    <w:p>
-      <w:pPr>
-        <w:pStyle w:val="Heading3"/>
-      </w:pPr>
-      <w:r>
-        <w:t>Assess independent transfer</w:t>
-      </w:r>
-    </w:p>
-    <w:p>
-      <w:pPr>
-        <w:pStyle w:val="Heading3"/>
-      </w:pPr>
-      <w:r>
-        <w:t>Independent question · withhold the key</w:t>
-      </w:r>
-    </w:p>
-    <w:p>
-      <w:pPr>
-        <w:spacing w:line="336" w:lineRule="auto" w:after="180"/>
-        <w:shd w:fill="F5F1FB"/>
-      </w:pPr>
-      <w:r>
-        <w:rPr>
-          <w:b w:val="0"/>
-        </w:rPr>
-        <w:t xml:space="preserve">Selected case: A </w:t>
-      </w:r>
-      <w:r>
-        <w:rPr>
-          <w:b/>
-        </w:rPr>
-        <w:t>written rule</w:t>
-      </w:r>
-      <w:r>
-        <w:rPr>
-          <w:b w:val="0"/>
-        </w:rPr>
-        <w:t xml:space="preserve"> selects science books with fewer than 140 pages. Trace science/139, science/140, history/90 and missing-genre/90. Policy: missing required information means request it.</w:t>
-      </w:r>
-    </w:p>
-    <w:p>
-      <w:pPr>
-        <w:pStyle w:val="Heading3"/>
-      </w:pPr>
-      <w:r>
-        <w:t>Selected case answer</w:t>
-      </w:r>
-    </w:p>
-    <w:p>
-      <w:pPr>
-        <w:pStyle w:val="Heading3"/>
-      </w:pPr>
-      <w:r>
-        <w:t>Teacher key · Selected case answer</w:t>
-      </w:r>
-    </w:p>
-    <w:p>
-      <w:pPr>
-        <w:spacing w:line="336" w:lineRule="auto" w:after="180"/>
-        <w:shd w:fill="F1F6FC"/>
-      </w:pPr>
-      <w:r>
-        <w:rPr>
-          <w:b w:val="0"/>
-        </w:rPr>
-        <w:t xml:space="preserve">Select science/139. Reject science/140 at the strict </w:t>
-      </w:r>
-      <w:r>
-        <w:rPr>
-          <w:b/>
-        </w:rPr>
-        <w:t>boundary</w:t>
-      </w:r>
-      <w:r>
-        <w:rPr>
-          <w:b w:val="0"/>
-        </w:rPr>
-        <w:t xml:space="preserve"> and history/90 on genre. Request the missing genre rather than inventing it. Both conditions are required.</w:t>
-      </w:r>
-    </w:p>
-    <w:tbl>
-      <w:tblPr>
-        <w:tblStyle w:val="LightShading-Accent1"/>
-        <w:tblW w:type="auto" w:w="0"/>
-        <w:tblLook w:firstColumn="1" w:firstRow="1" w:lastColumn="0" w:lastRow="0" w:noHBand="0" w:noVBand="1" w:val="04A0"/>
-      </w:tblPr>
-      <w:tblGrid>
-        <w:gridCol w:w="5112"/>
-        <w:gridCol w:w="5112"/>
-      </w:tblGrid>
-      <w:tr>
-        <w:trPr>
-          <w:tblHeader/>
-        </w:trPr>
-        <w:tc>
-          <w:tcPr>
-            <w:tcW w:type="dxa" w:w="5112"/>
-          </w:tcPr>
-          <w:p>
-            <w:r>
-              <w:t>Dimension</w:t>
-            </w:r>
-          </w:p>
-        </w:tc>
-        <w:tc>
-          <w:tcPr>
-            <w:tcW w:type="dxa" w:w="5112"/>
-          </w:tcPr>
-          <w:p>
-            <w:r>
-              <w:t>Evidence required</w:t>
-            </w:r>
-          </w:p>
-        </w:tc>
-      </w:tr>
-      <w:tr>
-        <w:tc>
-          <w:tcPr>
-            <w:tcW w:type="dxa" w:w="5112"/>
-          </w:tcPr>
-          <w:p>
-            <w:r>
-              <w:t>Explanation</w:t>
-            </w:r>
-          </w:p>
-        </w:tc>
-        <w:tc>
-          <w:tcPr>
-            <w:tcW w:type="dxa" w:w="5112"/>
-          </w:tcPr>
-          <w:p>
-            <w:r>
-              <w:t>Names the applicable idea or procedure and ties it to the supplied facts.</w:t>
-            </w:r>
-          </w:p>
-        </w:tc>
-      </w:tr>
-      <w:tr>
-        <w:tc>
-          <w:tcPr>
-            <w:tcW w:type="dxa" w:w="5112"/>
-          </w:tcPr>
-          <w:p>
-            <w:r>
-              <w:t>Trace and result</w:t>
-            </w:r>
-          </w:p>
-        </w:tc>
-        <w:tc>
-          <w:tcPr>
-            <w:tcW w:type="dxa" w:w="5112"/>
-          </w:tcPr>
-          <w:p>
-            <w:r>
-              <w:t>Preserves the given inputs and shows the relevant intermediate steps; distinguishes a prediction from an observed execution.</w:t>
-            </w:r>
-          </w:p>
-        </w:tc>
-      </w:tr>
-      <w:tr>
-        <w:tc>
-          <w:tcPr>
-            <w:tcW w:type="dxa" w:w="5112"/>
-          </w:tcPr>
-          <w:p>
-            <w:r>
-              <w:t>Limits</w:t>
-            </w:r>
-          </w:p>
-        </w:tc>
-        <w:tc>
-          <w:tcPr>
-            <w:tcW w:type="dxa" w:w="5112"/>
-          </w:tcPr>
-          <w:p>
-            <w:r>
-              <w:t>States the assumptions, missing evidence or conditions under which the result would change.</w:t>
-            </w:r>
-          </w:p>
-        </w:tc>
-      </w:tr>
-    </w:tbl>
-    <w:p>
-      <w:pPr>
-        <w:pStyle w:val="Heading3"/>
-      </w:pPr>
-      <w:r>
-        <w:t>Teacher key · Selected case answer</w:t>
-      </w:r>
-    </w:p>
-    <w:p>
-      <w:pPr>
-        <w:spacing w:line="336" w:lineRule="auto" w:after="180"/>
-        <w:shd w:fill="F1F6FC"/>
-      </w:pPr>
-      <w:r>
-        <w:rPr>
-          <w:b w:val="0"/>
-        </w:rPr>
-        <w:t>Record each dimension as not yet, with support, or independent. Accept a valid alternative procedure with a defensible trace.</w:t>
-      </w:r>
-    </w:p>
-    <w:p>
-      <w:pPr>
-        <w:spacing w:line="336" w:lineRule="auto" w:after="180"/>
-        <w:shd w:fill="F1F6FC"/>
-      </w:pPr>
-      <w:r>
-        <w:rPr>
-          <w:b w:val="0"/>
-        </w:rPr>
-        <w:t xml:space="preserve">Do not penalise an honestly recorded model failure if the learner correctly explains its </w:t>
-      </w:r>
-      <w:r>
-        <w:rPr>
-          <w:b/>
-        </w:rPr>
-        <w:t>evidence</w:t>
-      </w:r>
-      <w:r>
-        <w:rPr>
-          <w:b w:val="0"/>
-        </w:rPr>
-        <w:t xml:space="preserve"> and limits.</w:t>
-      </w:r>
-    </w:p>
-    <w:p>
-      <w:pPr>
-        <w:pStyle w:val="Heading3"/>
-      </w:pPr>
-      <w:r>
-        <w:t>Feedback that the learner uses</w:t>
-      </w:r>
-    </w:p>
-    <w:p>
-      <w:pPr>
-        <w:spacing w:line="336" w:lineRule="auto" w:after="180"/>
-      </w:pPr>
-      <w:r>
-        <w:rPr>
-          <w:b w:val="0"/>
-        </w:rPr>
-        <w:t>Name the earliest unsupported step and give one action to repair it. Have the learner make that repair now and explain why. Then assess the relevant skill on a fresh, fully specified case.</w:t>
-      </w:r>
-    </w:p>
-    <w:p>
-      <w:pPr>
-        <w:spacing w:line="336" w:lineRule="auto" w:after="180"/>
-      </w:pPr>
-      <w:r>
-        <w:rPr>
-          <w:b w:val="0"/>
-        </w:rPr>
-        <w:t>Confirm it was not previously practised with feedback; solve and check the new case before assigning it. A follow-up design prompt is a starting brief, not automatically an equivalent test.</w:t>
-      </w:r>
-    </w:p>
-    <w:p>
-      <w:pPr>
-        <w:pStyle w:val="Heading1"/>
-      </w:pPr>
-      <w:r>
-        <w:t>06. Connect and extend learning</w:t>
-      </w:r>
-    </w:p>
-    <w:p>
-      <w:r>
-        <w:t>Connect Human Classifier Simulation to Transparent Book Recommender, adapt support and plan a later changed-case check.</w:t>
-      </w:r>
-    </w:p>
-    <w:p>
-      <w:pPr>
-        <w:pStyle w:val="Heading3"/>
-      </w:pPr>
-      <w:r>
-        <w:t>Transparent Book Recommender</w:t>
-      </w:r>
-    </w:p>
-    <w:p>
-      <w:pPr>
-        <w:spacing w:line="336" w:lineRule="auto" w:after="180"/>
-      </w:pPr>
-      <w:r>
-        <w:rPr>
-          <w:b w:val="0"/>
-        </w:rPr>
-        <w:t>Turn score thresholds into visible boundaries such as recommend / maybe / not now.</w:t>
-      </w:r>
-    </w:p>
-    <w:p>
-      <w:pPr>
-        <w:spacing w:line="336" w:lineRule="auto" w:after="180"/>
-      </w:pPr>
-      <w:r>
-        <w:rPr>
-          <w:b w:val="0"/>
-        </w:rPr>
-        <w:t xml:space="preserve">Keep the decision, </w:t>
-      </w:r>
-      <w:r>
-        <w:rPr>
-          <w:b/>
-        </w:rPr>
-        <w:t>input</w:t>
-      </w:r>
-      <w:r>
-        <w:rPr>
-          <w:b w:val="0"/>
-        </w:rPr>
-        <w:t xml:space="preserve">, result, explanation and remaining limitation in the project </w:t>
-      </w:r>
-      <w:r>
-        <w:rPr>
-          <w:b/>
-        </w:rPr>
-        <w:t>evidence</w:t>
-      </w:r>
-      <w:r>
-        <w:rPr>
-          <w:b w:val="0"/>
-        </w:rPr>
-        <w:t xml:space="preserve"> record. Retrieve this record next week rather than restarting the project.</w:t>
-      </w:r>
-    </w:p>
-    <w:p>
-      <w:pPr>
-        <w:pStyle w:val="Heading3"/>
-      </w:pPr>
-      <w:r>
-        <w:t>Support and stretch</w:t>
-      </w:r>
-    </w:p>
-    <w:p>
-      <w:pPr>
-        <w:spacing w:line="336" w:lineRule="auto" w:after="180"/>
-      </w:pPr>
-      <w:r>
-        <w:rPr>
-          <w:b w:val="0"/>
-        </w:rPr>
-        <w:t xml:space="preserve">Trace one record or condition at a time with counters and labelled columns. Stretch: introduce a tie, </w:t>
-      </w:r>
-      <w:r>
-        <w:rPr>
-          <w:b/>
-        </w:rPr>
-        <w:t>boundary</w:t>
-      </w:r>
-      <w:r>
-        <w:rPr>
-          <w:b w:val="0"/>
-        </w:rPr>
-        <w:t xml:space="preserve"> or missing field and declare its handling policy before rerunning.</w:t>
-      </w:r>
-    </w:p>
-    <w:p>
-      <w:pPr>
-        <w:pStyle w:val="Heading3"/>
-      </w:pPr>
-      <w:r>
-        <w:t>Exit reflection</w:t>
-      </w:r>
-    </w:p>
-    <w:p>
-      <w:pPr>
-        <w:spacing w:line="336" w:lineRule="auto" w:after="180"/>
-      </w:pPr>
-      <w:r>
-        <w:rPr>
-          <w:b w:val="0"/>
-        </w:rPr>
-        <w:t xml:space="preserve">Ask for one decision the learner can now justify and one situation requiring more </w:t>
-      </w:r>
-      <w:r>
-        <w:rPr>
-          <w:b/>
-        </w:rPr>
-        <w:t>evidence</w:t>
-      </w:r>
-      <w:r>
-        <w:rPr>
-          <w:b w:val="0"/>
-        </w:rPr>
-        <w:t xml:space="preserve"> or human review. Confidence ratings are separate from correct independent performance.</w:t>
-      </w:r>
-    </w:p>
-    <w:p>
-      <w:pPr>
-        <w:pStyle w:val="Heading3"/>
-      </w:pPr>
-      <w:r>
-        <w:t>Bridge to the next week</w:t>
-      </w:r>
-    </w:p>
-    <w:p>
-      <w:pPr>
-        <w:spacing w:line="336" w:lineRule="auto" w:after="180"/>
-      </w:pPr>
-      <w:r>
-        <w:rPr>
-          <w:b w:val="0"/>
-        </w:rPr>
-        <w:t xml:space="preserve">Next: Week 11: </w:t>
-      </w:r>
-      <w:r>
-        <w:rPr>
-          <w:b/>
-        </w:rPr>
-        <w:t>Training</w:t>
-      </w:r>
-      <w:r>
-        <w:rPr>
-          <w:b w:val="0"/>
-        </w:rPr>
-        <w:t xml:space="preserve"> and Testing. Retrieve today’s </w:t>
-      </w:r>
-      <w:r>
-        <w:rPr>
-          <w:b/>
-        </w:rPr>
-        <w:t>evidence</w:t>
-      </w:r>
-      <w:r>
-        <w:rPr>
-          <w:b w:val="0"/>
-        </w:rPr>
-        <w:t xml:space="preserve"> and identify what carries forward and what is new.</w:t>
-      </w:r>
-    </w:p>
-    <w:p>
-      <w:pPr>
-        <w:pStyle w:val="Heading3"/>
-      </w:pPr>
-      <w:r>
-        <w:t>Support and fresh reassessment</w:t>
-      </w:r>
-    </w:p>
-    <w:p>
-      <w:pPr>
-        <w:spacing w:line="336" w:lineRule="auto" w:after="180"/>
-      </w:pPr>
-      <w:r>
-        <w:rPr>
-          <w:b w:val="0"/>
-        </w:rPr>
-        <w:t xml:space="preserve">Use separate check, compare and record cards with arrows. Let partners move each </w:t>
-      </w:r>
-      <w:r>
-        <w:rPr>
-          <w:b/>
-        </w:rPr>
-        <w:t>input</w:t>
-      </w:r>
-      <w:r>
-        <w:rPr>
-          <w:b w:val="0"/>
-        </w:rPr>
-        <w:t xml:space="preserve"> physically and read the branch aloud.</w:t>
-      </w:r>
-    </w:p>
-    <w:p>
-      <w:pPr>
-        <w:spacing w:line="336" w:lineRule="auto" w:after="180"/>
-      </w:pPr>
-      <w:r>
-        <w:rPr>
-          <w:b w:val="0"/>
-        </w:rPr>
-        <w:t>Extension: propose a separate mm-to-cm conversion stage; state what extra cases would need checking, including a conversion that yields a fractional centimetre.</w:t>
-      </w:r>
-    </w:p>
-    <w:p>
-      <w:pPr>
-        <w:spacing w:line="336" w:lineRule="auto" w:after="180"/>
-      </w:pPr>
-      <w:r>
-        <w:rPr>
-          <w:b w:val="0"/>
-        </w:rPr>
-        <w:t>W4 is secure with both paths, range 1 through 12, threshold 8 including equality, explicit stops and Ribbon1 records. After support retry Flag1: whole cm from 1 through 9, unit cm, large at least 5 otherwise small.</w:t>
-      </w:r>
-    </w:p>
-    <w:p>
-      <w:pPr>
-        <w:spacing w:line="336" w:lineRule="auto" w:after="180"/>
-      </w:pPr>
-      <w:r>
-        <w:rPr>
-          <w:b w:val="0"/>
-        </w:rPr>
-        <w:t xml:space="preserve">At 4, 5, blank and 10 cm expect small, large, </w:t>
-      </w:r>
-      <w:r>
-        <w:rPr>
-          <w:b/>
-        </w:rPr>
-        <w:t>no prediction</w:t>
-      </w:r>
-      <w:r>
-        <w:rPr>
-          <w:b w:val="0"/>
-        </w:rPr>
-        <w:t xml:space="preserve"> for missing and </w:t>
-      </w:r>
-      <w:r>
-        <w:rPr>
-          <w:b/>
-        </w:rPr>
-        <w:t>no prediction</w:t>
-      </w:r>
-      <w:r>
-        <w:rPr>
-          <w:b w:val="0"/>
-        </w:rPr>
-        <w:t xml:space="preserve"> for range.</w:t>
-      </w:r>
-    </w:p>
-    <w:p>
-      <w:pPr>
-        <w:spacing w:line="336" w:lineRule="auto" w:after="180"/>
-      </w:pPr>
-      <w:r>
-        <w:rPr>
-          <w:b w:val="0"/>
-        </w:rPr>
-        <w:t xml:space="preserve">Week 15 keeps final evaluation examples unseen during </w:t>
-      </w:r>
-      <w:r>
-        <w:rPr>
-          <w:b/>
-        </w:rPr>
-        <w:t>fitting</w:t>
-      </w:r>
-      <w:r>
-        <w:rPr>
-          <w:b w:val="0"/>
-        </w:rPr>
-        <w:t xml:space="preserve"> and explains why repeated changes based on their labels weaken the independence of that test.</w:t>
-      </w:r>
-    </w:p>
-    <w:p>
-      <w:pPr>
-        <w:pStyle w:val="Heading3"/>
-      </w:pPr>
-      <w:r>
-        <w:t>Plan the delayed return</w:t>
+      </w:pPr>
+      <w:r>
+        <w:rPr>
+          <w:b w:val="0"/>
+        </w:rPr>
+        <w:t>For the selected W4, require select science/139, reject science/140 at the strict boundary, reject history/90 on genre, and request missing genre for the fourth record. Require both conditions and a reason for each outcome. Do not substitute the optional Ribbon1 key for this assessment. After feedback use a new genre and strict page boundary with a fresh missing-field record for an uncoached attempt.</w:t>
+      </w:r>
+    </w:p>
+    <w:p>
+      <w:pPr>
+        <w:pStyle w:val="Heading2"/>
+      </w:pPr>
+      <w:r>
+        <w:t>Plan the delayed check</w:t>
       </w:r>
     </w:p>
     <w:p>
@@ -5919,48 +5658,188 @@
     </w:p>
     <w:p>
       <w:pPr>
+        <w:pStyle w:val="Heading2"/>
+      </w:pPr>
+      <w:r>
+        <w:t>Bridge to next week</w:t>
+      </w:r>
+    </w:p>
+    <w:p>
+      <w:pPr>
+        <w:spacing w:line="336" w:lineRule="auto" w:after="180"/>
+      </w:pPr>
+      <w:r>
+        <w:rPr>
+          <w:b w:val="0"/>
+        </w:rPr>
+        <w:t xml:space="preserve">Ask for one decision the learner can now justify and one situation requiring more </w:t>
+      </w:r>
+      <w:r>
+        <w:rPr>
+          <w:b/>
+        </w:rPr>
+        <w:t>evidence</w:t>
+      </w:r>
+      <w:r>
+        <w:rPr>
+          <w:b w:val="0"/>
+        </w:rPr>
+        <w:t xml:space="preserve"> or human review. Confidence ratings are separate from correct independent performance.</w:t>
+      </w:r>
+    </w:p>
+    <w:p>
+      <w:pPr>
+        <w:spacing w:line="336" w:lineRule="auto" w:after="180"/>
+      </w:pPr>
+      <w:r>
+        <w:rPr>
+          <w:b w:val="0"/>
+        </w:rPr>
+        <w:t xml:space="preserve">Next: Week 11: </w:t>
+      </w:r>
+      <w:r>
+        <w:rPr>
+          <w:b/>
+        </w:rPr>
+        <w:t>Training</w:t>
+      </w:r>
+      <w:r>
+        <w:rPr>
+          <w:b w:val="0"/>
+        </w:rPr>
+        <w:t xml:space="preserve"> and Testing. Retrieve today’s </w:t>
+      </w:r>
+      <w:r>
+        <w:rPr>
+          <w:b/>
+        </w:rPr>
+        <w:t>evidence</w:t>
+      </w:r>
+      <w:r>
+        <w:rPr>
+          <w:b w:val="0"/>
+        </w:rPr>
+        <w:t xml:space="preserve"> and identify what carries forward and what is new.</w:t>
+      </w:r>
+    </w:p>
+    <w:p>
+      <w:pPr>
+        <w:spacing w:line="336" w:lineRule="auto" w:after="180"/>
+      </w:pPr>
+      <w:r>
+        <w:rPr>
+          <w:b w:val="0"/>
+        </w:rPr>
+        <w:t>Week 11: Training and Testing. Carry forward versioned rules and explicit outcome records; distinguish examples used to choose a rule from examples reserved to check its predictions.</w:t>
+      </w:r>
+    </w:p>
+    <w:p>
+      <w:pPr>
+        <w:pStyle w:val="Heading2"/>
+      </w:pPr>
+      <w:r>
+        <w:t>Earlier wording, alternatives and picture transcripts · reference / check after trying</w:t>
+      </w:r>
+    </w:p>
+    <w:p>
+      <w:pPr>
+        <w:spacing w:line="336" w:lineRule="auto" w:after="180"/>
+      </w:pPr>
+      <w:r>
+        <w:rPr>
+          <w:b w:val="0"/>
+        </w:rPr>
+        <w:t>Connect and extend learning</w:t>
+      </w:r>
+    </w:p>
+    <w:p>
+      <w:pPr>
         <w:pStyle w:val="Heading3"/>
       </w:pPr>
       <w:r>
+        <w:t>Transparent Book Recommender</w:t>
+      </w:r>
+    </w:p>
+    <w:p>
+      <w:pPr>
+        <w:pStyle w:val="Heading3"/>
+      </w:pPr>
+      <w:r>
+        <w:t>Support and stretch</w:t>
+      </w:r>
+    </w:p>
+    <w:p>
+      <w:pPr>
+        <w:pStyle w:val="Heading3"/>
+      </w:pPr>
+      <w:r>
+        <w:t>Exit reflection</w:t>
+      </w:r>
+    </w:p>
+    <w:p>
+      <w:pPr>
+        <w:pStyle w:val="Heading3"/>
+      </w:pPr>
+      <w:r>
+        <w:t>Bridge to the next week</w:t>
+      </w:r>
+    </w:p>
+    <w:p>
+      <w:pPr>
+        <w:pStyle w:val="Heading3"/>
+      </w:pPr>
+      <w:r>
+        <w:t>Support and fresh reassessment</w:t>
+      </w:r>
+    </w:p>
+    <w:p>
+      <w:pPr>
+        <w:pStyle w:val="Heading3"/>
+      </w:pPr>
+      <w:r>
+        <w:t>Plan the delayed return</w:t>
+      </w:r>
+    </w:p>
+    <w:p>
+      <w:pPr>
+        <w:pStyle w:val="Heading3"/>
+      </w:pPr>
+      <w:r>
         <w:t>Project evidence from this case</w:t>
       </w:r>
     </w:p>
     <w:p>
       <w:pPr>
+        <w:pStyle w:val="Heading1"/>
+      </w:pPr>
+      <w:r>
+        <w:t>Reference bank and extra practice</w:t>
+      </w:r>
+    </w:p>
+    <w:p>
+      <w:pPr>
+        <w:pStyle w:val="Heading1"/>
+      </w:pPr>
+      <w:r>
+        <w:t>07. Reference: alternative planning checklist</w:t>
+      </w:r>
+    </w:p>
+    <w:p>
+      <w:r>
+        <w:t>Use as a reminder alongside the main route rather than teaching the cycle twice.</w:t>
+      </w:r>
+    </w:p>
+    <w:p>
+      <w:pPr>
+        <w:pStyle w:val="Heading2"/>
+      </w:pPr>
+      <w:r>
+        <w:t>Preparation and schedule</w:t>
+      </w:r>
+    </w:p>
+    <w:p>
+      <w:pPr>
         <w:spacing w:line="336" w:lineRule="auto" w:after="180"/>
-      </w:pPr>
-      <w:r>
-        <w:rPr>
-          <w:b w:val="0"/>
-        </w:rPr>
-        <w:t>Build a transparent filtering stage for the recommender, storing each failed or unresolved requirement in its explanation.</w:t>
-      </w:r>
-    </w:p>
-    <w:p>
-      <w:pPr>
-        <w:pStyle w:val="Heading1"/>
-      </w:pPr>
-      <w:r>
-        <w:t>07. Prepare, teach and assess</w:t>
-      </w:r>
-    </w:p>
-    <w:p>
-      <w:r>
-        <w:t>Use this preparation summary alongside the detailed Human Classifier Simulation lesson; it is a checklist rather than a replacement for the full sequence.</w:t>
-      </w:r>
-    </w:p>
-    <w:p>
-      <w:pPr>
-        <w:pStyle w:val="Heading3"/>
-      </w:pPr>
-      <w:r>
-        <w:t>Teaching target</w:t>
-      </w:r>
-    </w:p>
-    <w:p>
-      <w:pPr>
-        <w:spacing w:line="336" w:lineRule="auto" w:after="180"/>
-        <w:shd w:fill="EDF7F3"/>
       </w:pPr>
       <w:r>
         <w:rPr>
@@ -6167,6 +6046,14 @@
     </w:tbl>
     <w:p>
       <w:pPr>
+        <w:pStyle w:val="Heading2"/>
+      </w:pPr>
+      <w:r>
+        <w:t>Practice and assessment reminders</w:t>
+      </w:r>
+    </w:p>
+    <w:p>
+      <w:pPr>
         <w:spacing w:line="336" w:lineRule="auto" w:after="180"/>
       </w:pPr>
       <w:r>
@@ -6201,16 +6088,7 @@
     </w:p>
     <w:p>
       <w:pPr>
-        <w:pStyle w:val="Heading3"/>
-      </w:pPr>
-      <w:r>
-        <w:t>Supported practice answer</w:t>
-      </w:r>
-    </w:p>
-    <w:p>
-      <w:pPr>
         <w:spacing w:line="336" w:lineRule="auto" w:after="180"/>
-        <w:shd w:fill="F1F6FC"/>
       </w:pPr>
       <w:r>
         <w:rPr>
@@ -6246,7 +6124,6 @@
     <w:p>
       <w:pPr>
         <w:spacing w:line="336" w:lineRule="auto" w:after="180"/>
-        <w:shd w:fill="F1F6FC"/>
       </w:pPr>
       <w:r>
         <w:rPr>
@@ -6327,16 +6204,7 @@
     </w:p>
     <w:p>
       <w:pPr>
-        <w:pStyle w:val="Heading3"/>
-      </w:pPr>
-      <w:r>
-        <w:t>Repair the misconception</w:t>
-      </w:r>
-    </w:p>
-    <w:p>
-      <w:pPr>
         <w:spacing w:line="336" w:lineRule="auto" w:after="180"/>
-        <w:shd w:fill="FFF5E6"/>
       </w:pPr>
       <w:r>
         <w:rPr>
@@ -6347,16 +6215,7 @@
     </w:p>
     <w:p>
       <w:pPr>
-        <w:pStyle w:val="Heading3"/>
-      </w:pPr>
-      <w:r>
-        <w:t>Support without giving away the answer</w:t>
-      </w:r>
-    </w:p>
-    <w:p>
-      <w:pPr>
         <w:spacing w:line="336" w:lineRule="auto" w:after="180"/>
-        <w:shd w:fill="F1F6F8"/>
       </w:pPr>
       <w:r>
         <w:rPr>
@@ -6379,16 +6238,7 @@
     </w:p>
     <w:p>
       <w:pPr>
-        <w:pStyle w:val="Heading3"/>
-      </w:pPr>
-      <w:r>
-        <w:t>Extend the reasoning</w:t>
-      </w:r>
-    </w:p>
-    <w:p>
-      <w:pPr>
         <w:spacing w:line="336" w:lineRule="auto" w:after="180"/>
-        <w:shd w:fill="F5F1FB"/>
       </w:pPr>
       <w:r>
         <w:rPr>
@@ -6412,7 +6262,6 @@
     <w:p>
       <w:pPr>
         <w:spacing w:line="336" w:lineRule="auto" w:after="180"/>
-        <w:shd w:fill="F5F1FB"/>
       </w:pPr>
       <w:r>
         <w:rPr>
@@ -6423,16 +6272,7 @@
     </w:p>
     <w:p>
       <w:pPr>
-        <w:pStyle w:val="Heading3"/>
-      </w:pPr>
-      <w:r>
-        <w:t>Protect the independent attempt</w:t>
-      </w:r>
-    </w:p>
-    <w:p>
-      <w:pPr>
         <w:spacing w:line="336" w:lineRule="auto" w:after="180"/>
-        <w:shd w:fill="FFF5E6"/>
       </w:pPr>
       <w:r>
         <w:rPr>
@@ -6627,16 +6467,7 @@
     </w:tbl>
     <w:p>
       <w:pPr>
-        <w:pStyle w:val="Heading3"/>
-      </w:pPr>
-      <w:r>
-        <w:t>Project checkpoint</w:t>
-      </w:r>
-    </w:p>
-    <w:p>
-      <w:pPr>
         <w:spacing w:line="336" w:lineRule="auto" w:after="180"/>
-        <w:shd w:fill="EDF7F3"/>
       </w:pPr>
       <w:r>
         <w:rPr>
@@ -6697,12 +6528,20 @@
         <w:pStyle w:val="Heading1"/>
       </w:pPr>
       <w:r>
-        <w:t>08. Use feedback, labs and repair paths</w:t>
-      </w:r>
-    </w:p>
-    <w:p>
-      <w:r>
-        <w:t>Use feedback, earlier review and portfolios purposefully. Apply the coding routine only when this lesson has an executable lab.</w:t>
+        <w:t>08. Reference: feedback and records</w:t>
+      </w:r>
+    </w:p>
+    <w:p>
+      <w:r>
+        <w:t>Use digital tools where they help retain an explanation and its evidence.</w:t>
+      </w:r>
+    </w:p>
+    <w:p>
+      <w:pPr>
+        <w:pStyle w:val="Heading2"/>
+      </w:pPr>
+      <w:r>
+        <w:t>Keep practice and independent evidence separate</w:t>
       </w:r>
     </w:p>
     <w:p>
@@ -6741,10 +6580,52 @@
     </w:p>
     <w:p>
       <w:pPr>
-        <w:pStyle w:val="Heading3"/>
-      </w:pPr>
-      <w:r>
-        <w:t>For later coding lessons</w:t>
+        <w:pStyle w:val="Heading2"/>
+      </w:pPr>
+      <w:r>
+        <w:t>Repair and portfolio records</w:t>
+      </w:r>
+    </w:p>
+    <w:p>
+      <w:pPr>
+        <w:spacing w:line="336" w:lineRule="auto" w:after="180"/>
+      </w:pPr>
+      <w:r>
+        <w:rPr>
+          <w:b w:val="0"/>
+        </w:rPr>
+        <w:t>Use the earlier worked-explanation links to address a specific missing building block, then return to the current question. Adapt this suggestion after observing the learner; it is not an automatic diagnosis.</w:t>
+      </w:r>
+    </w:p>
+    <w:p>
+      <w:pPr>
+        <w:spacing w:line="336" w:lineRule="auto" w:after="180"/>
+      </w:pPr>
+      <w:r>
+        <w:rPr>
+          <w:b w:val="0"/>
+        </w:rPr>
+        <w:t xml:space="preserve">Collect the completed-work portfolio as </w:t>
+      </w:r>
+      <w:r>
+        <w:rPr>
+          <w:b/>
+        </w:rPr>
+        <w:t>evidence</w:t>
+      </w:r>
+      <w:r>
+        <w:rPr>
+          <w:b w:val="0"/>
+        </w:rPr>
+        <w:t>. Record support separately from correctness, and assess explanation, trace/test and limitations. Progress ticks and quiz selections alone do not establish mastery.</w:t>
+      </w:r>
+    </w:p>
+    <w:p>
+      <w:pPr>
+        <w:pStyle w:val="Heading2"/>
+      </w:pPr>
+      <w:r>
+        <w:t>Earlier wording, alternatives and picture transcripts · reference / check after trying</w:t>
       </w:r>
     </w:p>
     <w:p>
@@ -6755,7 +6636,6 @@
     <w:p>
       <w:pPr>
         <w:spacing w:line="336" w:lineRule="auto" w:after="180"/>
-        <w:shd w:fill="F1F6F8"/>
       </w:pPr>
       <w:r>
         <w:rPr>
@@ -6790,77 +6670,20 @@
     </w:p>
     <w:p>
       <w:pPr>
-        <w:spacing w:line="336" w:lineRule="auto" w:after="180"/>
-      </w:pPr>
-      <w:r>
-        <w:rPr>
-          <w:b w:val="0"/>
-        </w:rPr>
-        <w:t>Use the earlier worked-explanation links to address a specific missing building block, then return to the current question. Adapt this suggestion after observing the learner; it is not an automatic diagnosis.</w:t>
-      </w:r>
-    </w:p>
-    <w:p>
-      <w:pPr>
-        <w:spacing w:line="336" w:lineRule="auto" w:after="180"/>
-      </w:pPr>
-      <w:r>
-        <w:rPr>
-          <w:b w:val="0"/>
-        </w:rPr>
-        <w:t xml:space="preserve">Collect the completed-work portfolio as </w:t>
-      </w:r>
-      <w:r>
-        <w:rPr>
-          <w:b/>
-        </w:rPr>
-        <w:t>evidence</w:t>
-      </w:r>
-      <w:r>
-        <w:rPr>
-          <w:b w:val="0"/>
-        </w:rPr>
-        <w:t>. Record support separately from correctness, and assess explanation, trace/test and limitations. Progress ticks and quiz selections alone do not establish mastery.</w:t>
-      </w:r>
-    </w:p>
-    <w:p>
-      <w:pPr>
         <w:pStyle w:val="Heading1"/>
       </w:pPr>
       <w:r>
-        <w:t>09. Visual concept journey</w:t>
-      </w:r>
-    </w:p>
-    <w:p>
-      <w:r>
-        <w:t>Show one Human Classifier Simulation graphic at a time, request a prediction and discuss its trace before the independent assessment.</w:t>
-      </w:r>
-    </w:p>
-    <w:p>
-      <w:pPr>
-        <w:spacing w:line="336" w:lineRule="auto" w:after="180"/>
-      </w:pPr>
-      <w:r>
-        <w:rPr>
-          <w:b w:val="0"/>
-        </w:rPr>
-        <w:t xml:space="preserve">Use one picture at a time. Hide a worked result before asking for a </w:t>
-      </w:r>
-      <w:r>
-        <w:rPr>
-          <w:b/>
-        </w:rPr>
-        <w:t>prediction</w:t>
-      </w:r>
-      <w:r>
-        <w:rPr>
-          <w:b w:val="0"/>
-        </w:rPr>
-        <w:t>, then reveal it for feedback. These are supported teaching cases; retain the separate independent assessment for a fresh first attempt.</w:t>
-      </w:r>
-    </w:p>
-    <w:p>
-      <w:pPr>
-        <w:pStyle w:val="Heading3"/>
+        <w:t>09. Reference: teach with the six pictures</w:t>
+      </w:r>
+    </w:p>
+    <w:p>
+      <w:r>
+        <w:t>Choose the picture for the teaching move and connect it to the explanation.</w:t>
+      </w:r>
+    </w:p>
+    <w:p>
+      <w:pPr>
+        <w:pStyle w:val="Heading2"/>
       </w:pPr>
       <w:r>
         <w:t>01. Human Classifier Simulation: the case</w:t>
@@ -6871,7 +6694,7 @@
         <w:drawing>
           <wp:inline xmlns:a="http://schemas.openxmlformats.org/drawingml/2006/main" xmlns:pic="http://schemas.openxmlformats.org/drawingml/2006/picture">
             <wp:extent cx="5486400" cy="2990088"/>
-            <wp:docPr id="2" name="Picture 2" descr="A fictional librarian wants illustrated mystery books with at most 100 pages. Supplied facts: Written rule: choose only genre mystery AND illustrated True AND pages&lt;=100. Rows J=(mystery,True,100), K=(mystery,False,90), L=(science,True,80), M=(mystery,True,blank). Missing required fields request review."/>
+            <wp:docPr id="4" name="Picture 4" descr="A fictional librarian wants illustrated mystery books with at most 100 pages. Supplied facts: Written rule: choose only genre mystery AND illustrated True AND pages&lt;=100. Rows J=(mystery,True,100), K=(mystery,False,90), L=(science,True,80), M=(mystery,True,blank). Missing required fields request review."/>
             <wp:cNvGraphicFramePr>
               <a:graphicFrameLocks noChangeAspect="1"/>
             </wp:cNvGraphicFramePr>
@@ -6883,7 +6706,7 @@
                     <pic:cNvPicPr/>
                   </pic:nvPicPr>
                   <pic:blipFill>
-                    <a:blip r:embed="rId10"/>
+                    <a:blip r:embed="rId12"/>
                     <a:stretch>
                       <a:fillRect/>
                     </a:stretch>
@@ -6939,7 +6762,6 @@
     <w:p>
       <w:pPr>
         <w:spacing w:line="336" w:lineRule="auto" w:after="180"/>
-        <w:shd w:fill="F5F1FB"/>
       </w:pPr>
       <w:r>
         <w:rPr>
@@ -6950,16 +6772,7 @@
     </w:p>
     <w:p>
       <w:pPr>
-        <w:pStyle w:val="Heading3"/>
-      </w:pPr>
-      <w:r>
-        <w:t>Discuss while showing the picture</w:t>
-      </w:r>
-    </w:p>
-    <w:p>
-      <w:pPr>
         <w:spacing w:line="336" w:lineRule="auto" w:after="180"/>
-        <w:shd w:fill="F1F6F8"/>
       </w:pPr>
       <w:r>
         <w:rPr>
@@ -6970,7 +6783,7 @@
     </w:p>
     <w:p>
       <w:pPr>
-        <w:pStyle w:val="Heading3"/>
+        <w:pStyle w:val="Heading2"/>
       </w:pPr>
       <w:r>
         <w:t>02. Follow the deciding steps</w:t>
@@ -6981,7 +6794,7 @@
         <w:drawing>
           <wp:inline xmlns:a="http://schemas.openxmlformats.org/drawingml/2006/main" xmlns:pic="http://schemas.openxmlformats.org/drawingml/2006/picture">
             <wp:extent cx="5486400" cy="4005072"/>
-            <wp:docPr id="3" name="Picture 3" descr="Read all conditions: Three requirements must pass, not just a high preference score. → Trace J: Mystery, illustrated and exactly 100 pages: choose. → Trace K and L: K fails illustration; L fails genre: do not choose. → Trace M: Missing pages means review rather than assuming it is short."/>
+            <wp:docPr id="5" name="Picture 5" descr="Read all conditions: Three requirements must pass, not just a high preference score. → Trace J: Mystery, illustrated and exactly 100 pages: choose. → Trace K and L: K fails illustration; L fails genre: do not choose. → Trace M: Missing pages means review rather than assuming it is short."/>
             <wp:cNvGraphicFramePr>
               <a:graphicFrameLocks noChangeAspect="1"/>
             </wp:cNvGraphicFramePr>
@@ -6993,7 +6806,7 @@
                     <pic:cNvPicPr/>
                   </pic:nvPicPr>
                   <pic:blipFill>
-                    <a:blip r:embed="rId11"/>
+                    <a:blip r:embed="rId10"/>
                     <a:stretch>
                       <a:fillRect/>
                     </a:stretch>
@@ -7026,7 +6839,6 @@
     <w:p>
       <w:pPr>
         <w:spacing w:line="336" w:lineRule="auto" w:after="180"/>
-        <w:shd w:fill="F5F1FB"/>
       </w:pPr>
       <w:r>
         <w:rPr>
@@ -7049,16 +6861,7 @@
     </w:p>
     <w:p>
       <w:pPr>
-        <w:pStyle w:val="Heading3"/>
-      </w:pPr>
-      <w:r>
-        <w:t>Discuss while showing the picture</w:t>
-      </w:r>
-    </w:p>
-    <w:p>
-      <w:pPr>
         <w:spacing w:line="336" w:lineRule="auto" w:after="180"/>
-        <w:shd w:fill="F1F6F8"/>
       </w:pPr>
       <w:r>
         <w:rPr>
@@ -7081,7 +6884,7 @@
     </w:p>
     <w:p>
       <w:pPr>
-        <w:pStyle w:val="Heading3"/>
+        <w:pStyle w:val="Heading2"/>
       </w:pPr>
       <w:r>
         <w:t>03. Three records through the Tower1 classifier</w:t>
@@ -7092,7 +6895,7 @@
         <w:drawing>
           <wp:inline xmlns:a="http://schemas.openxmlformats.org/drawingml/2006/main" xmlns:pic="http://schemas.openxmlformats.org/drawingml/2006/picture">
             <wp:extent cx="5486400" cy="2834640"/>
-            <wp:docPr id="4" name="Picture 4" descr="Three records through the Tower1 classifier. 5 cm | Accepted; 5 is below 6 | Tower1 predicts short. 6 cm | Accepted; 6 is at least 6 | Tower1 predicts tall. Height blank | Missing height; stop before rule | Tower1; no prediction"/>
+            <wp:docPr id="6" name="Picture 6" descr="Three records through the Tower1 classifier. 5 cm | Accepted; 5 is below 6 | Tower1 predicts short. 6 cm | Accepted; 6 is at least 6 | Tower1 predicts tall. Height blank | Missing height; stop before rule | Tower1; no prediction"/>
             <wp:cNvGraphicFramePr>
               <a:graphicFrameLocks noChangeAspect="1"/>
             </wp:cNvGraphicFramePr>
@@ -7104,7 +6907,7 @@
                     <pic:cNvPicPr/>
                   </pic:nvPicPr>
                   <pic:blipFill>
-                    <a:blip r:embed="rId12"/>
+                    <a:blip r:embed="rId9"/>
                     <a:stretch>
                       <a:fillRect/>
                     </a:stretch>
@@ -7166,7 +6969,6 @@
     <w:p>
       <w:pPr>
         <w:spacing w:line="336" w:lineRule="auto" w:after="180"/>
-        <w:shd w:fill="F5F1FB"/>
       </w:pPr>
       <w:r>
         <w:rPr>
@@ -7177,16 +6979,7 @@
     </w:p>
     <w:p>
       <w:pPr>
-        <w:pStyle w:val="Heading3"/>
-      </w:pPr>
-      <w:r>
-        <w:t>Discuss while showing the picture</w:t>
-      </w:r>
-    </w:p>
-    <w:p>
-      <w:pPr>
         <w:spacing w:line="336" w:lineRule="auto" w:after="180"/>
-        <w:shd w:fill="F1F6F8"/>
       </w:pPr>
       <w:r>
         <w:rPr>
@@ -7197,7 +6990,7 @@
     </w:p>
     <w:p>
       <w:pPr>
-        <w:pStyle w:val="Heading3"/>
+        <w:pStyle w:val="Heading2"/>
       </w:pPr>
       <w:r>
         <w:t>04. Change one thing. Trace what follows.</w:t>
@@ -7208,7 +7001,7 @@
         <w:drawing>
           <wp:inline xmlns:a="http://schemas.openxmlformats.org/drawingml/2006/main" xmlns:pic="http://schemas.openxmlformats.org/drawingml/2006/picture">
             <wp:extent cx="5486400" cy="3026664"/>
-            <wp:docPr id="5" name="Picture 5" descr="Original case: Missing pages means review rather than assuming it is short. Changed condition: Supply M’s pages as 101. Expected result: M is now rejected rather than awaiting page review. Reason: The required field is known but fails the maximum-length condition."/>
+            <wp:docPr id="7" name="Picture 7" descr="Original case: Missing pages means review rather than assuming it is short. Changed condition: Supply M’s pages as 101. Expected result: M is now rejected rather than awaiting page review. Reason: The required field is known but fails the maximum-length condition."/>
             <wp:cNvGraphicFramePr>
               <a:graphicFrameLocks noChangeAspect="1"/>
             </wp:cNvGraphicFramePr>
@@ -7264,7 +7057,6 @@
     <w:p>
       <w:pPr>
         <w:spacing w:line="336" w:lineRule="auto" w:after="180"/>
-        <w:shd w:fill="F5F1FB"/>
       </w:pPr>
       <w:r>
         <w:rPr>
@@ -7275,16 +7067,7 @@
     </w:p>
     <w:p>
       <w:pPr>
-        <w:pStyle w:val="Heading3"/>
-      </w:pPr>
-      <w:r>
-        <w:t>Discuss while showing the picture</w:t>
-      </w:r>
-    </w:p>
-    <w:p>
-      <w:pPr>
         <w:spacing w:line="336" w:lineRule="auto" w:after="180"/>
-        <w:shd w:fill="F1F6F8"/>
       </w:pPr>
       <w:r>
         <w:rPr>
@@ -7296,7 +7079,6 @@
     <w:p>
       <w:pPr>
         <w:spacing w:line="336" w:lineRule="auto" w:after="180"/>
-        <w:shd w:fill="F1F6F8"/>
       </w:pPr>
       <w:r>
         <w:rPr>
@@ -7307,7 +7089,7 @@
     </w:p>
     <w:p>
       <w:pPr>
-        <w:pStyle w:val="Heading3"/>
+        <w:pStyle w:val="Heading2"/>
       </w:pPr>
       <w:r>
         <w:t>05. Connect the explanation to its limit</w:t>
@@ -7318,7 +7100,7 @@
         <w:drawing>
           <wp:inline xmlns:a="http://schemas.openxmlformats.org/drawingml/2006/main" xmlns:pic="http://schemas.openxmlformats.org/drawingml/2006/picture">
             <wp:extent cx="5486400" cy="2834640"/>
-            <wp:docPr id="6" name="Picture 6" descr="This human simulation lets students inspect every decision without needing a trained model. Equality matters at 100. Known failures give reasons for rejection; M lacks enough information for the page check. The order should not turn blank into zero or quietly ignore a required field. Limit: This declared rule checks eligibility, not whether an eligible book will actually be enjoyed."/>
+            <wp:docPr id="8" name="Picture 8" descr="This human simulation lets students inspect every decision without needing a trained model. Equality matters at 100. Known failures give reasons for rejection; M lacks enough information for the page check. The order should not turn blank into zero or quietly ignore a required field. Limit: This declared rule checks eligibility, not whether an eligible book will actually be enjoyed."/>
             <wp:cNvGraphicFramePr>
               <a:graphicFrameLocks noChangeAspect="1"/>
             </wp:cNvGraphicFramePr>
@@ -7374,7 +7156,6 @@
     <w:p>
       <w:pPr>
         <w:spacing w:line="336" w:lineRule="auto" w:after="180"/>
-        <w:shd w:fill="F5F1FB"/>
       </w:pPr>
       <w:r>
         <w:rPr>
@@ -7385,16 +7166,7 @@
     </w:p>
     <w:p>
       <w:pPr>
-        <w:pStyle w:val="Heading3"/>
-      </w:pPr>
-      <w:r>
-        <w:t>Discuss while showing the picture</w:t>
-      </w:r>
-    </w:p>
-    <w:p>
-      <w:pPr>
         <w:spacing w:line="336" w:lineRule="auto" w:after="180"/>
-        <w:shd w:fill="F1F6F8"/>
       </w:pPr>
       <w:r>
         <w:rPr>
@@ -7406,7 +7178,6 @@
     <w:p>
       <w:pPr>
         <w:spacing w:line="336" w:lineRule="auto" w:after="180"/>
-        <w:shd w:fill="F1F6F8"/>
       </w:pPr>
       <w:r>
         <w:rPr>
@@ -7417,7 +7188,7 @@
     </w:p>
     <w:p>
       <w:pPr>
-        <w:pStyle w:val="Heading3"/>
+        <w:pStyle w:val="Heading2"/>
       </w:pPr>
       <w:r>
         <w:t>06. Make the idea visible in your project</w:t>
@@ -7428,7 +7199,7 @@
         <w:drawing>
           <wp:inline xmlns:a="http://schemas.openxmlformats.org/drawingml/2006/main" xmlns:pic="http://schemas.openxmlformats.org/drawingml/2006/picture">
             <wp:extent cx="5486400" cy="3380232"/>
-            <wp:docPr id="7" name="Picture 7" descr="Build a transparent filtering stage for the recommender, storing each failed or unresolved requirement in its explanation. Draw your input, deciding step, result and limit. Supported question: Why are J and M initially treated differently even though both are illustrated mysteries?"/>
+            <wp:docPr id="9" name="Picture 9" descr="Build a transparent filtering stage for the recommender, storing each failed or unresolved requirement in its explanation. Draw your input, deciding step, result and limit. Supported question: Why are J and M initially treated differently even though both are illustrated mysteries?"/>
             <wp:cNvGraphicFramePr>
               <a:graphicFrameLocks noChangeAspect="1"/>
             </wp:cNvGraphicFramePr>
@@ -7496,7 +7267,6 @@
     <w:p>
       <w:pPr>
         <w:spacing w:line="336" w:lineRule="auto" w:after="180"/>
-        <w:shd w:fill="F5F1FB"/>
       </w:pPr>
       <w:r>
         <w:rPr>
@@ -7519,46 +7289,115 @@
     </w:p>
     <w:p>
       <w:pPr>
+        <w:spacing w:line="336" w:lineRule="auto" w:after="180"/>
+      </w:pPr>
+      <w:r>
+        <w:rPr>
+          <w:b w:val="0"/>
+        </w:rPr>
+        <w:t xml:space="preserve">Teacher prompt: Draw your project trace and justify the deciding step using </w:t>
+      </w:r>
+      <w:r>
+        <w:rPr>
+          <w:b/>
+        </w:rPr>
+        <w:t>evidence</w:t>
+      </w:r>
+      <w:r>
+        <w:rPr>
+          <w:b w:val="0"/>
+        </w:rPr>
+        <w:t>. Ask learners to describe one label or arrow in ordinary words. Use the adjacent transcript if the image is difficult to see.</w:t>
+      </w:r>
+    </w:p>
+    <w:p>
+      <w:pPr>
+        <w:spacing w:line="336" w:lineRule="auto" w:after="180"/>
+      </w:pPr>
+      <w:r>
+        <w:rPr>
+          <w:b w:val="0"/>
+        </w:rPr>
+        <w:t>Supported practice key: J meets the page limit at equality: 100 pages. M’s pages are unknown, so eligibility cannot be established.</w:t>
+      </w:r>
+    </w:p>
+    <w:p>
+      <w:pPr>
+        <w:pStyle w:val="Heading2"/>
+      </w:pPr>
+      <w:r>
+        <w:t>Earlier wording, alternatives and picture transcripts · reference / check after trying</w:t>
+      </w:r>
+    </w:p>
+    <w:p>
+      <w:pPr>
+        <w:spacing w:line="336" w:lineRule="auto" w:after="180"/>
+      </w:pPr>
+      <w:r>
+        <w:rPr>
+          <w:b w:val="0"/>
+        </w:rPr>
+        <w:t xml:space="preserve">Use one picture at a time. Hide a worked result before asking for a </w:t>
+      </w:r>
+      <w:r>
+        <w:rPr>
+          <w:b/>
+        </w:rPr>
+        <w:t>prediction</w:t>
+      </w:r>
+      <w:r>
+        <w:rPr>
+          <w:b w:val="0"/>
+        </w:rPr>
+        <w:t>, then reveal it for feedback. These are supported teaching cases; retain the separate independent assessment for a fresh first attempt.</w:t>
+      </w:r>
+    </w:p>
+    <w:p>
+      <w:pPr>
         <w:pStyle w:val="Heading3"/>
       </w:pPr>
       <w:r>
-        <w:t>Discuss while showing the picture</w:t>
-      </w:r>
-    </w:p>
-    <w:p>
-      <w:pPr>
-        <w:spacing w:line="336" w:lineRule="auto" w:after="180"/>
-        <w:shd w:fill="F1F6F8"/>
-      </w:pPr>
-      <w:r>
-        <w:rPr>
-          <w:b w:val="0"/>
-        </w:rPr>
-        <w:t xml:space="preserve">Teacher prompt: Draw your project trace and justify the deciding step using </w:t>
-      </w:r>
-      <w:r>
-        <w:rPr>
-          <w:b/>
-        </w:rPr>
-        <w:t>evidence</w:t>
-      </w:r>
-      <w:r>
-        <w:rPr>
-          <w:b w:val="0"/>
-        </w:rPr>
-        <w:t>. Ask learners to describe one label or arrow in ordinary words. Use the adjacent transcript if the image is difficult to see.</w:t>
-      </w:r>
-    </w:p>
-    <w:p>
-      <w:pPr>
-        <w:spacing w:line="336" w:lineRule="auto" w:after="180"/>
-        <w:shd w:fill="F1F6F8"/>
-      </w:pPr>
-      <w:r>
-        <w:rPr>
-          <w:b w:val="0"/>
-        </w:rPr>
-        <w:t>Supported practice key: J meets the page limit at equality: 100 pages. M’s pages are unknown, so eligibility cannot be established.</w:t>
+        <w:t>01. Human Classifier Simulation: the case</w:t>
+      </w:r>
+    </w:p>
+    <w:p>
+      <w:pPr>
+        <w:pStyle w:val="Heading3"/>
+      </w:pPr>
+      <w:r>
+        <w:t>02. Follow the deciding steps</w:t>
+      </w:r>
+    </w:p>
+    <w:p>
+      <w:pPr>
+        <w:pStyle w:val="Heading3"/>
+      </w:pPr>
+      <w:r>
+        <w:t>03. Three records through the Tower1 classifier</w:t>
+      </w:r>
+    </w:p>
+    <w:p>
+      <w:pPr>
+        <w:pStyle w:val="Heading3"/>
+      </w:pPr>
+      <w:r>
+        <w:t>04. Change one thing. Trace what follows.</w:t>
+      </w:r>
+    </w:p>
+    <w:p>
+      <w:pPr>
+        <w:pStyle w:val="Heading3"/>
+      </w:pPr>
+      <w:r>
+        <w:t>05. Connect the explanation to its limit</w:t>
+      </w:r>
+    </w:p>
+    <w:p>
+      <w:pPr>
+        <w:pStyle w:val="Heading3"/>
+      </w:pPr>
+      <w:r>
+        <w:t>06. Make the idea visible in your project</w:t>
       </w:r>
     </w:p>
     <w:sectPr>
